--- a/SRS.docx
+++ b/SRS.docx
@@ -707,7 +707,6 @@
             <w:pPr>
               <w:widowControl w:val="0"/>
               <w:spacing w:after="40" w:before="40" w:line="240" w:lineRule="auto"/>
-              <w:ind w:left="0" w:right="0" w:firstLine="0"/>
               <w:rPr>
                 <w:rFonts w:ascii="Times New Roman" w:cs="Times New Roman" w:eastAsia="Times New Roman" w:hAnsi="Times New Roman"/>
                 <w:sz w:val="20"/>
@@ -722,11 +721,6 @@
                 <w:rtl w:val="0"/>
               </w:rPr>
               <w:t xml:space="preserve">03/01/2026</w:t>
-            </w:r>
-            <w:r>
-              <w:rPr>
-                <w:rtl w:val="0"/>
-              </w:rPr>
             </w:r>
           </w:p>
         </w:tc>
@@ -743,7 +737,6 @@
             <w:pPr>
               <w:widowControl w:val="0"/>
               <w:spacing w:after="40" w:before="40" w:line="240" w:lineRule="auto"/>
-              <w:ind w:left="0" w:right="0" w:firstLine="0"/>
               <w:rPr>
                 <w:rFonts w:ascii="Times New Roman" w:cs="Times New Roman" w:eastAsia="Times New Roman" w:hAnsi="Times New Roman"/>
                 <w:sz w:val="20"/>
@@ -779,7 +772,6 @@
             <w:pPr>
               <w:widowControl w:val="0"/>
               <w:spacing w:after="40" w:before="40" w:line="240" w:lineRule="auto"/>
-              <w:ind w:left="0" w:right="0" w:firstLine="0"/>
               <w:rPr>
                 <w:rFonts w:ascii="Times New Roman" w:cs="Times New Roman" w:eastAsia="Times New Roman" w:hAnsi="Times New Roman"/>
                 <w:sz w:val="20"/>
@@ -811,7 +803,6 @@
             <w:pPr>
               <w:widowControl w:val="0"/>
               <w:spacing w:after="40" w:before="40" w:line="240" w:lineRule="auto"/>
-              <w:ind w:left="0" w:right="0" w:firstLine="0"/>
               <w:rPr>
                 <w:rFonts w:ascii="Times New Roman" w:cs="Times New Roman" w:eastAsia="Times New Roman" w:hAnsi="Times New Roman"/>
                 <w:sz w:val="20"/>
@@ -853,13 +844,16 @@
                 <w:rFonts w:ascii="Times New Roman" w:cs="Times New Roman" w:eastAsia="Times New Roman" w:hAnsi="Times New Roman"/>
                 <w:sz w:val="20"/>
                 <w:szCs w:val="20"/>
-                <w:u w:val="single"/>
               </w:rPr>
             </w:pPr>
             <w:r>
               <w:rPr>
+                <w:rFonts w:ascii="Times New Roman" w:cs="Times New Roman" w:eastAsia="Times New Roman" w:hAnsi="Times New Roman"/>
+                <w:sz w:val="20"/>
+                <w:szCs w:val="20"/>
                 <w:rtl w:val="0"/>
               </w:rPr>
+              <w:t xml:space="preserve">03/02/2026</w:t>
             </w:r>
           </w:p>
         </w:tc>
@@ -885,6 +879,15 @@
             </w:pPr>
             <w:r>
               <w:rPr>
+                <w:rFonts w:ascii="Times New Roman" w:cs="Times New Roman" w:eastAsia="Times New Roman" w:hAnsi="Times New Roman"/>
+                <w:sz w:val="20"/>
+                <w:szCs w:val="20"/>
+                <w:rtl w:val="0"/>
+              </w:rPr>
+              <w:t xml:space="preserve">1.2</w:t>
+            </w:r>
+            <w:r>
+              <w:rPr>
                 <w:rtl w:val="0"/>
               </w:rPr>
             </w:r>
@@ -912,8 +915,12 @@
             </w:pPr>
             <w:r>
               <w:rPr>
+                <w:rFonts w:ascii="Times New Roman" w:cs="Times New Roman" w:eastAsia="Times New Roman" w:hAnsi="Times New Roman"/>
+                <w:sz w:val="20"/>
+                <w:szCs w:val="20"/>
                 <w:rtl w:val="0"/>
               </w:rPr>
+              <w:t xml:space="preserve">Added Functional and Modules requirements</w:t>
             </w:r>
           </w:p>
         </w:tc>
@@ -940,8 +947,12 @@
             </w:pPr>
             <w:r>
               <w:rPr>
+                <w:rFonts w:ascii="Times New Roman" w:cs="Times New Roman" w:eastAsia="Times New Roman" w:hAnsi="Times New Roman"/>
+                <w:sz w:val="20"/>
+                <w:szCs w:val="20"/>
                 <w:rtl w:val="0"/>
               </w:rPr>
+              <w:t xml:space="preserve">Monisha Turan</w:t>
             </w:r>
           </w:p>
         </w:tc>
@@ -3064,7 +3075,7 @@
       <w:pPr>
         <w:numPr>
           <w:ilvl w:val="0"/>
-          <w:numId w:val="8"/>
+          <w:numId w:val="11"/>
         </w:numPr>
         <w:spacing w:after="0" w:afterAutospacing="0" w:before="240" w:lineRule="auto"/>
         <w:ind w:left="0" w:right="0" w:firstLine="0"/>
@@ -3098,7 +3109,7 @@
       <w:pPr>
         <w:numPr>
           <w:ilvl w:val="0"/>
-          <w:numId w:val="8"/>
+          <w:numId w:val="11"/>
         </w:numPr>
         <w:spacing w:after="0" w:afterAutospacing="0" w:before="0" w:beforeAutospacing="0" w:lineRule="auto"/>
         <w:ind w:left="0" w:right="0" w:firstLine="0"/>
@@ -3131,7 +3142,7 @@
       <w:pPr>
         <w:numPr>
           <w:ilvl w:val="0"/>
-          <w:numId w:val="8"/>
+          <w:numId w:val="11"/>
         </w:numPr>
         <w:spacing w:after="0" w:afterAutospacing="0" w:before="0" w:beforeAutospacing="0" w:lineRule="auto"/>
         <w:ind w:left="0" w:right="0" w:firstLine="0"/>
@@ -3164,7 +3175,7 @@
       <w:pPr>
         <w:numPr>
           <w:ilvl w:val="0"/>
-          <w:numId w:val="8"/>
+          <w:numId w:val="11"/>
         </w:numPr>
         <w:spacing w:after="0" w:afterAutospacing="0" w:before="0" w:beforeAutospacing="0" w:lineRule="auto"/>
         <w:ind w:left="0" w:right="0" w:firstLine="0"/>
@@ -3193,7 +3204,7 @@
         <w:t xml:space="preserve">        </w:t>
         <w:tab/>
         <w:tab/>
-        <w:t xml:space="preserve">     6-7</w:t>
+        <w:t xml:space="preserve">        6</w:t>
         <w:tab/>
       </w:r>
     </w:p>
@@ -3201,7 +3212,7 @@
       <w:pPr>
         <w:numPr>
           <w:ilvl w:val="0"/>
-          <w:numId w:val="8"/>
+          <w:numId w:val="11"/>
         </w:numPr>
         <w:spacing w:after="340" w:before="0" w:beforeAutospacing="0" w:lineRule="auto"/>
         <w:ind w:left="0" w:right="0" w:firstLine="0"/>
@@ -3226,7 +3237,7 @@
         <w:tab/>
         <w:tab/>
         <w:tab/>
-        <w:t xml:space="preserve">        7</w:t>
+        <w:t xml:space="preserve">        6</w:t>
         <w:tab/>
       </w:r>
     </w:p>
@@ -3252,6 +3263,355 @@
           <w:rtl w:val="0"/>
         </w:rPr>
         <w:t xml:space="preserve">3. Specific Requirements</w:t>
+        <w:tab/>
+      </w:r>
+    </w:p>
+    <w:p>
+      <w:pPr>
+        <w:numPr>
+          <w:ilvl w:val="0"/>
+          <w:numId w:val="5"/>
+        </w:numPr>
+        <w:spacing w:after="0" w:afterAutospacing="0" w:before="240" w:lineRule="auto"/>
+        <w:rPr>
+          <w:rFonts w:ascii="Times New Roman" w:cs="Times New Roman" w:eastAsia="Times New Roman" w:hAnsi="Times New Roman"/>
+          <w:sz w:val="27"/>
+          <w:szCs w:val="27"/>
+        </w:rPr>
+      </w:pPr>
+      <w:r>
+        <w:rPr>
+          <w:rFonts w:ascii="Times New Roman" w:cs="Times New Roman" w:eastAsia="Times New Roman" w:hAnsi="Times New Roman"/>
+          <w:sz w:val="27"/>
+          <w:szCs w:val="27"/>
+          <w:rtl w:val="0"/>
+        </w:rPr>
+        <w:t xml:space="preserve">Functional Requirements</w:t>
+        <w:tab/>
+        <w:tab/>
+        <w:tab/>
+        <w:tab/>
+        <w:tab/>
+        <w:tab/>
+        <w:tab/>
+        <w:tab/>
+        <w:t xml:space="preserve">        7</w:t>
+      </w:r>
+    </w:p>
+    <w:p>
+      <w:pPr>
+        <w:numPr>
+          <w:ilvl w:val="1"/>
+          <w:numId w:val="5"/>
+        </w:numPr>
+        <w:spacing w:after="0" w:afterAutospacing="0" w:before="0" w:beforeAutospacing="0" w:lineRule="auto"/>
+        <w:ind w:left="1440" w:hanging="360"/>
+        <w:rPr>
+          <w:rFonts w:ascii="Times New Roman" w:cs="Times New Roman" w:eastAsia="Times New Roman" w:hAnsi="Times New Roman"/>
+          <w:sz w:val="27"/>
+          <w:szCs w:val="27"/>
+        </w:rPr>
+      </w:pPr>
+      <w:r>
+        <w:rPr>
+          <w:rFonts w:ascii="Times New Roman" w:cs="Times New Roman" w:eastAsia="Times New Roman" w:hAnsi="Times New Roman"/>
+          <w:sz w:val="27"/>
+          <w:szCs w:val="27"/>
+          <w:rtl w:val="0"/>
+        </w:rPr>
+        <w:t xml:space="preserve">Common Requirements</w:t>
+        <w:tab/>
+        <w:tab/>
+        <w:tab/>
+        <w:tab/>
+        <w:t xml:space="preserve">        </w:t>
+        <w:tab/>
+        <w:tab/>
+        <w:tab/>
+        <w:t xml:space="preserve">        7</w:t>
+      </w:r>
+    </w:p>
+    <w:p>
+      <w:pPr>
+        <w:numPr>
+          <w:ilvl w:val="1"/>
+          <w:numId w:val="5"/>
+        </w:numPr>
+        <w:spacing w:after="0" w:afterAutospacing="0" w:before="0" w:beforeAutospacing="0" w:lineRule="auto"/>
+        <w:ind w:left="1440" w:hanging="360"/>
+        <w:rPr>
+          <w:rFonts w:ascii="Times New Roman" w:cs="Times New Roman" w:eastAsia="Times New Roman" w:hAnsi="Times New Roman"/>
+          <w:sz w:val="27"/>
+          <w:szCs w:val="27"/>
+        </w:rPr>
+      </w:pPr>
+      <w:r>
+        <w:rPr>
+          <w:rFonts w:ascii="Times New Roman" w:cs="Times New Roman" w:eastAsia="Times New Roman" w:hAnsi="Times New Roman"/>
+          <w:sz w:val="29"/>
+          <w:szCs w:val="29"/>
+          <w:rtl w:val="0"/>
+        </w:rPr>
+        <w:t xml:space="preserve">User Module Requirements</w:t>
+      </w:r>
+      <w:r>
+        <w:rPr>
+          <w:rFonts w:ascii="Times New Roman" w:cs="Times New Roman" w:eastAsia="Times New Roman" w:hAnsi="Times New Roman"/>
+          <w:sz w:val="27"/>
+          <w:szCs w:val="27"/>
+          <w:rtl w:val="0"/>
+        </w:rPr>
+        <w:tab/>
+        <w:tab/>
+        <w:tab/>
+        <w:tab/>
+        <w:t xml:space="preserve">        </w:t>
+        <w:tab/>
+        <w:tab/>
+        <w:t xml:space="preserve">        7</w:t>
+      </w:r>
+      <w:r>
+        <w:rPr>
+          <w:rtl w:val="0"/>
+        </w:rPr>
+      </w:r>
+    </w:p>
+    <w:p>
+      <w:pPr>
+        <w:numPr>
+          <w:ilvl w:val="1"/>
+          <w:numId w:val="5"/>
+        </w:numPr>
+        <w:spacing w:after="0" w:afterAutospacing="0" w:before="0" w:beforeAutospacing="0" w:lineRule="auto"/>
+        <w:ind w:left="1440" w:hanging="360"/>
+        <w:rPr>
+          <w:rFonts w:ascii="Times New Roman" w:cs="Times New Roman" w:eastAsia="Times New Roman" w:hAnsi="Times New Roman"/>
+          <w:sz w:val="27"/>
+          <w:szCs w:val="27"/>
+        </w:rPr>
+      </w:pPr>
+      <w:r>
+        <w:rPr>
+          <w:rFonts w:ascii="Times New Roman" w:cs="Times New Roman" w:eastAsia="Times New Roman" w:hAnsi="Times New Roman"/>
+          <w:sz w:val="29"/>
+          <w:szCs w:val="29"/>
+          <w:rtl w:val="0"/>
+        </w:rPr>
+        <w:t xml:space="preserve">Server Module Requirements</w:t>
+      </w:r>
+      <w:r>
+        <w:rPr>
+          <w:rFonts w:ascii="Times New Roman" w:cs="Times New Roman" w:eastAsia="Times New Roman" w:hAnsi="Times New Roman"/>
+          <w:sz w:val="27"/>
+          <w:szCs w:val="27"/>
+          <w:rtl w:val="0"/>
+        </w:rPr>
+        <w:tab/>
+        <w:tab/>
+        <w:tab/>
+        <w:tab/>
+        <w:t xml:space="preserve">        </w:t>
+        <w:tab/>
+        <w:tab/>
+        <w:t xml:space="preserve">        8</w:t>
+      </w:r>
+      <w:r>
+        <w:rPr>
+          <w:rtl w:val="0"/>
+        </w:rPr>
+      </w:r>
+    </w:p>
+    <w:p>
+      <w:pPr>
+        <w:numPr>
+          <w:ilvl w:val="1"/>
+          <w:numId w:val="5"/>
+        </w:numPr>
+        <w:spacing w:after="0" w:afterAutospacing="0" w:before="0" w:beforeAutospacing="0" w:lineRule="auto"/>
+        <w:ind w:left="1440" w:hanging="360"/>
+        <w:rPr>
+          <w:rFonts w:ascii="Times New Roman" w:cs="Times New Roman" w:eastAsia="Times New Roman" w:hAnsi="Times New Roman"/>
+          <w:sz w:val="27"/>
+          <w:szCs w:val="27"/>
+        </w:rPr>
+      </w:pPr>
+      <w:r>
+        <w:rPr>
+          <w:rFonts w:ascii="Times New Roman" w:cs="Times New Roman" w:eastAsia="Times New Roman" w:hAnsi="Times New Roman"/>
+          <w:sz w:val="29"/>
+          <w:szCs w:val="29"/>
+          <w:rtl w:val="0"/>
+        </w:rPr>
+        <w:t xml:space="preserve">Game Logic Module Requirements</w:t>
+      </w:r>
+      <w:r>
+        <w:rPr>
+          <w:rFonts w:ascii="Times New Roman" w:cs="Times New Roman" w:eastAsia="Times New Roman" w:hAnsi="Times New Roman"/>
+          <w:sz w:val="27"/>
+          <w:szCs w:val="27"/>
+          <w:rtl w:val="0"/>
+        </w:rPr>
+        <w:tab/>
+        <w:tab/>
+        <w:tab/>
+        <w:tab/>
+        <w:t xml:space="preserve">        </w:t>
+        <w:tab/>
+        <w:t xml:space="preserve">        8</w:t>
+      </w:r>
+    </w:p>
+    <w:p>
+      <w:pPr>
+        <w:numPr>
+          <w:ilvl w:val="1"/>
+          <w:numId w:val="5"/>
+        </w:numPr>
+        <w:spacing w:after="0" w:afterAutospacing="0" w:before="0" w:beforeAutospacing="0" w:lineRule="auto"/>
+        <w:ind w:left="1440" w:hanging="360"/>
+        <w:rPr>
+          <w:rFonts w:ascii="Times New Roman" w:cs="Times New Roman" w:eastAsia="Times New Roman" w:hAnsi="Times New Roman"/>
+          <w:sz w:val="27"/>
+          <w:szCs w:val="27"/>
+          <w:u w:val="none"/>
+        </w:rPr>
+      </w:pPr>
+      <w:r>
+        <w:rPr>
+          <w:rFonts w:ascii="Times New Roman" w:cs="Times New Roman" w:eastAsia="Times New Roman" w:hAnsi="Times New Roman"/>
+          <w:sz w:val="27"/>
+          <w:szCs w:val="27"/>
+          <w:rtl w:val="0"/>
+        </w:rPr>
+        <w:t xml:space="preserve">Networking Module Requirements</w:t>
+        <w:tab/>
+        <w:tab/>
+        <w:tab/>
+        <w:tab/>
+        <w:tab/>
+        <w:t xml:space="preserve">        8</w:t>
+      </w:r>
+    </w:p>
+    <w:p>
+      <w:pPr>
+        <w:numPr>
+          <w:ilvl w:val="1"/>
+          <w:numId w:val="5"/>
+        </w:numPr>
+        <w:spacing w:after="0" w:afterAutospacing="0" w:before="0" w:beforeAutospacing="0" w:lineRule="auto"/>
+        <w:ind w:left="1440" w:hanging="360"/>
+        <w:rPr>
+          <w:rFonts w:ascii="Times New Roman" w:cs="Times New Roman" w:eastAsia="Times New Roman" w:hAnsi="Times New Roman"/>
+          <w:sz w:val="27"/>
+          <w:szCs w:val="27"/>
+        </w:rPr>
+      </w:pPr>
+      <w:r>
+        <w:rPr>
+          <w:rFonts w:ascii="Times New Roman" w:cs="Times New Roman" w:eastAsia="Times New Roman" w:hAnsi="Times New Roman"/>
+          <w:sz w:val="27"/>
+          <w:szCs w:val="27"/>
+          <w:rtl w:val="0"/>
+        </w:rPr>
+        <w:t xml:space="preserve">Client/GUI Module Requirements</w:t>
+        <w:tab/>
+        <w:tab/>
+        <w:tab/>
+        <w:tab/>
+        <w:tab/>
+        <w:t xml:space="preserve">        8</w:t>
+      </w:r>
+    </w:p>
+    <w:p>
+      <w:pPr>
+        <w:numPr>
+          <w:ilvl w:val="0"/>
+          <w:numId w:val="5"/>
+        </w:numPr>
+        <w:spacing w:after="0" w:afterAutospacing="0" w:before="0" w:beforeAutospacing="0" w:lineRule="auto"/>
+        <w:rPr>
+          <w:rFonts w:ascii="Times New Roman" w:cs="Times New Roman" w:eastAsia="Times New Roman" w:hAnsi="Times New Roman"/>
+          <w:sz w:val="27"/>
+          <w:szCs w:val="27"/>
+          <w:u w:val="none"/>
+        </w:rPr>
+      </w:pPr>
+      <w:r>
+        <w:rPr>
+          <w:rFonts w:ascii="Times New Roman" w:cs="Times New Roman" w:eastAsia="Times New Roman" w:hAnsi="Times New Roman"/>
+          <w:sz w:val="27"/>
+          <w:szCs w:val="27"/>
+          <w:rtl w:val="0"/>
+        </w:rPr>
+        <w:t xml:space="preserve">External Interface Requirements</w:t>
+        <w:tab/>
+        <w:tab/>
+        <w:tab/>
+        <w:tab/>
+        <w:t xml:space="preserve">        </w:t>
+        <w:tab/>
+        <w:tab/>
+        <w:t xml:space="preserve">        </w:t>
+        <w:tab/>
+        <w:t xml:space="preserve">        9</w:t>
+      </w:r>
+    </w:p>
+    <w:p>
+      <w:pPr>
+        <w:numPr>
+          <w:ilvl w:val="0"/>
+          <w:numId w:val="5"/>
+        </w:numPr>
+        <w:spacing w:after="340" w:before="0" w:beforeAutospacing="0" w:lineRule="auto"/>
+        <w:rPr>
+          <w:rFonts w:ascii="Times New Roman" w:cs="Times New Roman" w:eastAsia="Times New Roman" w:hAnsi="Times New Roman"/>
+          <w:sz w:val="27"/>
+          <w:szCs w:val="27"/>
+          <w:u w:val="none"/>
+        </w:rPr>
+      </w:pPr>
+      <w:r>
+        <w:rPr>
+          <w:rFonts w:ascii="Times New Roman" w:cs="Times New Roman" w:eastAsia="Times New Roman" w:hAnsi="Times New Roman"/>
+          <w:sz w:val="27"/>
+          <w:szCs w:val="27"/>
+          <w:rtl w:val="0"/>
+        </w:rPr>
+        <w:t xml:space="preserve">Internal Interface Requirements</w:t>
+        <w:tab/>
+        <w:tab/>
+        <w:tab/>
+        <w:tab/>
+        <w:t xml:space="preserve">        </w:t>
+        <w:tab/>
+        <w:tab/>
+        <w:t xml:space="preserve">        </w:t>
+        <w:tab/>
+        <w:t xml:space="preserve">        9</w:t>
+        <w:tab/>
+      </w:r>
+    </w:p>
+    <w:p>
+      <w:pPr>
+        <w:spacing w:after="340" w:before="240" w:lineRule="auto"/>
+        <w:ind w:left="0" w:right="0" w:firstLine="0"/>
+        <w:rPr>
+          <w:rFonts w:ascii="Times New Roman" w:cs="Times New Roman" w:eastAsia="Times New Roman" w:hAnsi="Times New Roman"/>
+          <w:b w:val="1"/>
+          <w:bCs w:val="1"/>
+          <w:sz w:val="27"/>
+          <w:szCs w:val="27"/>
+        </w:rPr>
+      </w:pPr>
+      <w:r>
+        <w:rPr>
+          <w:rFonts w:ascii="Times New Roman" w:cs="Times New Roman" w:eastAsia="Times New Roman" w:hAnsi="Times New Roman"/>
+          <w:b w:val="1"/>
+          <w:bCs w:val="1"/>
+          <w:sz w:val="27"/>
+          <w:szCs w:val="27"/>
+          <w:rtl w:val="0"/>
+        </w:rPr>
+        <w:t xml:space="preserve">4. Non-Functional Requirements</w:t>
         <w:tab/>
       </w:r>
     </w:p>
@@ -3262,53 +3622,21 @@
           <w:numId w:val="3"/>
         </w:numPr>
         <w:spacing w:after="0" w:afterAutospacing="0" w:before="240" w:lineRule="auto"/>
-        <w:rPr>
-          <w:rFonts w:ascii="Times New Roman" w:cs="Times New Roman" w:eastAsia="Times New Roman" w:hAnsi="Times New Roman"/>
-          <w:sz w:val="27"/>
-          <w:szCs w:val="27"/>
-        </w:rPr>
-      </w:pPr>
-      <w:r>
-        <w:rPr>
-          <w:rFonts w:ascii="Times New Roman" w:cs="Times New Roman" w:eastAsia="Times New Roman" w:hAnsi="Times New Roman"/>
-          <w:sz w:val="27"/>
-          <w:szCs w:val="27"/>
-          <w:rtl w:val="0"/>
-        </w:rPr>
-        <w:t xml:space="preserve">Functional Requirements</w:t>
-        <w:tab/>
-        <w:tab/>
-        <w:tab/>
-        <w:tab/>
-        <w:tab/>
-        <w:tab/>
-        <w:tab/>
-        <w:tab/>
-        <w:t xml:space="preserve">        8</w:t>
-      </w:r>
-    </w:p>
-    <w:p>
-      <w:pPr>
-        <w:numPr>
-          <w:ilvl w:val="1"/>
-          <w:numId w:val="3"/>
-        </w:numPr>
-        <w:spacing w:after="0" w:afterAutospacing="0" w:before="0" w:beforeAutospacing="0" w:lineRule="auto"/>
-        <w:ind w:left="1440" w:hanging="360"/>
-        <w:rPr>
-          <w:rFonts w:ascii="Times New Roman" w:cs="Times New Roman" w:eastAsia="Times New Roman" w:hAnsi="Times New Roman"/>
-          <w:sz w:val="27"/>
-          <w:szCs w:val="27"/>
-        </w:rPr>
-      </w:pPr>
-      <w:r>
-        <w:rPr>
-          <w:rFonts w:ascii="Times New Roman" w:cs="Times New Roman" w:eastAsia="Times New Roman" w:hAnsi="Times New Roman"/>
-          <w:sz w:val="27"/>
-          <w:szCs w:val="27"/>
-          <w:rtl w:val="0"/>
-        </w:rPr>
-        <w:t xml:space="preserve">Common Requirements</w:t>
+        <w:ind w:left="0" w:right="0" w:firstLine="0"/>
+        <w:rPr>
+          <w:rFonts w:ascii="Times New Roman" w:cs="Times New Roman" w:eastAsia="Times New Roman" w:hAnsi="Times New Roman"/>
+          <w:sz w:val="27"/>
+          <w:szCs w:val="27"/>
+        </w:rPr>
+      </w:pPr>
+      <w:r>
+        <w:rPr>
+          <w:rFonts w:ascii="Times New Roman" w:cs="Times New Roman" w:eastAsia="Times New Roman" w:hAnsi="Times New Roman"/>
+          <w:sz w:val="27"/>
+          <w:szCs w:val="27"/>
+          <w:rtl w:val="0"/>
+        </w:rPr>
+        <w:t xml:space="preserve">Security and Privacy Requirements</w:t>
         <w:tab/>
         <w:tab/>
         <w:tab/>
@@ -3316,138 +3644,8 @@
         <w:t xml:space="preserve">        </w:t>
         <w:tab/>
         <w:tab/>
-        <w:tab/>
-        <w:t xml:space="preserve">        8</w:t>
-      </w:r>
-    </w:p>
-    <w:p>
-      <w:pPr>
-        <w:numPr>
-          <w:ilvl w:val="1"/>
-          <w:numId w:val="3"/>
-        </w:numPr>
-        <w:spacing w:after="0" w:afterAutospacing="0" w:before="0" w:beforeAutospacing="0" w:lineRule="auto"/>
-        <w:ind w:left="1440" w:hanging="360"/>
-        <w:rPr>
-          <w:rFonts w:ascii="Times New Roman" w:cs="Times New Roman" w:eastAsia="Times New Roman" w:hAnsi="Times New Roman"/>
-          <w:sz w:val="27"/>
-          <w:szCs w:val="27"/>
-        </w:rPr>
-      </w:pPr>
-      <w:r>
-        <w:rPr>
-          <w:rFonts w:ascii="Times New Roman" w:cs="Times New Roman" w:eastAsia="Times New Roman" w:hAnsi="Times New Roman"/>
-          <w:sz w:val="29"/>
-          <w:szCs w:val="29"/>
-          <w:rtl w:val="0"/>
-        </w:rPr>
-        <w:t xml:space="preserve">User Module Requirements</w:t>
-      </w:r>
-      <w:r>
-        <w:rPr>
-          <w:rFonts w:ascii="Times New Roman" w:cs="Times New Roman" w:eastAsia="Times New Roman" w:hAnsi="Times New Roman"/>
-          <w:sz w:val="27"/>
-          <w:szCs w:val="27"/>
-          <w:rtl w:val="0"/>
-        </w:rPr>
-        <w:tab/>
-        <w:tab/>
-        <w:tab/>
-        <w:tab/>
-        <w:t xml:space="preserve">        </w:t>
-        <w:tab/>
-        <w:tab/>
-        <w:t xml:space="preserve">        8</w:t>
-      </w:r>
-      <w:r>
-        <w:rPr>
-          <w:rtl w:val="0"/>
-        </w:rPr>
-      </w:r>
-    </w:p>
-    <w:p>
-      <w:pPr>
-        <w:numPr>
-          <w:ilvl w:val="1"/>
-          <w:numId w:val="3"/>
-        </w:numPr>
-        <w:spacing w:after="0" w:afterAutospacing="0" w:before="0" w:beforeAutospacing="0" w:lineRule="auto"/>
-        <w:ind w:left="1440" w:hanging="360"/>
-        <w:rPr>
-          <w:rFonts w:ascii="Times New Roman" w:cs="Times New Roman" w:eastAsia="Times New Roman" w:hAnsi="Times New Roman"/>
-          <w:sz w:val="27"/>
-          <w:szCs w:val="27"/>
-        </w:rPr>
-      </w:pPr>
-      <w:r>
-        <w:rPr>
-          <w:rFonts w:ascii="Times New Roman" w:cs="Times New Roman" w:eastAsia="Times New Roman" w:hAnsi="Times New Roman"/>
-          <w:sz w:val="29"/>
-          <w:szCs w:val="29"/>
-          <w:rtl w:val="0"/>
-        </w:rPr>
-        <w:t xml:space="preserve">Server Module Requirements</w:t>
-      </w:r>
-      <w:r>
-        <w:rPr>
-          <w:rFonts w:ascii="Times New Roman" w:cs="Times New Roman" w:eastAsia="Times New Roman" w:hAnsi="Times New Roman"/>
-          <w:sz w:val="27"/>
-          <w:szCs w:val="27"/>
-          <w:rtl w:val="0"/>
-        </w:rPr>
-        <w:tab/>
-        <w:tab/>
-        <w:tab/>
-        <w:tab/>
-        <w:t xml:space="preserve">        </w:t>
-        <w:tab/>
-        <w:tab/>
-        <w:t xml:space="preserve">        8</w:t>
-      </w:r>
-      <w:r>
-        <w:rPr>
-          <w:rtl w:val="0"/>
-        </w:rPr>
-      </w:r>
-    </w:p>
-    <w:p>
-      <w:pPr>
-        <w:numPr>
-          <w:ilvl w:val="1"/>
-          <w:numId w:val="3"/>
-        </w:numPr>
-        <w:spacing w:after="0" w:afterAutospacing="0" w:before="0" w:beforeAutospacing="0" w:lineRule="auto"/>
-        <w:ind w:left="1440" w:hanging="360"/>
-        <w:rPr>
-          <w:rFonts w:ascii="Times New Roman" w:cs="Times New Roman" w:eastAsia="Times New Roman" w:hAnsi="Times New Roman"/>
-          <w:sz w:val="27"/>
-          <w:szCs w:val="27"/>
-        </w:rPr>
-      </w:pPr>
-      <w:r>
-        <w:rPr>
-          <w:rFonts w:ascii="Times New Roman" w:cs="Times New Roman" w:eastAsia="Times New Roman" w:hAnsi="Times New Roman"/>
-          <w:sz w:val="29"/>
-          <w:szCs w:val="29"/>
-          <w:rtl w:val="0"/>
-        </w:rPr>
-        <w:t xml:space="preserve">___ Module Requirements</w:t>
-      </w:r>
-      <w:r>
-        <w:rPr>
-          <w:rFonts w:ascii="Times New Roman" w:cs="Times New Roman" w:eastAsia="Times New Roman" w:hAnsi="Times New Roman"/>
-          <w:sz w:val="27"/>
-          <w:szCs w:val="27"/>
-          <w:rtl w:val="0"/>
-        </w:rPr>
-        <w:tab/>
-        <w:tab/>
-        <w:tab/>
-        <w:tab/>
-        <w:t xml:space="preserve">        </w:t>
-        <w:tab/>
-        <w:tab/>
-        <w:t xml:space="preserve">        8</w:t>
+        <w:t xml:space="preserve">      10</w:t>
+        <w:tab/>
       </w:r>
     </w:p>
     <w:p>
@@ -3457,21 +3655,21 @@
           <w:numId w:val="3"/>
         </w:numPr>
         <w:spacing w:after="0" w:afterAutospacing="0" w:before="0" w:beforeAutospacing="0" w:lineRule="auto"/>
-        <w:rPr>
-          <w:rFonts w:ascii="Times New Roman" w:cs="Times New Roman" w:eastAsia="Times New Roman" w:hAnsi="Times New Roman"/>
-          <w:sz w:val="27"/>
-          <w:szCs w:val="27"/>
-          <w:u w:val="none"/>
-        </w:rPr>
-      </w:pPr>
-      <w:r>
-        <w:rPr>
-          <w:rFonts w:ascii="Times New Roman" w:cs="Times New Roman" w:eastAsia="Times New Roman" w:hAnsi="Times New Roman"/>
-          <w:sz w:val="27"/>
-          <w:szCs w:val="27"/>
-          <w:rtl w:val="0"/>
-        </w:rPr>
-        <w:t xml:space="preserve">External Interface Requirements</w:t>
+        <w:ind w:left="0" w:right="0" w:firstLine="0"/>
+        <w:rPr>
+          <w:rFonts w:ascii="Times New Roman" w:cs="Times New Roman" w:eastAsia="Times New Roman" w:hAnsi="Times New Roman"/>
+          <w:sz w:val="27"/>
+          <w:szCs w:val="27"/>
+        </w:rPr>
+      </w:pPr>
+      <w:r>
+        <w:rPr>
+          <w:rFonts w:ascii="Times New Roman" w:cs="Times New Roman" w:eastAsia="Times New Roman" w:hAnsi="Times New Roman"/>
+          <w:sz w:val="27"/>
+          <w:szCs w:val="27"/>
+          <w:rtl w:val="0"/>
+        </w:rPr>
+        <w:t xml:space="preserve">Environmental Requirements</w:t>
         <w:tab/>
         <w:tab/>
         <w:tab/>
@@ -3479,9 +3677,8 @@
         <w:t xml:space="preserve">        </w:t>
         <w:tab/>
         <w:tab/>
-        <w:t xml:space="preserve">        </w:t>
-        <w:tab/>
-        <w:t xml:space="preserve">        9</w:t>
+        <w:t xml:space="preserve">                 10</w:t>
+        <w:tab/>
       </w:r>
     </w:p>
     <w:p>
@@ -3490,132 +3687,6 @@
           <w:ilvl w:val="0"/>
           <w:numId w:val="3"/>
         </w:numPr>
-        <w:spacing w:after="340" w:before="0" w:beforeAutospacing="0" w:lineRule="auto"/>
-        <w:rPr>
-          <w:rFonts w:ascii="Times New Roman" w:cs="Times New Roman" w:eastAsia="Times New Roman" w:hAnsi="Times New Roman"/>
-          <w:sz w:val="27"/>
-          <w:szCs w:val="27"/>
-          <w:u w:val="none"/>
-        </w:rPr>
-      </w:pPr>
-      <w:r>
-        <w:rPr>
-          <w:rFonts w:ascii="Times New Roman" w:cs="Times New Roman" w:eastAsia="Times New Roman" w:hAnsi="Times New Roman"/>
-          <w:sz w:val="27"/>
-          <w:szCs w:val="27"/>
-          <w:rtl w:val="0"/>
-        </w:rPr>
-        <w:t xml:space="preserve">Internal Interface Requirements</w:t>
-        <w:tab/>
-        <w:tab/>
-        <w:tab/>
-        <w:tab/>
-        <w:t xml:space="preserve">        </w:t>
-        <w:tab/>
-        <w:tab/>
-        <w:t xml:space="preserve">        </w:t>
-        <w:tab/>
-        <w:t xml:space="preserve">        9</w:t>
-        <w:tab/>
-      </w:r>
-    </w:p>
-    <w:p>
-      <w:pPr>
-        <w:spacing w:after="340" w:before="240" w:lineRule="auto"/>
-        <w:ind w:left="0" w:right="0" w:firstLine="0"/>
-        <w:rPr>
-          <w:rFonts w:ascii="Times New Roman" w:cs="Times New Roman" w:eastAsia="Times New Roman" w:hAnsi="Times New Roman"/>
-          <w:b w:val="1"/>
-          <w:bCs w:val="1"/>
-          <w:sz w:val="27"/>
-          <w:szCs w:val="27"/>
-        </w:rPr>
-      </w:pPr>
-      <w:r>
-        <w:rPr>
-          <w:rFonts w:ascii="Times New Roman" w:cs="Times New Roman" w:eastAsia="Times New Roman" w:hAnsi="Times New Roman"/>
-          <w:b w:val="1"/>
-          <w:bCs w:val="1"/>
-          <w:sz w:val="27"/>
-          <w:szCs w:val="27"/>
-          <w:rtl w:val="0"/>
-        </w:rPr>
-        <w:t xml:space="preserve">4. Non-Functional Requirements</w:t>
-        <w:tab/>
-      </w:r>
-    </w:p>
-    <w:p>
-      <w:pPr>
-        <w:numPr>
-          <w:ilvl w:val="0"/>
-          <w:numId w:val="2"/>
-        </w:numPr>
-        <w:spacing w:after="0" w:afterAutospacing="0" w:before="240" w:lineRule="auto"/>
-        <w:ind w:left="0" w:right="0" w:firstLine="0"/>
-        <w:rPr>
-          <w:rFonts w:ascii="Times New Roman" w:cs="Times New Roman" w:eastAsia="Times New Roman" w:hAnsi="Times New Roman"/>
-          <w:sz w:val="27"/>
-          <w:szCs w:val="27"/>
-        </w:rPr>
-      </w:pPr>
-      <w:r>
-        <w:rPr>
-          <w:rFonts w:ascii="Times New Roman" w:cs="Times New Roman" w:eastAsia="Times New Roman" w:hAnsi="Times New Roman"/>
-          <w:sz w:val="27"/>
-          <w:szCs w:val="27"/>
-          <w:rtl w:val="0"/>
-        </w:rPr>
-        <w:t xml:space="preserve">Security and Privacy Requirements</w:t>
-        <w:tab/>
-        <w:tab/>
-        <w:tab/>
-        <w:tab/>
-        <w:t xml:space="preserve">        </w:t>
-        <w:tab/>
-        <w:tab/>
-        <w:t xml:space="preserve">      10</w:t>
-        <w:tab/>
-      </w:r>
-    </w:p>
-    <w:p>
-      <w:pPr>
-        <w:numPr>
-          <w:ilvl w:val="0"/>
-          <w:numId w:val="2"/>
-        </w:numPr>
-        <w:spacing w:after="0" w:afterAutospacing="0" w:before="0" w:beforeAutospacing="0" w:lineRule="auto"/>
-        <w:ind w:left="0" w:right="0" w:firstLine="0"/>
-        <w:rPr>
-          <w:rFonts w:ascii="Times New Roman" w:cs="Times New Roman" w:eastAsia="Times New Roman" w:hAnsi="Times New Roman"/>
-          <w:sz w:val="27"/>
-          <w:szCs w:val="27"/>
-        </w:rPr>
-      </w:pPr>
-      <w:r>
-        <w:rPr>
-          <w:rFonts w:ascii="Times New Roman" w:cs="Times New Roman" w:eastAsia="Times New Roman" w:hAnsi="Times New Roman"/>
-          <w:sz w:val="27"/>
-          <w:szCs w:val="27"/>
-          <w:rtl w:val="0"/>
-        </w:rPr>
-        <w:t xml:space="preserve">Environmental Requirements</w:t>
-        <w:tab/>
-        <w:tab/>
-        <w:tab/>
-        <w:tab/>
-        <w:t xml:space="preserve">        </w:t>
-        <w:tab/>
-        <w:tab/>
-        <w:t xml:space="preserve">                 10</w:t>
-        <w:tab/>
-      </w:r>
-    </w:p>
-    <w:p>
-      <w:pPr>
-        <w:numPr>
-          <w:ilvl w:val="0"/>
-          <w:numId w:val="2"/>
-        </w:numPr>
         <w:spacing w:after="240" w:before="0" w:beforeAutospacing="0" w:lineRule="auto"/>
         <w:ind w:left="0" w:right="0" w:firstLine="0"/>
         <w:rPr>
@@ -3674,30 +3745,11 @@
       </w:pPr>
       <w:r>
         <w:rPr>
-          <w:rtl w:val="0"/>
-        </w:rPr>
-      </w:r>
-    </w:p>
-    <w:p>
-      <w:pPr>
-        <w:spacing w:after="780" w:before="240" w:lineRule="auto"/>
-        <w:ind w:left="0" w:right="0" w:firstLine="0"/>
-        <w:jc w:val="center"/>
-        <w:rPr>
           <w:rFonts w:ascii="Times New Roman" w:cs="Times New Roman" w:eastAsia="Times New Roman" w:hAnsi="Times New Roman"/>
           <w:b w:val="1"/>
           <w:bCs w:val="1"/>
           <w:sz w:val="39"/>
           <w:szCs w:val="39"/>
-        </w:rPr>
-      </w:pPr>
-      <w:r>
-        <w:rPr>
-          <w:rFonts w:ascii="Times New Roman" w:cs="Times New Roman" w:eastAsia="Times New Roman" w:hAnsi="Times New Roman"/>
-          <w:b w:val="1"/>
-          <w:bCs w:val="1"/>
-          <w:sz w:val="39"/>
-          <w:szCs w:val="39"/>
           <w:rtl w:val="0"/>
         </w:rPr>
         <w:t xml:space="preserve">1.  Purpose</w:t>
@@ -3721,609 +3773,6 @@
           <w:rtl w:val="0"/>
         </w:rPr>
         <w:t xml:space="preserve">This document outlines the requirements for a Multiplayer Black Jack Gaming System.</w:t>
-      </w:r>
-    </w:p>
-    <w:p>
-      <w:pPr>
-        <w:numPr>
-          <w:ilvl w:val="0"/>
-          <w:numId w:val="4"/>
-        </w:numPr>
-        <w:spacing w:after="300" w:before="240" w:lineRule="auto"/>
-        <w:ind w:left="0" w:right="0" w:firstLine="0"/>
-        <w:rPr>
-          <w:rFonts w:ascii="Times New Roman" w:cs="Times New Roman" w:eastAsia="Times New Roman" w:hAnsi="Times New Roman"/>
-          <w:b w:val="1"/>
-          <w:bCs w:val="1"/>
-          <w:sz w:val="30"/>
-          <w:szCs w:val="30"/>
-        </w:rPr>
-      </w:pPr>
-      <w:r>
-        <w:rPr>
-          <w:rFonts w:ascii="Times New Roman" w:cs="Times New Roman" w:eastAsia="Times New Roman" w:hAnsi="Times New Roman"/>
-          <w:b w:val="1"/>
-          <w:bCs w:val="1"/>
-          <w:sz w:val="30"/>
-          <w:szCs w:val="30"/>
-          <w:rtl w:val="0"/>
-        </w:rPr>
-        <w:t xml:space="preserve">Scope</w:t>
-      </w:r>
-    </w:p>
-    <w:p>
-      <w:pPr>
-        <w:spacing w:after="180" w:lineRule="auto"/>
-        <w:ind w:left="0" w:right="0" w:firstLine="0"/>
-        <w:rPr>
-          <w:rFonts w:ascii="Times New Roman" w:cs="Times New Roman" w:eastAsia="Times New Roman" w:hAnsi="Times New Roman"/>
-          <w:sz w:val="27"/>
-          <w:szCs w:val="27"/>
-        </w:rPr>
-      </w:pPr>
-      <w:r>
-        <w:rPr>
-          <w:rFonts w:ascii="Times New Roman" w:cs="Times New Roman" w:eastAsia="Times New Roman" w:hAnsi="Times New Roman"/>
-          <w:sz w:val="27"/>
-          <w:szCs w:val="27"/>
-          <w:rtl w:val="0"/>
-        </w:rPr>
-        <w:t xml:space="preserve">This document will catalog the user, system, and hardware requirements for the Multiplayer Black Jack Gaming System.</w:t>
-      </w:r>
-    </w:p>
-    <w:p>
-      <w:pPr>
-        <w:numPr>
-          <w:ilvl w:val="0"/>
-          <w:numId w:val="4"/>
-        </w:numPr>
-        <w:spacing w:after="180" w:lineRule="auto"/>
-        <w:ind w:left="0" w:right="0" w:firstLine="0"/>
-        <w:rPr>
-          <w:rFonts w:ascii="Times New Roman" w:cs="Times New Roman" w:eastAsia="Times New Roman" w:hAnsi="Times New Roman"/>
-          <w:b w:val="1"/>
-          <w:bCs w:val="1"/>
-          <w:sz w:val="30"/>
-          <w:szCs w:val="30"/>
-        </w:rPr>
-      </w:pPr>
-      <w:r>
-        <w:rPr>
-          <w:rFonts w:ascii="Times New Roman" w:cs="Times New Roman" w:eastAsia="Times New Roman" w:hAnsi="Times New Roman"/>
-          <w:b w:val="1"/>
-          <w:bCs w:val="1"/>
-          <w:sz w:val="30"/>
-          <w:szCs w:val="30"/>
-          <w:rtl w:val="0"/>
-        </w:rPr>
-        <w:t xml:space="preserve">Definitions, Acronyms, Abbreviations</w:t>
-      </w:r>
-    </w:p>
-    <w:p>
-      <w:pPr>
-        <w:spacing w:after="180" w:lineRule="auto"/>
-        <w:ind w:left="0" w:right="0" w:firstLine="0"/>
-        <w:rPr>
-          <w:rFonts w:ascii="Times New Roman" w:cs="Times New Roman" w:eastAsia="Times New Roman" w:hAnsi="Times New Roman"/>
-          <w:color w:val="5b1a8e"/>
-          <w:sz w:val="27"/>
-          <w:szCs w:val="27"/>
-        </w:rPr>
-      </w:pPr>
-      <w:r>
-        <w:rPr>
-          <w:rFonts w:ascii="Times New Roman" w:cs="Times New Roman" w:eastAsia="Times New Roman" w:hAnsi="Times New Roman"/>
-          <w:color w:val="5b1a8e"/>
-          <w:sz w:val="27"/>
-          <w:szCs w:val="27"/>
-          <w:rtl w:val="0"/>
-        </w:rPr>
-        <w:t xml:space="preserve">Dealer - Authorized personnel responsible for shuffling and dealing the deck of cards in accordance with Blackjack regulations</w:t>
-      </w:r>
-    </w:p>
-    <w:p>
-      <w:pPr>
-        <w:spacing w:after="180" w:lineRule="auto"/>
-        <w:ind w:left="0" w:right="0" w:firstLine="0"/>
-        <w:rPr>
-          <w:rFonts w:ascii="Times New Roman" w:cs="Times New Roman" w:eastAsia="Times New Roman" w:hAnsi="Times New Roman"/>
-          <w:color w:val="5b1a8e"/>
-          <w:sz w:val="27"/>
-          <w:szCs w:val="27"/>
-        </w:rPr>
-      </w:pPr>
-      <w:r>
-        <w:rPr>
-          <w:rFonts w:ascii="Times New Roman" w:cs="Times New Roman" w:eastAsia="Times New Roman" w:hAnsi="Times New Roman"/>
-          <w:color w:val="5b1a8e"/>
-          <w:sz w:val="27"/>
-          <w:szCs w:val="27"/>
-          <w:rtl w:val="0"/>
-        </w:rPr>
-        <w:t xml:space="preserve">Hand - The cards held by the player/dealer during the game.</w:t>
-      </w:r>
-    </w:p>
-    <w:p>
-      <w:pPr>
-        <w:spacing w:after="180" w:lineRule="auto"/>
-        <w:ind w:left="0" w:right="0" w:firstLine="0"/>
-        <w:rPr>
-          <w:rFonts w:ascii="Times New Roman" w:cs="Times New Roman" w:eastAsia="Times New Roman" w:hAnsi="Times New Roman"/>
-          <w:color w:val="5b1a8e"/>
-          <w:sz w:val="27"/>
-          <w:szCs w:val="27"/>
-        </w:rPr>
-      </w:pPr>
-      <w:r>
-        <w:rPr>
-          <w:rFonts w:ascii="Times New Roman" w:cs="Times New Roman" w:eastAsia="Times New Roman" w:hAnsi="Times New Roman"/>
-          <w:color w:val="5b1a8e"/>
-          <w:sz w:val="27"/>
-          <w:szCs w:val="27"/>
-          <w:rtl w:val="0"/>
-        </w:rPr>
-        <w:t xml:space="preserve">Hit - the action of acquiring a card to be dealt by the dealer to the player's hand.</w:t>
-      </w:r>
-    </w:p>
-    <w:p>
-      <w:pPr>
-        <w:spacing w:after="180" w:lineRule="auto"/>
-        <w:ind w:left="0" w:right="0" w:firstLine="0"/>
-        <w:rPr>
-          <w:rFonts w:ascii="Times New Roman" w:cs="Times New Roman" w:eastAsia="Times New Roman" w:hAnsi="Times New Roman"/>
-          <w:color w:val="5b1a8e"/>
-          <w:sz w:val="27"/>
-          <w:szCs w:val="27"/>
-        </w:rPr>
-      </w:pPr>
-      <w:r>
-        <w:rPr>
-          <w:rFonts w:ascii="Times New Roman" w:cs="Times New Roman" w:eastAsia="Times New Roman" w:hAnsi="Times New Roman"/>
-          <w:color w:val="5b1a8e"/>
-          <w:sz w:val="27"/>
-          <w:szCs w:val="27"/>
-          <w:rtl w:val="0"/>
-        </w:rPr>
-        <w:t xml:space="preserve">Stand - the action of refusing to be dealt more cards from the dealer.</w:t>
-      </w:r>
-    </w:p>
-    <w:p>
-      <w:pPr>
-        <w:spacing w:after="180" w:lineRule="auto"/>
-        <w:ind w:left="0" w:right="0" w:firstLine="0"/>
-        <w:rPr>
-          <w:rFonts w:ascii="Times New Roman" w:cs="Times New Roman" w:eastAsia="Times New Roman" w:hAnsi="Times New Roman"/>
-          <w:color w:val="5b1a8e"/>
-          <w:sz w:val="27"/>
-          <w:szCs w:val="27"/>
-        </w:rPr>
-      </w:pPr>
-      <w:r>
-        <w:rPr>
-          <w:rFonts w:ascii="Times New Roman" w:cs="Times New Roman" w:eastAsia="Times New Roman" w:hAnsi="Times New Roman"/>
-          <w:color w:val="5b1a8e"/>
-          <w:sz w:val="27"/>
-          <w:szCs w:val="27"/>
-          <w:rtl w:val="0"/>
-        </w:rPr>
-        <w:t xml:space="preserve">Bust - when the accumulation of cards the dealer deals exceeds 21.</w:t>
-      </w:r>
-    </w:p>
-    <w:p>
-      <w:pPr>
-        <w:spacing w:after="180" w:lineRule="auto"/>
-        <w:ind w:left="0" w:right="0" w:firstLine="0"/>
-        <w:rPr>
-          <w:rFonts w:ascii="Times New Roman" w:cs="Times New Roman" w:eastAsia="Times New Roman" w:hAnsi="Times New Roman"/>
-          <w:color w:val="5b1a8e"/>
-          <w:sz w:val="27"/>
-          <w:szCs w:val="27"/>
-        </w:rPr>
-      </w:pPr>
-      <w:r>
-        <w:rPr>
-          <w:rFonts w:ascii="Times New Roman" w:cs="Times New Roman" w:eastAsia="Times New Roman" w:hAnsi="Times New Roman"/>
-          <w:color w:val="5b1a8e"/>
-          <w:sz w:val="27"/>
-          <w:szCs w:val="27"/>
-          <w:rtl w:val="0"/>
-        </w:rPr>
-        <w:t xml:space="preserve">Ace - in Blackjack, an Ace card can be represented as a value of 1 or 11</w:t>
-      </w:r>
-    </w:p>
-    <w:p>
-      <w:pPr>
-        <w:spacing w:after="180" w:lineRule="auto"/>
-        <w:ind w:left="0" w:right="0" w:firstLine="0"/>
-        <w:rPr>
-          <w:rFonts w:ascii="Times New Roman" w:cs="Times New Roman" w:eastAsia="Times New Roman" w:hAnsi="Times New Roman"/>
-          <w:color w:val="5b1a8e"/>
-          <w:sz w:val="27"/>
-          <w:szCs w:val="27"/>
-        </w:rPr>
-      </w:pPr>
-      <w:r>
-        <w:rPr>
-          <w:rFonts w:ascii="Times New Roman" w:cs="Times New Roman" w:eastAsia="Times New Roman" w:hAnsi="Times New Roman"/>
-          <w:color w:val="5b1a8e"/>
-          <w:sz w:val="27"/>
-          <w:szCs w:val="27"/>
-          <w:rtl w:val="0"/>
-        </w:rPr>
-        <w:t xml:space="preserve">Natural - Player's first two cards are an Ace and a ten point card (Jack, Queen, King, or a 10 card) equaling an immediate value of 21.</w:t>
-      </w:r>
-      <w:r>
-        <w:rPr>
-          <w:rtl w:val="0"/>
-        </w:rPr>
-      </w:r>
-    </w:p>
-    <w:p>
-      <w:pPr>
-        <w:numPr>
-          <w:ilvl w:val="0"/>
-          <w:numId w:val="4"/>
-        </w:numPr>
-        <w:spacing w:after="300" w:before="240" w:lineRule="auto"/>
-        <w:ind w:left="0" w:right="0" w:firstLine="0"/>
-        <w:rPr>
-          <w:rFonts w:ascii="Times New Roman" w:cs="Times New Roman" w:eastAsia="Times New Roman" w:hAnsi="Times New Roman"/>
-          <w:b w:val="1"/>
-          <w:bCs w:val="1"/>
-          <w:sz w:val="30"/>
-          <w:szCs w:val="30"/>
-        </w:rPr>
-      </w:pPr>
-      <w:r>
-        <w:rPr>
-          <w:rFonts w:ascii="Times New Roman" w:cs="Times New Roman" w:eastAsia="Times New Roman" w:hAnsi="Times New Roman"/>
-          <w:b w:val="1"/>
-          <w:bCs w:val="1"/>
-          <w:sz w:val="30"/>
-          <w:szCs w:val="30"/>
-          <w:rtl w:val="0"/>
-        </w:rPr>
-        <w:t xml:space="preserve">References</w:t>
-      </w:r>
-    </w:p>
-    <w:p>
-      <w:pPr>
-        <w:spacing w:after="60" w:lineRule="auto"/>
-        <w:ind w:left="0" w:right="0" w:firstLine="0"/>
-        <w:rPr>
-          <w:rFonts w:ascii="Times New Roman" w:cs="Times New Roman" w:eastAsia="Times New Roman" w:hAnsi="Times New Roman"/>
-          <w:sz w:val="27"/>
-          <w:szCs w:val="27"/>
-        </w:rPr>
-      </w:pPr>
-      <w:r>
-        <w:rPr>
-          <w:rFonts w:ascii="Times New Roman" w:cs="Times New Roman" w:eastAsia="Times New Roman" w:hAnsi="Times New Roman"/>
-          <w:color w:val="5b1a8e"/>
-          <w:sz w:val="27"/>
-          <w:szCs w:val="27"/>
-          <w:rtl w:val="0"/>
-        </w:rPr>
-        <w:t xml:space="preserve">Use Case Specification Document</w:t>
-      </w:r>
-      <w:r>
-        <w:rPr>
-          <w:rFonts w:ascii="Times New Roman" w:cs="Times New Roman" w:eastAsia="Times New Roman" w:hAnsi="Times New Roman"/>
-          <w:sz w:val="27"/>
-          <w:szCs w:val="27"/>
-          <w:rtl w:val="0"/>
-        </w:rPr>
-        <w:t xml:space="preserve"> </w:t>
-      </w:r>
-      <w:r>
-        <w:rPr>
-          <w:rtl w:val="0"/>
-        </w:rPr>
-      </w:r>
-    </w:p>
-    <w:p>
-      <w:pPr>
-        <w:spacing w:after="60" w:lineRule="auto"/>
-        <w:ind w:left="0" w:right="0" w:firstLine="0"/>
-        <w:rPr>
-          <w:rFonts w:ascii="Times New Roman" w:cs="Times New Roman" w:eastAsia="Times New Roman" w:hAnsi="Times New Roman"/>
-          <w:color w:val="5b1a8e"/>
-          <w:sz w:val="27"/>
-          <w:szCs w:val="27"/>
-        </w:rPr>
-      </w:pPr>
-      <w:r>
-        <w:rPr>
-          <w:rFonts w:ascii="Times New Roman" w:cs="Times New Roman" w:eastAsia="Times New Roman" w:hAnsi="Times New Roman"/>
-          <w:color w:val="5b1a8e"/>
-          <w:sz w:val="27"/>
-          <w:szCs w:val="27"/>
-          <w:rtl w:val="0"/>
-        </w:rPr>
-        <w:t xml:space="preserve">UML Use Case Diagrams Document</w:t>
-      </w:r>
-    </w:p>
-    <w:p>
-      <w:pPr>
-        <w:spacing w:after="60" w:lineRule="auto"/>
-        <w:ind w:left="0" w:right="0" w:firstLine="0"/>
-        <w:rPr>
-          <w:rFonts w:ascii="Times New Roman" w:cs="Times New Roman" w:eastAsia="Times New Roman" w:hAnsi="Times New Roman"/>
-          <w:color w:val="5b1a8e"/>
-          <w:sz w:val="27"/>
-          <w:szCs w:val="27"/>
-        </w:rPr>
-      </w:pPr>
-      <w:r>
-        <w:rPr>
-          <w:rFonts w:ascii="Times New Roman" w:cs="Times New Roman" w:eastAsia="Times New Roman" w:hAnsi="Times New Roman"/>
-          <w:color w:val="5b1a8e"/>
-          <w:sz w:val="27"/>
-          <w:szCs w:val="27"/>
-          <w:rtl w:val="0"/>
-        </w:rPr>
-        <w:t xml:space="preserve">Class Diagrams </w:t>
-      </w:r>
-    </w:p>
-    <w:p>
-      <w:pPr>
-        <w:spacing w:after="180" w:lineRule="auto"/>
-        <w:ind w:left="0" w:right="0" w:firstLine="0"/>
-        <w:rPr>
-          <w:rFonts w:ascii="Times New Roman" w:cs="Times New Roman" w:eastAsia="Times New Roman" w:hAnsi="Times New Roman"/>
-          <w:color w:val="5b1a8e"/>
-          <w:sz w:val="27"/>
-          <w:szCs w:val="27"/>
-        </w:rPr>
-      </w:pPr>
-      <w:r>
-        <w:rPr>
-          <w:rFonts w:ascii="Times New Roman" w:cs="Times New Roman" w:eastAsia="Times New Roman" w:hAnsi="Times New Roman"/>
-          <w:color w:val="5b1a8e"/>
-          <w:sz w:val="27"/>
-          <w:szCs w:val="27"/>
-          <w:rtl w:val="0"/>
-        </w:rPr>
-        <w:t xml:space="preserve">Sequence Diagrams </w:t>
-      </w:r>
-      <w:r>
-        <w:rPr>
-          <w:rtl w:val="0"/>
-        </w:rPr>
-      </w:r>
-    </w:p>
-    <w:p>
-      <w:pPr>
-        <w:numPr>
-          <w:ilvl w:val="0"/>
-          <w:numId w:val="4"/>
-        </w:numPr>
-        <w:spacing w:after="280" w:before="240" w:lineRule="auto"/>
-        <w:ind w:left="0" w:right="0" w:firstLine="0"/>
-        <w:rPr>
-          <w:rFonts w:ascii="Times New Roman" w:cs="Times New Roman" w:eastAsia="Times New Roman" w:hAnsi="Times New Roman"/>
-          <w:b w:val="1"/>
-          <w:bCs w:val="1"/>
-          <w:sz w:val="30"/>
-          <w:szCs w:val="30"/>
-        </w:rPr>
-      </w:pPr>
-      <w:r>
-        <w:rPr>
-          <w:rFonts w:ascii="Times New Roman" w:cs="Times New Roman" w:eastAsia="Times New Roman" w:hAnsi="Times New Roman"/>
-          <w:b w:val="1"/>
-          <w:bCs w:val="1"/>
-          <w:sz w:val="30"/>
-          <w:szCs w:val="30"/>
-          <w:rtl w:val="0"/>
-        </w:rPr>
-        <w:t xml:space="preserve">Overview</w:t>
-      </w:r>
-    </w:p>
-    <w:p>
-      <w:pPr>
-        <w:spacing w:after="2440" w:lineRule="auto"/>
-        <w:ind w:left="0" w:right="0" w:firstLine="0"/>
-        <w:rPr>
-          <w:rFonts w:ascii="Times New Roman" w:cs="Times New Roman" w:eastAsia="Times New Roman" w:hAnsi="Times New Roman"/>
-          <w:sz w:val="27"/>
-          <w:szCs w:val="27"/>
-        </w:rPr>
-      </w:pPr>
-      <w:r>
-        <w:rPr>
-          <w:rFonts w:ascii="Times New Roman" w:cs="Times New Roman" w:eastAsia="Times New Roman" w:hAnsi="Times New Roman"/>
-          <w:sz w:val="27"/>
-          <w:szCs w:val="27"/>
-          <w:rtl w:val="0"/>
-        </w:rPr>
-        <w:t xml:space="preserve">The Multiplayer Black Jack Gaming System, is designed to simulate a real-time casino experience, allowing multiple players to simultaneously compete against a real-time dealer. Where players aim to reach a hand value of 21 without going over that number.</w:t>
-      </w:r>
-      <w:r>
-        <w:rPr>
-          <w:rFonts w:ascii="Times New Roman" w:cs="Times New Roman" w:eastAsia="Times New Roman" w:hAnsi="Times New Roman"/>
-          <w:sz w:val="27"/>
-          <w:szCs w:val="27"/>
-          <w:rtl w:val="0"/>
-        </w:rPr>
-        <w:t xml:space="preserve"> </w:t>
-      </w:r>
-    </w:p>
-    <w:p>
-      <w:pPr>
-        <w:spacing w:after="780" w:before="240" w:lineRule="auto"/>
-        <w:ind w:left="0" w:right="0" w:firstLine="0"/>
-        <w:jc w:val="center"/>
-        <w:rPr>
-          <w:rFonts w:ascii="Times New Roman" w:cs="Times New Roman" w:eastAsia="Times New Roman" w:hAnsi="Times New Roman"/>
-          <w:b w:val="1"/>
-          <w:bCs w:val="1"/>
-          <w:sz w:val="39"/>
-          <w:szCs w:val="39"/>
-        </w:rPr>
-      </w:pPr>
-      <w:r>
-        <w:rPr>
-          <w:rtl w:val="0"/>
-        </w:rPr>
-      </w:r>
-    </w:p>
-    <w:p>
-      <w:pPr>
-        <w:spacing w:after="780" w:before="240" w:lineRule="auto"/>
-        <w:ind w:left="0" w:right="0" w:firstLine="0"/>
-        <w:jc w:val="center"/>
-        <w:rPr>
-          <w:rFonts w:ascii="Times New Roman" w:cs="Times New Roman" w:eastAsia="Times New Roman" w:hAnsi="Times New Roman"/>
-          <w:b w:val="1"/>
-          <w:bCs w:val="1"/>
-          <w:sz w:val="39"/>
-          <w:szCs w:val="39"/>
-        </w:rPr>
-      </w:pPr>
-      <w:r>
-        <w:rPr>
-          <w:rtl w:val="0"/>
-        </w:rPr>
-      </w:r>
-    </w:p>
-    <w:p>
-      <w:pPr>
-        <w:spacing w:after="780" w:before="240" w:lineRule="auto"/>
-        <w:ind w:left="0" w:right="0" w:firstLine="0"/>
-        <w:jc w:val="center"/>
-        <w:rPr>
-          <w:rFonts w:ascii="Times New Roman" w:cs="Times New Roman" w:eastAsia="Times New Roman" w:hAnsi="Times New Roman"/>
-          <w:b w:val="1"/>
-          <w:bCs w:val="1"/>
-          <w:sz w:val="39"/>
-          <w:szCs w:val="39"/>
-        </w:rPr>
-      </w:pPr>
-      <w:r>
-        <w:rPr>
-          <w:rtl w:val="0"/>
-        </w:rPr>
-      </w:r>
-    </w:p>
-    <w:p>
-      <w:pPr>
-        <w:spacing w:after="780" w:before="240" w:lineRule="auto"/>
-        <w:ind w:left="0" w:right="0" w:firstLine="0"/>
-        <w:jc w:val="center"/>
-        <w:rPr>
-          <w:rFonts w:ascii="Times New Roman" w:cs="Times New Roman" w:eastAsia="Times New Roman" w:hAnsi="Times New Roman"/>
-          <w:b w:val="1"/>
-          <w:bCs w:val="1"/>
-          <w:sz w:val="39"/>
-          <w:szCs w:val="39"/>
-        </w:rPr>
-      </w:pPr>
-      <w:r>
-        <w:rPr>
-          <w:rtl w:val="0"/>
-        </w:rPr>
-      </w:r>
-    </w:p>
-    <w:p>
-      <w:pPr>
-        <w:spacing w:after="780" w:before="240" w:lineRule="auto"/>
-        <w:ind w:left="0" w:right="0" w:firstLine="0"/>
-        <w:jc w:val="center"/>
-        <w:rPr>
-          <w:rFonts w:ascii="Times New Roman" w:cs="Times New Roman" w:eastAsia="Times New Roman" w:hAnsi="Times New Roman"/>
-          <w:b w:val="1"/>
-          <w:bCs w:val="1"/>
-          <w:sz w:val="39"/>
-          <w:szCs w:val="39"/>
-        </w:rPr>
-      </w:pPr>
-      <w:r>
-        <w:rPr>
-          <w:rtl w:val="0"/>
-        </w:rPr>
-      </w:r>
-    </w:p>
-    <w:p>
-      <w:pPr>
-        <w:spacing w:after="780" w:before="240" w:lineRule="auto"/>
-        <w:ind w:left="0" w:right="0" w:firstLine="0"/>
-        <w:jc w:val="center"/>
-        <w:rPr>
-          <w:rFonts w:ascii="Times New Roman" w:cs="Times New Roman" w:eastAsia="Times New Roman" w:hAnsi="Times New Roman"/>
-          <w:b w:val="1"/>
-          <w:bCs w:val="1"/>
-          <w:sz w:val="39"/>
-          <w:szCs w:val="39"/>
-        </w:rPr>
-      </w:pPr>
-      <w:r>
-        <w:rPr>
-          <w:rtl w:val="0"/>
-        </w:rPr>
-      </w:r>
-    </w:p>
-    <w:p>
-      <w:pPr>
-        <w:spacing w:after="780" w:before="240" w:lineRule="auto"/>
-        <w:ind w:left="0" w:right="0" w:firstLine="0"/>
-        <w:jc w:val="center"/>
-        <w:rPr>
-          <w:rFonts w:ascii="Times New Roman" w:cs="Times New Roman" w:eastAsia="Times New Roman" w:hAnsi="Times New Roman"/>
-          <w:b w:val="1"/>
-          <w:bCs w:val="1"/>
-          <w:sz w:val="39"/>
-          <w:szCs w:val="39"/>
-        </w:rPr>
-      </w:pPr>
-      <w:r>
-        <w:rPr>
-          <w:rtl w:val="0"/>
-        </w:rPr>
-      </w:r>
-    </w:p>
-    <w:p>
-      <w:pPr>
-        <w:spacing w:after="780" w:before="240" w:lineRule="auto"/>
-        <w:ind w:left="0" w:right="0" w:firstLine="0"/>
-        <w:jc w:val="center"/>
-        <w:rPr>
-          <w:rFonts w:ascii="Times New Roman" w:cs="Times New Roman" w:eastAsia="Times New Roman" w:hAnsi="Times New Roman"/>
-          <w:b w:val="1"/>
-          <w:bCs w:val="1"/>
-          <w:sz w:val="39"/>
-          <w:szCs w:val="39"/>
-        </w:rPr>
-      </w:pPr>
-      <w:r>
-        <w:rPr>
-          <w:rtl w:val="0"/>
-        </w:rPr>
-      </w:r>
-    </w:p>
-    <w:p>
-      <w:pPr>
-        <w:spacing w:after="780" w:before="240" w:lineRule="auto"/>
-        <w:ind w:left="0" w:right="0" w:firstLine="0"/>
-        <w:jc w:val="center"/>
-        <w:rPr>
-          <w:rFonts w:ascii="Times New Roman" w:cs="Times New Roman" w:eastAsia="Times New Roman" w:hAnsi="Times New Roman"/>
-          <w:b w:val="1"/>
-          <w:bCs w:val="1"/>
-          <w:sz w:val="39"/>
-          <w:szCs w:val="39"/>
-        </w:rPr>
-      </w:pPr>
-      <w:r>
-        <w:rPr>
-          <w:rFonts w:ascii="Times New Roman" w:cs="Times New Roman" w:eastAsia="Times New Roman" w:hAnsi="Times New Roman"/>
-          <w:b w:val="1"/>
-          <w:bCs w:val="1"/>
-          <w:sz w:val="39"/>
-          <w:szCs w:val="39"/>
-          <w:rtl w:val="0"/>
-        </w:rPr>
-        <w:t xml:space="preserve">2. Overall Description</w:t>
       </w:r>
     </w:p>
     <w:p>
@@ -4332,7 +3781,7 @@
           <w:ilvl w:val="0"/>
           <w:numId w:val="6"/>
         </w:numPr>
-        <w:spacing w:after="0" w:afterAutospacing="0" w:before="240" w:lineRule="auto"/>
+        <w:spacing w:after="300" w:before="240" w:lineRule="auto"/>
         <w:ind w:left="0" w:right="0" w:firstLine="0"/>
         <w:rPr>
           <w:rFonts w:ascii="Times New Roman" w:cs="Times New Roman" w:eastAsia="Times New Roman" w:hAnsi="Times New Roman"/>
@@ -4351,7 +3800,34 @@
           <w:szCs w:val="30"/>
           <w:rtl w:val="0"/>
         </w:rPr>
-        <w:t xml:space="preserve">Product Perspective</w:t>
+        <w:t xml:space="preserve"> Scope</w:t>
+      </w:r>
+    </w:p>
+    <w:p>
+      <w:pPr>
+        <w:spacing w:after="180" w:lineRule="auto"/>
+        <w:ind w:left="0" w:right="0" w:firstLine="0"/>
+        <w:rPr>
+          <w:rFonts w:ascii="Times New Roman" w:cs="Times New Roman" w:eastAsia="Times New Roman" w:hAnsi="Times New Roman"/>
+          <w:color w:val="5b1a8e"/>
+          <w:sz w:val="27"/>
+          <w:szCs w:val="27"/>
+        </w:rPr>
+      </w:pPr>
+      <w:r>
+        <w:rPr>
+          <w:rFonts w:ascii="Times New Roman" w:cs="Times New Roman" w:eastAsia="Times New Roman" w:hAnsi="Times New Roman"/>
+          <w:color w:val="5b1a8e"/>
+          <w:sz w:val="27"/>
+          <w:szCs w:val="27"/>
+          <w:rtl w:val="0"/>
+        </w:rPr>
+        <w:t xml:space="preserve">This document will detail the user, GUI, functional and non-functional requirements for the BlackJack Simulation Program (Name pending). This document will not document how these requirements will be implemented. It is a blueprint that will be closely adhered to during the design phase.</w:t>
+      </w:r>
+      <w:r>
+        <w:rPr>
+          <w:rtl w:val="0"/>
+        </w:rPr>
       </w:r>
     </w:p>
     <w:p>
@@ -4360,7 +3836,7 @@
           <w:ilvl w:val="0"/>
           <w:numId w:val="6"/>
         </w:numPr>
-        <w:spacing w:after="300" w:before="0" w:beforeAutospacing="0" w:lineRule="auto"/>
+        <w:spacing w:after="180" w:lineRule="auto"/>
         <w:ind w:left="0" w:right="0" w:firstLine="0"/>
         <w:rPr>
           <w:rFonts w:ascii="Times New Roman" w:cs="Times New Roman" w:eastAsia="Times New Roman" w:hAnsi="Times New Roman"/>
@@ -4379,58 +3855,406 @@
           <w:szCs w:val="30"/>
           <w:rtl w:val="0"/>
         </w:rPr>
-        <w:t xml:space="preserve">Product Architecture</w:t>
+        <w:t xml:space="preserve"> </w:t>
+      </w:r>
+      <w:r>
+        <w:rPr>
+          <w:rFonts w:ascii="Times New Roman" w:cs="Times New Roman" w:eastAsia="Times New Roman" w:hAnsi="Times New Roman"/>
+          <w:b w:val="1"/>
+          <w:bCs w:val="1"/>
+          <w:sz w:val="30"/>
+          <w:szCs w:val="30"/>
+          <w:rtl w:val="0"/>
+        </w:rPr>
+        <w:t xml:space="preserve">Definitions, Acronyms, Abbreviations</w:t>
+      </w:r>
+    </w:p>
+    <w:p>
+      <w:pPr>
+        <w:spacing w:after="180" w:lineRule="auto"/>
+        <w:ind w:left="0" w:right="0" w:firstLine="0"/>
+        <w:rPr>
+          <w:rFonts w:ascii="Times New Roman" w:cs="Times New Roman" w:eastAsia="Times New Roman" w:hAnsi="Times New Roman"/>
+          <w:color w:val="5b1a8e"/>
+          <w:sz w:val="27"/>
+          <w:szCs w:val="27"/>
+        </w:rPr>
+      </w:pPr>
+      <w:r>
+        <w:rPr>
+          <w:rFonts w:ascii="Times New Roman" w:cs="Times New Roman" w:eastAsia="Times New Roman" w:hAnsi="Times New Roman"/>
+          <w:b w:val="1"/>
+          <w:bCs w:val="1"/>
+          <w:color w:val="5b1a8e"/>
+          <w:sz w:val="27"/>
+          <w:szCs w:val="27"/>
+          <w:rtl w:val="0"/>
+        </w:rPr>
+        <w:t xml:space="preserve">Dealer</w:t>
+      </w:r>
+      <w:r>
+        <w:rPr>
+          <w:rFonts w:ascii="Times New Roman" w:cs="Times New Roman" w:eastAsia="Times New Roman" w:hAnsi="Times New Roman"/>
+          <w:color w:val="5b1a8e"/>
+          <w:sz w:val="27"/>
+          <w:szCs w:val="27"/>
+          <w:rtl w:val="0"/>
+        </w:rPr>
+        <w:t xml:space="preserve"> - Authorized personnel responsible for shuffling and dealing the deck of cards in accordance with Blackjack regulations</w:t>
+      </w:r>
+    </w:p>
+    <w:p>
+      <w:pPr>
+        <w:spacing w:after="180" w:lineRule="auto"/>
+        <w:ind w:left="0" w:right="0" w:firstLine="0"/>
+        <w:rPr>
+          <w:rFonts w:ascii="Times New Roman" w:cs="Times New Roman" w:eastAsia="Times New Roman" w:hAnsi="Times New Roman"/>
+          <w:color w:val="5b1a8e"/>
+          <w:sz w:val="27"/>
+          <w:szCs w:val="27"/>
+        </w:rPr>
+      </w:pPr>
+      <w:r>
+        <w:rPr>
+          <w:rFonts w:ascii="Times New Roman" w:cs="Times New Roman" w:eastAsia="Times New Roman" w:hAnsi="Times New Roman"/>
+          <w:b w:val="1"/>
+          <w:bCs w:val="1"/>
+          <w:color w:val="5b1a8e"/>
+          <w:sz w:val="27"/>
+          <w:szCs w:val="27"/>
+          <w:rtl w:val="0"/>
+        </w:rPr>
+        <w:t xml:space="preserve">Hand</w:t>
+      </w:r>
+      <w:r>
+        <w:rPr>
+          <w:rFonts w:ascii="Times New Roman" w:cs="Times New Roman" w:eastAsia="Times New Roman" w:hAnsi="Times New Roman"/>
+          <w:color w:val="5b1a8e"/>
+          <w:sz w:val="27"/>
+          <w:szCs w:val="27"/>
+          <w:rtl w:val="0"/>
+        </w:rPr>
+        <w:t xml:space="preserve"> - The cards held by the player/dealer during the game.</w:t>
+      </w:r>
+    </w:p>
+    <w:p>
+      <w:pPr>
+        <w:spacing w:after="180" w:lineRule="auto"/>
+        <w:ind w:left="0" w:right="0" w:firstLine="0"/>
+        <w:rPr>
+          <w:rFonts w:ascii="Times New Roman" w:cs="Times New Roman" w:eastAsia="Times New Roman" w:hAnsi="Times New Roman"/>
+          <w:color w:val="5b1a8e"/>
+          <w:sz w:val="27"/>
+          <w:szCs w:val="27"/>
+        </w:rPr>
+      </w:pPr>
+      <w:r>
+        <w:rPr>
+          <w:rFonts w:ascii="Times New Roman" w:cs="Times New Roman" w:eastAsia="Times New Roman" w:hAnsi="Times New Roman"/>
+          <w:b w:val="1"/>
+          <w:bCs w:val="1"/>
+          <w:color w:val="5b1a8e"/>
+          <w:sz w:val="27"/>
+          <w:szCs w:val="27"/>
+          <w:rtl w:val="0"/>
+        </w:rPr>
+        <w:t xml:space="preserve">Hit</w:t>
+      </w:r>
+      <w:r>
+        <w:rPr>
+          <w:rFonts w:ascii="Times New Roman" w:cs="Times New Roman" w:eastAsia="Times New Roman" w:hAnsi="Times New Roman"/>
+          <w:color w:val="5b1a8e"/>
+          <w:sz w:val="27"/>
+          <w:szCs w:val="27"/>
+          <w:rtl w:val="0"/>
+        </w:rPr>
+        <w:t xml:space="preserve"> - the action of acquiring a card to be dealt by the dealer to the player's hand.</w:t>
+      </w:r>
+    </w:p>
+    <w:p>
+      <w:pPr>
+        <w:spacing w:after="180" w:lineRule="auto"/>
+        <w:ind w:left="0" w:right="0" w:firstLine="0"/>
+        <w:rPr>
+          <w:rFonts w:ascii="Times New Roman" w:cs="Times New Roman" w:eastAsia="Times New Roman" w:hAnsi="Times New Roman"/>
+          <w:color w:val="5b1a8e"/>
+          <w:sz w:val="27"/>
+          <w:szCs w:val="27"/>
+        </w:rPr>
+      </w:pPr>
+      <w:r>
+        <w:rPr>
+          <w:rFonts w:ascii="Times New Roman" w:cs="Times New Roman" w:eastAsia="Times New Roman" w:hAnsi="Times New Roman"/>
+          <w:b w:val="1"/>
+          <w:bCs w:val="1"/>
+          <w:color w:val="5b1a8e"/>
+          <w:sz w:val="27"/>
+          <w:szCs w:val="27"/>
+          <w:rtl w:val="0"/>
+        </w:rPr>
+        <w:t xml:space="preserve">Stand </w:t>
+      </w:r>
+      <w:r>
+        <w:rPr>
+          <w:rFonts w:ascii="Times New Roman" w:cs="Times New Roman" w:eastAsia="Times New Roman" w:hAnsi="Times New Roman"/>
+          <w:color w:val="5b1a8e"/>
+          <w:sz w:val="27"/>
+          <w:szCs w:val="27"/>
+          <w:rtl w:val="0"/>
+        </w:rPr>
+        <w:t xml:space="preserve">- the action of refusing to be dealt more cards from the dealer.</w:t>
+      </w:r>
+    </w:p>
+    <w:p>
+      <w:pPr>
+        <w:spacing w:after="180" w:lineRule="auto"/>
+        <w:ind w:left="0" w:right="0" w:firstLine="0"/>
+        <w:rPr>
+          <w:rFonts w:ascii="Times New Roman" w:cs="Times New Roman" w:eastAsia="Times New Roman" w:hAnsi="Times New Roman"/>
+          <w:color w:val="5b1a8e"/>
+          <w:sz w:val="27"/>
+          <w:szCs w:val="27"/>
+        </w:rPr>
+      </w:pPr>
+      <w:r>
+        <w:rPr>
+          <w:rFonts w:ascii="Times New Roman" w:cs="Times New Roman" w:eastAsia="Times New Roman" w:hAnsi="Times New Roman"/>
+          <w:b w:val="1"/>
+          <w:bCs w:val="1"/>
+          <w:color w:val="5b1a8e"/>
+          <w:sz w:val="27"/>
+          <w:szCs w:val="27"/>
+          <w:rtl w:val="0"/>
+        </w:rPr>
+        <w:t xml:space="preserve">Bust</w:t>
+      </w:r>
+      <w:r>
+        <w:rPr>
+          <w:rFonts w:ascii="Times New Roman" w:cs="Times New Roman" w:eastAsia="Times New Roman" w:hAnsi="Times New Roman"/>
+          <w:color w:val="5b1a8e"/>
+          <w:sz w:val="27"/>
+          <w:szCs w:val="27"/>
+          <w:rtl w:val="0"/>
+        </w:rPr>
+        <w:t xml:space="preserve"> - when the accumulation of cards the dealer deals exceeds 21.</w:t>
+      </w:r>
+    </w:p>
+    <w:p>
+      <w:pPr>
+        <w:spacing w:after="180" w:lineRule="auto"/>
+        <w:ind w:left="0" w:right="0" w:firstLine="0"/>
+        <w:rPr>
+          <w:rFonts w:ascii="Times New Roman" w:cs="Times New Roman" w:eastAsia="Times New Roman" w:hAnsi="Times New Roman"/>
+          <w:color w:val="5b1a8e"/>
+          <w:sz w:val="27"/>
+          <w:szCs w:val="27"/>
+        </w:rPr>
+      </w:pPr>
+      <w:r>
+        <w:rPr>
+          <w:rFonts w:ascii="Times New Roman" w:cs="Times New Roman" w:eastAsia="Times New Roman" w:hAnsi="Times New Roman"/>
+          <w:b w:val="1"/>
+          <w:bCs w:val="1"/>
+          <w:color w:val="5b1a8e"/>
+          <w:sz w:val="27"/>
+          <w:szCs w:val="27"/>
+          <w:rtl w:val="0"/>
+        </w:rPr>
+        <w:t xml:space="preserve">Ace</w:t>
+      </w:r>
+      <w:r>
+        <w:rPr>
+          <w:rFonts w:ascii="Times New Roman" w:cs="Times New Roman" w:eastAsia="Times New Roman" w:hAnsi="Times New Roman"/>
+          <w:color w:val="5b1a8e"/>
+          <w:sz w:val="27"/>
+          <w:szCs w:val="27"/>
+          <w:rtl w:val="0"/>
+        </w:rPr>
+        <w:t xml:space="preserve"> - in Blackjack, an Ace card can be represented as a value of 1 or 11</w:t>
+      </w:r>
+    </w:p>
+    <w:p>
+      <w:pPr>
+        <w:spacing w:after="180" w:lineRule="auto"/>
+        <w:ind w:left="0" w:right="0" w:firstLine="0"/>
+        <w:rPr>
+          <w:rFonts w:ascii="Times New Roman" w:cs="Times New Roman" w:eastAsia="Times New Roman" w:hAnsi="Times New Roman"/>
+          <w:color w:val="5b1a8e"/>
+          <w:sz w:val="27"/>
+          <w:szCs w:val="27"/>
+        </w:rPr>
+      </w:pPr>
+      <w:r>
+        <w:rPr>
+          <w:rFonts w:ascii="Times New Roman" w:cs="Times New Roman" w:eastAsia="Times New Roman" w:hAnsi="Times New Roman"/>
+          <w:b w:val="1"/>
+          <w:bCs w:val="1"/>
+          <w:color w:val="5b1a8e"/>
+          <w:sz w:val="27"/>
+          <w:szCs w:val="27"/>
+          <w:rtl w:val="0"/>
+        </w:rPr>
+        <w:t xml:space="preserve">Natural</w:t>
+      </w:r>
+      <w:r>
+        <w:rPr>
+          <w:rFonts w:ascii="Times New Roman" w:cs="Times New Roman" w:eastAsia="Times New Roman" w:hAnsi="Times New Roman"/>
+          <w:color w:val="5b1a8e"/>
+          <w:sz w:val="27"/>
+          <w:szCs w:val="27"/>
+          <w:rtl w:val="0"/>
+        </w:rPr>
+        <w:t xml:space="preserve"> - Player's first two cards are an Ace and a ten point card (Jack, Queen, King, or a 10 card) equaling an immediate value of 21.</w:t>
+      </w:r>
+      <w:r>
+        <w:rPr>
+          <w:rtl w:val="0"/>
+        </w:rPr>
+      </w:r>
+    </w:p>
+    <w:p>
+      <w:pPr>
+        <w:numPr>
+          <w:ilvl w:val="0"/>
+          <w:numId w:val="6"/>
+        </w:numPr>
+        <w:spacing w:after="300" w:before="240" w:lineRule="auto"/>
+        <w:ind w:left="0" w:right="0" w:firstLine="0"/>
+        <w:rPr>
+          <w:rFonts w:ascii="Times New Roman" w:cs="Times New Roman" w:eastAsia="Times New Roman" w:hAnsi="Times New Roman"/>
+          <w:b w:val="1"/>
+          <w:bCs w:val="1"/>
+          <w:sz w:val="30"/>
+          <w:szCs w:val="30"/>
+        </w:rPr>
+      </w:pPr>
+      <w:r>
+        <w:rPr>
+          <w:rFonts w:ascii="Times New Roman" w:cs="Times New Roman" w:eastAsia="Times New Roman" w:hAnsi="Times New Roman"/>
+          <w:b w:val="1"/>
+          <w:bCs w:val="1"/>
+          <w:sz w:val="30"/>
+          <w:szCs w:val="30"/>
+          <w:rtl w:val="0"/>
+        </w:rPr>
+        <w:t xml:space="preserve"> </w:t>
+      </w:r>
+      <w:r>
+        <w:rPr>
+          <w:rFonts w:ascii="Times New Roman" w:cs="Times New Roman" w:eastAsia="Times New Roman" w:hAnsi="Times New Roman"/>
+          <w:b w:val="1"/>
+          <w:bCs w:val="1"/>
+          <w:sz w:val="30"/>
+          <w:szCs w:val="30"/>
+          <w:rtl w:val="0"/>
+        </w:rPr>
+        <w:t xml:space="preserve">References</w:t>
       </w:r>
     </w:p>
     <w:p>
       <w:pPr>
         <w:spacing w:after="60" w:lineRule="auto"/>
         <w:ind w:left="0" w:right="0" w:firstLine="0"/>
-        <w:jc w:val="both"/>
-        <w:rPr>
-          <w:rFonts w:ascii="Times New Roman" w:cs="Times New Roman" w:eastAsia="Times New Roman" w:hAnsi="Times New Roman"/>
-          <w:color w:val="5b1a8e"/>
-          <w:sz w:val="27"/>
-          <w:szCs w:val="27"/>
-        </w:rPr>
-      </w:pPr>
-      <w:r>
-        <w:rPr>
-          <w:rFonts w:ascii="Times New Roman" w:cs="Times New Roman" w:eastAsia="Times New Roman" w:hAnsi="Times New Roman"/>
-          <w:color w:val="5b1a8e"/>
-          <w:sz w:val="27"/>
-          <w:szCs w:val="27"/>
-          <w:rtl w:val="0"/>
-        </w:rPr>
-        <w:t xml:space="preserve">The system will be organized into ___ major modules: the ___ module, the ___ module, and the _____ module.</w:t>
-      </w:r>
-      <w:r>
-        <w:rPr>
-          <w:rtl w:val="0"/>
-        </w:rPr>
+        <w:rPr>
+          <w:rFonts w:ascii="Times New Roman" w:cs="Times New Roman" w:eastAsia="Times New Roman" w:hAnsi="Times New Roman"/>
+          <w:sz w:val="27"/>
+          <w:szCs w:val="27"/>
+        </w:rPr>
+      </w:pPr>
+      <w:r>
+        <w:rPr>
+          <w:rFonts w:ascii="Times New Roman" w:cs="Times New Roman" w:eastAsia="Times New Roman" w:hAnsi="Times New Roman"/>
+          <w:color w:val="5b1a8e"/>
+          <w:sz w:val="27"/>
+          <w:szCs w:val="27"/>
+          <w:rtl w:val="0"/>
+        </w:rPr>
+        <w:t xml:space="preserve">Use Case Specification Document</w:t>
+      </w:r>
+      <w:r>
+        <w:rPr>
+          <w:rFonts w:ascii="Times New Roman" w:cs="Times New Roman" w:eastAsia="Times New Roman" w:hAnsi="Times New Roman"/>
+          <w:sz w:val="27"/>
+          <w:szCs w:val="27"/>
+          <w:rtl w:val="0"/>
+        </w:rPr>
+        <w:t xml:space="preserve"> </w:t>
+      </w:r>
+      <w:r>
+        <w:rPr>
+          <w:rtl w:val="0"/>
+        </w:rPr>
+      </w:r>
+    </w:p>
+    <w:p>
+      <w:pPr>
+        <w:spacing w:after="60" w:lineRule="auto"/>
+        <w:ind w:left="0" w:right="0" w:firstLine="0"/>
+        <w:rPr>
+          <w:rFonts w:ascii="Times New Roman" w:cs="Times New Roman" w:eastAsia="Times New Roman" w:hAnsi="Times New Roman"/>
+          <w:color w:val="5b1a8e"/>
+          <w:sz w:val="27"/>
+          <w:szCs w:val="27"/>
+        </w:rPr>
+      </w:pPr>
+      <w:r>
+        <w:rPr>
+          <w:rFonts w:ascii="Times New Roman" w:cs="Times New Roman" w:eastAsia="Times New Roman" w:hAnsi="Times New Roman"/>
+          <w:color w:val="5b1a8e"/>
+          <w:sz w:val="27"/>
+          <w:szCs w:val="27"/>
+          <w:rtl w:val="0"/>
+        </w:rPr>
+        <w:t xml:space="preserve">UML Use Case Diagrams Document</w:t>
+      </w:r>
+    </w:p>
+    <w:p>
+      <w:pPr>
+        <w:spacing w:after="60" w:lineRule="auto"/>
+        <w:ind w:left="0" w:right="0" w:firstLine="0"/>
+        <w:rPr>
+          <w:rFonts w:ascii="Times New Roman" w:cs="Times New Roman" w:eastAsia="Times New Roman" w:hAnsi="Times New Roman"/>
+          <w:color w:val="5b1a8e"/>
+          <w:sz w:val="27"/>
+          <w:szCs w:val="27"/>
+        </w:rPr>
+      </w:pPr>
+      <w:r>
+        <w:rPr>
+          <w:rFonts w:ascii="Times New Roman" w:cs="Times New Roman" w:eastAsia="Times New Roman" w:hAnsi="Times New Roman"/>
+          <w:color w:val="5b1a8e"/>
+          <w:sz w:val="27"/>
+          <w:szCs w:val="27"/>
+          <w:rtl w:val="0"/>
+        </w:rPr>
+        <w:t xml:space="preserve">Class Diagrams </w:t>
       </w:r>
     </w:p>
     <w:p>
       <w:pPr>
         <w:spacing w:after="180" w:lineRule="auto"/>
         <w:ind w:left="0" w:right="0" w:firstLine="0"/>
-        <w:jc w:val="both"/>
-        <w:rPr>
-          <w:rFonts w:ascii="Times New Roman" w:cs="Times New Roman" w:eastAsia="Times New Roman" w:hAnsi="Times New Roman"/>
-          <w:color w:val="5b1a8e"/>
-          <w:sz w:val="27"/>
-          <w:szCs w:val="27"/>
-        </w:rPr>
-      </w:pPr>
-      <w:r>
-        <w:rPr>
-          <w:rFonts w:ascii="Times New Roman" w:cs="Times New Roman" w:eastAsia="Times New Roman" w:hAnsi="Times New Roman"/>
-          <w:color w:val="5b1a8e"/>
-          <w:sz w:val="27"/>
-          <w:szCs w:val="27"/>
-          <w:rtl w:val="0"/>
-        </w:rPr>
-        <w:t xml:space="preserve">Note: System architecture should follow standard OO design practices.</w:t>
+        <w:rPr>
+          <w:rFonts w:ascii="Times New Roman" w:cs="Times New Roman" w:eastAsia="Times New Roman" w:hAnsi="Times New Roman"/>
+          <w:color w:val="5b1a8e"/>
+          <w:sz w:val="27"/>
+          <w:szCs w:val="27"/>
+        </w:rPr>
+      </w:pPr>
+      <w:r>
+        <w:rPr>
+          <w:rFonts w:ascii="Times New Roman" w:cs="Times New Roman" w:eastAsia="Times New Roman" w:hAnsi="Times New Roman"/>
+          <w:color w:val="5b1a8e"/>
+          <w:sz w:val="27"/>
+          <w:szCs w:val="27"/>
+          <w:rtl w:val="0"/>
+        </w:rPr>
+        <w:t xml:space="preserve">Sequence Diagrams </w:t>
+      </w:r>
+      <w:r>
+        <w:rPr>
+          <w:rtl w:val="0"/>
+        </w:rPr>
       </w:r>
     </w:p>
     <w:p>
@@ -4458,12 +4282,23 @@
           <w:szCs w:val="30"/>
           <w:rtl w:val="0"/>
         </w:rPr>
-        <w:t xml:space="preserve">Product Functionality/Features</w:t>
-      </w:r>
-    </w:p>
-    <w:p>
-      <w:pPr>
-        <w:spacing w:after="180" w:lineRule="auto"/>
+        <w:t xml:space="preserve"> </w:t>
+      </w:r>
+      <w:r>
+        <w:rPr>
+          <w:rFonts w:ascii="Times New Roman" w:cs="Times New Roman" w:eastAsia="Times New Roman" w:hAnsi="Times New Roman"/>
+          <w:b w:val="1"/>
+          <w:bCs w:val="1"/>
+          <w:sz w:val="30"/>
+          <w:szCs w:val="30"/>
+          <w:rtl w:val="0"/>
+        </w:rPr>
+        <w:t xml:space="preserve">Overview</w:t>
+      </w:r>
+    </w:p>
+    <w:p>
+      <w:pPr>
+        <w:spacing w:after="2440" w:lineRule="auto"/>
         <w:ind w:left="0" w:right="0" w:firstLine="0"/>
         <w:rPr>
           <w:rFonts w:ascii="Times New Roman" w:cs="Times New Roman" w:eastAsia="Times New Roman" w:hAnsi="Times New Roman"/>
@@ -4478,14 +4313,112 @@
           <w:szCs w:val="27"/>
           <w:rtl w:val="0"/>
         </w:rPr>
-        <w:t xml:space="preserve">The high-level features of the system are as follows (see section 3 of this document for more detailed requirements that address these features):</w:t>
+        <w:t xml:space="preserve">The Multiplayer Black Jack Gaming System, is designed to simulate a real-time casino experience, allowing multiple players to simultaneously compete against a real-time dealer. Where players aim to reach a hand value of 21 without going over that number.</w:t>
+      </w:r>
+      <w:r>
+        <w:rPr>
+          <w:rFonts w:ascii="Times New Roman" w:cs="Times New Roman" w:eastAsia="Times New Roman" w:hAnsi="Times New Roman"/>
+          <w:sz w:val="27"/>
+          <w:szCs w:val="27"/>
+          <w:rtl w:val="0"/>
+        </w:rPr>
+        <w:t xml:space="preserve"> </w:t>
+      </w:r>
+    </w:p>
+    <w:p>
+      <w:pPr>
+        <w:spacing w:after="2440" w:lineRule="auto"/>
+        <w:ind w:left="0" w:right="0" w:firstLine="0"/>
+        <w:rPr>
+          <w:rFonts w:ascii="Times New Roman" w:cs="Times New Roman" w:eastAsia="Times New Roman" w:hAnsi="Times New Roman"/>
+          <w:sz w:val="27"/>
+          <w:szCs w:val="27"/>
+        </w:rPr>
+      </w:pPr>
+      <w:r>
+        <w:rPr>
+          <w:rtl w:val="0"/>
+        </w:rPr>
+      </w:r>
+    </w:p>
+    <w:p>
+      <w:pPr>
+        <w:spacing w:after="2440" w:lineRule="auto"/>
+        <w:ind w:left="0" w:right="0" w:firstLine="0"/>
+        <w:rPr>
+          <w:rFonts w:ascii="Times New Roman" w:cs="Times New Roman" w:eastAsia="Times New Roman" w:hAnsi="Times New Roman"/>
+          <w:sz w:val="27"/>
+          <w:szCs w:val="27"/>
+        </w:rPr>
+      </w:pPr>
+      <w:r>
+        <w:rPr>
+          <w:rtl w:val="0"/>
+        </w:rPr>
+      </w:r>
+    </w:p>
+    <w:p>
+      <w:pPr>
+        <w:spacing w:after="2440" w:lineRule="auto"/>
+        <w:ind w:left="0" w:right="0" w:firstLine="0"/>
+        <w:rPr>
+          <w:rFonts w:ascii="Times New Roman" w:cs="Times New Roman" w:eastAsia="Times New Roman" w:hAnsi="Times New Roman"/>
+          <w:sz w:val="27"/>
+          <w:szCs w:val="27"/>
+        </w:rPr>
+      </w:pPr>
+      <w:r>
+        <w:rPr>
+          <w:rtl w:val="0"/>
+        </w:rPr>
+      </w:r>
+    </w:p>
+    <w:p>
+      <w:pPr>
+        <w:spacing w:after="2440" w:lineRule="auto"/>
+        <w:ind w:left="0" w:right="0" w:firstLine="0"/>
+        <w:rPr>
+          <w:rFonts w:ascii="Times New Roman" w:cs="Times New Roman" w:eastAsia="Times New Roman" w:hAnsi="Times New Roman"/>
+          <w:sz w:val="27"/>
+          <w:szCs w:val="27"/>
+        </w:rPr>
+      </w:pPr>
+      <w:r>
+        <w:rPr>
+          <w:rtl w:val="0"/>
+        </w:rPr>
+      </w:r>
+    </w:p>
+    <w:p>
+      <w:pPr>
+        <w:spacing w:after="780" w:before="240" w:lineRule="auto"/>
+        <w:ind w:left="0" w:right="0" w:firstLine="0"/>
+        <w:jc w:val="center"/>
+        <w:rPr>
+          <w:rFonts w:ascii="Times New Roman" w:cs="Times New Roman" w:eastAsia="Times New Roman" w:hAnsi="Times New Roman"/>
+          <w:b w:val="1"/>
+          <w:bCs w:val="1"/>
+          <w:sz w:val="39"/>
+          <w:szCs w:val="39"/>
+        </w:rPr>
+      </w:pPr>
+      <w:r>
+        <w:rPr>
+          <w:rFonts w:ascii="Times New Roman" w:cs="Times New Roman" w:eastAsia="Times New Roman" w:hAnsi="Times New Roman"/>
+          <w:b w:val="1"/>
+          <w:bCs w:val="1"/>
+          <w:sz w:val="39"/>
+          <w:szCs w:val="39"/>
+          <w:rtl w:val="0"/>
+        </w:rPr>
+        <w:t xml:space="preserve">2. Overall Description</w:t>
       </w:r>
     </w:p>
     <w:p>
       <w:pPr>
         <w:numPr>
           <w:ilvl w:val="0"/>
-          <w:numId w:val="6"/>
+          <w:numId w:val="9"/>
         </w:numPr>
         <w:spacing w:after="0" w:afterAutospacing="0" w:before="240" w:lineRule="auto"/>
         <w:ind w:left="0" w:right="0" w:firstLine="0"/>
@@ -4506,14 +4439,161 @@
           <w:szCs w:val="30"/>
           <w:rtl w:val="0"/>
         </w:rPr>
-        <w:t xml:space="preserve">Constraints</w:t>
+        <w:t xml:space="preserve"> Product Perspective</w:t>
       </w:r>
     </w:p>
     <w:p>
       <w:pPr>
         <w:numPr>
           <w:ilvl w:val="0"/>
-          <w:numId w:val="5"/>
+          <w:numId w:val="9"/>
+        </w:numPr>
+        <w:spacing w:after="0" w:afterAutospacing="0" w:before="0" w:beforeAutospacing="0" w:lineRule="auto"/>
+        <w:ind w:left="0" w:right="0" w:firstLine="0"/>
+        <w:rPr>
+          <w:rFonts w:ascii="Times New Roman" w:cs="Times New Roman" w:eastAsia="Times New Roman" w:hAnsi="Times New Roman"/>
+          <w:b w:val="1"/>
+          <w:bCs w:val="1"/>
+          <w:sz w:val="30"/>
+          <w:szCs w:val="30"/>
+        </w:rPr>
+      </w:pPr>
+      <w:r>
+        <w:rPr>
+          <w:rFonts w:ascii="Times New Roman" w:cs="Times New Roman" w:eastAsia="Times New Roman" w:hAnsi="Times New Roman"/>
+          <w:b w:val="1"/>
+          <w:bCs w:val="1"/>
+          <w:sz w:val="30"/>
+          <w:szCs w:val="30"/>
+          <w:rtl w:val="0"/>
+        </w:rPr>
+        <w:t xml:space="preserve"> Product Architecture X</w:t>
+      </w:r>
+      <w:r>
+        <w:rPr>
+          <w:rtl w:val="0"/>
+        </w:rPr>
+      </w:r>
+    </w:p>
+    <w:p>
+      <w:pPr>
+        <w:numPr>
+          <w:ilvl w:val="0"/>
+          <w:numId w:val="9"/>
+        </w:numPr>
+        <w:spacing w:after="280" w:before="0" w:beforeAutospacing="0" w:lineRule="auto"/>
+        <w:ind w:left="0" w:right="0" w:firstLine="0"/>
+        <w:rPr>
+          <w:rFonts w:ascii="Times New Roman" w:cs="Times New Roman" w:eastAsia="Times New Roman" w:hAnsi="Times New Roman"/>
+          <w:b w:val="1"/>
+          <w:bCs w:val="1"/>
+          <w:sz w:val="30"/>
+          <w:szCs w:val="30"/>
+        </w:rPr>
+      </w:pPr>
+      <w:r>
+        <w:rPr>
+          <w:rFonts w:ascii="Times New Roman" w:cs="Times New Roman" w:eastAsia="Times New Roman" w:hAnsi="Times New Roman"/>
+          <w:b w:val="1"/>
+          <w:bCs w:val="1"/>
+          <w:sz w:val="30"/>
+          <w:szCs w:val="30"/>
+          <w:rtl w:val="0"/>
+        </w:rPr>
+        <w:t xml:space="preserve"> </w:t>
+      </w:r>
+      <w:r>
+        <w:rPr>
+          <w:rFonts w:ascii="Times New Roman" w:cs="Times New Roman" w:eastAsia="Times New Roman" w:hAnsi="Times New Roman"/>
+          <w:b w:val="1"/>
+          <w:bCs w:val="1"/>
+          <w:sz w:val="30"/>
+          <w:szCs w:val="30"/>
+          <w:rtl w:val="0"/>
+        </w:rPr>
+        <w:t xml:space="preserve">Product Functionality/Features </w:t>
+      </w:r>
+    </w:p>
+    <w:p>
+      <w:pPr>
+        <w:spacing w:after="180" w:lineRule="auto"/>
+        <w:ind w:left="0" w:right="0" w:firstLine="0"/>
+        <w:rPr>
+          <w:rFonts w:ascii="Times New Roman" w:cs="Times New Roman" w:eastAsia="Times New Roman" w:hAnsi="Times New Roman"/>
+          <w:sz w:val="27"/>
+          <w:szCs w:val="27"/>
+        </w:rPr>
+      </w:pPr>
+      <w:r>
+        <w:rPr>
+          <w:rFonts w:ascii="Times New Roman" w:cs="Times New Roman" w:eastAsia="Times New Roman" w:hAnsi="Times New Roman"/>
+          <w:sz w:val="27"/>
+          <w:szCs w:val="27"/>
+          <w:rtl w:val="0"/>
+        </w:rPr>
+        <w:t xml:space="preserve">The high-level features of the system are as follows (see section 3 of this document for more detailed requirements that address these features):</w:t>
+      </w:r>
+    </w:p>
+    <w:p>
+      <w:pPr>
+        <w:numPr>
+          <w:ilvl w:val="0"/>
+          <w:numId w:val="9"/>
+        </w:numPr>
+        <w:spacing w:after="0" w:afterAutospacing="0" w:before="240" w:lineRule="auto"/>
+        <w:ind w:left="0" w:right="0" w:firstLine="0"/>
+        <w:rPr>
+          <w:rFonts w:ascii="Times New Roman" w:cs="Times New Roman" w:eastAsia="Times New Roman" w:hAnsi="Times New Roman"/>
+          <w:b w:val="1"/>
+          <w:bCs w:val="1"/>
+          <w:sz w:val="30"/>
+          <w:szCs w:val="30"/>
+        </w:rPr>
+      </w:pPr>
+      <w:r>
+        <w:rPr>
+          <w:rFonts w:ascii="Times New Roman" w:cs="Times New Roman" w:eastAsia="Times New Roman" w:hAnsi="Times New Roman"/>
+          <w:b w:val="1"/>
+          <w:bCs w:val="1"/>
+          <w:sz w:val="30"/>
+          <w:szCs w:val="30"/>
+          <w:rtl w:val="0"/>
+        </w:rPr>
+        <w:t xml:space="preserve"> Constraints X</w:t>
+      </w:r>
+    </w:p>
+    <w:p>
+      <w:pPr>
+        <w:numPr>
+          <w:ilvl w:val="0"/>
+          <w:numId w:val="8"/>
+        </w:numPr>
+        <w:spacing w:after="0" w:afterAutospacing="0" w:lineRule="auto"/>
+        <w:ind w:left="720" w:hanging="360"/>
+        <w:jc w:val="both"/>
+        <w:rPr>
+          <w:rFonts w:ascii="Times New Roman" w:cs="Times New Roman" w:eastAsia="Times New Roman" w:hAnsi="Times New Roman"/>
+          <w:color w:val="5b1a8e"/>
+          <w:sz w:val="27"/>
+          <w:szCs w:val="27"/>
+        </w:rPr>
+      </w:pPr>
+      <w:r>
+        <w:rPr>
+          <w:rFonts w:ascii="Times New Roman" w:cs="Times New Roman" w:eastAsia="Times New Roman" w:hAnsi="Times New Roman"/>
+          <w:color w:val="5b1a8e"/>
+          <w:sz w:val="27"/>
+          <w:szCs w:val="27"/>
+          <w:rtl w:val="0"/>
+        </w:rPr>
+        <w:t xml:space="preserve">The system must be implemented entirely in Java.</w:t>
+      </w:r>
+    </w:p>
+    <w:p>
+      <w:pPr>
+        <w:numPr>
+          <w:ilvl w:val="0"/>
+          <w:numId w:val="8"/>
         </w:numPr>
         <w:spacing w:after="0" w:afterAutospacing="0" w:lineRule="auto"/>
         <w:ind w:left="720" w:right="0" w:hanging="360"/>
@@ -4534,14 +4614,14 @@
           <w:szCs w:val="27"/>
           <w:rtl w:val="0"/>
         </w:rPr>
-        <w:t xml:space="preserve">The system must be implemented entirely in Java.</w:t>
+        <w:t xml:space="preserve">Since the system has to operate as a Java application it means there mustn't have web-based code be used (HTML, CSS, JavaScript).</w:t>
       </w:r>
     </w:p>
     <w:p>
       <w:pPr>
         <w:numPr>
           <w:ilvl w:val="0"/>
-          <w:numId w:val="5"/>
+          <w:numId w:val="8"/>
         </w:numPr>
         <w:spacing w:after="0" w:afterAutospacing="0" w:lineRule="auto"/>
         <w:ind w:left="720" w:right="0" w:hanging="360"/>
@@ -4562,14 +4642,14 @@
           <w:szCs w:val="27"/>
           <w:rtl w:val="0"/>
         </w:rPr>
-        <w:t xml:space="preserve">Since the system has to operate as a Java application it means there mustn't have web-based code be used (HTML, CSS, JavaScript).</w:t>
+        <w:t xml:space="preserve">The system must use Java socket connections due to it being a client-server application.</w:t>
       </w:r>
     </w:p>
     <w:p>
       <w:pPr>
         <w:numPr>
           <w:ilvl w:val="0"/>
-          <w:numId w:val="5"/>
+          <w:numId w:val="8"/>
         </w:numPr>
         <w:spacing w:after="0" w:afterAutospacing="0" w:lineRule="auto"/>
         <w:ind w:left="720" w:right="0" w:hanging="360"/>
@@ -4590,14 +4670,14 @@
           <w:szCs w:val="27"/>
           <w:rtl w:val="0"/>
         </w:rPr>
-        <w:t xml:space="preserve">The system must use Java socket connections due to it being a client-server application.</w:t>
+        <w:t xml:space="preserve">The server has to handle client disconnections without stopping active games/other connections in the server system.</w:t>
       </w:r>
     </w:p>
     <w:p>
       <w:pPr>
         <w:numPr>
           <w:ilvl w:val="0"/>
-          <w:numId w:val="5"/>
+          <w:numId w:val="8"/>
         </w:numPr>
         <w:spacing w:after="0" w:afterAutospacing="0" w:lineRule="auto"/>
         <w:ind w:left="720" w:right="0" w:hanging="360"/>
@@ -4618,14 +4698,14 @@
           <w:szCs w:val="27"/>
           <w:rtl w:val="0"/>
         </w:rPr>
-        <w:t xml:space="preserve">The server has to handle client disconnections without stopping active games/other connections in the server system.</w:t>
+        <w:t xml:space="preserve">The server must support multiple client connections since multiple players can play at the same time.</w:t>
       </w:r>
     </w:p>
     <w:p>
       <w:pPr>
         <w:numPr>
           <w:ilvl w:val="0"/>
-          <w:numId w:val="5"/>
+          <w:numId w:val="8"/>
         </w:numPr>
         <w:spacing w:after="0" w:afterAutospacing="0" w:lineRule="auto"/>
         <w:ind w:left="720" w:right="0" w:hanging="360"/>
@@ -4646,14 +4726,14 @@
           <w:szCs w:val="27"/>
           <w:rtl w:val="0"/>
         </w:rPr>
-        <w:t xml:space="preserve">The server must support multiple client connections since multiple players can play at the same time.</w:t>
+        <w:t xml:space="preserve">The system has to correctly handle Blackjack standard rules such as an Ace valuation (it being value 1 or 11) &amp; recognize a natural BlackJack on the first deal.</w:t>
       </w:r>
     </w:p>
     <w:p>
       <w:pPr>
         <w:numPr>
           <w:ilvl w:val="0"/>
-          <w:numId w:val="5"/>
+          <w:numId w:val="8"/>
         </w:numPr>
         <w:spacing w:after="0" w:afterAutospacing="0" w:lineRule="auto"/>
         <w:ind w:left="720" w:right="0" w:hanging="360"/>
@@ -4674,14 +4754,14 @@
           <w:szCs w:val="27"/>
           <w:rtl w:val="0"/>
         </w:rPr>
-        <w:t xml:space="preserve">The system has to correctly handle Blackjack standard rules such as an Ace valuation (it being value 1 or 11) &amp; recognize a natural BlackJack on the first deal.</w:t>
+        <w:t xml:space="preserve">Players must not lose money unfairly, meaning their account balance can’t drop below zero where bets must be validated by the server before each round.</w:t>
       </w:r>
     </w:p>
     <w:p>
       <w:pPr>
         <w:numPr>
           <w:ilvl w:val="0"/>
-          <w:numId w:val="5"/>
+          <w:numId w:val="8"/>
         </w:numPr>
         <w:spacing w:after="0" w:afterAutospacing="0" w:lineRule="auto"/>
         <w:ind w:left="720" w:right="0" w:hanging="360"/>
@@ -4702,14 +4782,14 @@
           <w:szCs w:val="27"/>
           <w:rtl w:val="0"/>
         </w:rPr>
-        <w:t xml:space="preserve">Players must not lose money unfairly, meaning their account balance can’t drop below zero where bets must be validated by the server before each round.</w:t>
+        <w:t xml:space="preserve">Only registered users with valid credentials can connect to the server, since players have to be authenticated before joining a game.</w:t>
       </w:r>
     </w:p>
     <w:p>
       <w:pPr>
         <w:numPr>
           <w:ilvl w:val="0"/>
-          <w:numId w:val="5"/>
+          <w:numId w:val="8"/>
         </w:numPr>
         <w:spacing w:after="0" w:afterAutospacing="0" w:lineRule="auto"/>
         <w:ind w:left="720" w:right="0" w:hanging="360"/>
@@ -4730,14 +4810,14 @@
           <w:szCs w:val="27"/>
           <w:rtl w:val="0"/>
         </w:rPr>
-        <w:t xml:space="preserve">Only registered users with valid credentials can connect to the server, since players have to be authenticated before joining a game.</w:t>
+        <w:t xml:space="preserve">The system must not allow players to access other player’s hands (each player’s cards in game) or manipulate game outcomes as the system has to be fair.</w:t>
       </w:r>
     </w:p>
     <w:p>
       <w:pPr>
         <w:numPr>
           <w:ilvl w:val="0"/>
-          <w:numId w:val="5"/>
+          <w:numId w:val="8"/>
         </w:numPr>
         <w:spacing w:after="0" w:afterAutospacing="0" w:lineRule="auto"/>
         <w:ind w:left="720" w:right="0" w:hanging="360"/>
@@ -4758,131 +4838,21 @@
           <w:szCs w:val="27"/>
           <w:rtl w:val="0"/>
         </w:rPr>
-        <w:t xml:space="preserve">The system must not allow players to access other player’s hands (each player’s cards in game) or manipulate game outcomes as the system has to be fair.</w:t>
+        <w:t xml:space="preserve">The system must maintain valid decks for each table.</w:t>
+      </w:r>
+      <w:r>
+        <w:rPr>
+          <w:rtl w:val="0"/>
+        </w:rPr>
       </w:r>
     </w:p>
     <w:p>
       <w:pPr>
         <w:numPr>
           <w:ilvl w:val="0"/>
-          <w:numId w:val="5"/>
+          <w:numId w:val="9"/>
         </w:numPr>
-        <w:spacing w:after="180" w:lineRule="auto"/>
-        <w:ind w:left="720" w:hanging="360"/>
-        <w:jc w:val="both"/>
-        <w:rPr>
-          <w:rFonts w:ascii="Times New Roman" w:cs="Times New Roman" w:eastAsia="Times New Roman" w:hAnsi="Times New Roman"/>
-          <w:color w:val="5b1a8e"/>
-          <w:sz w:val="27"/>
-          <w:szCs w:val="27"/>
-        </w:rPr>
-      </w:pPr>
-      <w:r>
-        <w:rPr>
-          <w:rFonts w:ascii="Times New Roman" w:cs="Times New Roman" w:eastAsia="Times New Roman" w:hAnsi="Times New Roman"/>
-          <w:color w:val="5b1a8e"/>
-          <w:sz w:val="27"/>
-          <w:szCs w:val="27"/>
-          <w:rtl w:val="0"/>
-        </w:rPr>
-        <w:t xml:space="preserve">The system must maintain valid decks for each table.</w:t>
-      </w:r>
-    </w:p>
-    <w:p>
-      <w:pPr>
-        <w:spacing w:after="180" w:lineRule="auto"/>
-        <w:ind w:left="0" w:firstLine="0"/>
-        <w:jc w:val="both"/>
-        <w:rPr>
-          <w:rFonts w:ascii="Times New Roman" w:cs="Times New Roman" w:eastAsia="Times New Roman" w:hAnsi="Times New Roman"/>
-          <w:color w:val="5b1a8e"/>
-          <w:sz w:val="27"/>
-          <w:szCs w:val="27"/>
-        </w:rPr>
-      </w:pPr>
-      <w:r>
-        <w:rPr>
-          <w:rtl w:val="0"/>
-        </w:rPr>
-      </w:r>
-    </w:p>
-    <w:p>
-      <w:pPr>
-        <w:spacing w:after="60" w:lineRule="auto"/>
-        <w:ind w:left="0" w:right="0" w:firstLine="0"/>
-        <w:jc w:val="both"/>
-        <w:rPr>
-          <w:rFonts w:ascii="Times New Roman" w:cs="Times New Roman" w:eastAsia="Times New Roman" w:hAnsi="Times New Roman"/>
-          <w:color w:val="5b1a8e"/>
-          <w:sz w:val="27"/>
-          <w:szCs w:val="27"/>
-        </w:rPr>
-      </w:pPr>
-      <w:r>
-        <w:rPr>
-          <w:rtl w:val="0"/>
-        </w:rPr>
-      </w:r>
-    </w:p>
-    <w:p>
-      <w:pPr>
-        <w:spacing w:after="60" w:lineRule="auto"/>
-        <w:ind w:left="0" w:right="0" w:firstLine="0"/>
-        <w:jc w:val="both"/>
-        <w:rPr>
-          <w:rFonts w:ascii="Times New Roman" w:cs="Times New Roman" w:eastAsia="Times New Roman" w:hAnsi="Times New Roman"/>
-          <w:color w:val="5b1a8e"/>
-          <w:sz w:val="27"/>
-          <w:szCs w:val="27"/>
-        </w:rPr>
-      </w:pPr>
-      <w:r>
-        <w:rPr>
-          <w:rFonts w:ascii="Times New Roman" w:cs="Times New Roman" w:eastAsia="Times New Roman" w:hAnsi="Times New Roman"/>
-          <w:color w:val="5b1a8e"/>
-          <w:sz w:val="27"/>
-          <w:szCs w:val="27"/>
-          <w:rtl w:val="0"/>
-        </w:rPr>
-        <w:t xml:space="preserve">List appropriate constraints.</w:t>
-      </w:r>
-    </w:p>
-    <w:p>
-      <w:pPr>
-        <w:spacing w:after="180" w:lineRule="auto"/>
-        <w:ind w:left="0" w:right="0" w:firstLine="0"/>
-        <w:jc w:val="both"/>
-        <w:rPr>
-          <w:rFonts w:ascii="Times New Roman" w:cs="Times New Roman" w:eastAsia="Times New Roman" w:hAnsi="Times New Roman"/>
-          <w:color w:val="5b1a8e"/>
-          <w:sz w:val="27"/>
-          <w:szCs w:val="27"/>
-        </w:rPr>
-      </w:pPr>
-      <w:r>
-        <w:rPr>
-          <w:rFonts w:ascii="Times New Roman" w:cs="Times New Roman" w:eastAsia="Times New Roman" w:hAnsi="Times New Roman"/>
-          <w:color w:val="5b1a8e"/>
-          <w:sz w:val="27"/>
-          <w:szCs w:val="27"/>
-          <w:rtl w:val="0"/>
-        </w:rPr>
-        <w:t xml:space="preserve">Constraint example: Since users may use any web browser to access the system, no browser-specific code is to be used in the system. </w:t>
-      </w:r>
-      <w:commentRangeStart w:id="0"/>
-      <w:r>
-        <w:rPr>
-          <w:rtl w:val="0"/>
-        </w:rPr>
-      </w:r>
-    </w:p>
-    <w:p>
-      <w:pPr>
-        <w:numPr>
-          <w:ilvl w:val="0"/>
-          <w:numId w:val="6"/>
-        </w:numPr>
-        <w:spacing w:after="300" w:before="240" w:lineRule="auto"/>
+        <w:spacing w:after="300" w:before="0" w:beforeAutospacing="0" w:lineRule="auto"/>
         <w:ind w:left="0" w:right="0" w:firstLine="0"/>
         <w:rPr>
           <w:rFonts w:ascii="Times New Roman" w:cs="Times New Roman" w:eastAsia="Times New Roman" w:hAnsi="Times New Roman"/>
@@ -4892,10 +4862,6 @@
           <w:szCs w:val="30"/>
         </w:rPr>
       </w:pPr>
-      <w:commentRangeEnd w:id="0"/>
-      <w:r>
-        <w:commentReference w:id="0"/>
-      </w:r>
       <w:r>
         <w:rPr>
           <w:rFonts w:ascii="Times New Roman" w:cs="Times New Roman" w:eastAsia="Times New Roman" w:hAnsi="Times New Roman"/>
@@ -4905,101 +4871,48 @@
           <w:szCs w:val="30"/>
           <w:rtl w:val="0"/>
         </w:rPr>
+        <w:t xml:space="preserve"> </w:t>
+      </w:r>
+      <w:r>
+        <w:rPr>
+          <w:rFonts w:ascii="Times New Roman" w:cs="Times New Roman" w:eastAsia="Times New Roman" w:hAnsi="Times New Roman"/>
+          <w:b w:val="1"/>
+          <w:bCs w:val="1"/>
+          <w:sz w:val="30"/>
+          <w:szCs w:val="30"/>
+          <w:rtl w:val="0"/>
+        </w:rPr>
         <w:t xml:space="preserve">Assumptions and Dependencies</w:t>
       </w:r>
     </w:p>
     <w:p>
       <w:pPr>
-        <w:spacing w:after="60" w:lineRule="auto"/>
-        <w:ind w:left="0" w:right="0" w:firstLine="0"/>
-        <w:jc w:val="both"/>
-        <w:rPr>
-          <w:rFonts w:ascii="Times New Roman" w:cs="Times New Roman" w:eastAsia="Times New Roman" w:hAnsi="Times New Roman"/>
-          <w:color w:val="5b1a8e"/>
-          <w:sz w:val="27"/>
-          <w:szCs w:val="27"/>
-        </w:rPr>
-      </w:pPr>
-      <w:r>
-        <w:rPr>
-          <w:rFonts w:ascii="Times New Roman" w:cs="Times New Roman" w:eastAsia="Times New Roman" w:hAnsi="Times New Roman"/>
-          <w:color w:val="5b1a8e"/>
-          <w:sz w:val="27"/>
-          <w:szCs w:val="27"/>
-          <w:rtl w:val="0"/>
-        </w:rPr>
-        <w:t xml:space="preserve">List appropriate assumptions</w:t>
-      </w:r>
-    </w:p>
-    <w:p>
-      <w:pPr>
-        <w:spacing w:after="2440" w:lineRule="auto"/>
-        <w:ind w:left="0" w:right="0" w:firstLine="0"/>
-        <w:jc w:val="both"/>
-        <w:rPr>
-          <w:rFonts w:ascii="Times New Roman" w:cs="Times New Roman" w:eastAsia="Times New Roman" w:hAnsi="Times New Roman"/>
-          <w:color w:val="5b1a8e"/>
-          <w:sz w:val="27"/>
-          <w:szCs w:val="27"/>
-        </w:rPr>
-      </w:pPr>
-      <w:r>
-        <w:rPr>
-          <w:rFonts w:ascii="Times New Roman" w:cs="Times New Roman" w:eastAsia="Times New Roman" w:hAnsi="Times New Roman"/>
-          <w:color w:val="5b1a8e"/>
-          <w:sz w:val="27"/>
-          <w:szCs w:val="27"/>
-          <w:rtl w:val="0"/>
-        </w:rPr>
-        <w:t xml:space="preserve">Assumption Example: It is assumed that the maximum number of users at a given time is 15,000.</w:t>
-      </w:r>
-    </w:p>
-    <w:p>
-      <w:pPr>
-        <w:spacing w:after="2440" w:lineRule="auto"/>
-        <w:ind w:left="0" w:right="0" w:firstLine="0"/>
-        <w:jc w:val="both"/>
-        <w:rPr>
-          <w:rFonts w:ascii="Times New Roman" w:cs="Times New Roman" w:eastAsia="Times New Roman" w:hAnsi="Times New Roman"/>
-          <w:color w:val="5b1a8e"/>
-          <w:sz w:val="27"/>
-          <w:szCs w:val="27"/>
-        </w:rPr>
-      </w:pPr>
-      <w:r>
-        <w:rPr>
-          <w:rtl w:val="0"/>
-        </w:rPr>
-      </w:r>
-    </w:p>
-    <w:p>
-      <w:pPr>
-        <w:spacing w:after="2440" w:lineRule="auto"/>
-        <w:ind w:left="0" w:right="0" w:firstLine="0"/>
-        <w:jc w:val="both"/>
-        <w:rPr>
-          <w:rFonts w:ascii="Times New Roman" w:cs="Times New Roman" w:eastAsia="Times New Roman" w:hAnsi="Times New Roman"/>
-          <w:color w:val="5b1a8e"/>
-          <w:sz w:val="27"/>
-          <w:szCs w:val="27"/>
-        </w:rPr>
-      </w:pPr>
-      <w:r>
-        <w:rPr>
-          <w:rtl w:val="0"/>
-        </w:rPr>
-      </w:r>
-    </w:p>
-    <w:p>
-      <w:pPr>
-        <w:spacing w:after="2440" w:lineRule="auto"/>
-        <w:ind w:left="0" w:right="0" w:firstLine="0"/>
-        <w:jc w:val="both"/>
-        <w:rPr>
-          <w:rFonts w:ascii="Times New Roman" w:cs="Times New Roman" w:eastAsia="Times New Roman" w:hAnsi="Times New Roman"/>
-          <w:color w:val="5b1a8e"/>
-          <w:sz w:val="27"/>
-          <w:szCs w:val="27"/>
+        <w:spacing w:after="300" w:before="240" w:lineRule="auto"/>
+        <w:ind w:left="720" w:right="0" w:firstLine="0"/>
+        <w:rPr>
+          <w:rFonts w:ascii="Times New Roman" w:cs="Times New Roman" w:eastAsia="Times New Roman" w:hAnsi="Times New Roman"/>
+          <w:b w:val="1"/>
+          <w:bCs w:val="1"/>
+          <w:sz w:val="30"/>
+          <w:szCs w:val="30"/>
+        </w:rPr>
+      </w:pPr>
+      <w:r>
+        <w:rPr>
+          <w:rtl w:val="0"/>
+        </w:rPr>
+      </w:r>
+    </w:p>
+    <w:p>
+      <w:pPr>
+        <w:spacing w:after="300" w:before="240" w:lineRule="auto"/>
+        <w:ind w:left="720" w:right="0" w:firstLine="0"/>
+        <w:rPr>
+          <w:rFonts w:ascii="Times New Roman" w:cs="Times New Roman" w:eastAsia="Times New Roman" w:hAnsi="Times New Roman"/>
+          <w:b w:val="1"/>
+          <w:bCs w:val="1"/>
+          <w:sz w:val="30"/>
+          <w:szCs w:val="30"/>
         </w:rPr>
       </w:pPr>
       <w:r>
@@ -5042,6 +4955,109 @@
           <w:rtl w:val="0"/>
         </w:rPr>
         <w:t xml:space="preserve">Specific Requirements</w:t>
+      </w:r>
+    </w:p>
+    <w:p>
+      <w:pPr>
+        <w:numPr>
+          <w:ilvl w:val="0"/>
+          <w:numId w:val="10"/>
+        </w:numPr>
+        <w:spacing w:after="420" w:before="240" w:lineRule="auto"/>
+        <w:ind w:left="720" w:right="0" w:hanging="360"/>
+        <w:rPr>
+          <w:rFonts w:ascii="Times New Roman" w:cs="Times New Roman" w:eastAsia="Times New Roman" w:hAnsi="Times New Roman"/>
+          <w:b w:val="1"/>
+          <w:bCs w:val="1"/>
+          <w:sz w:val="30"/>
+          <w:szCs w:val="30"/>
+          <w:u w:val="none"/>
+        </w:rPr>
+      </w:pPr>
+      <w:r>
+        <w:rPr>
+          <w:rFonts w:ascii="Times New Roman" w:cs="Times New Roman" w:eastAsia="Times New Roman" w:hAnsi="Times New Roman"/>
+          <w:b w:val="1"/>
+          <w:bCs w:val="1"/>
+          <w:sz w:val="30"/>
+          <w:szCs w:val="30"/>
+          <w:rtl w:val="0"/>
+        </w:rPr>
+        <w:t xml:space="preserve">Functional Requirements</w:t>
+      </w:r>
+      <w:r>
+        <w:rPr>
+          <w:rFonts w:ascii="Times New Roman" w:cs="Times New Roman" w:eastAsia="Times New Roman" w:hAnsi="Times New Roman"/>
+          <w:b w:val="1"/>
+          <w:bCs w:val="1"/>
+          <w:sz w:val="30"/>
+          <w:szCs w:val="30"/>
+          <w:rtl w:val="0"/>
+        </w:rPr>
+        <w:t xml:space="preserve"> X</w:t>
+      </w:r>
+    </w:p>
+    <w:p>
+      <w:pPr>
+        <w:spacing w:after="300" w:before="240" w:lineRule="auto"/>
+        <w:ind w:left="0" w:right="0" w:firstLine="720"/>
+        <w:rPr>
+          <w:rFonts w:ascii="Times New Roman" w:cs="Times New Roman" w:eastAsia="Times New Roman" w:hAnsi="Times New Roman"/>
+          <w:b w:val="1"/>
+          <w:bCs w:val="1"/>
+          <w:sz w:val="30"/>
+          <w:szCs w:val="30"/>
+        </w:rPr>
+      </w:pPr>
+      <w:r>
+        <w:rPr>
+          <w:rFonts w:ascii="Times New Roman" w:cs="Times New Roman" w:eastAsia="Times New Roman" w:hAnsi="Times New Roman"/>
+          <w:b w:val="1"/>
+          <w:bCs w:val="1"/>
+          <w:sz w:val="30"/>
+          <w:szCs w:val="30"/>
+          <w:rtl w:val="0"/>
+        </w:rPr>
+        <w:t xml:space="preserve">i. </w:t>
+      </w:r>
+      <w:r>
+        <w:rPr>
+          <w:rFonts w:ascii="Times New Roman" w:cs="Times New Roman" w:eastAsia="Times New Roman" w:hAnsi="Times New Roman"/>
+          <w:b w:val="1"/>
+          <w:bCs w:val="1"/>
+          <w:sz w:val="30"/>
+          <w:szCs w:val="30"/>
+          <w:rtl w:val="0"/>
+        </w:rPr>
+        <w:t xml:space="preserve">Common Requirements:</w:t>
+      </w:r>
+      <w:r>
+        <w:rPr>
+          <w:rtl w:val="0"/>
+        </w:rPr>
+      </w:r>
+    </w:p>
+    <w:p>
+      <w:pPr>
+        <w:spacing w:after="240" w:before="240" w:lineRule="auto"/>
+        <w:ind w:left="720" w:firstLine="0"/>
+        <w:jc w:val="both"/>
+        <w:rPr>
+          <w:rFonts w:ascii="Times New Roman" w:cs="Times New Roman" w:eastAsia="Times New Roman" w:hAnsi="Times New Roman"/>
+          <w:color w:val="5b1a8e"/>
+          <w:sz w:val="27"/>
+          <w:szCs w:val="27"/>
+        </w:rPr>
+      </w:pPr>
+      <w:r>
+        <w:rPr>
+          <w:rFonts w:ascii="Times New Roman" w:cs="Times New Roman" w:eastAsia="Times New Roman" w:hAnsi="Times New Roman"/>
+          <w:color w:val="5b1a8e"/>
+          <w:sz w:val="27"/>
+          <w:szCs w:val="27"/>
+          <w:rtl w:val="0"/>
+        </w:rPr>
+        <w:t xml:space="preserve">These requirements apply to all system components. </w:t>
       </w:r>
     </w:p>
     <w:p>
@@ -5050,14 +5066,14 @@
           <w:ilvl w:val="0"/>
           <w:numId w:val="7"/>
         </w:numPr>
-        <w:spacing w:after="420" w:before="240" w:lineRule="auto"/>
-        <w:ind w:left="720" w:right="0" w:hanging="360"/>
-        <w:rPr>
-          <w:rFonts w:ascii="Times New Roman" w:cs="Times New Roman" w:eastAsia="Times New Roman" w:hAnsi="Times New Roman"/>
-          <w:b w:val="1"/>
-          <w:bCs w:val="1"/>
-          <w:sz w:val="30"/>
-          <w:szCs w:val="30"/>
+        <w:spacing w:after="0" w:afterAutospacing="0" w:before="240" w:lineRule="auto"/>
+        <w:ind w:left="720" w:hanging="360"/>
+        <w:jc w:val="both"/>
+        <w:rPr>
+          <w:rFonts w:ascii="Times New Roman" w:cs="Times New Roman" w:eastAsia="Times New Roman" w:hAnsi="Times New Roman"/>
+          <w:color w:val="5b1a8e"/>
+          <w:sz w:val="24"/>
+          <w:szCs w:val="24"/>
           <w:u w:val="none"/>
         </w:rPr>
       </w:pPr>
@@ -5066,104 +5082,422 @@
           <w:rFonts w:ascii="Times New Roman" w:cs="Times New Roman" w:eastAsia="Times New Roman" w:hAnsi="Times New Roman"/>
           <w:b w:val="1"/>
           <w:bCs w:val="1"/>
-          <w:sz w:val="30"/>
-          <w:szCs w:val="30"/>
-          <w:rtl w:val="0"/>
-        </w:rPr>
-        <w:t xml:space="preserve">Functional Requirements</w:t>
-      </w:r>
-    </w:p>
-    <w:p>
-      <w:pPr>
-        <w:spacing w:after="300" w:before="240" w:lineRule="auto"/>
-        <w:ind w:left="0" w:right="0" w:firstLine="720"/>
-        <w:rPr>
-          <w:rFonts w:ascii="Times New Roman" w:cs="Times New Roman" w:eastAsia="Times New Roman" w:hAnsi="Times New Roman"/>
-          <w:b w:val="1"/>
-          <w:bCs w:val="1"/>
-          <w:sz w:val="30"/>
-          <w:szCs w:val="30"/>
-        </w:rPr>
-      </w:pPr>
-      <w:r>
-        <w:rPr>
-          <w:rFonts w:ascii="Times New Roman" w:cs="Times New Roman" w:eastAsia="Times New Roman" w:hAnsi="Times New Roman"/>
-          <w:b w:val="1"/>
-          <w:bCs w:val="1"/>
-          <w:sz w:val="30"/>
-          <w:szCs w:val="30"/>
-          <w:rtl w:val="0"/>
-        </w:rPr>
-        <w:t xml:space="preserve">i. Common Requirements:</w:t>
-      </w:r>
-    </w:p>
-    <w:p>
-      <w:pPr>
-        <w:spacing w:after="60" w:lineRule="auto"/>
-        <w:ind w:left="720" w:right="0" w:firstLine="0"/>
+          <w:color w:val="5b1a8e"/>
+          <w:sz w:val="24"/>
+          <w:szCs w:val="24"/>
+          <w:rtl w:val="0"/>
+        </w:rPr>
+        <w:t xml:space="preserve">3.i.1</w:t>
+      </w:r>
+      <w:r>
+        <w:rPr>
+          <w:rFonts w:ascii="Times New Roman" w:cs="Times New Roman" w:eastAsia="Times New Roman" w:hAnsi="Times New Roman"/>
+          <w:color w:val="5b1a8e"/>
+          <w:sz w:val="24"/>
+          <w:szCs w:val="24"/>
+          <w:rtl w:val="0"/>
+        </w:rPr>
+        <w:t xml:space="preserve"> The system shall allow registered users to log in using a valid username and password.</w:t>
+      </w:r>
+    </w:p>
+    <w:p>
+      <w:pPr>
+        <w:numPr>
+          <w:ilvl w:val="0"/>
+          <w:numId w:val="7"/>
+        </w:numPr>
+        <w:spacing w:after="0" w:afterAutospacing="0" w:before="0" w:beforeAutospacing="0" w:lineRule="auto"/>
+        <w:ind w:left="720" w:hanging="360"/>
         <w:jc w:val="both"/>
         <w:rPr>
           <w:rFonts w:ascii="Times New Roman" w:cs="Times New Roman" w:eastAsia="Times New Roman" w:hAnsi="Times New Roman"/>
           <w:color w:val="5b1a8e"/>
-          <w:sz w:val="27"/>
-          <w:szCs w:val="27"/>
-        </w:rPr>
-      </w:pPr>
-      <w:r>
-        <w:rPr>
-          <w:rFonts w:ascii="Times New Roman" w:cs="Times New Roman" w:eastAsia="Times New Roman" w:hAnsi="Times New Roman"/>
-          <w:color w:val="5b1a8e"/>
-          <w:sz w:val="27"/>
-          <w:szCs w:val="27"/>
-          <w:rtl w:val="0"/>
-        </w:rPr>
-        <w:t xml:space="preserve">Provide requirements that apply to all components as appropriate. </w:t>
-      </w:r>
-    </w:p>
-    <w:p>
-      <w:pPr>
-        <w:spacing w:after="60" w:lineRule="auto"/>
-        <w:ind w:left="720" w:right="0" w:firstLine="0"/>
+          <w:sz w:val="24"/>
+          <w:szCs w:val="24"/>
+          <w:u w:val="none"/>
+        </w:rPr>
+      </w:pPr>
+      <w:r>
+        <w:rPr>
+          <w:rFonts w:ascii="Times New Roman" w:cs="Times New Roman" w:eastAsia="Times New Roman" w:hAnsi="Times New Roman"/>
+          <w:b w:val="1"/>
+          <w:bCs w:val="1"/>
+          <w:color w:val="5b1a8e"/>
+          <w:sz w:val="24"/>
+          <w:szCs w:val="24"/>
+          <w:rtl w:val="0"/>
+        </w:rPr>
+        <w:t xml:space="preserve">3.i.2</w:t>
+      </w:r>
+      <w:r>
+        <w:rPr>
+          <w:rFonts w:ascii="Times New Roman" w:cs="Times New Roman" w:eastAsia="Times New Roman" w:hAnsi="Times New Roman"/>
+          <w:color w:val="5b1a8e"/>
+          <w:sz w:val="24"/>
+          <w:szCs w:val="24"/>
+          <w:rtl w:val="0"/>
+        </w:rPr>
+        <w:t xml:space="preserve"> The system shall allow multiple players to connect and play simultaneously.</w:t>
+      </w:r>
+    </w:p>
+    <w:p>
+      <w:pPr>
+        <w:numPr>
+          <w:ilvl w:val="0"/>
+          <w:numId w:val="7"/>
+        </w:numPr>
+        <w:spacing w:after="0" w:afterAutospacing="0" w:before="0" w:beforeAutospacing="0" w:lineRule="auto"/>
+        <w:ind w:left="720" w:hanging="360"/>
         <w:jc w:val="both"/>
         <w:rPr>
           <w:rFonts w:ascii="Times New Roman" w:cs="Times New Roman" w:eastAsia="Times New Roman" w:hAnsi="Times New Roman"/>
           <w:color w:val="5b1a8e"/>
-          <w:sz w:val="27"/>
-          <w:szCs w:val="27"/>
-        </w:rPr>
-      </w:pPr>
-      <w:r>
-        <w:rPr>
-          <w:rFonts w:ascii="Times New Roman" w:cs="Times New Roman" w:eastAsia="Times New Roman" w:hAnsi="Times New Roman"/>
-          <w:color w:val="5b1a8e"/>
-          <w:sz w:val="27"/>
-          <w:szCs w:val="27"/>
-          <w:rtl w:val="0"/>
-        </w:rPr>
-        <w:t xml:space="preserve">Example:</w:t>
-      </w:r>
-    </w:p>
-    <w:p>
-      <w:pPr>
-        <w:spacing w:after="60" w:lineRule="auto"/>
-        <w:ind w:left="720" w:right="0" w:firstLine="0"/>
+          <w:sz w:val="24"/>
+          <w:szCs w:val="24"/>
+          <w:u w:val="none"/>
+        </w:rPr>
+      </w:pPr>
+      <w:r>
+        <w:rPr>
+          <w:rFonts w:ascii="Times New Roman" w:cs="Times New Roman" w:eastAsia="Times New Roman" w:hAnsi="Times New Roman"/>
+          <w:b w:val="1"/>
+          <w:bCs w:val="1"/>
+          <w:color w:val="5b1a8e"/>
+          <w:sz w:val="24"/>
+          <w:szCs w:val="24"/>
+          <w:rtl w:val="0"/>
+        </w:rPr>
+        <w:t xml:space="preserve">3.i.3</w:t>
+      </w:r>
+      <w:r>
+        <w:rPr>
+          <w:rFonts w:ascii="Times New Roman" w:cs="Times New Roman" w:eastAsia="Times New Roman" w:hAnsi="Times New Roman"/>
+          <w:color w:val="5b1a8e"/>
+          <w:sz w:val="24"/>
+          <w:szCs w:val="24"/>
+          <w:rtl w:val="0"/>
+        </w:rPr>
+        <w:t xml:space="preserve"> Each table shall contain one Dealer and up to six Player users.</w:t>
+      </w:r>
+    </w:p>
+    <w:p>
+      <w:pPr>
+        <w:numPr>
+          <w:ilvl w:val="0"/>
+          <w:numId w:val="7"/>
+        </w:numPr>
+        <w:spacing w:after="0" w:afterAutospacing="0" w:before="0" w:beforeAutospacing="0" w:lineRule="auto"/>
+        <w:ind w:left="720" w:hanging="360"/>
         <w:jc w:val="both"/>
         <w:rPr>
           <w:rFonts w:ascii="Times New Roman" w:cs="Times New Roman" w:eastAsia="Times New Roman" w:hAnsi="Times New Roman"/>
           <w:color w:val="5b1a8e"/>
-          <w:sz w:val="27"/>
-          <w:szCs w:val="27"/>
-        </w:rPr>
-      </w:pPr>
-      <w:r>
-        <w:rPr>
-          <w:rFonts w:ascii="Times New Roman" w:cs="Times New Roman" w:eastAsia="Times New Roman" w:hAnsi="Times New Roman"/>
-          <w:color w:val="5b1a8e"/>
-          <w:sz w:val="27"/>
-          <w:szCs w:val="27"/>
-          <w:rtl w:val="0"/>
-        </w:rPr>
-        <w:t xml:space="preserve">3.1.1.1 Users should be allowed to log in using their issued id and pin, both of which are alphanumeric strings between 6 and 20 characters in length. </w:t>
+          <w:sz w:val="24"/>
+          <w:szCs w:val="24"/>
+          <w:u w:val="none"/>
+        </w:rPr>
+      </w:pPr>
+      <w:r>
+        <w:rPr>
+          <w:rFonts w:ascii="Times New Roman" w:cs="Times New Roman" w:eastAsia="Times New Roman" w:hAnsi="Times New Roman"/>
+          <w:b w:val="1"/>
+          <w:bCs w:val="1"/>
+          <w:color w:val="5b1a8e"/>
+          <w:sz w:val="24"/>
+          <w:szCs w:val="24"/>
+          <w:rtl w:val="0"/>
+        </w:rPr>
+        <w:t xml:space="preserve">3.i.4</w:t>
+      </w:r>
+      <w:r>
+        <w:rPr>
+          <w:rFonts w:ascii="Times New Roman" w:cs="Times New Roman" w:eastAsia="Times New Roman" w:hAnsi="Times New Roman"/>
+          <w:color w:val="5b1a8e"/>
+          <w:sz w:val="24"/>
+          <w:szCs w:val="24"/>
+          <w:rtl w:val="0"/>
+        </w:rPr>
+        <w:t xml:space="preserve"> Users shall be required to place a bet before cards are dealt.</w:t>
+      </w:r>
+    </w:p>
+    <w:p>
+      <w:pPr>
+        <w:numPr>
+          <w:ilvl w:val="0"/>
+          <w:numId w:val="7"/>
+        </w:numPr>
+        <w:spacing w:after="0" w:afterAutospacing="0" w:before="0" w:beforeAutospacing="0" w:lineRule="auto"/>
+        <w:ind w:left="720" w:hanging="360"/>
+        <w:jc w:val="both"/>
+        <w:rPr>
+          <w:rFonts w:ascii="Times New Roman" w:cs="Times New Roman" w:eastAsia="Times New Roman" w:hAnsi="Times New Roman"/>
+          <w:color w:val="5b1a8e"/>
+          <w:sz w:val="24"/>
+          <w:szCs w:val="24"/>
+          <w:u w:val="none"/>
+        </w:rPr>
+      </w:pPr>
+      <w:r>
+        <w:rPr>
+          <w:rFonts w:ascii="Times New Roman" w:cs="Times New Roman" w:eastAsia="Times New Roman" w:hAnsi="Times New Roman"/>
+          <w:b w:val="1"/>
+          <w:bCs w:val="1"/>
+          <w:color w:val="5b1a8e"/>
+          <w:sz w:val="24"/>
+          <w:szCs w:val="24"/>
+          <w:rtl w:val="0"/>
+        </w:rPr>
+        <w:t xml:space="preserve">3.i.5</w:t>
+      </w:r>
+      <w:r>
+        <w:rPr>
+          <w:rFonts w:ascii="Times New Roman" w:cs="Times New Roman" w:eastAsia="Times New Roman" w:hAnsi="Times New Roman"/>
+          <w:color w:val="5b1a8e"/>
+          <w:sz w:val="24"/>
+          <w:szCs w:val="24"/>
+          <w:rtl w:val="0"/>
+        </w:rPr>
+        <w:t xml:space="preserve"> The system shall automatically calculate hand totals.</w:t>
+      </w:r>
+    </w:p>
+    <w:p>
+      <w:pPr>
+        <w:numPr>
+          <w:ilvl w:val="0"/>
+          <w:numId w:val="7"/>
+        </w:numPr>
+        <w:spacing w:after="0" w:afterAutospacing="0" w:before="0" w:beforeAutospacing="0" w:lineRule="auto"/>
+        <w:ind w:left="720" w:hanging="360"/>
+        <w:jc w:val="both"/>
+        <w:rPr>
+          <w:rFonts w:ascii="Times New Roman" w:cs="Times New Roman" w:eastAsia="Times New Roman" w:hAnsi="Times New Roman"/>
+          <w:color w:val="5b1a8e"/>
+          <w:sz w:val="24"/>
+          <w:szCs w:val="24"/>
+          <w:u w:val="none"/>
+        </w:rPr>
+      </w:pPr>
+      <w:r>
+        <w:rPr>
+          <w:rFonts w:ascii="Times New Roman" w:cs="Times New Roman" w:eastAsia="Times New Roman" w:hAnsi="Times New Roman"/>
+          <w:b w:val="1"/>
+          <w:bCs w:val="1"/>
+          <w:color w:val="5b1a8e"/>
+          <w:sz w:val="24"/>
+          <w:szCs w:val="24"/>
+          <w:rtl w:val="0"/>
+        </w:rPr>
+        <w:t xml:space="preserve">3.i.6</w:t>
+      </w:r>
+      <w:r>
+        <w:rPr>
+          <w:rFonts w:ascii="Times New Roman" w:cs="Times New Roman" w:eastAsia="Times New Roman" w:hAnsi="Times New Roman"/>
+          <w:color w:val="5b1a8e"/>
+          <w:sz w:val="24"/>
+          <w:szCs w:val="24"/>
+          <w:rtl w:val="0"/>
+        </w:rPr>
+        <w:t xml:space="preserve"> The system shall determine win, loss, push, or blackjack outcomes at the end of each round.</w:t>
+      </w:r>
+    </w:p>
+    <w:p>
+      <w:pPr>
+        <w:numPr>
+          <w:ilvl w:val="0"/>
+          <w:numId w:val="7"/>
+        </w:numPr>
+        <w:spacing w:after="0" w:afterAutospacing="0" w:before="0" w:beforeAutospacing="0" w:lineRule="auto"/>
+        <w:ind w:left="720" w:hanging="360"/>
+        <w:jc w:val="both"/>
+        <w:rPr>
+          <w:rFonts w:ascii="Times New Roman" w:cs="Times New Roman" w:eastAsia="Times New Roman" w:hAnsi="Times New Roman"/>
+          <w:color w:val="5b1a8e"/>
+          <w:sz w:val="24"/>
+          <w:szCs w:val="24"/>
+          <w:u w:val="none"/>
+        </w:rPr>
+      </w:pPr>
+      <w:r>
+        <w:rPr>
+          <w:rFonts w:ascii="Times New Roman" w:cs="Times New Roman" w:eastAsia="Times New Roman" w:hAnsi="Times New Roman"/>
+          <w:b w:val="1"/>
+          <w:bCs w:val="1"/>
+          <w:color w:val="5b1a8e"/>
+          <w:sz w:val="24"/>
+          <w:szCs w:val="24"/>
+          <w:rtl w:val="0"/>
+        </w:rPr>
+        <w:t xml:space="preserve">3.i.7</w:t>
+      </w:r>
+      <w:r>
+        <w:rPr>
+          <w:rFonts w:ascii="Times New Roman" w:cs="Times New Roman" w:eastAsia="Times New Roman" w:hAnsi="Times New Roman"/>
+          <w:color w:val="5b1a8e"/>
+          <w:sz w:val="24"/>
+          <w:szCs w:val="24"/>
+          <w:rtl w:val="0"/>
+        </w:rPr>
+        <w:t xml:space="preserve"> The system shall display real-time game updates to all players at the table.</w:t>
+      </w:r>
+    </w:p>
+    <w:p>
+      <w:pPr>
+        <w:numPr>
+          <w:ilvl w:val="0"/>
+          <w:numId w:val="7"/>
+        </w:numPr>
+        <w:spacing w:after="0" w:afterAutospacing="0" w:before="0" w:beforeAutospacing="0" w:lineRule="auto"/>
+        <w:ind w:left="720" w:hanging="360"/>
+        <w:jc w:val="both"/>
+        <w:rPr>
+          <w:rFonts w:ascii="Times New Roman" w:cs="Times New Roman" w:eastAsia="Times New Roman" w:hAnsi="Times New Roman"/>
+          <w:color w:val="5b1a8e"/>
+          <w:sz w:val="24"/>
+          <w:szCs w:val="24"/>
+          <w:u w:val="none"/>
+        </w:rPr>
+      </w:pPr>
+      <w:r>
+        <w:rPr>
+          <w:rFonts w:ascii="Times New Roman" w:cs="Times New Roman" w:eastAsia="Times New Roman" w:hAnsi="Times New Roman"/>
+          <w:b w:val="1"/>
+          <w:bCs w:val="1"/>
+          <w:color w:val="5b1a8e"/>
+          <w:sz w:val="24"/>
+          <w:szCs w:val="24"/>
+          <w:rtl w:val="0"/>
+        </w:rPr>
+        <w:t xml:space="preserve">3.i.8</w:t>
+      </w:r>
+      <w:r>
+        <w:rPr>
+          <w:rFonts w:ascii="Times New Roman" w:cs="Times New Roman" w:eastAsia="Times New Roman" w:hAnsi="Times New Roman"/>
+          <w:color w:val="5b1a8e"/>
+          <w:sz w:val="24"/>
+          <w:szCs w:val="24"/>
+          <w:rtl w:val="0"/>
+        </w:rPr>
+        <w:t xml:space="preserve"> The system shall prevent player account balances from dropping below zero.</w:t>
+      </w:r>
+    </w:p>
+    <w:p>
+      <w:pPr>
+        <w:numPr>
+          <w:ilvl w:val="0"/>
+          <w:numId w:val="7"/>
+        </w:numPr>
+        <w:spacing w:after="0" w:afterAutospacing="0" w:before="0" w:beforeAutospacing="0" w:lineRule="auto"/>
+        <w:ind w:left="720" w:hanging="360"/>
+        <w:jc w:val="both"/>
+        <w:rPr>
+          <w:rFonts w:ascii="Times New Roman" w:cs="Times New Roman" w:eastAsia="Times New Roman" w:hAnsi="Times New Roman"/>
+          <w:color w:val="5b1a8e"/>
+          <w:sz w:val="24"/>
+          <w:szCs w:val="24"/>
+          <w:u w:val="none"/>
+        </w:rPr>
+      </w:pPr>
+      <w:r>
+        <w:rPr>
+          <w:rFonts w:ascii="Times New Roman" w:cs="Times New Roman" w:eastAsia="Times New Roman" w:hAnsi="Times New Roman"/>
+          <w:b w:val="1"/>
+          <w:bCs w:val="1"/>
+          <w:color w:val="5b1a8e"/>
+          <w:sz w:val="24"/>
+          <w:szCs w:val="24"/>
+          <w:rtl w:val="0"/>
+        </w:rPr>
+        <w:t xml:space="preserve">3.i.9</w:t>
+      </w:r>
+      <w:r>
+        <w:rPr>
+          <w:rFonts w:ascii="Times New Roman" w:cs="Times New Roman" w:eastAsia="Times New Roman" w:hAnsi="Times New Roman"/>
+          <w:color w:val="5b1a8e"/>
+          <w:sz w:val="24"/>
+          <w:szCs w:val="24"/>
+          <w:rtl w:val="0"/>
+        </w:rPr>
+        <w:t xml:space="preserve"> A new table shall be created when all seats at the current table are occupied.</w:t>
+      </w:r>
+    </w:p>
+    <w:p>
+      <w:pPr>
+        <w:numPr>
+          <w:ilvl w:val="0"/>
+          <w:numId w:val="7"/>
+        </w:numPr>
+        <w:spacing w:after="0" w:afterAutospacing="0" w:before="0" w:beforeAutospacing="0" w:lineRule="auto"/>
+        <w:ind w:left="720" w:hanging="360"/>
+        <w:jc w:val="both"/>
+        <w:rPr>
+          <w:rFonts w:ascii="Times New Roman" w:cs="Times New Roman" w:eastAsia="Times New Roman" w:hAnsi="Times New Roman"/>
+          <w:color w:val="5b1a8e"/>
+          <w:sz w:val="24"/>
+          <w:szCs w:val="24"/>
+          <w:u w:val="none"/>
+        </w:rPr>
+      </w:pPr>
+      <w:r>
+        <w:rPr>
+          <w:rFonts w:ascii="Times New Roman" w:cs="Times New Roman" w:eastAsia="Times New Roman" w:hAnsi="Times New Roman"/>
+          <w:b w:val="1"/>
+          <w:bCs w:val="1"/>
+          <w:color w:val="5b1a8e"/>
+          <w:sz w:val="24"/>
+          <w:szCs w:val="24"/>
+          <w:rtl w:val="0"/>
+        </w:rPr>
+        <w:t xml:space="preserve">3.i.10 </w:t>
+      </w:r>
+      <w:r>
+        <w:rPr>
+          <w:rFonts w:ascii="Times New Roman" w:cs="Times New Roman" w:eastAsia="Times New Roman" w:hAnsi="Times New Roman"/>
+          <w:color w:val="5b1a8e"/>
+          <w:sz w:val="24"/>
+          <w:szCs w:val="24"/>
+          <w:rtl w:val="0"/>
+        </w:rPr>
+        <w:t xml:space="preserve">Players that do not perform an action within 90 seconds will automatically fold</w:t>
+      </w:r>
+    </w:p>
+    <w:p>
+      <w:pPr>
+        <w:numPr>
+          <w:ilvl w:val="0"/>
+          <w:numId w:val="7"/>
+        </w:numPr>
+        <w:spacing w:after="240" w:before="0" w:beforeAutospacing="0" w:lineRule="auto"/>
+        <w:ind w:left="720" w:hanging="360"/>
+        <w:jc w:val="both"/>
+        <w:rPr>
+          <w:rFonts w:ascii="Times New Roman" w:cs="Times New Roman" w:eastAsia="Times New Roman" w:hAnsi="Times New Roman"/>
+          <w:color w:val="5b1a8e"/>
+          <w:sz w:val="24"/>
+          <w:szCs w:val="24"/>
+          <w:u w:val="none"/>
+        </w:rPr>
+      </w:pPr>
+      <w:r>
+        <w:rPr>
+          <w:rFonts w:ascii="Times New Roman" w:cs="Times New Roman" w:eastAsia="Times New Roman" w:hAnsi="Times New Roman"/>
+          <w:b w:val="1"/>
+          <w:bCs w:val="1"/>
+          <w:color w:val="5b1a8e"/>
+          <w:sz w:val="24"/>
+          <w:szCs w:val="24"/>
+          <w:rtl w:val="0"/>
+        </w:rPr>
+        <w:t xml:space="preserve">3.i.11</w:t>
+      </w:r>
+      <w:r>
+        <w:rPr>
+          <w:rFonts w:ascii="Times New Roman" w:cs="Times New Roman" w:eastAsia="Times New Roman" w:hAnsi="Times New Roman"/>
+          <w:color w:val="5b1a8e"/>
+          <w:sz w:val="24"/>
+          <w:szCs w:val="24"/>
+          <w:rtl w:val="0"/>
+        </w:rPr>
+        <w:t xml:space="preserve"> Players shall have the ability to replay and join the next round after a game concludes.</w:t>
       </w:r>
     </w:p>
     <w:p>
@@ -5180,13 +5514,8 @@
       </w:pPr>
       <w:r>
         <w:rPr>
-          <w:rFonts w:ascii="Times New Roman" w:cs="Times New Roman" w:eastAsia="Times New Roman" w:hAnsi="Times New Roman"/>
-          <w:color w:val="5b1a8e"/>
-          <w:sz w:val="27"/>
-          <w:szCs w:val="27"/>
-          <w:rtl w:val="0"/>
-        </w:rPr>
-        <w:t xml:space="preserve">3.1.1.2 The system should provide HTML-based help pages on each screen that describe the purpose of each function within the system. </w:t>
+          <w:rtl w:val="0"/>
+        </w:rPr>
       </w:r>
     </w:p>
     <w:p>
@@ -5210,7 +5539,7 @@
           <w:szCs w:val="30"/>
           <w:rtl w:val="0"/>
         </w:rPr>
-        <w:t xml:space="preserve">ii. User </w:t>
+        <w:t xml:space="preserve">ii.</w:t>
       </w:r>
       <w:r>
         <w:rPr>
@@ -5221,76 +5550,332 @@
           <w:szCs w:val="30"/>
           <w:rtl w:val="0"/>
         </w:rPr>
+        <w:t xml:space="preserve"> User </w:t>
+      </w:r>
+      <w:r>
+        <w:rPr>
+          <w:rFonts w:ascii="Times New Roman" w:cs="Times New Roman" w:eastAsia="Times New Roman" w:hAnsi="Times New Roman"/>
+          <w:b w:val="1"/>
+          <w:bCs w:val="1"/>
+          <w:sz w:val="30"/>
+          <w:szCs w:val="30"/>
+          <w:rtl w:val="0"/>
+        </w:rPr>
         <w:t xml:space="preserve">Module Requirements: </w:t>
       </w:r>
-    </w:p>
-    <w:p>
-      <w:pPr>
-        <w:spacing w:after="60" w:lineRule="auto"/>
-        <w:ind w:left="1440" w:right="0" w:firstLine="0"/>
-        <w:jc w:val="both"/>
-        <w:rPr>
-          <w:rFonts w:ascii="Times New Roman" w:cs="Times New Roman" w:eastAsia="Times New Roman" w:hAnsi="Times New Roman"/>
-          <w:color w:val="5b1a8e"/>
-          <w:sz w:val="27"/>
-          <w:szCs w:val="27"/>
-        </w:rPr>
-      </w:pPr>
-      <w:r>
-        <w:rPr>
-          <w:rFonts w:ascii="Times New Roman" w:cs="Times New Roman" w:eastAsia="Times New Roman" w:hAnsi="Times New Roman"/>
-          <w:color w:val="5b1a8e"/>
-          <w:sz w:val="27"/>
-          <w:szCs w:val="27"/>
-          <w:rtl w:val="0"/>
-        </w:rPr>
-        <w:t xml:space="preserve">Provide module specific requirements as appropriate. </w:t>
-      </w:r>
-    </w:p>
-    <w:p>
-      <w:pPr>
-        <w:spacing w:after="60" w:lineRule="auto"/>
-        <w:ind w:left="1440" w:right="0" w:firstLine="0"/>
-        <w:jc w:val="both"/>
-        <w:rPr>
-          <w:rFonts w:ascii="Times New Roman" w:cs="Times New Roman" w:eastAsia="Times New Roman" w:hAnsi="Times New Roman"/>
-          <w:color w:val="5b1a8e"/>
-          <w:sz w:val="27"/>
-          <w:szCs w:val="27"/>
-        </w:rPr>
-      </w:pPr>
-      <w:r>
-        <w:rPr>
-          <w:rFonts w:ascii="Times New Roman" w:cs="Times New Roman" w:eastAsia="Times New Roman" w:hAnsi="Times New Roman"/>
-          <w:color w:val="5b1a8e"/>
-          <w:sz w:val="27"/>
-          <w:szCs w:val="27"/>
-          <w:rtl w:val="0"/>
-        </w:rPr>
-        <w:t xml:space="preserve">Example:</w:t>
-      </w:r>
-    </w:p>
-    <w:p>
-      <w:pPr>
-        <w:spacing w:after="180" w:lineRule="auto"/>
-        <w:ind w:left="1440" w:right="0" w:firstLine="0"/>
-        <w:jc w:val="both"/>
-        <w:rPr>
-          <w:rFonts w:ascii="Times New Roman" w:cs="Times New Roman" w:eastAsia="Times New Roman" w:hAnsi="Times New Roman"/>
-          <w:color w:val="5b1a8e"/>
-          <w:sz w:val="27"/>
-          <w:szCs w:val="27"/>
-        </w:rPr>
-      </w:pPr>
-      <w:r>
-        <w:rPr>
-          <w:rFonts w:ascii="Times New Roman" w:cs="Times New Roman" w:eastAsia="Times New Roman" w:hAnsi="Times New Roman"/>
-          <w:color w:val="5b1a8e"/>
-          <w:sz w:val="27"/>
-          <w:szCs w:val="27"/>
-          <w:rtl w:val="0"/>
-        </w:rPr>
-        <w:t xml:space="preserve">3.1.2.1 Users should be allowed to log in using their issued id and pin, both of which are alphanumeric strings between 6 and 20 characters in length. </w:t>
+      <w:r>
+        <w:rPr>
+          <w:rtl w:val="0"/>
+        </w:rPr>
+      </w:r>
+    </w:p>
+    <w:p>
+      <w:pPr>
+        <w:numPr>
+          <w:ilvl w:val="0"/>
+          <w:numId w:val="2"/>
+        </w:numPr>
+        <w:spacing w:after="0" w:afterAutospacing="0" w:before="240" w:line="276" w:lineRule="auto"/>
+        <w:ind w:left="1440" w:hanging="360"/>
+        <w:rPr>
+          <w:rFonts w:ascii="Times New Roman" w:cs="Times New Roman" w:eastAsia="Times New Roman" w:hAnsi="Times New Roman"/>
+          <w:color w:val="5b1a8e"/>
+          <w:sz w:val="24"/>
+          <w:szCs w:val="24"/>
+        </w:rPr>
+      </w:pPr>
+      <w:r>
+        <w:rPr>
+          <w:rFonts w:ascii="Times New Roman" w:cs="Times New Roman" w:eastAsia="Times New Roman" w:hAnsi="Times New Roman"/>
+          <w:b w:val="1"/>
+          <w:bCs w:val="1"/>
+          <w:color w:val="5b1a8e"/>
+          <w:sz w:val="24"/>
+          <w:szCs w:val="24"/>
+          <w:rtl w:val="0"/>
+        </w:rPr>
+        <w:t xml:space="preserve">3.ii.1</w:t>
+      </w:r>
+      <w:r>
+        <w:rPr>
+          <w:rFonts w:ascii="Times New Roman" w:cs="Times New Roman" w:eastAsia="Times New Roman" w:hAnsi="Times New Roman"/>
+          <w:color w:val="5b1a8e"/>
+          <w:sz w:val="24"/>
+          <w:szCs w:val="24"/>
+          <w:rtl w:val="0"/>
+        </w:rPr>
+        <w:t xml:space="preserve"> allows users to create an account with a unique username and password (6–20 characters).</w:t>
+      </w:r>
+    </w:p>
+    <w:p>
+      <w:pPr>
+        <w:numPr>
+          <w:ilvl w:val="0"/>
+          <w:numId w:val="2"/>
+        </w:numPr>
+        <w:spacing w:after="0" w:afterAutospacing="0" w:before="0" w:beforeAutospacing="0" w:line="276" w:lineRule="auto"/>
+        <w:ind w:left="1440" w:hanging="360"/>
+        <w:rPr>
+          <w:rFonts w:ascii="Times New Roman" w:cs="Times New Roman" w:eastAsia="Times New Roman" w:hAnsi="Times New Roman"/>
+          <w:color w:val="5b1a8e"/>
+          <w:sz w:val="24"/>
+          <w:szCs w:val="24"/>
+        </w:rPr>
+      </w:pPr>
+      <w:r>
+        <w:rPr>
+          <w:rFonts w:ascii="Times New Roman" w:cs="Times New Roman" w:eastAsia="Times New Roman" w:hAnsi="Times New Roman"/>
+          <w:b w:val="1"/>
+          <w:bCs w:val="1"/>
+          <w:color w:val="5b1a8e"/>
+          <w:sz w:val="24"/>
+          <w:szCs w:val="24"/>
+          <w:rtl w:val="0"/>
+        </w:rPr>
+        <w:t xml:space="preserve">3.ii.2</w:t>
+      </w:r>
+      <w:r>
+        <w:rPr>
+          <w:rFonts w:ascii="Times New Roman" w:cs="Times New Roman" w:eastAsia="Times New Roman" w:hAnsi="Times New Roman"/>
+          <w:color w:val="5b1a8e"/>
+          <w:sz w:val="24"/>
+          <w:szCs w:val="24"/>
+          <w:rtl w:val="0"/>
+        </w:rPr>
+        <w:t xml:space="preserve"> allows users to log in using their registered credentials.</w:t>
+      </w:r>
+    </w:p>
+    <w:p>
+      <w:pPr>
+        <w:numPr>
+          <w:ilvl w:val="0"/>
+          <w:numId w:val="2"/>
+        </w:numPr>
+        <w:spacing w:after="0" w:afterAutospacing="0" w:before="0" w:beforeAutospacing="0" w:line="276" w:lineRule="auto"/>
+        <w:ind w:left="1440" w:hanging="360"/>
+        <w:rPr>
+          <w:rFonts w:ascii="Times New Roman" w:cs="Times New Roman" w:eastAsia="Times New Roman" w:hAnsi="Times New Roman"/>
+          <w:color w:val="5b1a8e"/>
+          <w:sz w:val="24"/>
+          <w:szCs w:val="24"/>
+        </w:rPr>
+      </w:pPr>
+      <w:r>
+        <w:rPr>
+          <w:rFonts w:ascii="Times New Roman" w:cs="Times New Roman" w:eastAsia="Times New Roman" w:hAnsi="Times New Roman"/>
+          <w:b w:val="1"/>
+          <w:bCs w:val="1"/>
+          <w:color w:val="5b1a8e"/>
+          <w:sz w:val="24"/>
+          <w:szCs w:val="24"/>
+          <w:rtl w:val="0"/>
+        </w:rPr>
+        <w:t xml:space="preserve">3.ii.3</w:t>
+      </w:r>
+      <w:r>
+        <w:rPr>
+          <w:rFonts w:ascii="Times New Roman" w:cs="Times New Roman" w:eastAsia="Times New Roman" w:hAnsi="Times New Roman"/>
+          <w:color w:val="5b1a8e"/>
+          <w:sz w:val="24"/>
+          <w:szCs w:val="24"/>
+          <w:rtl w:val="0"/>
+        </w:rPr>
+        <w:t xml:space="preserve"> allows users to deposit money into their account before joining a game.</w:t>
+      </w:r>
+    </w:p>
+    <w:p>
+      <w:pPr>
+        <w:numPr>
+          <w:ilvl w:val="0"/>
+          <w:numId w:val="2"/>
+        </w:numPr>
+        <w:spacing w:after="0" w:afterAutospacing="0" w:before="0" w:beforeAutospacing="0" w:line="276" w:lineRule="auto"/>
+        <w:ind w:left="1440" w:hanging="360"/>
+        <w:rPr>
+          <w:rFonts w:ascii="Times New Roman" w:cs="Times New Roman" w:eastAsia="Times New Roman" w:hAnsi="Times New Roman"/>
+          <w:color w:val="5b1a8e"/>
+          <w:sz w:val="24"/>
+          <w:szCs w:val="24"/>
+        </w:rPr>
+      </w:pPr>
+      <w:r>
+        <w:rPr>
+          <w:rFonts w:ascii="Times New Roman" w:cs="Times New Roman" w:eastAsia="Times New Roman" w:hAnsi="Times New Roman"/>
+          <w:b w:val="1"/>
+          <w:bCs w:val="1"/>
+          <w:color w:val="5b1a8e"/>
+          <w:sz w:val="24"/>
+          <w:szCs w:val="24"/>
+          <w:rtl w:val="0"/>
+        </w:rPr>
+        <w:t xml:space="preserve">3.ii.4</w:t>
+      </w:r>
+      <w:r>
+        <w:rPr>
+          <w:rFonts w:ascii="Times New Roman" w:cs="Times New Roman" w:eastAsia="Times New Roman" w:hAnsi="Times New Roman"/>
+          <w:color w:val="5b1a8e"/>
+          <w:sz w:val="24"/>
+          <w:szCs w:val="24"/>
+          <w:rtl w:val="0"/>
+        </w:rPr>
+        <w:t xml:space="preserve"> The system shall allow users to cash out their available balance.</w:t>
+      </w:r>
+    </w:p>
+    <w:p>
+      <w:pPr>
+        <w:numPr>
+          <w:ilvl w:val="0"/>
+          <w:numId w:val="2"/>
+        </w:numPr>
+        <w:spacing w:after="0" w:afterAutospacing="0" w:before="0" w:beforeAutospacing="0" w:line="276" w:lineRule="auto"/>
+        <w:ind w:left="1440" w:hanging="360"/>
+        <w:rPr>
+          <w:rFonts w:ascii="Times New Roman" w:cs="Times New Roman" w:eastAsia="Times New Roman" w:hAnsi="Times New Roman"/>
+          <w:color w:val="5b1a8e"/>
+          <w:sz w:val="24"/>
+          <w:szCs w:val="24"/>
+        </w:rPr>
+      </w:pPr>
+      <w:r>
+        <w:rPr>
+          <w:rFonts w:ascii="Times New Roman" w:cs="Times New Roman" w:eastAsia="Times New Roman" w:hAnsi="Times New Roman"/>
+          <w:b w:val="1"/>
+          <w:bCs w:val="1"/>
+          <w:color w:val="5b1a8e"/>
+          <w:sz w:val="24"/>
+          <w:szCs w:val="24"/>
+          <w:rtl w:val="0"/>
+        </w:rPr>
+        <w:t xml:space="preserve">3.ii.5 </w:t>
+      </w:r>
+      <w:r>
+        <w:rPr>
+          <w:rFonts w:ascii="Times New Roman" w:cs="Times New Roman" w:eastAsia="Times New Roman" w:hAnsi="Times New Roman"/>
+          <w:color w:val="5b1a8e"/>
+          <w:sz w:val="24"/>
+          <w:szCs w:val="24"/>
+          <w:rtl w:val="0"/>
+        </w:rPr>
+        <w:t xml:space="preserve">displays the user’s current balance on the screen.</w:t>
+      </w:r>
+    </w:p>
+    <w:p>
+      <w:pPr>
+        <w:numPr>
+          <w:ilvl w:val="0"/>
+          <w:numId w:val="2"/>
+        </w:numPr>
+        <w:spacing w:after="0" w:afterAutospacing="0" w:before="0" w:beforeAutospacing="0" w:line="276" w:lineRule="auto"/>
+        <w:ind w:left="1440" w:hanging="360"/>
+        <w:rPr>
+          <w:rFonts w:ascii="Times New Roman" w:cs="Times New Roman" w:eastAsia="Times New Roman" w:hAnsi="Times New Roman"/>
+          <w:color w:val="5b1a8e"/>
+          <w:sz w:val="24"/>
+          <w:szCs w:val="24"/>
+        </w:rPr>
+      </w:pPr>
+      <w:r>
+        <w:rPr>
+          <w:rFonts w:ascii="Times New Roman" w:cs="Times New Roman" w:eastAsia="Times New Roman" w:hAnsi="Times New Roman"/>
+          <w:b w:val="1"/>
+          <w:bCs w:val="1"/>
+          <w:color w:val="5b1a8e"/>
+          <w:sz w:val="24"/>
+          <w:szCs w:val="24"/>
+          <w:rtl w:val="0"/>
+        </w:rPr>
+        <w:t xml:space="preserve">3.ii.6 </w:t>
+      </w:r>
+      <w:r>
+        <w:rPr>
+          <w:rFonts w:ascii="Times New Roman" w:cs="Times New Roman" w:eastAsia="Times New Roman" w:hAnsi="Times New Roman"/>
+          <w:color w:val="5b1a8e"/>
+          <w:sz w:val="24"/>
+          <w:szCs w:val="24"/>
+          <w:rtl w:val="0"/>
+        </w:rPr>
+        <w:t xml:space="preserve">prevents users from placing bets higher than their available balance.</w:t>
+      </w:r>
+    </w:p>
+    <w:p>
+      <w:pPr>
+        <w:numPr>
+          <w:ilvl w:val="0"/>
+          <w:numId w:val="2"/>
+        </w:numPr>
+        <w:spacing w:after="0" w:afterAutospacing="0" w:before="0" w:beforeAutospacing="0" w:line="276" w:lineRule="auto"/>
+        <w:ind w:left="1440" w:hanging="360"/>
+        <w:rPr>
+          <w:rFonts w:ascii="Times New Roman" w:cs="Times New Roman" w:eastAsia="Times New Roman" w:hAnsi="Times New Roman"/>
+          <w:color w:val="5b1a8e"/>
+          <w:sz w:val="24"/>
+          <w:szCs w:val="24"/>
+        </w:rPr>
+      </w:pPr>
+      <w:r>
+        <w:rPr>
+          <w:rFonts w:ascii="Times New Roman" w:cs="Times New Roman" w:eastAsia="Times New Roman" w:hAnsi="Times New Roman"/>
+          <w:b w:val="1"/>
+          <w:bCs w:val="1"/>
+          <w:color w:val="5b1a8e"/>
+          <w:sz w:val="24"/>
+          <w:szCs w:val="24"/>
+          <w:rtl w:val="0"/>
+        </w:rPr>
+        <w:t xml:space="preserve">3.ii.7</w:t>
+      </w:r>
+      <w:r>
+        <w:rPr>
+          <w:rFonts w:ascii="Times New Roman" w:cs="Times New Roman" w:eastAsia="Times New Roman" w:hAnsi="Times New Roman"/>
+          <w:color w:val="5b1a8e"/>
+          <w:sz w:val="24"/>
+          <w:szCs w:val="24"/>
+          <w:rtl w:val="0"/>
+        </w:rPr>
+        <w:t xml:space="preserve"> The system shall allow users to join an available table.</w:t>
+      </w:r>
+    </w:p>
+    <w:p>
+      <w:pPr>
+        <w:numPr>
+          <w:ilvl w:val="0"/>
+          <w:numId w:val="2"/>
+        </w:numPr>
+        <w:spacing w:after="300" w:before="0" w:beforeAutospacing="0" w:line="276" w:lineRule="auto"/>
+        <w:ind w:left="1440" w:hanging="360"/>
+        <w:rPr>
+          <w:rFonts w:ascii="Times New Roman" w:cs="Times New Roman" w:eastAsia="Times New Roman" w:hAnsi="Times New Roman"/>
+          <w:color w:val="5b1a8e"/>
+          <w:sz w:val="24"/>
+          <w:szCs w:val="24"/>
+        </w:rPr>
+      </w:pPr>
+      <w:r>
+        <w:rPr>
+          <w:rFonts w:ascii="Times New Roman" w:cs="Times New Roman" w:eastAsia="Times New Roman" w:hAnsi="Times New Roman"/>
+          <w:b w:val="1"/>
+          <w:bCs w:val="1"/>
+          <w:color w:val="5b1a8e"/>
+          <w:sz w:val="24"/>
+          <w:szCs w:val="24"/>
+          <w:rtl w:val="0"/>
+        </w:rPr>
+        <w:t xml:space="preserve">3.ii.8 </w:t>
+      </w:r>
+      <w:r>
+        <w:rPr>
+          <w:rFonts w:ascii="Times New Roman" w:cs="Times New Roman" w:eastAsia="Times New Roman" w:hAnsi="Times New Roman"/>
+          <w:color w:val="5b1a8e"/>
+          <w:sz w:val="24"/>
+          <w:szCs w:val="24"/>
+          <w:rtl w:val="0"/>
+        </w:rPr>
+        <w:t xml:space="preserve">The system shall allow users to choose to hit, stand, or fold during their turn.</w:t>
+      </w:r>
+      <w:r>
+        <w:rPr>
+          <w:rtl w:val="0"/>
+        </w:rPr>
       </w:r>
     </w:p>
     <w:p>
@@ -5327,86 +5912,297 @@
         </w:rPr>
         <w:t xml:space="preserve">Module Requirements:</w:t>
       </w:r>
-    </w:p>
-    <w:p>
-      <w:pPr>
-        <w:spacing w:after="60" w:lineRule="auto"/>
-        <w:ind w:left="1440" w:right="0" w:firstLine="0"/>
-        <w:jc w:val="both"/>
-        <w:rPr>
-          <w:rFonts w:ascii="Times New Roman" w:cs="Times New Roman" w:eastAsia="Times New Roman" w:hAnsi="Times New Roman"/>
-          <w:b w:val="1"/>
-          <w:bCs w:val="1"/>
-          <w:sz w:val="27"/>
-          <w:szCs w:val="27"/>
-        </w:rPr>
-      </w:pPr>
-      <w:r>
-        <w:rPr>
-          <w:rFonts w:ascii="Times New Roman" w:cs="Times New Roman" w:eastAsia="Times New Roman" w:hAnsi="Times New Roman"/>
-          <w:color w:val="5b1a8e"/>
-          <w:sz w:val="27"/>
-          <w:szCs w:val="27"/>
-          <w:rtl w:val="0"/>
-        </w:rPr>
-        <w:t xml:space="preserve">Provide module specific requirements as appropriate. </w:t>
-      </w:r>
-      <w:r>
-        <w:rPr>
-          <w:rFonts w:ascii="Times New Roman" w:cs="Times New Roman" w:eastAsia="Times New Roman" w:hAnsi="Times New Roman"/>
-          <w:b w:val="1"/>
-          <w:bCs w:val="1"/>
-          <w:sz w:val="27"/>
-          <w:szCs w:val="27"/>
-          <w:rtl w:val="0"/>
-        </w:rPr>
-        <w:tab/>
-      </w:r>
-    </w:p>
-    <w:p>
-      <w:pPr>
-        <w:spacing w:after="60" w:lineRule="auto"/>
-        <w:ind w:left="1440" w:right="0" w:firstLine="0"/>
-        <w:jc w:val="both"/>
-        <w:rPr>
-          <w:rFonts w:ascii="Times New Roman" w:cs="Times New Roman" w:eastAsia="Times New Roman" w:hAnsi="Times New Roman"/>
-          <w:color w:val="5b1a8e"/>
-          <w:sz w:val="27"/>
-          <w:szCs w:val="27"/>
-        </w:rPr>
-      </w:pPr>
-      <w:r>
-        <w:rPr>
-          <w:rFonts w:ascii="Times New Roman" w:cs="Times New Roman" w:eastAsia="Times New Roman" w:hAnsi="Times New Roman"/>
-          <w:color w:val="5b1a8e"/>
-          <w:sz w:val="27"/>
-          <w:szCs w:val="27"/>
-          <w:rtl w:val="0"/>
-        </w:rPr>
-        <w:t xml:space="preserve">Example:</w:t>
-      </w:r>
-    </w:p>
-    <w:p>
-      <w:pPr>
-        <w:spacing w:after="180" w:lineRule="auto"/>
-        <w:ind w:left="1440" w:right="0" w:firstLine="0"/>
-        <w:jc w:val="both"/>
-        <w:rPr>
-          <w:rFonts w:ascii="Times New Roman" w:cs="Times New Roman" w:eastAsia="Times New Roman" w:hAnsi="Times New Roman"/>
-          <w:color w:val="5b1a8e"/>
-          <w:sz w:val="27"/>
-          <w:szCs w:val="27"/>
-        </w:rPr>
-      </w:pPr>
-      <w:r>
-        <w:rPr>
-          <w:rFonts w:ascii="Times New Roman" w:cs="Times New Roman" w:eastAsia="Times New Roman" w:hAnsi="Times New Roman"/>
-          <w:color w:val="5b1a8e"/>
-          <w:sz w:val="27"/>
-          <w:szCs w:val="27"/>
-          <w:rtl w:val="0"/>
-        </w:rPr>
-        <w:t xml:space="preserve">3.1.2.1 Users should be allowed to log in using their issued id and pin, both of which are alphanumeric strings between 6 and 20 characters in length. 3</w:t>
+      <w:r>
+        <w:rPr>
+          <w:rtl w:val="0"/>
+        </w:rPr>
+      </w:r>
+    </w:p>
+    <w:p>
+      <w:pPr>
+        <w:numPr>
+          <w:ilvl w:val="0"/>
+          <w:numId w:val="4"/>
+        </w:numPr>
+        <w:spacing w:after="0" w:afterAutospacing="0" w:before="240" w:lineRule="auto"/>
+        <w:ind w:left="1440" w:right="0" w:hanging="360"/>
+        <w:rPr>
+          <w:rFonts w:ascii="Times New Roman" w:cs="Times New Roman" w:eastAsia="Times New Roman" w:hAnsi="Times New Roman"/>
+          <w:b w:val="1"/>
+          <w:bCs w:val="1"/>
+          <w:color w:val="5b1a8e"/>
+          <w:sz w:val="24"/>
+          <w:szCs w:val="24"/>
+          <w:u w:val="none"/>
+        </w:rPr>
+      </w:pPr>
+      <w:r>
+        <w:rPr>
+          <w:rFonts w:ascii="Times New Roman" w:cs="Times New Roman" w:eastAsia="Times New Roman" w:hAnsi="Times New Roman"/>
+          <w:b w:val="1"/>
+          <w:bCs w:val="1"/>
+          <w:color w:val="5b1a8e"/>
+          <w:sz w:val="24"/>
+          <w:szCs w:val="24"/>
+          <w:rtl w:val="0"/>
+        </w:rPr>
+        <w:t xml:space="preserve">3.iii.1 </w:t>
+      </w:r>
+      <w:r>
+        <w:rPr>
+          <w:rFonts w:ascii="Times New Roman" w:cs="Times New Roman" w:eastAsia="Times New Roman" w:hAnsi="Times New Roman"/>
+          <w:color w:val="5b1a8e"/>
+          <w:sz w:val="24"/>
+          <w:szCs w:val="24"/>
+          <w:rtl w:val="0"/>
+        </w:rPr>
+        <w:t xml:space="preserve">Handle multiple players connected at the same time.</w:t>
+      </w:r>
+    </w:p>
+    <w:p>
+      <w:pPr>
+        <w:numPr>
+          <w:ilvl w:val="0"/>
+          <w:numId w:val="4"/>
+        </w:numPr>
+        <w:spacing w:after="0" w:afterAutospacing="0" w:before="0" w:beforeAutospacing="0" w:lineRule="auto"/>
+        <w:ind w:left="1440" w:right="0" w:hanging="360"/>
+        <w:rPr>
+          <w:rFonts w:ascii="Times New Roman" w:cs="Times New Roman" w:eastAsia="Times New Roman" w:hAnsi="Times New Roman"/>
+          <w:b w:val="1"/>
+          <w:bCs w:val="1"/>
+          <w:color w:val="5b1a8e"/>
+          <w:sz w:val="24"/>
+          <w:szCs w:val="24"/>
+          <w:u w:val="none"/>
+        </w:rPr>
+      </w:pPr>
+      <w:r>
+        <w:rPr>
+          <w:rFonts w:ascii="Times New Roman" w:cs="Times New Roman" w:eastAsia="Times New Roman" w:hAnsi="Times New Roman"/>
+          <w:b w:val="1"/>
+          <w:bCs w:val="1"/>
+          <w:color w:val="5b1a8e"/>
+          <w:sz w:val="24"/>
+          <w:szCs w:val="24"/>
+          <w:rtl w:val="0"/>
+        </w:rPr>
+        <w:t xml:space="preserve">3.iii.2 </w:t>
+      </w:r>
+      <w:r>
+        <w:rPr>
+          <w:rFonts w:ascii="Times New Roman" w:cs="Times New Roman" w:eastAsia="Times New Roman" w:hAnsi="Times New Roman"/>
+          <w:color w:val="5b1a8e"/>
+          <w:sz w:val="24"/>
+          <w:szCs w:val="24"/>
+          <w:rtl w:val="0"/>
+        </w:rPr>
+        <w:t xml:space="preserve">Verify the login information before allowing access.</w:t>
+      </w:r>
+    </w:p>
+    <w:p>
+      <w:pPr>
+        <w:numPr>
+          <w:ilvl w:val="0"/>
+          <w:numId w:val="4"/>
+        </w:numPr>
+        <w:spacing w:after="0" w:afterAutospacing="0" w:before="0" w:beforeAutospacing="0" w:lineRule="auto"/>
+        <w:ind w:left="1440" w:right="0" w:hanging="360"/>
+        <w:rPr>
+          <w:rFonts w:ascii="Times New Roman" w:cs="Times New Roman" w:eastAsia="Times New Roman" w:hAnsi="Times New Roman"/>
+          <w:b w:val="1"/>
+          <w:bCs w:val="1"/>
+          <w:color w:val="5b1a8e"/>
+          <w:sz w:val="24"/>
+          <w:szCs w:val="24"/>
+          <w:u w:val="none"/>
+        </w:rPr>
+      </w:pPr>
+      <w:r>
+        <w:rPr>
+          <w:rFonts w:ascii="Times New Roman" w:cs="Times New Roman" w:eastAsia="Times New Roman" w:hAnsi="Times New Roman"/>
+          <w:b w:val="1"/>
+          <w:bCs w:val="1"/>
+          <w:color w:val="5b1a8e"/>
+          <w:sz w:val="24"/>
+          <w:szCs w:val="24"/>
+          <w:rtl w:val="0"/>
+        </w:rPr>
+        <w:t xml:space="preserve">3.iii.3 </w:t>
+      </w:r>
+      <w:r>
+        <w:rPr>
+          <w:rFonts w:ascii="Times New Roman" w:cs="Times New Roman" w:eastAsia="Times New Roman" w:hAnsi="Times New Roman"/>
+          <w:color w:val="5b1a8e"/>
+          <w:sz w:val="24"/>
+          <w:szCs w:val="24"/>
+          <w:rtl w:val="0"/>
+        </w:rPr>
+        <w:t xml:space="preserve">Server shall shuffle and deal all cards.</w:t>
+      </w:r>
+    </w:p>
+    <w:p>
+      <w:pPr>
+        <w:numPr>
+          <w:ilvl w:val="0"/>
+          <w:numId w:val="4"/>
+        </w:numPr>
+        <w:spacing w:after="0" w:afterAutospacing="0" w:before="0" w:beforeAutospacing="0" w:lineRule="auto"/>
+        <w:ind w:left="1440" w:right="0" w:hanging="360"/>
+        <w:rPr>
+          <w:rFonts w:ascii="Times New Roman" w:cs="Times New Roman" w:eastAsia="Times New Roman" w:hAnsi="Times New Roman"/>
+          <w:b w:val="1"/>
+          <w:bCs w:val="1"/>
+          <w:color w:val="5b1a8e"/>
+          <w:sz w:val="24"/>
+          <w:szCs w:val="24"/>
+          <w:u w:val="none"/>
+        </w:rPr>
+      </w:pPr>
+      <w:r>
+        <w:rPr>
+          <w:rFonts w:ascii="Times New Roman" w:cs="Times New Roman" w:eastAsia="Times New Roman" w:hAnsi="Times New Roman"/>
+          <w:b w:val="1"/>
+          <w:bCs w:val="1"/>
+          <w:color w:val="5b1a8e"/>
+          <w:sz w:val="24"/>
+          <w:szCs w:val="24"/>
+          <w:rtl w:val="0"/>
+        </w:rPr>
+        <w:t xml:space="preserve">3.iii.4 </w:t>
+      </w:r>
+      <w:r>
+        <w:rPr>
+          <w:rFonts w:ascii="Times New Roman" w:cs="Times New Roman" w:eastAsia="Times New Roman" w:hAnsi="Times New Roman"/>
+          <w:color w:val="5b1a8e"/>
+          <w:sz w:val="24"/>
+          <w:szCs w:val="24"/>
+          <w:rtl w:val="0"/>
+        </w:rPr>
+        <w:t xml:space="preserve">Control turn order in clockwise direction.</w:t>
+      </w:r>
+    </w:p>
+    <w:p>
+      <w:pPr>
+        <w:numPr>
+          <w:ilvl w:val="0"/>
+          <w:numId w:val="4"/>
+        </w:numPr>
+        <w:spacing w:after="0" w:afterAutospacing="0" w:before="0" w:beforeAutospacing="0" w:lineRule="auto"/>
+        <w:ind w:left="1440" w:right="0" w:hanging="360"/>
+        <w:rPr>
+          <w:rFonts w:ascii="Times New Roman" w:cs="Times New Roman" w:eastAsia="Times New Roman" w:hAnsi="Times New Roman"/>
+          <w:b w:val="1"/>
+          <w:bCs w:val="1"/>
+          <w:color w:val="5b1a8e"/>
+          <w:sz w:val="24"/>
+          <w:szCs w:val="24"/>
+          <w:u w:val="none"/>
+        </w:rPr>
+      </w:pPr>
+      <w:r>
+        <w:rPr>
+          <w:rFonts w:ascii="Times New Roman" w:cs="Times New Roman" w:eastAsia="Times New Roman" w:hAnsi="Times New Roman"/>
+          <w:b w:val="1"/>
+          <w:bCs w:val="1"/>
+          <w:color w:val="5b1a8e"/>
+          <w:sz w:val="24"/>
+          <w:szCs w:val="24"/>
+          <w:rtl w:val="0"/>
+        </w:rPr>
+        <w:t xml:space="preserve">3.iii.5 </w:t>
+      </w:r>
+      <w:r>
+        <w:rPr>
+          <w:rFonts w:ascii="Times New Roman" w:cs="Times New Roman" w:eastAsia="Times New Roman" w:hAnsi="Times New Roman"/>
+          <w:color w:val="5b1a8e"/>
+          <w:sz w:val="24"/>
+          <w:szCs w:val="24"/>
+          <w:rtl w:val="0"/>
+        </w:rPr>
+        <w:t xml:space="preserve">Calculate hands total and determine winners.</w:t>
+      </w:r>
+    </w:p>
+    <w:p>
+      <w:pPr>
+        <w:numPr>
+          <w:ilvl w:val="0"/>
+          <w:numId w:val="4"/>
+        </w:numPr>
+        <w:spacing w:after="0" w:afterAutospacing="0" w:before="0" w:beforeAutospacing="0" w:lineRule="auto"/>
+        <w:ind w:left="1440" w:right="0" w:hanging="360"/>
+        <w:rPr>
+          <w:rFonts w:ascii="Times New Roman" w:cs="Times New Roman" w:eastAsia="Times New Roman" w:hAnsi="Times New Roman"/>
+          <w:b w:val="1"/>
+          <w:bCs w:val="1"/>
+          <w:color w:val="5b1a8e"/>
+          <w:sz w:val="24"/>
+          <w:szCs w:val="24"/>
+          <w:u w:val="none"/>
+        </w:rPr>
+      </w:pPr>
+      <w:r>
+        <w:rPr>
+          <w:rFonts w:ascii="Times New Roman" w:cs="Times New Roman" w:eastAsia="Times New Roman" w:hAnsi="Times New Roman"/>
+          <w:b w:val="1"/>
+          <w:bCs w:val="1"/>
+          <w:color w:val="5b1a8e"/>
+          <w:sz w:val="24"/>
+          <w:szCs w:val="24"/>
+          <w:rtl w:val="0"/>
+        </w:rPr>
+        <w:t xml:space="preserve">3.iii.6 </w:t>
+      </w:r>
+      <w:r>
+        <w:rPr>
+          <w:rFonts w:ascii="Times New Roman" w:cs="Times New Roman" w:eastAsia="Times New Roman" w:hAnsi="Times New Roman"/>
+          <w:color w:val="5b1a8e"/>
+          <w:sz w:val="24"/>
+          <w:szCs w:val="24"/>
+          <w:rtl w:val="0"/>
+        </w:rPr>
+        <w:t xml:space="preserve">Update player balances after each round.</w:t>
+      </w:r>
+    </w:p>
+    <w:p>
+      <w:pPr>
+        <w:numPr>
+          <w:ilvl w:val="0"/>
+          <w:numId w:val="4"/>
+        </w:numPr>
+        <w:spacing w:after="300" w:before="0" w:beforeAutospacing="0" w:lineRule="auto"/>
+        <w:ind w:left="1440" w:right="0" w:hanging="360"/>
+        <w:rPr>
+          <w:rFonts w:ascii="Times New Roman" w:cs="Times New Roman" w:eastAsia="Times New Roman" w:hAnsi="Times New Roman"/>
+          <w:b w:val="1"/>
+          <w:bCs w:val="1"/>
+          <w:color w:val="5b1a8e"/>
+          <w:sz w:val="24"/>
+          <w:szCs w:val="24"/>
+          <w:u w:val="none"/>
+        </w:rPr>
+      </w:pPr>
+      <w:r>
+        <w:rPr>
+          <w:rFonts w:ascii="Times New Roman" w:cs="Times New Roman" w:eastAsia="Times New Roman" w:hAnsi="Times New Roman"/>
+          <w:b w:val="1"/>
+          <w:bCs w:val="1"/>
+          <w:color w:val="5b1a8e"/>
+          <w:sz w:val="24"/>
+          <w:szCs w:val="24"/>
+          <w:rtl w:val="0"/>
+        </w:rPr>
+        <w:t xml:space="preserve">3.iii.7 </w:t>
+      </w:r>
+      <w:r>
+        <w:rPr>
+          <w:rFonts w:ascii="Times New Roman" w:cs="Times New Roman" w:eastAsia="Times New Roman" w:hAnsi="Times New Roman"/>
+          <w:color w:val="5b1a8e"/>
+          <w:sz w:val="24"/>
+          <w:szCs w:val="24"/>
+          <w:rtl w:val="0"/>
+        </w:rPr>
+        <w:t xml:space="preserve">Continue running even if a player disconnects.</w:t>
       </w:r>
     </w:p>
     <w:p>
@@ -5431,7 +6227,7 @@
           <w:szCs w:val="30"/>
           <w:rtl w:val="0"/>
         </w:rPr>
-        <w:t xml:space="preserve">iv. ___ </w:t>
+        <w:t xml:space="preserve">iv. Game Logic </w:t>
       </w:r>
       <w:r>
         <w:rPr>
@@ -5444,155 +6240,332 @@
         </w:rPr>
         <w:t xml:space="preserve">Module Requirements:</w:t>
       </w:r>
-    </w:p>
-    <w:p>
-      <w:pPr>
-        <w:spacing w:after="60" w:lineRule="auto"/>
-        <w:ind w:left="1440" w:right="0" w:firstLine="0"/>
-        <w:jc w:val="both"/>
-        <w:rPr>
-          <w:rFonts w:ascii="Times New Roman" w:cs="Times New Roman" w:eastAsia="Times New Roman" w:hAnsi="Times New Roman"/>
-          <w:color w:val="5b1a8e"/>
-          <w:sz w:val="27"/>
-          <w:szCs w:val="27"/>
-        </w:rPr>
-      </w:pPr>
-      <w:r>
-        <w:rPr>
-          <w:rFonts w:ascii="Times New Roman" w:cs="Times New Roman" w:eastAsia="Times New Roman" w:hAnsi="Times New Roman"/>
-          <w:color w:val="5b1a8e"/>
-          <w:sz w:val="27"/>
-          <w:szCs w:val="27"/>
-          <w:rtl w:val="0"/>
-        </w:rPr>
-        <w:t xml:space="preserve">Provide module specific requirements as appropriate. </w:t>
-      </w:r>
-    </w:p>
-    <w:p>
-      <w:pPr>
-        <w:spacing w:after="60" w:lineRule="auto"/>
-        <w:ind w:left="1440" w:right="0" w:firstLine="0"/>
-        <w:jc w:val="both"/>
-        <w:rPr>
-          <w:rFonts w:ascii="Times New Roman" w:cs="Times New Roman" w:eastAsia="Times New Roman" w:hAnsi="Times New Roman"/>
-          <w:color w:val="5b1a8e"/>
-          <w:sz w:val="27"/>
-          <w:szCs w:val="27"/>
-        </w:rPr>
-      </w:pPr>
-      <w:r>
-        <w:rPr>
-          <w:rFonts w:ascii="Times New Roman" w:cs="Times New Roman" w:eastAsia="Times New Roman" w:hAnsi="Times New Roman"/>
-          <w:color w:val="5b1a8e"/>
-          <w:sz w:val="27"/>
-          <w:szCs w:val="27"/>
-          <w:rtl w:val="0"/>
-        </w:rPr>
-        <w:t xml:space="preserve">Example:</w:t>
-      </w:r>
-    </w:p>
-    <w:p>
-      <w:pPr>
-        <w:spacing w:after="60" w:lineRule="auto"/>
-        <w:ind w:left="1440" w:right="0" w:firstLine="0"/>
-        <w:jc w:val="both"/>
-        <w:rPr>
-          <w:rFonts w:ascii="Times New Roman" w:cs="Times New Roman" w:eastAsia="Times New Roman" w:hAnsi="Times New Roman"/>
-          <w:color w:val="5b1a8e"/>
-          <w:sz w:val="27"/>
-          <w:szCs w:val="27"/>
-        </w:rPr>
-      </w:pPr>
-      <w:r>
-        <w:rPr>
-          <w:rFonts w:ascii="Times New Roman" w:cs="Times New Roman" w:eastAsia="Times New Roman" w:hAnsi="Times New Roman"/>
-          <w:color w:val="5b1a8e"/>
-          <w:sz w:val="27"/>
-          <w:szCs w:val="27"/>
-          <w:rtl w:val="0"/>
-        </w:rPr>
-        <w:t xml:space="preserve">3.1.2.1 Users should be allowed to log in using their issued id and pin, both of which are alphanumeric strings between 6 and 20 characters in length. </w:t>
-      </w:r>
-    </w:p>
-    <w:p>
-      <w:pPr>
-        <w:spacing w:after="300" w:before="240" w:lineRule="auto"/>
-        <w:ind w:left="0" w:right="0" w:firstLine="0"/>
-        <w:rPr>
-          <w:rFonts w:ascii="Times New Roman" w:cs="Times New Roman" w:eastAsia="Times New Roman" w:hAnsi="Times New Roman"/>
-          <w:b w:val="1"/>
-          <w:bCs w:val="1"/>
-          <w:sz w:val="30"/>
-          <w:szCs w:val="30"/>
-        </w:rPr>
-      </w:pPr>
-      <w:r>
-        <w:rPr>
-          <w:rFonts w:ascii="Times New Roman" w:cs="Times New Roman" w:eastAsia="Times New Roman" w:hAnsi="Times New Roman"/>
-          <w:b w:val="1"/>
-          <w:bCs w:val="1"/>
-          <w:sz w:val="30"/>
-          <w:szCs w:val="30"/>
-          <w:rtl w:val="0"/>
-        </w:rPr>
-        <w:t xml:space="preserve">b. </w:t>
-      </w:r>
-      <w:r>
-        <w:rPr>
-          <w:rFonts w:ascii="Times New Roman" w:cs="Times New Roman" w:eastAsia="Times New Roman" w:hAnsi="Times New Roman"/>
-          <w:b w:val="1"/>
-          <w:bCs w:val="1"/>
-          <w:sz w:val="30"/>
-          <w:szCs w:val="30"/>
-          <w:rtl w:val="0"/>
-        </w:rPr>
-        <w:t xml:space="preserve">External Interface Requirements</w:t>
-      </w:r>
-    </w:p>
-    <w:p>
-      <w:pPr>
-        <w:spacing w:after="60" w:lineRule="auto"/>
-        <w:ind w:left="720" w:right="0" w:firstLine="0"/>
-        <w:jc w:val="both"/>
-        <w:rPr>
-          <w:rFonts w:ascii="Times New Roman" w:cs="Times New Roman" w:eastAsia="Times New Roman" w:hAnsi="Times New Roman"/>
-          <w:color w:val="5b1a8e"/>
-          <w:sz w:val="27"/>
-          <w:szCs w:val="27"/>
-        </w:rPr>
-      </w:pPr>
-      <w:r>
-        <w:rPr>
-          <w:rFonts w:ascii="Times New Roman" w:cs="Times New Roman" w:eastAsia="Times New Roman" w:hAnsi="Times New Roman"/>
-          <w:color w:val="5b1a8e"/>
-          <w:sz w:val="27"/>
-          <w:szCs w:val="27"/>
-          <w:rtl w:val="0"/>
-        </w:rPr>
-        <w:t xml:space="preserve">Provide module specific requirements as appropriate. </w:t>
-      </w:r>
-    </w:p>
-    <w:p>
-      <w:pPr>
-        <w:spacing w:after="60" w:lineRule="auto"/>
-        <w:ind w:left="720" w:right="0" w:firstLine="0"/>
-        <w:jc w:val="both"/>
-        <w:rPr>
-          <w:rFonts w:ascii="Times New Roman" w:cs="Times New Roman" w:eastAsia="Times New Roman" w:hAnsi="Times New Roman"/>
-          <w:color w:val="5b1a8e"/>
-          <w:sz w:val="27"/>
-          <w:szCs w:val="27"/>
-        </w:rPr>
-      </w:pPr>
-      <w:r>
-        <w:rPr>
-          <w:rFonts w:ascii="Times New Roman" w:cs="Times New Roman" w:eastAsia="Times New Roman" w:hAnsi="Times New Roman"/>
-          <w:color w:val="5b1a8e"/>
-          <w:sz w:val="27"/>
-          <w:szCs w:val="27"/>
-          <w:rtl w:val="0"/>
-        </w:rPr>
-        <w:t xml:space="preserve">Example:</w:t>
+      <w:r>
+        <w:rPr>
+          <w:rtl w:val="0"/>
+        </w:rPr>
+      </w:r>
+    </w:p>
+    <w:p>
+      <w:pPr>
+        <w:numPr>
+          <w:ilvl w:val="0"/>
+          <w:numId w:val="4"/>
+        </w:numPr>
+        <w:spacing w:after="0" w:afterAutospacing="0" w:before="240" w:lineRule="auto"/>
+        <w:ind w:left="1440" w:hanging="360"/>
+        <w:rPr>
+          <w:rFonts w:ascii="Times New Roman" w:cs="Times New Roman" w:eastAsia="Times New Roman" w:hAnsi="Times New Roman"/>
+          <w:b w:val="1"/>
+          <w:bCs w:val="1"/>
+          <w:color w:val="5b1a8e"/>
+          <w:sz w:val="24"/>
+          <w:szCs w:val="24"/>
+        </w:rPr>
+      </w:pPr>
+      <w:r>
+        <w:rPr>
+          <w:rFonts w:ascii="Times New Roman" w:cs="Times New Roman" w:eastAsia="Times New Roman" w:hAnsi="Times New Roman"/>
+          <w:b w:val="1"/>
+          <w:bCs w:val="1"/>
+          <w:color w:val="5b1a8e"/>
+          <w:sz w:val="24"/>
+          <w:szCs w:val="24"/>
+          <w:rtl w:val="0"/>
+        </w:rPr>
+        <w:t xml:space="preserve">3.iv.1 </w:t>
+      </w:r>
+      <w:r>
+        <w:rPr>
+          <w:rFonts w:ascii="Times New Roman" w:cs="Times New Roman" w:eastAsia="Times New Roman" w:hAnsi="Times New Roman"/>
+          <w:color w:val="5b1a8e"/>
+          <w:sz w:val="24"/>
+          <w:szCs w:val="24"/>
+          <w:rtl w:val="0"/>
+        </w:rPr>
+        <w:t xml:space="preserve">Follow standard Blackjack rules during the game.</w:t>
+      </w:r>
+    </w:p>
+    <w:p>
+      <w:pPr>
+        <w:numPr>
+          <w:ilvl w:val="0"/>
+          <w:numId w:val="4"/>
+        </w:numPr>
+        <w:spacing w:after="0" w:afterAutospacing="0" w:before="0" w:beforeAutospacing="0" w:lineRule="auto"/>
+        <w:ind w:left="1440" w:hanging="360"/>
+        <w:rPr>
+          <w:rFonts w:ascii="Times New Roman" w:cs="Times New Roman" w:eastAsia="Times New Roman" w:hAnsi="Times New Roman"/>
+          <w:b w:val="1"/>
+          <w:bCs w:val="1"/>
+          <w:color w:val="5b1a8e"/>
+          <w:sz w:val="24"/>
+          <w:szCs w:val="24"/>
+        </w:rPr>
+      </w:pPr>
+      <w:r>
+        <w:rPr>
+          <w:rFonts w:ascii="Times New Roman" w:cs="Times New Roman" w:eastAsia="Times New Roman" w:hAnsi="Times New Roman"/>
+          <w:b w:val="1"/>
+          <w:bCs w:val="1"/>
+          <w:color w:val="5b1a8e"/>
+          <w:sz w:val="24"/>
+          <w:szCs w:val="24"/>
+          <w:rtl w:val="0"/>
+        </w:rPr>
+        <w:t xml:space="preserve">3.</w:t>
+      </w:r>
+      <w:r>
+        <w:rPr>
+          <w:rFonts w:ascii="Times New Roman" w:cs="Times New Roman" w:eastAsia="Times New Roman" w:hAnsi="Times New Roman"/>
+          <w:b w:val="1"/>
+          <w:bCs w:val="1"/>
+          <w:color w:val="5b1a8e"/>
+          <w:sz w:val="24"/>
+          <w:szCs w:val="24"/>
+          <w:rtl w:val="0"/>
+        </w:rPr>
+        <w:t xml:space="preserve">iv</w:t>
+      </w:r>
+      <w:r>
+        <w:rPr>
+          <w:rFonts w:ascii="Times New Roman" w:cs="Times New Roman" w:eastAsia="Times New Roman" w:hAnsi="Times New Roman"/>
+          <w:b w:val="1"/>
+          <w:bCs w:val="1"/>
+          <w:color w:val="5b1a8e"/>
+          <w:sz w:val="24"/>
+          <w:szCs w:val="24"/>
+          <w:rtl w:val="0"/>
+        </w:rPr>
+        <w:t xml:space="preserve">.2 </w:t>
+      </w:r>
+      <w:r>
+        <w:rPr>
+          <w:rFonts w:ascii="Times New Roman" w:cs="Times New Roman" w:eastAsia="Times New Roman" w:hAnsi="Times New Roman"/>
+          <w:color w:val="5b1a8e"/>
+          <w:sz w:val="24"/>
+          <w:szCs w:val="24"/>
+          <w:rtl w:val="0"/>
+        </w:rPr>
+        <w:t xml:space="preserve">Deals two cards to each player and the dealer at the start of a round.</w:t>
+      </w:r>
+    </w:p>
+    <w:p>
+      <w:pPr>
+        <w:numPr>
+          <w:ilvl w:val="0"/>
+          <w:numId w:val="4"/>
+        </w:numPr>
+        <w:spacing w:after="0" w:afterAutospacing="0" w:before="0" w:beforeAutospacing="0" w:lineRule="auto"/>
+        <w:ind w:left="1440" w:hanging="360"/>
+        <w:rPr>
+          <w:rFonts w:ascii="Times New Roman" w:cs="Times New Roman" w:eastAsia="Times New Roman" w:hAnsi="Times New Roman"/>
+          <w:b w:val="1"/>
+          <w:bCs w:val="1"/>
+          <w:color w:val="5b1a8e"/>
+          <w:sz w:val="24"/>
+          <w:szCs w:val="24"/>
+        </w:rPr>
+      </w:pPr>
+      <w:r>
+        <w:rPr>
+          <w:rFonts w:ascii="Times New Roman" w:cs="Times New Roman" w:eastAsia="Times New Roman" w:hAnsi="Times New Roman"/>
+          <w:b w:val="1"/>
+          <w:bCs w:val="1"/>
+          <w:color w:val="5b1a8e"/>
+          <w:sz w:val="24"/>
+          <w:szCs w:val="24"/>
+          <w:rtl w:val="0"/>
+        </w:rPr>
+        <w:t xml:space="preserve">3.iv</w:t>
+      </w:r>
+      <w:r>
+        <w:rPr>
+          <w:rFonts w:ascii="Times New Roman" w:cs="Times New Roman" w:eastAsia="Times New Roman" w:hAnsi="Times New Roman"/>
+          <w:b w:val="1"/>
+          <w:bCs w:val="1"/>
+          <w:color w:val="5b1a8e"/>
+          <w:sz w:val="24"/>
+          <w:szCs w:val="24"/>
+          <w:rtl w:val="0"/>
+        </w:rPr>
+        <w:t xml:space="preserve">.3 </w:t>
+      </w:r>
+      <w:r>
+        <w:rPr>
+          <w:rFonts w:ascii="Times New Roman" w:cs="Times New Roman" w:eastAsia="Times New Roman" w:hAnsi="Times New Roman"/>
+          <w:color w:val="5b1a8e"/>
+          <w:sz w:val="24"/>
+          <w:szCs w:val="24"/>
+          <w:rtl w:val="0"/>
+        </w:rPr>
+        <w:t xml:space="preserve">The system shall determine when a player busts (goes over 21).</w:t>
+      </w:r>
+    </w:p>
+    <w:p>
+      <w:pPr>
+        <w:numPr>
+          <w:ilvl w:val="0"/>
+          <w:numId w:val="4"/>
+        </w:numPr>
+        <w:spacing w:after="0" w:afterAutospacing="0" w:before="0" w:beforeAutospacing="0" w:lineRule="auto"/>
+        <w:ind w:left="1440" w:hanging="360"/>
+        <w:rPr>
+          <w:rFonts w:ascii="Times New Roman" w:cs="Times New Roman" w:eastAsia="Times New Roman" w:hAnsi="Times New Roman"/>
+          <w:b w:val="1"/>
+          <w:bCs w:val="1"/>
+          <w:color w:val="5b1a8e"/>
+          <w:sz w:val="24"/>
+          <w:szCs w:val="24"/>
+        </w:rPr>
+      </w:pPr>
+      <w:r>
+        <w:rPr>
+          <w:rFonts w:ascii="Times New Roman" w:cs="Times New Roman" w:eastAsia="Times New Roman" w:hAnsi="Times New Roman"/>
+          <w:b w:val="1"/>
+          <w:bCs w:val="1"/>
+          <w:color w:val="5b1a8e"/>
+          <w:sz w:val="24"/>
+          <w:szCs w:val="24"/>
+          <w:rtl w:val="0"/>
+        </w:rPr>
+        <w:t xml:space="preserve">3.iv</w:t>
+      </w:r>
+      <w:r>
+        <w:rPr>
+          <w:rFonts w:ascii="Times New Roman" w:cs="Times New Roman" w:eastAsia="Times New Roman" w:hAnsi="Times New Roman"/>
+          <w:b w:val="1"/>
+          <w:bCs w:val="1"/>
+          <w:color w:val="5b1a8e"/>
+          <w:sz w:val="24"/>
+          <w:szCs w:val="24"/>
+          <w:rtl w:val="0"/>
+        </w:rPr>
+        <w:t xml:space="preserve">.4 </w:t>
+      </w:r>
+      <w:r>
+        <w:rPr>
+          <w:rFonts w:ascii="Times New Roman" w:cs="Times New Roman" w:eastAsia="Times New Roman" w:hAnsi="Times New Roman"/>
+          <w:color w:val="5b1a8e"/>
+          <w:sz w:val="24"/>
+          <w:szCs w:val="24"/>
+          <w:rtl w:val="0"/>
+        </w:rPr>
+        <w:t xml:space="preserve">The dealer shall stand when their hand reaches 17 or higher.</w:t>
+      </w:r>
+      <w:r>
+        <w:rPr>
+          <w:rtl w:val="0"/>
+        </w:rPr>
+      </w:r>
+    </w:p>
+    <w:p>
+      <w:pPr>
+        <w:numPr>
+          <w:ilvl w:val="0"/>
+          <w:numId w:val="4"/>
+        </w:numPr>
+        <w:spacing w:after="0" w:afterAutospacing="0" w:before="0" w:beforeAutospacing="0" w:lineRule="auto"/>
+        <w:ind w:left="1440" w:hanging="360"/>
+        <w:rPr>
+          <w:rFonts w:ascii="Times New Roman" w:cs="Times New Roman" w:eastAsia="Times New Roman" w:hAnsi="Times New Roman"/>
+          <w:b w:val="1"/>
+          <w:bCs w:val="1"/>
+          <w:color w:val="5b1a8e"/>
+          <w:sz w:val="24"/>
+          <w:szCs w:val="24"/>
+        </w:rPr>
+      </w:pPr>
+      <w:r>
+        <w:rPr>
+          <w:rFonts w:ascii="Times New Roman" w:cs="Times New Roman" w:eastAsia="Times New Roman" w:hAnsi="Times New Roman"/>
+          <w:b w:val="1"/>
+          <w:bCs w:val="1"/>
+          <w:color w:val="5b1a8e"/>
+          <w:sz w:val="24"/>
+          <w:szCs w:val="24"/>
+          <w:rtl w:val="0"/>
+        </w:rPr>
+        <w:t xml:space="preserve">3.iv</w:t>
+      </w:r>
+      <w:r>
+        <w:rPr>
+          <w:rFonts w:ascii="Times New Roman" w:cs="Times New Roman" w:eastAsia="Times New Roman" w:hAnsi="Times New Roman"/>
+          <w:b w:val="1"/>
+          <w:bCs w:val="1"/>
+          <w:color w:val="5b1a8e"/>
+          <w:sz w:val="24"/>
+          <w:szCs w:val="24"/>
+          <w:rtl w:val="0"/>
+        </w:rPr>
+        <w:t xml:space="preserve">.5 </w:t>
+      </w:r>
+      <w:r>
+        <w:rPr>
+          <w:rFonts w:ascii="Times New Roman" w:cs="Times New Roman" w:eastAsia="Times New Roman" w:hAnsi="Times New Roman"/>
+          <w:color w:val="5b1a8e"/>
+          <w:sz w:val="24"/>
+          <w:szCs w:val="24"/>
+          <w:rtl w:val="0"/>
+        </w:rPr>
+        <w:t xml:space="preserve">The system shall treat an Ace as either 1 or 11.</w:t>
+      </w:r>
+    </w:p>
+    <w:p>
+      <w:pPr>
+        <w:numPr>
+          <w:ilvl w:val="0"/>
+          <w:numId w:val="4"/>
+        </w:numPr>
+        <w:spacing w:after="300" w:before="0" w:beforeAutospacing="0" w:lineRule="auto"/>
+        <w:ind w:left="1440" w:hanging="360"/>
+        <w:rPr>
+          <w:rFonts w:ascii="Times New Roman" w:cs="Times New Roman" w:eastAsia="Times New Roman" w:hAnsi="Times New Roman"/>
+          <w:b w:val="1"/>
+          <w:bCs w:val="1"/>
+          <w:color w:val="5b1a8e"/>
+          <w:sz w:val="24"/>
+          <w:szCs w:val="24"/>
+        </w:rPr>
+      </w:pPr>
+      <w:r>
+        <w:rPr>
+          <w:rFonts w:ascii="Times New Roman" w:cs="Times New Roman" w:eastAsia="Times New Roman" w:hAnsi="Times New Roman"/>
+          <w:b w:val="1"/>
+          <w:bCs w:val="1"/>
+          <w:color w:val="5b1a8e"/>
+          <w:sz w:val="24"/>
+          <w:szCs w:val="24"/>
+          <w:rtl w:val="0"/>
+        </w:rPr>
+        <w:t xml:space="preserve">3.iv</w:t>
+      </w:r>
+      <w:r>
+        <w:rPr>
+          <w:rFonts w:ascii="Times New Roman" w:cs="Times New Roman" w:eastAsia="Times New Roman" w:hAnsi="Times New Roman"/>
+          <w:b w:val="1"/>
+          <w:bCs w:val="1"/>
+          <w:color w:val="5b1a8e"/>
+          <w:sz w:val="24"/>
+          <w:szCs w:val="24"/>
+          <w:rtl w:val="0"/>
+        </w:rPr>
+        <w:t xml:space="preserve">.6 </w:t>
+      </w:r>
+      <w:r>
+        <w:rPr>
+          <w:rFonts w:ascii="Times New Roman" w:cs="Times New Roman" w:eastAsia="Times New Roman" w:hAnsi="Times New Roman"/>
+          <w:color w:val="5b1a8e"/>
+          <w:sz w:val="24"/>
+          <w:szCs w:val="24"/>
+          <w:rtl w:val="0"/>
+        </w:rPr>
+        <w:t xml:space="preserve">Reset the game state after each round ends. </w:t>
+      </w:r>
+      <w:r>
+        <w:rPr>
+          <w:rtl w:val="0"/>
+        </w:rPr>
       </w:r>
     </w:p>
     <w:p>
@@ -5602,41 +6575,585 @@
         <w:jc w:val="both"/>
         <w:rPr>
           <w:rFonts w:ascii="Times New Roman" w:cs="Times New Roman" w:eastAsia="Times New Roman" w:hAnsi="Times New Roman"/>
-          <w:color w:val="5b1a8e"/>
-          <w:sz w:val="27"/>
-          <w:szCs w:val="27"/>
-        </w:rPr>
-      </w:pPr>
-      <w:r>
-        <w:rPr>
-          <w:rFonts w:ascii="Times New Roman" w:cs="Times New Roman" w:eastAsia="Times New Roman" w:hAnsi="Times New Roman"/>
-          <w:color w:val="5b1a8e"/>
-          <w:sz w:val="27"/>
-          <w:szCs w:val="27"/>
-          <w:rtl w:val="0"/>
-        </w:rPr>
-        <w:t xml:space="preserve">3.2.1 The system must provide an interface to the University billing system administered by the Bursar’s office so that students can be automatically billed for the courses in which they have enrolled. The interface is to be in a comma-separated text file containing</w:t>
-      </w:r>
-      <w:r>
-        <w:rPr>
-          <w:rFonts w:ascii="Times New Roman" w:cs="Times New Roman" w:eastAsia="Times New Roman" w:hAnsi="Times New Roman"/>
-          <w:color w:val="6b0001"/>
-          <w:sz w:val="27"/>
-          <w:szCs w:val="27"/>
-          <w:u w:val="single"/>
-          <w:rtl w:val="0"/>
-        </w:rPr>
-        <w:t xml:space="preserve"> </w:t>
-      </w:r>
-      <w:r>
-        <w:rPr>
-          <w:rFonts w:ascii="Times New Roman" w:cs="Times New Roman" w:eastAsia="Times New Roman" w:hAnsi="Times New Roman"/>
-          <w:color w:val="5b1a8e"/>
-          <w:sz w:val="27"/>
-          <w:szCs w:val="27"/>
-          <w:rtl w:val="0"/>
-        </w:rPr>
-        <w:t xml:space="preserve">the following fields: student id, course id, term id, action. Where “action” is whether the student has added or dropped the course. The file will be exported nightly and will contain new transactions only. </w:t>
+          <w:b w:val="1"/>
+          <w:bCs w:val="1"/>
+          <w:sz w:val="30"/>
+          <w:szCs w:val="30"/>
+        </w:rPr>
+      </w:pPr>
+      <w:r>
+        <w:rPr>
+          <w:rFonts w:ascii="Times New Roman" w:cs="Times New Roman" w:eastAsia="Times New Roman" w:hAnsi="Times New Roman"/>
+          <w:b w:val="1"/>
+          <w:bCs w:val="1"/>
+          <w:sz w:val="30"/>
+          <w:szCs w:val="30"/>
+          <w:rtl w:val="0"/>
+        </w:rPr>
+        <w:t xml:space="preserve">v. Networking Module Requirements:</w:t>
+      </w:r>
+      <w:r>
+        <w:rPr>
+          <w:rtl w:val="0"/>
+        </w:rPr>
+      </w:r>
+    </w:p>
+    <w:p>
+      <w:pPr>
+        <w:numPr>
+          <w:ilvl w:val="0"/>
+          <w:numId w:val="4"/>
+        </w:numPr>
+        <w:spacing w:after="0" w:afterAutospacing="0" w:before="240" w:lineRule="auto"/>
+        <w:ind w:left="1440" w:hanging="360"/>
+        <w:rPr>
+          <w:rFonts w:ascii="Times New Roman" w:cs="Times New Roman" w:eastAsia="Times New Roman" w:hAnsi="Times New Roman"/>
+          <w:b w:val="1"/>
+          <w:bCs w:val="1"/>
+          <w:color w:val="5b1a8e"/>
+          <w:sz w:val="24"/>
+          <w:szCs w:val="24"/>
+        </w:rPr>
+      </w:pPr>
+      <w:r>
+        <w:rPr>
+          <w:rFonts w:ascii="Times New Roman" w:cs="Times New Roman" w:eastAsia="Times New Roman" w:hAnsi="Times New Roman"/>
+          <w:b w:val="1"/>
+          <w:bCs w:val="1"/>
+          <w:color w:val="5b1a8e"/>
+          <w:sz w:val="24"/>
+          <w:szCs w:val="24"/>
+          <w:rtl w:val="0"/>
+        </w:rPr>
+        <w:t xml:space="preserve">3.v.1 </w:t>
+      </w:r>
+      <w:r>
+        <w:rPr>
+          <w:rFonts w:ascii="Times New Roman" w:cs="Times New Roman" w:eastAsia="Times New Roman" w:hAnsi="Times New Roman"/>
+          <w:color w:val="5b1a8e"/>
+          <w:sz w:val="24"/>
+          <w:szCs w:val="24"/>
+          <w:rtl w:val="0"/>
+        </w:rPr>
+        <w:t xml:space="preserve">The client shall connect to the server using Java TCP/IP sockets.</w:t>
+      </w:r>
+      <w:r>
+        <w:rPr>
+          <w:rtl w:val="0"/>
+        </w:rPr>
+      </w:r>
+    </w:p>
+    <w:p>
+      <w:pPr>
+        <w:numPr>
+          <w:ilvl w:val="0"/>
+          <w:numId w:val="4"/>
+        </w:numPr>
+        <w:spacing w:after="0" w:afterAutospacing="0" w:before="0" w:beforeAutospacing="0" w:lineRule="auto"/>
+        <w:ind w:left="1440" w:hanging="360"/>
+        <w:rPr>
+          <w:rFonts w:ascii="Times New Roman" w:cs="Times New Roman" w:eastAsia="Times New Roman" w:hAnsi="Times New Roman"/>
+          <w:b w:val="1"/>
+          <w:bCs w:val="1"/>
+          <w:color w:val="5b1a8e"/>
+          <w:sz w:val="24"/>
+          <w:szCs w:val="24"/>
+        </w:rPr>
+      </w:pPr>
+      <w:r>
+        <w:rPr>
+          <w:rFonts w:ascii="Times New Roman" w:cs="Times New Roman" w:eastAsia="Times New Roman" w:hAnsi="Times New Roman"/>
+          <w:b w:val="1"/>
+          <w:bCs w:val="1"/>
+          <w:color w:val="5b1a8e"/>
+          <w:sz w:val="24"/>
+          <w:szCs w:val="24"/>
+          <w:rtl w:val="0"/>
+        </w:rPr>
+        <w:t xml:space="preserve">3.v.2 </w:t>
+      </w:r>
+      <w:r>
+        <w:rPr>
+          <w:rFonts w:ascii="Times New Roman" w:cs="Times New Roman" w:eastAsia="Times New Roman" w:hAnsi="Times New Roman"/>
+          <w:color w:val="5b1a8e"/>
+          <w:sz w:val="24"/>
+          <w:szCs w:val="24"/>
+          <w:rtl w:val="0"/>
+        </w:rPr>
+        <w:t xml:space="preserve">The system shall send player actions from the client to the server.</w:t>
+      </w:r>
+    </w:p>
+    <w:p>
+      <w:pPr>
+        <w:numPr>
+          <w:ilvl w:val="0"/>
+          <w:numId w:val="4"/>
+        </w:numPr>
+        <w:spacing w:after="0" w:afterAutospacing="0" w:before="0" w:beforeAutospacing="0" w:lineRule="auto"/>
+        <w:ind w:left="1440" w:hanging="360"/>
+        <w:rPr>
+          <w:rFonts w:ascii="Times New Roman" w:cs="Times New Roman" w:eastAsia="Times New Roman" w:hAnsi="Times New Roman"/>
+          <w:b w:val="1"/>
+          <w:bCs w:val="1"/>
+          <w:color w:val="5b1a8e"/>
+          <w:sz w:val="24"/>
+          <w:szCs w:val="24"/>
+        </w:rPr>
+      </w:pPr>
+      <w:r>
+        <w:rPr>
+          <w:rFonts w:ascii="Times New Roman" w:cs="Times New Roman" w:eastAsia="Times New Roman" w:hAnsi="Times New Roman"/>
+          <w:b w:val="1"/>
+          <w:bCs w:val="1"/>
+          <w:color w:val="5b1a8e"/>
+          <w:sz w:val="24"/>
+          <w:szCs w:val="24"/>
+          <w:rtl w:val="0"/>
+        </w:rPr>
+        <w:t xml:space="preserve">3.v.3 </w:t>
+      </w:r>
+      <w:r>
+        <w:rPr>
+          <w:rFonts w:ascii="Times New Roman" w:cs="Times New Roman" w:eastAsia="Times New Roman" w:hAnsi="Times New Roman"/>
+          <w:color w:val="5b1a8e"/>
+          <w:sz w:val="24"/>
+          <w:szCs w:val="24"/>
+          <w:rtl w:val="0"/>
+        </w:rPr>
+        <w:t xml:space="preserve">The server shall send updated game information back to all players.</w:t>
+      </w:r>
+    </w:p>
+    <w:p>
+      <w:pPr>
+        <w:numPr>
+          <w:ilvl w:val="0"/>
+          <w:numId w:val="4"/>
+        </w:numPr>
+        <w:spacing w:after="300" w:before="0" w:beforeAutospacing="0" w:lineRule="auto"/>
+        <w:ind w:left="1440" w:hanging="360"/>
+        <w:rPr>
+          <w:rFonts w:ascii="Times New Roman" w:cs="Times New Roman" w:eastAsia="Times New Roman" w:hAnsi="Times New Roman"/>
+          <w:b w:val="1"/>
+          <w:bCs w:val="1"/>
+          <w:color w:val="5b1a8e"/>
+          <w:sz w:val="24"/>
+          <w:szCs w:val="24"/>
+        </w:rPr>
+      </w:pPr>
+      <w:r>
+        <w:rPr>
+          <w:rFonts w:ascii="Times New Roman" w:cs="Times New Roman" w:eastAsia="Times New Roman" w:hAnsi="Times New Roman"/>
+          <w:b w:val="1"/>
+          <w:bCs w:val="1"/>
+          <w:color w:val="5b1a8e"/>
+          <w:sz w:val="24"/>
+          <w:szCs w:val="24"/>
+          <w:rtl w:val="0"/>
+        </w:rPr>
+        <w:t xml:space="preserve">3.v.4 </w:t>
+      </w:r>
+      <w:r>
+        <w:rPr>
+          <w:rFonts w:ascii="Times New Roman" w:cs="Times New Roman" w:eastAsia="Times New Roman" w:hAnsi="Times New Roman"/>
+          <w:color w:val="5b1a8e"/>
+          <w:sz w:val="24"/>
+          <w:szCs w:val="24"/>
+          <w:rtl w:val="0"/>
+        </w:rPr>
+        <w:t xml:space="preserve">Keeps all players' game view synchronized.</w:t>
+      </w:r>
+      <w:r>
+        <w:rPr>
+          <w:rtl w:val="0"/>
+        </w:rPr>
+      </w:r>
+    </w:p>
+    <w:p>
+      <w:pPr>
+        <w:spacing w:after="180" w:lineRule="auto"/>
+        <w:ind w:left="720" w:firstLine="0"/>
+        <w:jc w:val="both"/>
+        <w:rPr>
+          <w:rFonts w:ascii="Times New Roman" w:cs="Times New Roman" w:eastAsia="Times New Roman" w:hAnsi="Times New Roman"/>
+          <w:b w:val="1"/>
+          <w:bCs w:val="1"/>
+          <w:sz w:val="30"/>
+          <w:szCs w:val="30"/>
+        </w:rPr>
+      </w:pPr>
+      <w:r>
+        <w:rPr>
+          <w:rFonts w:ascii="Times New Roman" w:cs="Times New Roman" w:eastAsia="Times New Roman" w:hAnsi="Times New Roman"/>
+          <w:b w:val="1"/>
+          <w:bCs w:val="1"/>
+          <w:sz w:val="30"/>
+          <w:szCs w:val="30"/>
+          <w:rtl w:val="0"/>
+        </w:rPr>
+        <w:t xml:space="preserve">vi. Client/GUI Module Requirements:</w:t>
+      </w:r>
+      <w:r>
+        <w:rPr>
+          <w:rtl w:val="0"/>
+        </w:rPr>
+      </w:r>
+    </w:p>
+    <w:p>
+      <w:pPr>
+        <w:numPr>
+          <w:ilvl w:val="0"/>
+          <w:numId w:val="4"/>
+        </w:numPr>
+        <w:spacing w:after="0" w:afterAutospacing="0" w:before="240" w:lineRule="auto"/>
+        <w:ind w:left="1440" w:hanging="360"/>
+        <w:rPr>
+          <w:rFonts w:ascii="Times New Roman" w:cs="Times New Roman" w:eastAsia="Times New Roman" w:hAnsi="Times New Roman"/>
+          <w:b w:val="1"/>
+          <w:bCs w:val="1"/>
+          <w:color w:val="5b1a8e"/>
+          <w:sz w:val="24"/>
+          <w:szCs w:val="24"/>
+        </w:rPr>
+      </w:pPr>
+      <w:r>
+        <w:rPr>
+          <w:rFonts w:ascii="Times New Roman" w:cs="Times New Roman" w:eastAsia="Times New Roman" w:hAnsi="Times New Roman"/>
+          <w:b w:val="1"/>
+          <w:bCs w:val="1"/>
+          <w:color w:val="5b1a8e"/>
+          <w:sz w:val="24"/>
+          <w:szCs w:val="24"/>
+          <w:rtl w:val="0"/>
+        </w:rPr>
+        <w:t xml:space="preserve">3.vi.1 </w:t>
+      </w:r>
+      <w:r>
+        <w:rPr>
+          <w:rFonts w:ascii="Times New Roman" w:cs="Times New Roman" w:eastAsia="Times New Roman" w:hAnsi="Times New Roman"/>
+          <w:color w:val="5b1a8e"/>
+          <w:sz w:val="24"/>
+          <w:szCs w:val="24"/>
+          <w:rtl w:val="0"/>
+        </w:rPr>
+        <w:t xml:space="preserve">Provides interactive controls for player actions (Hit, Stand, Fold)</w:t>
+      </w:r>
+    </w:p>
+    <w:p>
+      <w:pPr>
+        <w:numPr>
+          <w:ilvl w:val="0"/>
+          <w:numId w:val="4"/>
+        </w:numPr>
+        <w:spacing w:after="0" w:afterAutospacing="0" w:before="0" w:beforeAutospacing="0" w:lineRule="auto"/>
+        <w:ind w:left="1440" w:hanging="360"/>
+        <w:rPr>
+          <w:rFonts w:ascii="Times New Roman" w:cs="Times New Roman" w:eastAsia="Times New Roman" w:hAnsi="Times New Roman"/>
+          <w:b w:val="1"/>
+          <w:bCs w:val="1"/>
+          <w:color w:val="5b1a8e"/>
+          <w:sz w:val="24"/>
+          <w:szCs w:val="24"/>
+        </w:rPr>
+      </w:pPr>
+      <w:r>
+        <w:rPr>
+          <w:rFonts w:ascii="Times New Roman" w:cs="Times New Roman" w:eastAsia="Times New Roman" w:hAnsi="Times New Roman"/>
+          <w:b w:val="1"/>
+          <w:bCs w:val="1"/>
+          <w:color w:val="5b1a8e"/>
+          <w:sz w:val="24"/>
+          <w:szCs w:val="24"/>
+          <w:rtl w:val="0"/>
+        </w:rPr>
+        <w:t xml:space="preserve">3.vi.2 </w:t>
+      </w:r>
+      <w:r>
+        <w:rPr>
+          <w:rFonts w:ascii="Times New Roman" w:cs="Times New Roman" w:eastAsia="Times New Roman" w:hAnsi="Times New Roman"/>
+          <w:color w:val="5b1a8e"/>
+          <w:sz w:val="24"/>
+          <w:szCs w:val="24"/>
+          <w:rtl w:val="0"/>
+        </w:rPr>
+        <w:t xml:space="preserve">Sends player actions to the server</w:t>
+      </w:r>
+    </w:p>
+    <w:p>
+      <w:pPr>
+        <w:numPr>
+          <w:ilvl w:val="0"/>
+          <w:numId w:val="4"/>
+        </w:numPr>
+        <w:spacing w:after="0" w:afterAutospacing="0" w:before="0" w:beforeAutospacing="0" w:lineRule="auto"/>
+        <w:ind w:left="1440" w:hanging="360"/>
+        <w:rPr>
+          <w:rFonts w:ascii="Times New Roman" w:cs="Times New Roman" w:eastAsia="Times New Roman" w:hAnsi="Times New Roman"/>
+          <w:b w:val="1"/>
+          <w:bCs w:val="1"/>
+          <w:color w:val="5b1a8e"/>
+          <w:sz w:val="24"/>
+          <w:szCs w:val="24"/>
+        </w:rPr>
+      </w:pPr>
+      <w:r>
+        <w:rPr>
+          <w:rFonts w:ascii="Times New Roman" w:cs="Times New Roman" w:eastAsia="Times New Roman" w:hAnsi="Times New Roman"/>
+          <w:b w:val="1"/>
+          <w:bCs w:val="1"/>
+          <w:color w:val="5b1a8e"/>
+          <w:sz w:val="24"/>
+          <w:szCs w:val="24"/>
+          <w:rtl w:val="0"/>
+        </w:rPr>
+        <w:t xml:space="preserve">3.vi.3</w:t>
+      </w:r>
+      <w:r>
+        <w:rPr>
+          <w:rFonts w:ascii="Times New Roman" w:cs="Times New Roman" w:eastAsia="Times New Roman" w:hAnsi="Times New Roman"/>
+          <w:color w:val="5b1a8e"/>
+          <w:sz w:val="24"/>
+          <w:szCs w:val="24"/>
+          <w:rtl w:val="0"/>
+        </w:rPr>
+        <w:t xml:space="preserve"> Displays the player’s current hand of cards</w:t>
+      </w:r>
+    </w:p>
+    <w:p>
+      <w:pPr>
+        <w:numPr>
+          <w:ilvl w:val="0"/>
+          <w:numId w:val="4"/>
+        </w:numPr>
+        <w:spacing w:after="0" w:afterAutospacing="0" w:before="0" w:beforeAutospacing="0" w:lineRule="auto"/>
+        <w:ind w:left="1440" w:hanging="360"/>
+        <w:rPr>
+          <w:rFonts w:ascii="Times New Roman" w:cs="Times New Roman" w:eastAsia="Times New Roman" w:hAnsi="Times New Roman"/>
+          <w:b w:val="1"/>
+          <w:bCs w:val="1"/>
+          <w:color w:val="5b1a8e"/>
+          <w:sz w:val="24"/>
+          <w:szCs w:val="24"/>
+        </w:rPr>
+      </w:pPr>
+      <w:r>
+        <w:rPr>
+          <w:rFonts w:ascii="Times New Roman" w:cs="Times New Roman" w:eastAsia="Times New Roman" w:hAnsi="Times New Roman"/>
+          <w:b w:val="1"/>
+          <w:bCs w:val="1"/>
+          <w:color w:val="5b1a8e"/>
+          <w:sz w:val="24"/>
+          <w:szCs w:val="24"/>
+          <w:rtl w:val="0"/>
+        </w:rPr>
+        <w:t xml:space="preserve">3.vi.4 </w:t>
+      </w:r>
+      <w:r>
+        <w:rPr>
+          <w:rFonts w:ascii="Times New Roman" w:cs="Times New Roman" w:eastAsia="Times New Roman" w:hAnsi="Times New Roman"/>
+          <w:color w:val="5b1a8e"/>
+          <w:sz w:val="24"/>
+          <w:szCs w:val="24"/>
+          <w:rtl w:val="0"/>
+        </w:rPr>
+        <w:t xml:space="preserve">Displays the dealer’s one card faced up and other card faced down</w:t>
+      </w:r>
+    </w:p>
+    <w:p>
+      <w:pPr>
+        <w:numPr>
+          <w:ilvl w:val="0"/>
+          <w:numId w:val="4"/>
+        </w:numPr>
+        <w:spacing w:after="0" w:afterAutospacing="0" w:before="0" w:beforeAutospacing="0" w:lineRule="auto"/>
+        <w:ind w:left="1440" w:hanging="360"/>
+        <w:rPr>
+          <w:rFonts w:ascii="Times New Roman" w:cs="Times New Roman" w:eastAsia="Times New Roman" w:hAnsi="Times New Roman"/>
+          <w:b w:val="1"/>
+          <w:bCs w:val="1"/>
+          <w:color w:val="5b1a8e"/>
+          <w:sz w:val="24"/>
+          <w:szCs w:val="24"/>
+        </w:rPr>
+      </w:pPr>
+      <w:r>
+        <w:rPr>
+          <w:rFonts w:ascii="Times New Roman" w:cs="Times New Roman" w:eastAsia="Times New Roman" w:hAnsi="Times New Roman"/>
+          <w:b w:val="1"/>
+          <w:bCs w:val="1"/>
+          <w:color w:val="5b1a8e"/>
+          <w:sz w:val="24"/>
+          <w:szCs w:val="24"/>
+          <w:rtl w:val="0"/>
+        </w:rPr>
+        <w:t xml:space="preserve">3.vi.5 </w:t>
+      </w:r>
+      <w:r>
+        <w:rPr>
+          <w:rFonts w:ascii="Times New Roman" w:cs="Times New Roman" w:eastAsia="Times New Roman" w:hAnsi="Times New Roman"/>
+          <w:color w:val="5b1a8e"/>
+          <w:sz w:val="24"/>
+          <w:szCs w:val="24"/>
+          <w:rtl w:val="0"/>
+        </w:rPr>
+        <w:t xml:space="preserve">Displays the player’s account balance and current bet </w:t>
+      </w:r>
+    </w:p>
+    <w:p>
+      <w:pPr>
+        <w:numPr>
+          <w:ilvl w:val="0"/>
+          <w:numId w:val="4"/>
+        </w:numPr>
+        <w:spacing w:after="0" w:afterAutospacing="0" w:before="0" w:beforeAutospacing="0" w:lineRule="auto"/>
+        <w:ind w:left="1440" w:hanging="360"/>
+        <w:rPr>
+          <w:rFonts w:ascii="Times New Roman" w:cs="Times New Roman" w:eastAsia="Times New Roman" w:hAnsi="Times New Roman"/>
+          <w:b w:val="1"/>
+          <w:bCs w:val="1"/>
+          <w:color w:val="5b1a8e"/>
+          <w:sz w:val="24"/>
+          <w:szCs w:val="24"/>
+        </w:rPr>
+      </w:pPr>
+      <w:r>
+        <w:rPr>
+          <w:rFonts w:ascii="Times New Roman" w:cs="Times New Roman" w:eastAsia="Times New Roman" w:hAnsi="Times New Roman"/>
+          <w:b w:val="1"/>
+          <w:bCs w:val="1"/>
+          <w:color w:val="5b1a8e"/>
+          <w:sz w:val="24"/>
+          <w:szCs w:val="24"/>
+          <w:rtl w:val="0"/>
+        </w:rPr>
+        <w:t xml:space="preserve">3.vi.6 </w:t>
+      </w:r>
+      <w:r>
+        <w:rPr>
+          <w:rFonts w:ascii="Times New Roman" w:cs="Times New Roman" w:eastAsia="Times New Roman" w:hAnsi="Times New Roman"/>
+          <w:color w:val="5b1a8e"/>
+          <w:sz w:val="24"/>
+          <w:szCs w:val="24"/>
+          <w:rtl w:val="0"/>
+        </w:rPr>
+        <w:t xml:space="preserve">Displays game status messages </w:t>
+      </w:r>
+    </w:p>
+    <w:p>
+      <w:pPr>
+        <w:numPr>
+          <w:ilvl w:val="0"/>
+          <w:numId w:val="4"/>
+        </w:numPr>
+        <w:spacing w:after="0" w:afterAutospacing="0" w:before="0" w:beforeAutospacing="0" w:lineRule="auto"/>
+        <w:ind w:left="1440" w:hanging="360"/>
+        <w:rPr>
+          <w:rFonts w:ascii="Times New Roman" w:cs="Times New Roman" w:eastAsia="Times New Roman" w:hAnsi="Times New Roman"/>
+          <w:b w:val="1"/>
+          <w:bCs w:val="1"/>
+          <w:color w:val="5b1a8e"/>
+          <w:sz w:val="24"/>
+          <w:szCs w:val="24"/>
+        </w:rPr>
+      </w:pPr>
+      <w:r>
+        <w:rPr>
+          <w:rFonts w:ascii="Times New Roman" w:cs="Times New Roman" w:eastAsia="Times New Roman" w:hAnsi="Times New Roman"/>
+          <w:b w:val="1"/>
+          <w:bCs w:val="1"/>
+          <w:color w:val="5b1a8e"/>
+          <w:sz w:val="24"/>
+          <w:szCs w:val="24"/>
+          <w:rtl w:val="0"/>
+        </w:rPr>
+        <w:t xml:space="preserve">3.vi.7 </w:t>
+      </w:r>
+      <w:r>
+        <w:rPr>
+          <w:rFonts w:ascii="Times New Roman" w:cs="Times New Roman" w:eastAsia="Times New Roman" w:hAnsi="Times New Roman"/>
+          <w:color w:val="5b1a8e"/>
+          <w:sz w:val="24"/>
+          <w:szCs w:val="24"/>
+          <w:rtl w:val="0"/>
+        </w:rPr>
+        <w:t xml:space="preserve">Displays the results of rounds (Win, Lost, Bust)</w:t>
+      </w:r>
+    </w:p>
+    <w:p>
+      <w:pPr>
+        <w:numPr>
+          <w:ilvl w:val="0"/>
+          <w:numId w:val="4"/>
+        </w:numPr>
+        <w:spacing w:after="300" w:before="0" w:beforeAutospacing="0" w:lineRule="auto"/>
+        <w:ind w:left="1440" w:hanging="360"/>
+        <w:rPr>
+          <w:rFonts w:ascii="Times New Roman" w:cs="Times New Roman" w:eastAsia="Times New Roman" w:hAnsi="Times New Roman"/>
+          <w:b w:val="1"/>
+          <w:bCs w:val="1"/>
+          <w:color w:val="5b1a8e"/>
+          <w:sz w:val="24"/>
+          <w:szCs w:val="24"/>
+        </w:rPr>
+      </w:pPr>
+      <w:r>
+        <w:rPr>
+          <w:rFonts w:ascii="Times New Roman" w:cs="Times New Roman" w:eastAsia="Times New Roman" w:hAnsi="Times New Roman"/>
+          <w:b w:val="1"/>
+          <w:bCs w:val="1"/>
+          <w:color w:val="5b1a8e"/>
+          <w:sz w:val="24"/>
+          <w:szCs w:val="24"/>
+          <w:rtl w:val="0"/>
+        </w:rPr>
+        <w:t xml:space="preserve">3.vi.8 </w:t>
+      </w:r>
+      <w:r>
+        <w:rPr>
+          <w:rFonts w:ascii="Times New Roman" w:cs="Times New Roman" w:eastAsia="Times New Roman" w:hAnsi="Times New Roman"/>
+          <w:color w:val="5b1a8e"/>
+          <w:sz w:val="24"/>
+          <w:szCs w:val="24"/>
+          <w:rtl w:val="0"/>
+        </w:rPr>
+        <w:t xml:space="preserve">Client/GUI updates based on server responses</w:t>
+      </w:r>
+    </w:p>
+    <w:p>
+      <w:pPr>
+        <w:spacing w:after="300" w:before="240" w:lineRule="auto"/>
+        <w:ind w:left="1440" w:firstLine="0"/>
+        <w:rPr>
+          <w:rFonts w:ascii="Times New Roman" w:cs="Times New Roman" w:eastAsia="Times New Roman" w:hAnsi="Times New Roman"/>
+          <w:b w:val="1"/>
+          <w:bCs w:val="1"/>
+          <w:color w:val="5b1a8e"/>
+          <w:sz w:val="24"/>
+          <w:szCs w:val="24"/>
+        </w:rPr>
+      </w:pPr>
+      <w:r>
+        <w:rPr>
+          <w:rtl w:val="0"/>
+        </w:rPr>
+      </w:r>
+    </w:p>
+    <w:p>
+      <w:pPr>
+        <w:spacing w:after="300" w:before="240" w:lineRule="auto"/>
+        <w:ind w:left="1440" w:firstLine="0"/>
+        <w:rPr>
+          <w:rFonts w:ascii="Times New Roman" w:cs="Times New Roman" w:eastAsia="Times New Roman" w:hAnsi="Times New Roman"/>
+          <w:b w:val="1"/>
+          <w:bCs w:val="1"/>
+          <w:color w:val="5b1a8e"/>
+          <w:sz w:val="24"/>
+          <w:szCs w:val="24"/>
+        </w:rPr>
+      </w:pPr>
+      <w:r>
+        <w:rPr>
+          <w:rtl w:val="0"/>
+        </w:rPr>
       </w:r>
     </w:p>
     <w:p>
@@ -5645,12 +7162,22 @@
         <w:ind w:left="0" w:right="0" w:firstLine="0"/>
         <w:rPr>
           <w:rFonts w:ascii="Times New Roman" w:cs="Times New Roman" w:eastAsia="Times New Roman" w:hAnsi="Times New Roman"/>
+          <w:color w:val="5b1a8e"/>
+          <w:sz w:val="27"/>
+          <w:szCs w:val="27"/>
+        </w:rPr>
+      </w:pPr>
+      <w:r>
+        <w:rPr>
+          <w:rFonts w:ascii="Times New Roman" w:cs="Times New Roman" w:eastAsia="Times New Roman" w:hAnsi="Times New Roman"/>
           <w:b w:val="1"/>
           <w:bCs w:val="1"/>
           <w:sz w:val="30"/>
           <w:szCs w:val="30"/>
-        </w:rPr>
-      </w:pPr>
+          <w:rtl w:val="0"/>
+        </w:rPr>
+        <w:t xml:space="preserve">2. </w:t>
+      </w:r>
       <w:r>
         <w:rPr>
           <w:rFonts w:ascii="Times New Roman" w:cs="Times New Roman" w:eastAsia="Times New Roman" w:hAnsi="Times New Roman"/>
@@ -5660,8 +7187,25 @@
           <w:szCs w:val="30"/>
           <w:rtl w:val="0"/>
         </w:rPr>
-        <w:t xml:space="preserve">c. </w:t>
-      </w:r>
+        <w:t xml:space="preserve">External Interface Requirements</w:t>
+      </w:r>
+      <w:r>
+        <w:rPr>
+          <w:rtl w:val="0"/>
+        </w:rPr>
+      </w:r>
+    </w:p>
+    <w:p>
+      <w:pPr>
+        <w:spacing w:after="300" w:before="240" w:lineRule="auto"/>
+        <w:ind w:left="0" w:right="0" w:firstLine="0"/>
+        <w:rPr>
+          <w:rFonts w:ascii="Times New Roman" w:cs="Times New Roman" w:eastAsia="Times New Roman" w:hAnsi="Times New Roman"/>
+          <w:color w:val="5b1a8e"/>
+          <w:sz w:val="27"/>
+          <w:szCs w:val="27"/>
+        </w:rPr>
+      </w:pPr>
       <w:r>
         <w:rPr>
           <w:rFonts w:ascii="Times New Roman" w:cs="Times New Roman" w:eastAsia="Times New Roman" w:hAnsi="Times New Roman"/>
@@ -5671,73 +7215,28 @@
           <w:szCs w:val="30"/>
           <w:rtl w:val="0"/>
         </w:rPr>
+        <w:t xml:space="preserve">3. </w:t>
+      </w:r>
+      <w:r>
+        <w:rPr>
+          <w:rFonts w:ascii="Times New Roman" w:cs="Times New Roman" w:eastAsia="Times New Roman" w:hAnsi="Times New Roman"/>
+          <w:b w:val="1"/>
+          <w:bCs w:val="1"/>
+          <w:sz w:val="30"/>
+          <w:szCs w:val="30"/>
+          <w:rtl w:val="0"/>
+        </w:rPr>
         <w:t xml:space="preserve">Internal Interface Requirements</w:t>
       </w:r>
-    </w:p>
-    <w:p>
-      <w:pPr>
-        <w:spacing w:after="60" w:lineRule="auto"/>
-        <w:ind w:left="720" w:right="0" w:firstLine="0"/>
-        <w:jc w:val="both"/>
-        <w:rPr>
-          <w:rFonts w:ascii="Times New Roman" w:cs="Times New Roman" w:eastAsia="Times New Roman" w:hAnsi="Times New Roman"/>
-          <w:color w:val="5b1a8e"/>
-          <w:sz w:val="27"/>
-          <w:szCs w:val="27"/>
-        </w:rPr>
-      </w:pPr>
-      <w:r>
-        <w:rPr>
-          <w:rFonts w:ascii="Times New Roman" w:cs="Times New Roman" w:eastAsia="Times New Roman" w:hAnsi="Times New Roman"/>
-          <w:color w:val="5b1a8e"/>
-          <w:sz w:val="27"/>
-          <w:szCs w:val="27"/>
-          <w:rtl w:val="0"/>
-        </w:rPr>
-        <w:t xml:space="preserve">Provide module specific requirements as appropriate. </w:t>
-      </w:r>
-    </w:p>
-    <w:p>
-      <w:pPr>
-        <w:ind w:left="720" w:right="0" w:firstLine="0"/>
-        <w:jc w:val="both"/>
-        <w:rPr>
-          <w:rFonts w:ascii="Times New Roman" w:cs="Times New Roman" w:eastAsia="Times New Roman" w:hAnsi="Times New Roman"/>
-          <w:color w:val="5b1a8e"/>
-          <w:sz w:val="27"/>
-          <w:szCs w:val="27"/>
-        </w:rPr>
-      </w:pPr>
-      <w:r>
-        <w:rPr>
-          <w:rFonts w:ascii="Times New Roman" w:cs="Times New Roman" w:eastAsia="Times New Roman" w:hAnsi="Times New Roman"/>
-          <w:color w:val="5b1a8e"/>
-          <w:sz w:val="27"/>
-          <w:szCs w:val="27"/>
-          <w:rtl w:val="0"/>
-        </w:rPr>
-        <w:t xml:space="preserve">Example:</w:t>
-      </w:r>
-    </w:p>
-    <w:p>
-      <w:pPr>
-        <w:ind w:left="720" w:right="0" w:firstLine="0"/>
-        <w:rPr>
-          <w:rFonts w:ascii="Times New Roman" w:cs="Times New Roman" w:eastAsia="Times New Roman" w:hAnsi="Times New Roman"/>
-          <w:color w:val="5b1a8e"/>
-          <w:sz w:val="27"/>
-          <w:szCs w:val="27"/>
-        </w:rPr>
-      </w:pPr>
-      <w:r>
-        <w:rPr>
-          <w:rFonts w:ascii="Times New Roman" w:cs="Times New Roman" w:eastAsia="Times New Roman" w:hAnsi="Times New Roman"/>
-          <w:color w:val="5b1a8e"/>
-          <w:sz w:val="27"/>
-          <w:szCs w:val="27"/>
-          <w:rtl w:val="0"/>
-        </w:rPr>
-        <w:t xml:space="preserve">3.3.1 The system must process a data-feed from the grading system such that student grades are stored along with the historical student course enrolments. Data feed will be in the form of a comma-separated interface file that is exported from the grading system nightly.</w:t>
+      <w:r>
+        <w:rPr>
+          <w:rFonts w:ascii="Times New Roman" w:cs="Times New Roman" w:eastAsia="Times New Roman" w:hAnsi="Times New Roman"/>
+          <w:color w:val="5b1a8e"/>
+          <w:sz w:val="27"/>
+          <w:szCs w:val="27"/>
+          <w:rtl w:val="0"/>
+        </w:rPr>
+        <w:br w:type="textWrapping"/>
       </w:r>
     </w:p>
     <w:p>
@@ -5753,13 +7252,42 @@
       </w:pPr>
       <w:r>
         <w:rPr>
-          <w:rFonts w:ascii="Times New Roman" w:cs="Times New Roman" w:eastAsia="Times New Roman" w:hAnsi="Times New Roman"/>
-          <w:color w:val="5b1a8e"/>
-          <w:sz w:val="27"/>
-          <w:szCs w:val="27"/>
-          <w:rtl w:val="0"/>
-        </w:rPr>
-        <w:t xml:space="preserve">3.3.2 The system must process a data-feed from the University billing system that contains new student records. The feed will be in the form of a comma-separated text file and will be exported from the billing system nightly with new student records. The fields included in the file are student name, student id, and student pin number. </w:t>
+          <w:rtl w:val="0"/>
+        </w:rPr>
+      </w:r>
+    </w:p>
+    <w:p>
+      <w:pPr>
+        <w:spacing w:after="2440" w:lineRule="auto"/>
+        <w:ind w:left="720" w:right="0" w:firstLine="0"/>
+        <w:rPr>
+          <w:rFonts w:ascii="Times New Roman" w:cs="Times New Roman" w:eastAsia="Times New Roman" w:hAnsi="Times New Roman"/>
+          <w:color w:val="5b1a8e"/>
+          <w:sz w:val="27"/>
+          <w:szCs w:val="27"/>
+        </w:rPr>
+      </w:pPr>
+      <w:r>
+        <w:rPr>
+          <w:rtl w:val="0"/>
+        </w:rPr>
+      </w:r>
+    </w:p>
+    <w:p>
+      <w:pPr>
+        <w:spacing w:after="2440" w:lineRule="auto"/>
+        <w:ind w:left="720" w:right="0" w:firstLine="0"/>
+        <w:rPr>
+          <w:rFonts w:ascii="Times New Roman" w:cs="Times New Roman" w:eastAsia="Times New Roman" w:hAnsi="Times New Roman"/>
+          <w:color w:val="5b1a8e"/>
+          <w:sz w:val="27"/>
+          <w:szCs w:val="27"/>
+        </w:rPr>
+      </w:pPr>
+      <w:r>
+        <w:rPr>
+          <w:rtl w:val="0"/>
+        </w:rPr>
       </w:r>
     </w:p>
     <w:p>
@@ -5821,10 +7349,54 @@
         <w:ind w:left="0" w:right="0" w:firstLine="0"/>
         <w:rPr>
           <w:rFonts w:ascii="Times New Roman" w:cs="Times New Roman" w:eastAsia="Times New Roman" w:hAnsi="Times New Roman"/>
+          <w:color w:val="5b1a8e"/>
+          <w:sz w:val="27"/>
+          <w:szCs w:val="27"/>
+        </w:rPr>
+      </w:pPr>
+      <w:r>
+        <w:rPr>
+          <w:rFonts w:ascii="Times New Roman" w:cs="Times New Roman" w:eastAsia="Times New Roman" w:hAnsi="Times New Roman"/>
           <w:b w:val="1"/>
           <w:bCs w:val="1"/>
           <w:sz w:val="30"/>
           <w:szCs w:val="30"/>
+          <w:rtl w:val="0"/>
+        </w:rPr>
+        <w:t xml:space="preserve">1. Security and Privacy Requirements X</w:t>
+      </w:r>
+      <w:r>
+        <w:rPr>
+          <w:rtl w:val="0"/>
+        </w:rPr>
+      </w:r>
+    </w:p>
+    <w:p>
+      <w:pPr>
+        <w:spacing w:after="180" w:lineRule="auto"/>
+        <w:ind w:left="720" w:right="0" w:firstLine="0"/>
+        <w:rPr>
+          <w:rFonts w:ascii="Times New Roman" w:cs="Times New Roman" w:eastAsia="Times New Roman" w:hAnsi="Times New Roman"/>
+          <w:color w:val="5b1a8e"/>
+          <w:sz w:val="27"/>
+          <w:szCs w:val="27"/>
+        </w:rPr>
+      </w:pPr>
+      <w:r>
+        <w:rPr>
+          <w:rtl w:val="0"/>
+        </w:rPr>
+      </w:r>
+    </w:p>
+    <w:p>
+      <w:pPr>
+        <w:spacing w:after="280" w:before="240" w:lineRule="auto"/>
+        <w:ind w:left="0" w:right="0" w:firstLine="0"/>
+        <w:rPr>
+          <w:rFonts w:ascii="Times New Roman" w:cs="Times New Roman" w:eastAsia="Times New Roman" w:hAnsi="Times New Roman"/>
+          <w:color w:val="5b1a8e"/>
+          <w:sz w:val="27"/>
+          <w:szCs w:val="27"/>
         </w:rPr>
       </w:pPr>
       <w:r>
@@ -5836,50 +7408,40 @@
           <w:szCs w:val="30"/>
           <w:rtl w:val="0"/>
         </w:rPr>
-        <w:t xml:space="preserve">a. Security and Privacy Requirements</w:t>
-      </w:r>
-    </w:p>
-    <w:p>
-      <w:pPr>
-        <w:ind w:left="720" w:right="0" w:firstLine="0"/>
-        <w:rPr>
-          <w:rFonts w:ascii="Times New Roman" w:cs="Times New Roman" w:eastAsia="Times New Roman" w:hAnsi="Times New Roman"/>
-          <w:color w:val="5b1a8e"/>
-          <w:sz w:val="27"/>
-          <w:szCs w:val="27"/>
-        </w:rPr>
-      </w:pPr>
-      <w:r>
-        <w:rPr>
-          <w:rFonts w:ascii="Times New Roman" w:cs="Times New Roman" w:eastAsia="Times New Roman" w:hAnsi="Times New Roman"/>
-          <w:color w:val="5b1a8e"/>
-          <w:sz w:val="27"/>
-          <w:szCs w:val="27"/>
-          <w:rtl w:val="0"/>
-        </w:rPr>
-        <w:t xml:space="preserve">Example:</w:t>
+        <w:t xml:space="preserve">2. </w:t>
+      </w:r>
+      <w:r>
+        <w:rPr>
+          <w:rFonts w:ascii="Times New Roman" w:cs="Times New Roman" w:eastAsia="Times New Roman" w:hAnsi="Times New Roman"/>
+          <w:b w:val="1"/>
+          <w:bCs w:val="1"/>
+          <w:sz w:val="30"/>
+          <w:szCs w:val="30"/>
+          <w:rtl w:val="0"/>
+        </w:rPr>
+        <w:t xml:space="preserve">Environmental Requirements</w:t>
+      </w:r>
+      <w:r>
+        <w:rPr>
+          <w:rtl w:val="0"/>
+        </w:rPr>
       </w:r>
     </w:p>
     <w:p>
       <w:pPr>
         <w:spacing w:after="180" w:lineRule="auto"/>
-        <w:ind w:left="720" w:right="0" w:firstLine="0"/>
-        <w:rPr>
-          <w:rFonts w:ascii="Times New Roman" w:cs="Times New Roman" w:eastAsia="Times New Roman" w:hAnsi="Times New Roman"/>
-          <w:color w:val="5b1a8e"/>
-          <w:sz w:val="27"/>
-          <w:szCs w:val="27"/>
-        </w:rPr>
-      </w:pPr>
-      <w:r>
-        <w:rPr>
-          <w:rFonts w:ascii="Times New Roman" w:cs="Times New Roman" w:eastAsia="Times New Roman" w:hAnsi="Times New Roman"/>
-          <w:color w:val="5b1a8e"/>
-          <w:sz w:val="27"/>
-          <w:szCs w:val="27"/>
-          <w:rtl w:val="0"/>
-        </w:rPr>
-        <w:t xml:space="preserve">4.1.1 The System must encrypt data being transmitted over the Internet. </w:t>
+        <w:ind w:left="0" w:right="0" w:firstLine="0"/>
+        <w:rPr>
+          <w:rFonts w:ascii="Times New Roman" w:cs="Times New Roman" w:eastAsia="Times New Roman" w:hAnsi="Times New Roman"/>
+          <w:color w:val="5b1a8e"/>
+          <w:sz w:val="27"/>
+          <w:szCs w:val="27"/>
+        </w:rPr>
+      </w:pPr>
+      <w:r>
+        <w:rPr>
+          <w:rtl w:val="0"/>
+        </w:rPr>
       </w:r>
     </w:p>
     <w:p>
@@ -5903,7 +7465,7 @@
           <w:szCs w:val="30"/>
           <w:rtl w:val="0"/>
         </w:rPr>
-        <w:t xml:space="preserve">b. </w:t>
+        <w:t xml:space="preserve">3. </w:t>
       </w:r>
       <w:r>
         <w:rPr>
@@ -5914,175 +7476,13 @@
           <w:szCs w:val="30"/>
           <w:rtl w:val="0"/>
         </w:rPr>
-        <w:t xml:space="preserve">Environmental Requirements</w:t>
-      </w:r>
-    </w:p>
-    <w:p>
-      <w:pPr>
-        <w:ind w:left="720" w:right="0" w:firstLine="0"/>
-        <w:rPr>
-          <w:rFonts w:ascii="Times New Roman" w:cs="Times New Roman" w:eastAsia="Times New Roman" w:hAnsi="Times New Roman"/>
-          <w:color w:val="5b1a8e"/>
-          <w:sz w:val="27"/>
-          <w:szCs w:val="27"/>
-        </w:rPr>
-      </w:pPr>
-      <w:r>
-        <w:rPr>
-          <w:rFonts w:ascii="Times New Roman" w:cs="Times New Roman" w:eastAsia="Times New Roman" w:hAnsi="Times New Roman"/>
-          <w:color w:val="5b1a8e"/>
-          <w:sz w:val="27"/>
-          <w:szCs w:val="27"/>
-          <w:rtl w:val="0"/>
-        </w:rPr>
-        <w:t xml:space="preserve">Example:</w:t>
-      </w:r>
-    </w:p>
-    <w:p>
-      <w:pPr>
-        <w:ind w:left="720" w:right="0" w:firstLine="0"/>
-        <w:rPr>
-          <w:rFonts w:ascii="Times New Roman" w:cs="Times New Roman" w:eastAsia="Times New Roman" w:hAnsi="Times New Roman"/>
-          <w:color w:val="5b1a8e"/>
-          <w:sz w:val="27"/>
-          <w:szCs w:val="27"/>
-        </w:rPr>
-      </w:pPr>
-      <w:r>
-        <w:rPr>
-          <w:rFonts w:ascii="Times New Roman" w:cs="Times New Roman" w:eastAsia="Times New Roman" w:hAnsi="Times New Roman"/>
-          <w:color w:val="5b1a8e"/>
-          <w:sz w:val="27"/>
-          <w:szCs w:val="27"/>
-          <w:rtl w:val="0"/>
-        </w:rPr>
-        <w:t xml:space="preserve">4.2.1 System cannot require that any software other than a web browser be installed on user computers. </w:t>
-      </w:r>
-    </w:p>
-    <w:p>
-      <w:pPr>
-        <w:ind w:left="720" w:right="0" w:firstLine="0"/>
-        <w:rPr>
-          <w:rFonts w:ascii="Times New Roman" w:cs="Times New Roman" w:eastAsia="Times New Roman" w:hAnsi="Times New Roman"/>
-          <w:color w:val="5b1a8e"/>
-          <w:sz w:val="27"/>
-          <w:szCs w:val="27"/>
-        </w:rPr>
-      </w:pPr>
-      <w:r>
-        <w:rPr>
-          <w:rFonts w:ascii="Times New Roman" w:cs="Times New Roman" w:eastAsia="Times New Roman" w:hAnsi="Times New Roman"/>
-          <w:color w:val="5b1a8e"/>
-          <w:sz w:val="27"/>
-          <w:szCs w:val="27"/>
-          <w:rtl w:val="0"/>
-        </w:rPr>
-        <w:t xml:space="preserve">4.2.2 System must make use of the University’s existing Oracle 9i implementation for its database. </w:t>
+        <w:t xml:space="preserve">Performance Requirements</w:t>
       </w:r>
     </w:p>
     <w:p>
       <w:pPr>
         <w:spacing w:after="180" w:lineRule="auto"/>
-        <w:ind w:left="720" w:right="0" w:firstLine="0"/>
-        <w:rPr>
-          <w:rFonts w:ascii="Times New Roman" w:cs="Times New Roman" w:eastAsia="Times New Roman" w:hAnsi="Times New Roman"/>
-          <w:color w:val="5b1a8e"/>
-          <w:sz w:val="27"/>
-          <w:szCs w:val="27"/>
-        </w:rPr>
-      </w:pPr>
-      <w:r>
-        <w:rPr>
-          <w:rFonts w:ascii="Times New Roman" w:cs="Times New Roman" w:eastAsia="Times New Roman" w:hAnsi="Times New Roman"/>
-          <w:color w:val="5b1a8e"/>
-          <w:sz w:val="27"/>
-          <w:szCs w:val="27"/>
-          <w:rtl w:val="0"/>
-        </w:rPr>
-        <w:t xml:space="preserve">4.2.3 System must be deployed on existing Linux-based server infrastructure. </w:t>
-      </w:r>
-    </w:p>
-    <w:p>
-      <w:pPr>
-        <w:spacing w:after="280" w:before="240" w:lineRule="auto"/>
         <w:ind w:left="0" w:right="0" w:firstLine="0"/>
-        <w:rPr>
-          <w:rFonts w:ascii="Times New Roman" w:cs="Times New Roman" w:eastAsia="Times New Roman" w:hAnsi="Times New Roman"/>
-          <w:b w:val="1"/>
-          <w:bCs w:val="1"/>
-          <w:sz w:val="30"/>
-          <w:szCs w:val="30"/>
-        </w:rPr>
-      </w:pPr>
-      <w:r>
-        <w:rPr>
-          <w:rFonts w:ascii="Times New Roman" w:cs="Times New Roman" w:eastAsia="Times New Roman" w:hAnsi="Times New Roman"/>
-          <w:b w:val="1"/>
-          <w:bCs w:val="1"/>
-          <w:sz w:val="30"/>
-          <w:szCs w:val="30"/>
-          <w:rtl w:val="0"/>
-        </w:rPr>
-        <w:t xml:space="preserve">c. </w:t>
-      </w:r>
-      <w:r>
-        <w:rPr>
-          <w:rFonts w:ascii="Times New Roman" w:cs="Times New Roman" w:eastAsia="Times New Roman" w:hAnsi="Times New Roman"/>
-          <w:b w:val="1"/>
-          <w:bCs w:val="1"/>
-          <w:sz w:val="30"/>
-          <w:szCs w:val="30"/>
-          <w:rtl w:val="0"/>
-        </w:rPr>
-        <w:t xml:space="preserve">Performance Requirements</w:t>
-      </w:r>
-    </w:p>
-    <w:p>
-      <w:pPr>
-        <w:ind w:left="720" w:right="0" w:firstLine="0"/>
-        <w:rPr>
-          <w:rFonts w:ascii="Times New Roman" w:cs="Times New Roman" w:eastAsia="Times New Roman" w:hAnsi="Times New Roman"/>
-          <w:color w:val="5b1a8e"/>
-          <w:sz w:val="27"/>
-          <w:szCs w:val="27"/>
-        </w:rPr>
-      </w:pPr>
-      <w:r>
-        <w:rPr>
-          <w:rFonts w:ascii="Times New Roman" w:cs="Times New Roman" w:eastAsia="Times New Roman" w:hAnsi="Times New Roman"/>
-          <w:color w:val="5b1a8e"/>
-          <w:sz w:val="27"/>
-          <w:szCs w:val="27"/>
-          <w:rtl w:val="0"/>
-        </w:rPr>
-        <w:t xml:space="preserve">Example:</w:t>
-      </w:r>
-    </w:p>
-    <w:p>
-      <w:pPr>
-        <w:spacing w:after="180" w:lineRule="auto"/>
-        <w:ind w:left="720" w:right="0" w:firstLine="0"/>
-        <w:rPr>
-          <w:rFonts w:ascii="Times New Roman" w:cs="Times New Roman" w:eastAsia="Times New Roman" w:hAnsi="Times New Roman"/>
-          <w:color w:val="5b1a8e"/>
-          <w:sz w:val="27"/>
-          <w:szCs w:val="27"/>
-        </w:rPr>
-      </w:pPr>
-      <w:r>
-        <w:rPr>
-          <w:rFonts w:ascii="Times New Roman" w:cs="Times New Roman" w:eastAsia="Times New Roman" w:hAnsi="Times New Roman"/>
-          <w:color w:val="5b1a8e"/>
-          <w:sz w:val="27"/>
-          <w:szCs w:val="27"/>
-          <w:rtl w:val="0"/>
-        </w:rPr>
-        <w:t xml:space="preserve">4.3.1 System must render all UI pages in no more than 9 seconds for dynamic pages. Static pages (HTML-only) must be rendered in less than 3 seconds. </w:t>
-      </w:r>
-    </w:p>
-    <w:p>
-      <w:pPr>
-        <w:jc w:val="left"/>
         <w:rPr>
           <w:sz w:val="60"/>
           <w:szCs w:val="60"/>
@@ -6095,10 +7495,10 @@
       </w:r>
     </w:p>
     <w:sectPr>
-      <w:headerReference r:id="rId7" w:type="default"/>
-      <w:headerReference r:id="rId8" w:type="first"/>
-      <w:footerReference r:id="rId9" w:type="default"/>
-      <w:footerReference r:id="rId10" w:type="first"/>
+      <w:headerReference r:id="rId6" w:type="default"/>
+      <w:headerReference r:id="rId7" w:type="first"/>
+      <w:footerReference r:id="rId8" w:type="default"/>
+      <w:footerReference r:id="rId9" w:type="first"/>
       <w:pgSz w:h="15840" w:w="12240" w:orient="portrait"/>
       <w:pgMar w:bottom="1440" w:top="1440" w:left="1440" w:right="1440" w:header="720" w:footer="720"/>
       <w:pgNumType w:start="1"/>
@@ -6106,1842 +7506,6 @@
     </w:sectPr>
   </w:body>
 </w:document>
-</file>
-
-<file path=word/comments.xml><?xml version="1.0" encoding="utf-8"?>
-<w:comments xmlns:mc="http://schemas.openxmlformats.org/markup-compatibility/2006" xmlns:o="urn:schemas-microsoft-com:office:office" xmlns:r="http://schemas.openxmlformats.org/officeDocument/2006/relationships" xmlns:m="http://schemas.openxmlformats.org/officeDocument/2006/math" xmlns:v="urn:schemas-microsoft-com:vml" xmlns:wp="http://schemas.openxmlformats.org/drawingml/2006/wordprocessingDrawing" xmlns:w10="urn:schemas-microsoft-com:office:word" xmlns:w="http://schemas.openxmlformats.org/wordprocessingml/2006/main" xmlns:wne="http://schemas.microsoft.com/office/word/2006/wordml" xmlns:sl="http://schemas.openxmlformats.org/schemaLibrary/2006/main" xmlns:a="http://schemas.openxmlformats.org/drawingml/2006/main" xmlns:pic="http://schemas.openxmlformats.org/drawingml/2006/picture" xmlns:c="http://schemas.openxmlformats.org/drawingml/2006/chart" xmlns:lc="http://schemas.openxmlformats.org/drawingml/2006/lockedCanvas" xmlns:dgm="http://schemas.openxmlformats.org/drawingml/2006/diagram" xmlns:wps="http://schemas.microsoft.com/office/word/2010/wordprocessingShape" xmlns:wpg="http://schemas.microsoft.com/office/word/2010/wordprocessingGroup" xmlns:w14="http://schemas.microsoft.com/office/word/2010/wordml" xmlns:w15="http://schemas.microsoft.com/office/word/2012/wordml" xmlns:w16="http://schemas.microsoft.com/office/word/2018/wordml" xmlns:w16cex="http://schemas.microsoft.com/office/word/2018/wordml/cex" xmlns:w16cid="http://schemas.microsoft.com/office/word/2016/wordml/cid" xmlns="http://schemas.microsoft.com/office/tasks/2019/documenttasks" xmlns:cr="http://schemas.microsoft.com/office/comments/2020/reactions">
-  <w:comment w:author="Nikki Ong" w:id="0" w:date="2026-03-01T22:19:11Z">
-    <w:p>
-      <w:pPr>
-        <w:keepNext w:val="0"/>
-        <w:keepLines w:val="0"/>
-        <w:pageBreakBefore w:val="0"/>
-        <w:widowControl w:val="0"/>
-        <w:pBdr>
-          <w:top w:space="0" w:sz="0" w:val="nil"/>
-          <w:left w:space="0" w:sz="0" w:val="nil"/>
-          <w:bottom w:space="0" w:sz="0" w:val="nil"/>
-          <w:right w:space="0" w:sz="0" w:val="nil"/>
-          <w:between w:space="0" w:sz="0" w:val="nil"/>
-        </w:pBdr>
-        <w:shd w:fill="auto" w:val="clear"/>
-        <w:spacing w:after="0" w:before="0" w:line="240" w:lineRule="auto"/>
-        <w:ind w:left="0" w:right="0" w:firstLine="0"/>
-        <w:jc w:val="left"/>
-        <w:rPr>
-          <w:rFonts w:ascii="Arial" w:cs="Arial" w:eastAsia="Arial" w:hAnsi="Arial"/>
-          <w:b w:val="0"/>
-          <w:bCs w:val="0"/>
-          <w:i w:val="0"/>
-          <w:iCs w:val="0"/>
-          <w:smallCaps w:val="0"/>
-          <w:strike w:val="0"/>
-          <w:color w:val="000000"/>
-          <w:sz w:val="22"/>
-          <w:szCs w:val="22"/>
-          <w:u w:val="none"/>
-          <w:shd w:fill="auto" w:val="clear"/>
-          <w:vertAlign w:val="baseline"/>
-        </w:rPr>
-      </w:pPr>
-      <w:r>
-        <w:rPr>
-          <w:rFonts w:ascii="Arial" w:cs="Arial" w:eastAsia="Arial" w:hAnsi="Arial"/>
-          <w:b w:val="0"/>
-          <w:bCs w:val="0"/>
-          <w:i w:val="0"/>
-          <w:iCs w:val="0"/>
-          <w:smallCaps w:val="0"/>
-          <w:strike w:val="0"/>
-          <w:color w:val="000000"/>
-          <w:sz w:val="22"/>
-          <w:szCs w:val="22"/>
-          <w:u w:val="none"/>
-          <w:shd w:fill="auto" w:val="clear"/>
-          <w:vertAlign w:val="baseline"/>
-          <w:rtl w:val="0"/>
-        </w:rPr>
-        <w:t xml:space="preserve">Absolutely — assumptions and dependencies are slightly different from constraints.</w:t>
-      </w:r>
-    </w:p>
-    <w:p>
-      <w:pPr>
-        <w:keepNext w:val="0"/>
-        <w:keepLines w:val="0"/>
-        <w:pageBreakBefore w:val="0"/>
-        <w:widowControl w:val="0"/>
-        <w:pBdr>
-          <w:top w:space="0" w:sz="0" w:val="nil"/>
-          <w:left w:space="0" w:sz="0" w:val="nil"/>
-          <w:bottom w:space="0" w:sz="0" w:val="nil"/>
-          <w:right w:space="0" w:sz="0" w:val="nil"/>
-          <w:between w:space="0" w:sz="0" w:val="nil"/>
-        </w:pBdr>
-        <w:shd w:fill="auto" w:val="clear"/>
-        <w:spacing w:after="0" w:before="0" w:line="240" w:lineRule="auto"/>
-        <w:ind w:left="0" w:right="0" w:firstLine="0"/>
-        <w:jc w:val="left"/>
-        <w:rPr>
-          <w:rFonts w:ascii="Arial" w:cs="Arial" w:eastAsia="Arial" w:hAnsi="Arial"/>
-          <w:b w:val="0"/>
-          <w:bCs w:val="0"/>
-          <w:i w:val="0"/>
-          <w:iCs w:val="0"/>
-          <w:smallCaps w:val="0"/>
-          <w:strike w:val="0"/>
-          <w:color w:val="000000"/>
-          <w:sz w:val="22"/>
-          <w:szCs w:val="22"/>
-          <w:u w:val="none"/>
-          <w:shd w:fill="auto" w:val="clear"/>
-          <w:vertAlign w:val="baseline"/>
-        </w:rPr>
-      </w:pPr>
-      <w:r>
-        <w:rPr>
-          <w:rtl w:val="0"/>
-        </w:rPr>
-      </w:r>
-    </w:p>
-    <w:p>
-      <w:pPr>
-        <w:keepNext w:val="0"/>
-        <w:keepLines w:val="0"/>
-        <w:pageBreakBefore w:val="0"/>
-        <w:widowControl w:val="0"/>
-        <w:pBdr>
-          <w:top w:space="0" w:sz="0" w:val="nil"/>
-          <w:left w:space="0" w:sz="0" w:val="nil"/>
-          <w:bottom w:space="0" w:sz="0" w:val="nil"/>
-          <w:right w:space="0" w:sz="0" w:val="nil"/>
-          <w:between w:space="0" w:sz="0" w:val="nil"/>
-        </w:pBdr>
-        <w:shd w:fill="auto" w:val="clear"/>
-        <w:spacing w:after="0" w:before="0" w:line="240" w:lineRule="auto"/>
-        <w:ind w:left="0" w:right="0" w:firstLine="0"/>
-        <w:jc w:val="left"/>
-        <w:rPr>
-          <w:rFonts w:ascii="Arial" w:cs="Arial" w:eastAsia="Arial" w:hAnsi="Arial"/>
-          <w:b w:val="0"/>
-          <w:bCs w:val="0"/>
-          <w:i w:val="0"/>
-          <w:iCs w:val="0"/>
-          <w:smallCaps w:val="0"/>
-          <w:strike w:val="0"/>
-          <w:color w:val="000000"/>
-          <w:sz w:val="22"/>
-          <w:szCs w:val="22"/>
-          <w:u w:val="none"/>
-          <w:shd w:fill="auto" w:val="clear"/>
-          <w:vertAlign w:val="baseline"/>
-        </w:rPr>
-      </w:pPr>
-      <w:r>
-        <w:rPr>
-          <w:rFonts w:ascii="Arial" w:cs="Arial" w:eastAsia="Arial" w:hAnsi="Arial"/>
-          <w:b w:val="0"/>
-          <w:bCs w:val="0"/>
-          <w:i w:val="0"/>
-          <w:iCs w:val="0"/>
-          <w:smallCaps w:val="0"/>
-          <w:strike w:val="0"/>
-          <w:color w:val="000000"/>
-          <w:sz w:val="22"/>
-          <w:szCs w:val="22"/>
-          <w:u w:val="none"/>
-          <w:shd w:fill="auto" w:val="clear"/>
-          <w:vertAlign w:val="baseline"/>
-          <w:rtl w:val="0"/>
-        </w:rPr>
-        <w:t xml:space="preserve">* **Constraints** are things the system **must follow** (limits).</w:t>
-      </w:r>
-    </w:p>
-    <w:p>
-      <w:pPr>
-        <w:keepNext w:val="0"/>
-        <w:keepLines w:val="0"/>
-        <w:pageBreakBefore w:val="0"/>
-        <w:widowControl w:val="0"/>
-        <w:pBdr>
-          <w:top w:space="0" w:sz="0" w:val="nil"/>
-          <w:left w:space="0" w:sz="0" w:val="nil"/>
-          <w:bottom w:space="0" w:sz="0" w:val="nil"/>
-          <w:right w:space="0" w:sz="0" w:val="nil"/>
-          <w:between w:space="0" w:sz="0" w:val="nil"/>
-        </w:pBdr>
-        <w:shd w:fill="auto" w:val="clear"/>
-        <w:spacing w:after="0" w:before="0" w:line="240" w:lineRule="auto"/>
-        <w:ind w:left="0" w:right="0" w:firstLine="0"/>
-        <w:jc w:val="left"/>
-        <w:rPr>
-          <w:rFonts w:ascii="Arial" w:cs="Arial" w:eastAsia="Arial" w:hAnsi="Arial"/>
-          <w:b w:val="0"/>
-          <w:bCs w:val="0"/>
-          <w:i w:val="0"/>
-          <w:iCs w:val="0"/>
-          <w:smallCaps w:val="0"/>
-          <w:strike w:val="0"/>
-          <w:color w:val="000000"/>
-          <w:sz w:val="22"/>
-          <w:szCs w:val="22"/>
-          <w:u w:val="none"/>
-          <w:shd w:fill="auto" w:val="clear"/>
-          <w:vertAlign w:val="baseline"/>
-        </w:rPr>
-      </w:pPr>
-      <w:r>
-        <w:rPr>
-          <w:rFonts w:ascii="Arial" w:cs="Arial" w:eastAsia="Arial" w:hAnsi="Arial"/>
-          <w:b w:val="0"/>
-          <w:bCs w:val="0"/>
-          <w:i w:val="0"/>
-          <w:iCs w:val="0"/>
-          <w:smallCaps w:val="0"/>
-          <w:strike w:val="0"/>
-          <w:color w:val="000000"/>
-          <w:sz w:val="22"/>
-          <w:szCs w:val="22"/>
-          <w:u w:val="none"/>
-          <w:shd w:fill="auto" w:val="clear"/>
-          <w:vertAlign w:val="baseline"/>
-          <w:rtl w:val="0"/>
-        </w:rPr>
-        <w:t xml:space="preserve">* **Assumptions** are things the team **expects to be true**, but cannot enforce.</w:t>
-      </w:r>
-    </w:p>
-    <w:p>
-      <w:pPr>
-        <w:keepNext w:val="0"/>
-        <w:keepLines w:val="0"/>
-        <w:pageBreakBefore w:val="0"/>
-        <w:widowControl w:val="0"/>
-        <w:pBdr>
-          <w:top w:space="0" w:sz="0" w:val="nil"/>
-          <w:left w:space="0" w:sz="0" w:val="nil"/>
-          <w:bottom w:space="0" w:sz="0" w:val="nil"/>
-          <w:right w:space="0" w:sz="0" w:val="nil"/>
-          <w:between w:space="0" w:sz="0" w:val="nil"/>
-        </w:pBdr>
-        <w:shd w:fill="auto" w:val="clear"/>
-        <w:spacing w:after="0" w:before="0" w:line="240" w:lineRule="auto"/>
-        <w:ind w:left="0" w:right="0" w:firstLine="0"/>
-        <w:jc w:val="left"/>
-        <w:rPr>
-          <w:rFonts w:ascii="Arial" w:cs="Arial" w:eastAsia="Arial" w:hAnsi="Arial"/>
-          <w:b w:val="0"/>
-          <w:bCs w:val="0"/>
-          <w:i w:val="0"/>
-          <w:iCs w:val="0"/>
-          <w:smallCaps w:val="0"/>
-          <w:strike w:val="0"/>
-          <w:color w:val="000000"/>
-          <w:sz w:val="22"/>
-          <w:szCs w:val="22"/>
-          <w:u w:val="none"/>
-          <w:shd w:fill="auto" w:val="clear"/>
-          <w:vertAlign w:val="baseline"/>
-        </w:rPr>
-      </w:pPr>
-      <w:r>
-        <w:rPr>
-          <w:rFonts w:ascii="Arial" w:cs="Arial" w:eastAsia="Arial" w:hAnsi="Arial"/>
-          <w:b w:val="0"/>
-          <w:bCs w:val="0"/>
-          <w:i w:val="0"/>
-          <w:iCs w:val="0"/>
-          <w:smallCaps w:val="0"/>
-          <w:strike w:val="0"/>
-          <w:color w:val="000000"/>
-          <w:sz w:val="22"/>
-          <w:szCs w:val="22"/>
-          <w:u w:val="none"/>
-          <w:shd w:fill="auto" w:val="clear"/>
-          <w:vertAlign w:val="baseline"/>
-          <w:rtl w:val="0"/>
-        </w:rPr>
-        <w:t xml:space="preserve">* **Dependencies** are things the system **relies on externally** to function.</w:t>
-      </w:r>
-    </w:p>
-    <w:p>
-      <w:pPr>
-        <w:keepNext w:val="0"/>
-        <w:keepLines w:val="0"/>
-        <w:pageBreakBefore w:val="0"/>
-        <w:widowControl w:val="0"/>
-        <w:pBdr>
-          <w:top w:space="0" w:sz="0" w:val="nil"/>
-          <w:left w:space="0" w:sz="0" w:val="nil"/>
-          <w:bottom w:space="0" w:sz="0" w:val="nil"/>
-          <w:right w:space="0" w:sz="0" w:val="nil"/>
-          <w:between w:space="0" w:sz="0" w:val="nil"/>
-        </w:pBdr>
-        <w:shd w:fill="auto" w:val="clear"/>
-        <w:spacing w:after="0" w:before="0" w:line="240" w:lineRule="auto"/>
-        <w:ind w:left="0" w:right="0" w:firstLine="0"/>
-        <w:jc w:val="left"/>
-        <w:rPr>
-          <w:rFonts w:ascii="Arial" w:cs="Arial" w:eastAsia="Arial" w:hAnsi="Arial"/>
-          <w:b w:val="0"/>
-          <w:bCs w:val="0"/>
-          <w:i w:val="0"/>
-          <w:iCs w:val="0"/>
-          <w:smallCaps w:val="0"/>
-          <w:strike w:val="0"/>
-          <w:color w:val="000000"/>
-          <w:sz w:val="22"/>
-          <w:szCs w:val="22"/>
-          <w:u w:val="none"/>
-          <w:shd w:fill="auto" w:val="clear"/>
-          <w:vertAlign w:val="baseline"/>
-        </w:rPr>
-      </w:pPr>
-      <w:r>
-        <w:rPr>
-          <w:rtl w:val="0"/>
-        </w:rPr>
-      </w:r>
-    </w:p>
-    <w:p>
-      <w:pPr>
-        <w:keepNext w:val="0"/>
-        <w:keepLines w:val="0"/>
-        <w:pageBreakBefore w:val="0"/>
-        <w:widowControl w:val="0"/>
-        <w:pBdr>
-          <w:top w:space="0" w:sz="0" w:val="nil"/>
-          <w:left w:space="0" w:sz="0" w:val="nil"/>
-          <w:bottom w:space="0" w:sz="0" w:val="nil"/>
-          <w:right w:space="0" w:sz="0" w:val="nil"/>
-          <w:between w:space="0" w:sz="0" w:val="nil"/>
-        </w:pBdr>
-        <w:shd w:fill="auto" w:val="clear"/>
-        <w:spacing w:after="0" w:before="0" w:line="240" w:lineRule="auto"/>
-        <w:ind w:left="0" w:right="0" w:firstLine="0"/>
-        <w:jc w:val="left"/>
-        <w:rPr>
-          <w:rFonts w:ascii="Arial" w:cs="Arial" w:eastAsia="Arial" w:hAnsi="Arial"/>
-          <w:b w:val="0"/>
-          <w:bCs w:val="0"/>
-          <w:i w:val="0"/>
-          <w:iCs w:val="0"/>
-          <w:smallCaps w:val="0"/>
-          <w:strike w:val="0"/>
-          <w:color w:val="000000"/>
-          <w:sz w:val="22"/>
-          <w:szCs w:val="22"/>
-          <w:u w:val="none"/>
-          <w:shd w:fill="auto" w:val="clear"/>
-          <w:vertAlign w:val="baseline"/>
-        </w:rPr>
-      </w:pPr>
-      <w:r>
-        <w:rPr>
-          <w:rFonts w:ascii="Arial" w:cs="Arial" w:eastAsia="Arial" w:hAnsi="Arial"/>
-          <w:b w:val="0"/>
-          <w:bCs w:val="0"/>
-          <w:i w:val="0"/>
-          <w:iCs w:val="0"/>
-          <w:smallCaps w:val="0"/>
-          <w:strike w:val="0"/>
-          <w:color w:val="000000"/>
-          <w:sz w:val="22"/>
-          <w:szCs w:val="22"/>
-          <w:u w:val="none"/>
-          <w:shd w:fill="auto" w:val="clear"/>
-          <w:vertAlign w:val="baseline"/>
-          <w:rtl w:val="0"/>
-        </w:rPr>
-        <w:t xml:space="preserve">For your Multiplayer Blackjack SRS, here’s a **top 10 list written clearly in SRS style**:</w:t>
-      </w:r>
-    </w:p>
-    <w:p>
-      <w:pPr>
-        <w:keepNext w:val="0"/>
-        <w:keepLines w:val="0"/>
-        <w:pageBreakBefore w:val="0"/>
-        <w:widowControl w:val="0"/>
-        <w:pBdr>
-          <w:top w:space="0" w:sz="0" w:val="nil"/>
-          <w:left w:space="0" w:sz="0" w:val="nil"/>
-          <w:bottom w:space="0" w:sz="0" w:val="nil"/>
-          <w:right w:space="0" w:sz="0" w:val="nil"/>
-          <w:between w:space="0" w:sz="0" w:val="nil"/>
-        </w:pBdr>
-        <w:shd w:fill="auto" w:val="clear"/>
-        <w:spacing w:after="0" w:before="0" w:line="240" w:lineRule="auto"/>
-        <w:ind w:left="0" w:right="0" w:firstLine="0"/>
-        <w:jc w:val="left"/>
-        <w:rPr>
-          <w:rFonts w:ascii="Arial" w:cs="Arial" w:eastAsia="Arial" w:hAnsi="Arial"/>
-          <w:b w:val="0"/>
-          <w:bCs w:val="0"/>
-          <w:i w:val="0"/>
-          <w:iCs w:val="0"/>
-          <w:smallCaps w:val="0"/>
-          <w:strike w:val="0"/>
-          <w:color w:val="000000"/>
-          <w:sz w:val="22"/>
-          <w:szCs w:val="22"/>
-          <w:u w:val="none"/>
-          <w:shd w:fill="auto" w:val="clear"/>
-          <w:vertAlign w:val="baseline"/>
-        </w:rPr>
-      </w:pPr>
-      <w:r>
-        <w:rPr>
-          <w:rtl w:val="0"/>
-        </w:rPr>
-      </w:r>
-    </w:p>
-    <w:p>
-      <w:pPr>
-        <w:keepNext w:val="0"/>
-        <w:keepLines w:val="0"/>
-        <w:pageBreakBefore w:val="0"/>
-        <w:widowControl w:val="0"/>
-        <w:pBdr>
-          <w:top w:space="0" w:sz="0" w:val="nil"/>
-          <w:left w:space="0" w:sz="0" w:val="nil"/>
-          <w:bottom w:space="0" w:sz="0" w:val="nil"/>
-          <w:right w:space="0" w:sz="0" w:val="nil"/>
-          <w:between w:space="0" w:sz="0" w:val="nil"/>
-        </w:pBdr>
-        <w:shd w:fill="auto" w:val="clear"/>
-        <w:spacing w:after="0" w:before="0" w:line="240" w:lineRule="auto"/>
-        <w:ind w:left="0" w:right="0" w:firstLine="0"/>
-        <w:jc w:val="left"/>
-        <w:rPr>
-          <w:rFonts w:ascii="Arial" w:cs="Arial" w:eastAsia="Arial" w:hAnsi="Arial"/>
-          <w:b w:val="0"/>
-          <w:bCs w:val="0"/>
-          <w:i w:val="0"/>
-          <w:iCs w:val="0"/>
-          <w:smallCaps w:val="0"/>
-          <w:strike w:val="0"/>
-          <w:color w:val="000000"/>
-          <w:sz w:val="22"/>
-          <w:szCs w:val="22"/>
-          <w:u w:val="none"/>
-          <w:shd w:fill="auto" w:val="clear"/>
-          <w:vertAlign w:val="baseline"/>
-        </w:rPr>
-      </w:pPr>
-      <w:r>
-        <w:rPr>
-          <w:rFonts w:ascii="Arial" w:cs="Arial" w:eastAsia="Arial" w:hAnsi="Arial"/>
-          <w:b w:val="0"/>
-          <w:bCs w:val="0"/>
-          <w:i w:val="0"/>
-          <w:iCs w:val="0"/>
-          <w:smallCaps w:val="0"/>
-          <w:strike w:val="0"/>
-          <w:color w:val="000000"/>
-          <w:sz w:val="22"/>
-          <w:szCs w:val="22"/>
-          <w:u w:val="none"/>
-          <w:shd w:fill="auto" w:val="clear"/>
-          <w:vertAlign w:val="baseline"/>
-          <w:rtl w:val="0"/>
-        </w:rPr>
-        <w:t xml:space="preserve">---</w:t>
-      </w:r>
-    </w:p>
-    <w:p>
-      <w:pPr>
-        <w:keepNext w:val="0"/>
-        <w:keepLines w:val="0"/>
-        <w:pageBreakBefore w:val="0"/>
-        <w:widowControl w:val="0"/>
-        <w:pBdr>
-          <w:top w:space="0" w:sz="0" w:val="nil"/>
-          <w:left w:space="0" w:sz="0" w:val="nil"/>
-          <w:bottom w:space="0" w:sz="0" w:val="nil"/>
-          <w:right w:space="0" w:sz="0" w:val="nil"/>
-          <w:between w:space="0" w:sz="0" w:val="nil"/>
-        </w:pBdr>
-        <w:shd w:fill="auto" w:val="clear"/>
-        <w:spacing w:after="0" w:before="0" w:line="240" w:lineRule="auto"/>
-        <w:ind w:left="0" w:right="0" w:firstLine="0"/>
-        <w:jc w:val="left"/>
-        <w:rPr>
-          <w:rFonts w:ascii="Arial" w:cs="Arial" w:eastAsia="Arial" w:hAnsi="Arial"/>
-          <w:b w:val="0"/>
-          <w:bCs w:val="0"/>
-          <w:i w:val="0"/>
-          <w:iCs w:val="0"/>
-          <w:smallCaps w:val="0"/>
-          <w:strike w:val="0"/>
-          <w:color w:val="000000"/>
-          <w:sz w:val="22"/>
-          <w:szCs w:val="22"/>
-          <w:u w:val="none"/>
-          <w:shd w:fill="auto" w:val="clear"/>
-          <w:vertAlign w:val="baseline"/>
-        </w:rPr>
-      </w:pPr>
-      <w:r>
-        <w:rPr>
-          <w:rtl w:val="0"/>
-        </w:rPr>
-      </w:r>
-    </w:p>
-    <w:p>
-      <w:pPr>
-        <w:keepNext w:val="0"/>
-        <w:keepLines w:val="0"/>
-        <w:pageBreakBefore w:val="0"/>
-        <w:widowControl w:val="0"/>
-        <w:pBdr>
-          <w:top w:space="0" w:sz="0" w:val="nil"/>
-          <w:left w:space="0" w:sz="0" w:val="nil"/>
-          <w:bottom w:space="0" w:sz="0" w:val="nil"/>
-          <w:right w:space="0" w:sz="0" w:val="nil"/>
-          <w:between w:space="0" w:sz="0" w:val="nil"/>
-        </w:pBdr>
-        <w:shd w:fill="auto" w:val="clear"/>
-        <w:spacing w:after="0" w:before="0" w:line="240" w:lineRule="auto"/>
-        <w:ind w:left="0" w:right="0" w:firstLine="0"/>
-        <w:jc w:val="left"/>
-        <w:rPr>
-          <w:rFonts w:ascii="Arial" w:cs="Arial" w:eastAsia="Arial" w:hAnsi="Arial"/>
-          <w:b w:val="0"/>
-          <w:bCs w:val="0"/>
-          <w:i w:val="0"/>
-          <w:iCs w:val="0"/>
-          <w:smallCaps w:val="0"/>
-          <w:strike w:val="0"/>
-          <w:color w:val="000000"/>
-          <w:sz w:val="22"/>
-          <w:szCs w:val="22"/>
-          <w:u w:val="none"/>
-          <w:shd w:fill="auto" w:val="clear"/>
-          <w:vertAlign w:val="baseline"/>
-        </w:rPr>
-      </w:pPr>
-      <w:r>
-        <w:rPr>
-          <w:rFonts w:ascii="Arial" w:cs="Arial" w:eastAsia="Arial" w:hAnsi="Arial"/>
-          <w:b w:val="0"/>
-          <w:bCs w:val="0"/>
-          <w:i w:val="0"/>
-          <w:iCs w:val="0"/>
-          <w:smallCaps w:val="0"/>
-          <w:strike w:val="0"/>
-          <w:color w:val="000000"/>
-          <w:sz w:val="22"/>
-          <w:szCs w:val="22"/>
-          <w:u w:val="none"/>
-          <w:shd w:fill="auto" w:val="clear"/>
-          <w:vertAlign w:val="baseline"/>
-          <w:rtl w:val="0"/>
-        </w:rPr>
-        <w:t xml:space="preserve">## Assumptions and Dependencies (Top 10)</w:t>
-      </w:r>
-    </w:p>
-    <w:p>
-      <w:pPr>
-        <w:keepNext w:val="0"/>
-        <w:keepLines w:val="0"/>
-        <w:pageBreakBefore w:val="0"/>
-        <w:widowControl w:val="0"/>
-        <w:pBdr>
-          <w:top w:space="0" w:sz="0" w:val="nil"/>
-          <w:left w:space="0" w:sz="0" w:val="nil"/>
-          <w:bottom w:space="0" w:sz="0" w:val="nil"/>
-          <w:right w:space="0" w:sz="0" w:val="nil"/>
-          <w:between w:space="0" w:sz="0" w:val="nil"/>
-        </w:pBdr>
-        <w:shd w:fill="auto" w:val="clear"/>
-        <w:spacing w:after="0" w:before="0" w:line="240" w:lineRule="auto"/>
-        <w:ind w:left="0" w:right="0" w:firstLine="0"/>
-        <w:jc w:val="left"/>
-        <w:rPr>
-          <w:rFonts w:ascii="Arial" w:cs="Arial" w:eastAsia="Arial" w:hAnsi="Arial"/>
-          <w:b w:val="0"/>
-          <w:bCs w:val="0"/>
-          <w:i w:val="0"/>
-          <w:iCs w:val="0"/>
-          <w:smallCaps w:val="0"/>
-          <w:strike w:val="0"/>
-          <w:color w:val="000000"/>
-          <w:sz w:val="22"/>
-          <w:szCs w:val="22"/>
-          <w:u w:val="none"/>
-          <w:shd w:fill="auto" w:val="clear"/>
-          <w:vertAlign w:val="baseline"/>
-        </w:rPr>
-      </w:pPr>
-      <w:r>
-        <w:rPr>
-          <w:rtl w:val="0"/>
-        </w:rPr>
-      </w:r>
-    </w:p>
-    <w:p>
-      <w:pPr>
-        <w:keepNext w:val="0"/>
-        <w:keepLines w:val="0"/>
-        <w:pageBreakBefore w:val="0"/>
-        <w:widowControl w:val="0"/>
-        <w:pBdr>
-          <w:top w:space="0" w:sz="0" w:val="nil"/>
-          <w:left w:space="0" w:sz="0" w:val="nil"/>
-          <w:bottom w:space="0" w:sz="0" w:val="nil"/>
-          <w:right w:space="0" w:sz="0" w:val="nil"/>
-          <w:between w:space="0" w:sz="0" w:val="nil"/>
-        </w:pBdr>
-        <w:shd w:fill="auto" w:val="clear"/>
-        <w:spacing w:after="0" w:before="0" w:line="240" w:lineRule="auto"/>
-        <w:ind w:left="0" w:right="0" w:firstLine="0"/>
-        <w:jc w:val="left"/>
-        <w:rPr>
-          <w:rFonts w:ascii="Arial" w:cs="Arial" w:eastAsia="Arial" w:hAnsi="Arial"/>
-          <w:b w:val="0"/>
-          <w:bCs w:val="0"/>
-          <w:i w:val="0"/>
-          <w:iCs w:val="0"/>
-          <w:smallCaps w:val="0"/>
-          <w:strike w:val="0"/>
-          <w:color w:val="000000"/>
-          <w:sz w:val="22"/>
-          <w:szCs w:val="22"/>
-          <w:u w:val="none"/>
-          <w:shd w:fill="auto" w:val="clear"/>
-          <w:vertAlign w:val="baseline"/>
-        </w:rPr>
-      </w:pPr>
-      <w:r>
-        <w:rPr>
-          <w:rFonts w:ascii="Arial" w:cs="Arial" w:eastAsia="Arial" w:hAnsi="Arial"/>
-          <w:b w:val="0"/>
-          <w:bCs w:val="0"/>
-          <w:i w:val="0"/>
-          <w:iCs w:val="0"/>
-          <w:smallCaps w:val="0"/>
-          <w:strike w:val="0"/>
-          <w:color w:val="000000"/>
-          <w:sz w:val="22"/>
-          <w:szCs w:val="22"/>
-          <w:u w:val="none"/>
-          <w:shd w:fill="auto" w:val="clear"/>
-          <w:vertAlign w:val="baseline"/>
-          <w:rtl w:val="0"/>
-        </w:rPr>
-        <w:t xml:space="preserve">1. **It is assumed that all players will have access to a computer with the Java Runtime Environment installed.**</w:t>
-      </w:r>
-    </w:p>
-    <w:p>
-      <w:pPr>
-        <w:keepNext w:val="0"/>
-        <w:keepLines w:val="0"/>
-        <w:pageBreakBefore w:val="0"/>
-        <w:widowControl w:val="0"/>
-        <w:pBdr>
-          <w:top w:space="0" w:sz="0" w:val="nil"/>
-          <w:left w:space="0" w:sz="0" w:val="nil"/>
-          <w:bottom w:space="0" w:sz="0" w:val="nil"/>
-          <w:right w:space="0" w:sz="0" w:val="nil"/>
-          <w:between w:space="0" w:sz="0" w:val="nil"/>
-        </w:pBdr>
-        <w:shd w:fill="auto" w:val="clear"/>
-        <w:spacing w:after="0" w:before="0" w:line="240" w:lineRule="auto"/>
-        <w:ind w:left="0" w:right="0" w:firstLine="0"/>
-        <w:jc w:val="left"/>
-        <w:rPr>
-          <w:rFonts w:ascii="Arial" w:cs="Arial" w:eastAsia="Arial" w:hAnsi="Arial"/>
-          <w:b w:val="0"/>
-          <w:bCs w:val="0"/>
-          <w:i w:val="0"/>
-          <w:iCs w:val="0"/>
-          <w:smallCaps w:val="0"/>
-          <w:strike w:val="0"/>
-          <w:color w:val="000000"/>
-          <w:sz w:val="22"/>
-          <w:szCs w:val="22"/>
-          <w:u w:val="none"/>
-          <w:shd w:fill="auto" w:val="clear"/>
-          <w:vertAlign w:val="baseline"/>
-        </w:rPr>
-      </w:pPr>
-      <w:r>
-        <w:rPr>
-          <w:rtl w:val="0"/>
-        </w:rPr>
-      </w:r>
-    </w:p>
-    <w:p>
-      <w:pPr>
-        <w:keepNext w:val="0"/>
-        <w:keepLines w:val="0"/>
-        <w:pageBreakBefore w:val="0"/>
-        <w:widowControl w:val="0"/>
-        <w:pBdr>
-          <w:top w:space="0" w:sz="0" w:val="nil"/>
-          <w:left w:space="0" w:sz="0" w:val="nil"/>
-          <w:bottom w:space="0" w:sz="0" w:val="nil"/>
-          <w:right w:space="0" w:sz="0" w:val="nil"/>
-          <w:between w:space="0" w:sz="0" w:val="nil"/>
-        </w:pBdr>
-        <w:shd w:fill="auto" w:val="clear"/>
-        <w:spacing w:after="0" w:before="0" w:line="240" w:lineRule="auto"/>
-        <w:ind w:left="0" w:right="0" w:firstLine="0"/>
-        <w:jc w:val="left"/>
-        <w:rPr>
-          <w:rFonts w:ascii="Arial" w:cs="Arial" w:eastAsia="Arial" w:hAnsi="Arial"/>
-          <w:b w:val="0"/>
-          <w:bCs w:val="0"/>
-          <w:i w:val="0"/>
-          <w:iCs w:val="0"/>
-          <w:smallCaps w:val="0"/>
-          <w:strike w:val="0"/>
-          <w:color w:val="000000"/>
-          <w:sz w:val="22"/>
-          <w:szCs w:val="22"/>
-          <w:u w:val="none"/>
-          <w:shd w:fill="auto" w:val="clear"/>
-          <w:vertAlign w:val="baseline"/>
-        </w:rPr>
-      </w:pPr>
-      <w:r>
-        <w:rPr>
-          <w:rFonts w:ascii="Arial" w:cs="Arial" w:eastAsia="Arial" w:hAnsi="Arial"/>
-          <w:b w:val="0"/>
-          <w:bCs w:val="0"/>
-          <w:i w:val="0"/>
-          <w:iCs w:val="0"/>
-          <w:smallCaps w:val="0"/>
-          <w:strike w:val="0"/>
-          <w:color w:val="000000"/>
-          <w:sz w:val="22"/>
-          <w:szCs w:val="22"/>
-          <w:u w:val="none"/>
-          <w:shd w:fill="auto" w:val="clear"/>
-          <w:vertAlign w:val="baseline"/>
-          <w:rtl w:val="0"/>
-        </w:rPr>
-        <w:t xml:space="preserve">2. **It is assumed that each player has a stable network connection during gameplay.**</w:t>
-      </w:r>
-    </w:p>
-    <w:p>
-      <w:pPr>
-        <w:keepNext w:val="0"/>
-        <w:keepLines w:val="0"/>
-        <w:pageBreakBefore w:val="0"/>
-        <w:widowControl w:val="0"/>
-        <w:pBdr>
-          <w:top w:space="0" w:sz="0" w:val="nil"/>
-          <w:left w:space="0" w:sz="0" w:val="nil"/>
-          <w:bottom w:space="0" w:sz="0" w:val="nil"/>
-          <w:right w:space="0" w:sz="0" w:val="nil"/>
-          <w:between w:space="0" w:sz="0" w:val="nil"/>
-        </w:pBdr>
-        <w:shd w:fill="auto" w:val="clear"/>
-        <w:spacing w:after="0" w:before="0" w:line="240" w:lineRule="auto"/>
-        <w:ind w:left="0" w:right="0" w:firstLine="0"/>
-        <w:jc w:val="left"/>
-        <w:rPr>
-          <w:rFonts w:ascii="Arial" w:cs="Arial" w:eastAsia="Arial" w:hAnsi="Arial"/>
-          <w:b w:val="0"/>
-          <w:bCs w:val="0"/>
-          <w:i w:val="0"/>
-          <w:iCs w:val="0"/>
-          <w:smallCaps w:val="0"/>
-          <w:strike w:val="0"/>
-          <w:color w:val="000000"/>
-          <w:sz w:val="22"/>
-          <w:szCs w:val="22"/>
-          <w:u w:val="none"/>
-          <w:shd w:fill="auto" w:val="clear"/>
-          <w:vertAlign w:val="baseline"/>
-        </w:rPr>
-      </w:pPr>
-      <w:r>
-        <w:rPr>
-          <w:rtl w:val="0"/>
-        </w:rPr>
-      </w:r>
-    </w:p>
-    <w:p>
-      <w:pPr>
-        <w:keepNext w:val="0"/>
-        <w:keepLines w:val="0"/>
-        <w:pageBreakBefore w:val="0"/>
-        <w:widowControl w:val="0"/>
-        <w:pBdr>
-          <w:top w:space="0" w:sz="0" w:val="nil"/>
-          <w:left w:space="0" w:sz="0" w:val="nil"/>
-          <w:bottom w:space="0" w:sz="0" w:val="nil"/>
-          <w:right w:space="0" w:sz="0" w:val="nil"/>
-          <w:between w:space="0" w:sz="0" w:val="nil"/>
-        </w:pBdr>
-        <w:shd w:fill="auto" w:val="clear"/>
-        <w:spacing w:after="0" w:before="0" w:line="240" w:lineRule="auto"/>
-        <w:ind w:left="0" w:right="0" w:firstLine="0"/>
-        <w:jc w:val="left"/>
-        <w:rPr>
-          <w:rFonts w:ascii="Arial" w:cs="Arial" w:eastAsia="Arial" w:hAnsi="Arial"/>
-          <w:b w:val="0"/>
-          <w:bCs w:val="0"/>
-          <w:i w:val="0"/>
-          <w:iCs w:val="0"/>
-          <w:smallCaps w:val="0"/>
-          <w:strike w:val="0"/>
-          <w:color w:val="000000"/>
-          <w:sz w:val="22"/>
-          <w:szCs w:val="22"/>
-          <w:u w:val="none"/>
-          <w:shd w:fill="auto" w:val="clear"/>
-          <w:vertAlign w:val="baseline"/>
-        </w:rPr>
-      </w:pPr>
-      <w:r>
-        <w:rPr>
-          <w:rFonts w:ascii="Arial" w:cs="Arial" w:eastAsia="Arial" w:hAnsi="Arial"/>
-          <w:b w:val="0"/>
-          <w:bCs w:val="0"/>
-          <w:i w:val="0"/>
-          <w:iCs w:val="0"/>
-          <w:smallCaps w:val="0"/>
-          <w:strike w:val="0"/>
-          <w:color w:val="000000"/>
-          <w:sz w:val="22"/>
-          <w:szCs w:val="22"/>
-          <w:u w:val="none"/>
-          <w:shd w:fill="auto" w:val="clear"/>
-          <w:vertAlign w:val="baseline"/>
-          <w:rtl w:val="0"/>
-        </w:rPr>
-        <w:t xml:space="preserve">3. **It is assumed that no more than a reasonable number of players (e.g., 50) will attempt to connect to the server simultaneously during testing.**</w:t>
-      </w:r>
-    </w:p>
-    <w:p>
-      <w:pPr>
-        <w:keepNext w:val="0"/>
-        <w:keepLines w:val="0"/>
-        <w:pageBreakBefore w:val="0"/>
-        <w:widowControl w:val="0"/>
-        <w:pBdr>
-          <w:top w:space="0" w:sz="0" w:val="nil"/>
-          <w:left w:space="0" w:sz="0" w:val="nil"/>
-          <w:bottom w:space="0" w:sz="0" w:val="nil"/>
-          <w:right w:space="0" w:sz="0" w:val="nil"/>
-          <w:between w:space="0" w:sz="0" w:val="nil"/>
-        </w:pBdr>
-        <w:shd w:fill="auto" w:val="clear"/>
-        <w:spacing w:after="0" w:before="0" w:line="240" w:lineRule="auto"/>
-        <w:ind w:left="0" w:right="0" w:firstLine="0"/>
-        <w:jc w:val="left"/>
-        <w:rPr>
-          <w:rFonts w:ascii="Arial" w:cs="Arial" w:eastAsia="Arial" w:hAnsi="Arial"/>
-          <w:b w:val="0"/>
-          <w:bCs w:val="0"/>
-          <w:i w:val="0"/>
-          <w:iCs w:val="0"/>
-          <w:smallCaps w:val="0"/>
-          <w:strike w:val="0"/>
-          <w:color w:val="000000"/>
-          <w:sz w:val="22"/>
-          <w:szCs w:val="22"/>
-          <w:u w:val="none"/>
-          <w:shd w:fill="auto" w:val="clear"/>
-          <w:vertAlign w:val="baseline"/>
-        </w:rPr>
-      </w:pPr>
-      <w:r>
-        <w:rPr>
-          <w:rtl w:val="0"/>
-        </w:rPr>
-      </w:r>
-    </w:p>
-    <w:p>
-      <w:pPr>
-        <w:keepNext w:val="0"/>
-        <w:keepLines w:val="0"/>
-        <w:pageBreakBefore w:val="0"/>
-        <w:widowControl w:val="0"/>
-        <w:pBdr>
-          <w:top w:space="0" w:sz="0" w:val="nil"/>
-          <w:left w:space="0" w:sz="0" w:val="nil"/>
-          <w:bottom w:space="0" w:sz="0" w:val="nil"/>
-          <w:right w:space="0" w:sz="0" w:val="nil"/>
-          <w:between w:space="0" w:sz="0" w:val="nil"/>
-        </w:pBdr>
-        <w:shd w:fill="auto" w:val="clear"/>
-        <w:spacing w:after="0" w:before="0" w:line="240" w:lineRule="auto"/>
-        <w:ind w:left="0" w:right="0" w:firstLine="0"/>
-        <w:jc w:val="left"/>
-        <w:rPr>
-          <w:rFonts w:ascii="Arial" w:cs="Arial" w:eastAsia="Arial" w:hAnsi="Arial"/>
-          <w:b w:val="0"/>
-          <w:bCs w:val="0"/>
-          <w:i w:val="0"/>
-          <w:iCs w:val="0"/>
-          <w:smallCaps w:val="0"/>
-          <w:strike w:val="0"/>
-          <w:color w:val="000000"/>
-          <w:sz w:val="22"/>
-          <w:szCs w:val="22"/>
-          <w:u w:val="none"/>
-          <w:shd w:fill="auto" w:val="clear"/>
-          <w:vertAlign w:val="baseline"/>
-        </w:rPr>
-      </w:pPr>
-      <w:r>
-        <w:rPr>
-          <w:rFonts w:ascii="Arial" w:cs="Arial" w:eastAsia="Arial" w:hAnsi="Arial"/>
-          <w:b w:val="0"/>
-          <w:bCs w:val="0"/>
-          <w:i w:val="0"/>
-          <w:iCs w:val="0"/>
-          <w:smallCaps w:val="0"/>
-          <w:strike w:val="0"/>
-          <w:color w:val="000000"/>
-          <w:sz w:val="22"/>
-          <w:szCs w:val="22"/>
-          <w:u w:val="none"/>
-          <w:shd w:fill="auto" w:val="clear"/>
-          <w:vertAlign w:val="baseline"/>
-          <w:rtl w:val="0"/>
-        </w:rPr>
-        <w:t xml:space="preserve">4. **It is assumed that each player will have a unique username and password for login purposes.**</w:t>
-      </w:r>
-    </w:p>
-    <w:p>
-      <w:pPr>
-        <w:keepNext w:val="0"/>
-        <w:keepLines w:val="0"/>
-        <w:pageBreakBefore w:val="0"/>
-        <w:widowControl w:val="0"/>
-        <w:pBdr>
-          <w:top w:space="0" w:sz="0" w:val="nil"/>
-          <w:left w:space="0" w:sz="0" w:val="nil"/>
-          <w:bottom w:space="0" w:sz="0" w:val="nil"/>
-          <w:right w:space="0" w:sz="0" w:val="nil"/>
-          <w:between w:space="0" w:sz="0" w:val="nil"/>
-        </w:pBdr>
-        <w:shd w:fill="auto" w:val="clear"/>
-        <w:spacing w:after="0" w:before="0" w:line="240" w:lineRule="auto"/>
-        <w:ind w:left="0" w:right="0" w:firstLine="0"/>
-        <w:jc w:val="left"/>
-        <w:rPr>
-          <w:rFonts w:ascii="Arial" w:cs="Arial" w:eastAsia="Arial" w:hAnsi="Arial"/>
-          <w:b w:val="0"/>
-          <w:bCs w:val="0"/>
-          <w:i w:val="0"/>
-          <w:iCs w:val="0"/>
-          <w:smallCaps w:val="0"/>
-          <w:strike w:val="0"/>
-          <w:color w:val="000000"/>
-          <w:sz w:val="22"/>
-          <w:szCs w:val="22"/>
-          <w:u w:val="none"/>
-          <w:shd w:fill="auto" w:val="clear"/>
-          <w:vertAlign w:val="baseline"/>
-        </w:rPr>
-      </w:pPr>
-      <w:r>
-        <w:rPr>
-          <w:rtl w:val="0"/>
-        </w:rPr>
-      </w:r>
-    </w:p>
-    <w:p>
-      <w:pPr>
-        <w:keepNext w:val="0"/>
-        <w:keepLines w:val="0"/>
-        <w:pageBreakBefore w:val="0"/>
-        <w:widowControl w:val="0"/>
-        <w:pBdr>
-          <w:top w:space="0" w:sz="0" w:val="nil"/>
-          <w:left w:space="0" w:sz="0" w:val="nil"/>
-          <w:bottom w:space="0" w:sz="0" w:val="nil"/>
-          <w:right w:space="0" w:sz="0" w:val="nil"/>
-          <w:between w:space="0" w:sz="0" w:val="nil"/>
-        </w:pBdr>
-        <w:shd w:fill="auto" w:val="clear"/>
-        <w:spacing w:after="0" w:before="0" w:line="240" w:lineRule="auto"/>
-        <w:ind w:left="0" w:right="0" w:firstLine="0"/>
-        <w:jc w:val="left"/>
-        <w:rPr>
-          <w:rFonts w:ascii="Arial" w:cs="Arial" w:eastAsia="Arial" w:hAnsi="Arial"/>
-          <w:b w:val="0"/>
-          <w:bCs w:val="0"/>
-          <w:i w:val="0"/>
-          <w:iCs w:val="0"/>
-          <w:smallCaps w:val="0"/>
-          <w:strike w:val="0"/>
-          <w:color w:val="000000"/>
-          <w:sz w:val="22"/>
-          <w:szCs w:val="22"/>
-          <w:u w:val="none"/>
-          <w:shd w:fill="auto" w:val="clear"/>
-          <w:vertAlign w:val="baseline"/>
-        </w:rPr>
-      </w:pPr>
-      <w:r>
-        <w:rPr>
-          <w:rFonts w:ascii="Arial" w:cs="Arial" w:eastAsia="Arial" w:hAnsi="Arial"/>
-          <w:b w:val="0"/>
-          <w:bCs w:val="0"/>
-          <w:i w:val="0"/>
-          <w:iCs w:val="0"/>
-          <w:smallCaps w:val="0"/>
-          <w:strike w:val="0"/>
-          <w:color w:val="000000"/>
-          <w:sz w:val="22"/>
-          <w:szCs w:val="22"/>
-          <w:u w:val="none"/>
-          <w:shd w:fill="auto" w:val="clear"/>
-          <w:vertAlign w:val="baseline"/>
-          <w:rtl w:val="0"/>
-        </w:rPr>
-        <w:t xml:space="preserve">5. **It is assumed that the server machine has sufficient memory and processing power to handle multiple concurrent game tables.**</w:t>
-      </w:r>
-    </w:p>
-    <w:p>
-      <w:pPr>
-        <w:keepNext w:val="0"/>
-        <w:keepLines w:val="0"/>
-        <w:pageBreakBefore w:val="0"/>
-        <w:widowControl w:val="0"/>
-        <w:pBdr>
-          <w:top w:space="0" w:sz="0" w:val="nil"/>
-          <w:left w:space="0" w:sz="0" w:val="nil"/>
-          <w:bottom w:space="0" w:sz="0" w:val="nil"/>
-          <w:right w:space="0" w:sz="0" w:val="nil"/>
-          <w:between w:space="0" w:sz="0" w:val="nil"/>
-        </w:pBdr>
-        <w:shd w:fill="auto" w:val="clear"/>
-        <w:spacing w:after="0" w:before="0" w:line="240" w:lineRule="auto"/>
-        <w:ind w:left="0" w:right="0" w:firstLine="0"/>
-        <w:jc w:val="left"/>
-        <w:rPr>
-          <w:rFonts w:ascii="Arial" w:cs="Arial" w:eastAsia="Arial" w:hAnsi="Arial"/>
-          <w:b w:val="0"/>
-          <w:bCs w:val="0"/>
-          <w:i w:val="0"/>
-          <w:iCs w:val="0"/>
-          <w:smallCaps w:val="0"/>
-          <w:strike w:val="0"/>
-          <w:color w:val="000000"/>
-          <w:sz w:val="22"/>
-          <w:szCs w:val="22"/>
-          <w:u w:val="none"/>
-          <w:shd w:fill="auto" w:val="clear"/>
-          <w:vertAlign w:val="baseline"/>
-        </w:rPr>
-      </w:pPr>
-      <w:r>
-        <w:rPr>
-          <w:rtl w:val="0"/>
-        </w:rPr>
-      </w:r>
-    </w:p>
-    <w:p>
-      <w:pPr>
-        <w:keepNext w:val="0"/>
-        <w:keepLines w:val="0"/>
-        <w:pageBreakBefore w:val="0"/>
-        <w:widowControl w:val="0"/>
-        <w:pBdr>
-          <w:top w:space="0" w:sz="0" w:val="nil"/>
-          <w:left w:space="0" w:sz="0" w:val="nil"/>
-          <w:bottom w:space="0" w:sz="0" w:val="nil"/>
-          <w:right w:space="0" w:sz="0" w:val="nil"/>
-          <w:between w:space="0" w:sz="0" w:val="nil"/>
-        </w:pBdr>
-        <w:shd w:fill="auto" w:val="clear"/>
-        <w:spacing w:after="0" w:before="0" w:line="240" w:lineRule="auto"/>
-        <w:ind w:left="0" w:right="0" w:firstLine="0"/>
-        <w:jc w:val="left"/>
-        <w:rPr>
-          <w:rFonts w:ascii="Arial" w:cs="Arial" w:eastAsia="Arial" w:hAnsi="Arial"/>
-          <w:b w:val="0"/>
-          <w:bCs w:val="0"/>
-          <w:i w:val="0"/>
-          <w:iCs w:val="0"/>
-          <w:smallCaps w:val="0"/>
-          <w:strike w:val="0"/>
-          <w:color w:val="000000"/>
-          <w:sz w:val="22"/>
-          <w:szCs w:val="22"/>
-          <w:u w:val="none"/>
-          <w:shd w:fill="auto" w:val="clear"/>
-          <w:vertAlign w:val="baseline"/>
-        </w:rPr>
-      </w:pPr>
-      <w:r>
-        <w:rPr>
-          <w:rFonts w:ascii="Arial" w:cs="Arial" w:eastAsia="Arial" w:hAnsi="Arial"/>
-          <w:b w:val="0"/>
-          <w:bCs w:val="0"/>
-          <w:i w:val="0"/>
-          <w:iCs w:val="0"/>
-          <w:smallCaps w:val="0"/>
-          <w:strike w:val="0"/>
-          <w:color w:val="000000"/>
-          <w:sz w:val="22"/>
-          <w:szCs w:val="22"/>
-          <w:u w:val="none"/>
-          <w:shd w:fill="auto" w:val="clear"/>
-          <w:vertAlign w:val="baseline"/>
-          <w:rtl w:val="0"/>
-        </w:rPr>
-        <w:t xml:space="preserve">6. **It is assumed that all players will follow standard Blackjack rules and will not attempt to manipulate client-side code to cheat.**</w:t>
-      </w:r>
-    </w:p>
-    <w:p>
-      <w:pPr>
-        <w:keepNext w:val="0"/>
-        <w:keepLines w:val="0"/>
-        <w:pageBreakBefore w:val="0"/>
-        <w:widowControl w:val="0"/>
-        <w:pBdr>
-          <w:top w:space="0" w:sz="0" w:val="nil"/>
-          <w:left w:space="0" w:sz="0" w:val="nil"/>
-          <w:bottom w:space="0" w:sz="0" w:val="nil"/>
-          <w:right w:space="0" w:sz="0" w:val="nil"/>
-          <w:between w:space="0" w:sz="0" w:val="nil"/>
-        </w:pBdr>
-        <w:shd w:fill="auto" w:val="clear"/>
-        <w:spacing w:after="0" w:before="0" w:line="240" w:lineRule="auto"/>
-        <w:ind w:left="0" w:right="0" w:firstLine="0"/>
-        <w:jc w:val="left"/>
-        <w:rPr>
-          <w:rFonts w:ascii="Arial" w:cs="Arial" w:eastAsia="Arial" w:hAnsi="Arial"/>
-          <w:b w:val="0"/>
-          <w:bCs w:val="0"/>
-          <w:i w:val="0"/>
-          <w:iCs w:val="0"/>
-          <w:smallCaps w:val="0"/>
-          <w:strike w:val="0"/>
-          <w:color w:val="000000"/>
-          <w:sz w:val="22"/>
-          <w:szCs w:val="22"/>
-          <w:u w:val="none"/>
-          <w:shd w:fill="auto" w:val="clear"/>
-          <w:vertAlign w:val="baseline"/>
-        </w:rPr>
-      </w:pPr>
-      <w:r>
-        <w:rPr>
-          <w:rtl w:val="0"/>
-        </w:rPr>
-      </w:r>
-    </w:p>
-    <w:p>
-      <w:pPr>
-        <w:keepNext w:val="0"/>
-        <w:keepLines w:val="0"/>
-        <w:pageBreakBefore w:val="0"/>
-        <w:widowControl w:val="0"/>
-        <w:pBdr>
-          <w:top w:space="0" w:sz="0" w:val="nil"/>
-          <w:left w:space="0" w:sz="0" w:val="nil"/>
-          <w:bottom w:space="0" w:sz="0" w:val="nil"/>
-          <w:right w:space="0" w:sz="0" w:val="nil"/>
-          <w:between w:space="0" w:sz="0" w:val="nil"/>
-        </w:pBdr>
-        <w:shd w:fill="auto" w:val="clear"/>
-        <w:spacing w:after="0" w:before="0" w:line="240" w:lineRule="auto"/>
-        <w:ind w:left="0" w:right="0" w:firstLine="0"/>
-        <w:jc w:val="left"/>
-        <w:rPr>
-          <w:rFonts w:ascii="Arial" w:cs="Arial" w:eastAsia="Arial" w:hAnsi="Arial"/>
-          <w:b w:val="0"/>
-          <w:bCs w:val="0"/>
-          <w:i w:val="0"/>
-          <w:iCs w:val="0"/>
-          <w:smallCaps w:val="0"/>
-          <w:strike w:val="0"/>
-          <w:color w:val="000000"/>
-          <w:sz w:val="22"/>
-          <w:szCs w:val="22"/>
-          <w:u w:val="none"/>
-          <w:shd w:fill="auto" w:val="clear"/>
-          <w:vertAlign w:val="baseline"/>
-        </w:rPr>
-      </w:pPr>
-      <w:r>
-        <w:rPr>
-          <w:rFonts w:ascii="Arial" w:cs="Arial" w:eastAsia="Arial" w:hAnsi="Arial"/>
-          <w:b w:val="0"/>
-          <w:bCs w:val="0"/>
-          <w:i w:val="0"/>
-          <w:iCs w:val="0"/>
-          <w:smallCaps w:val="0"/>
-          <w:strike w:val="0"/>
-          <w:color w:val="000000"/>
-          <w:sz w:val="22"/>
-          <w:szCs w:val="22"/>
-          <w:u w:val="none"/>
-          <w:shd w:fill="auto" w:val="clear"/>
-          <w:vertAlign w:val="baseline"/>
-          <w:rtl w:val="0"/>
-        </w:rPr>
-        <w:t xml:space="preserve">7. **It is assumed that Java’s built-in networking features (socket classes) will operate correctly across supported operating systems.**</w:t>
-      </w:r>
-    </w:p>
-    <w:p>
-      <w:pPr>
-        <w:keepNext w:val="0"/>
-        <w:keepLines w:val="0"/>
-        <w:pageBreakBefore w:val="0"/>
-        <w:widowControl w:val="0"/>
-        <w:pBdr>
-          <w:top w:space="0" w:sz="0" w:val="nil"/>
-          <w:left w:space="0" w:sz="0" w:val="nil"/>
-          <w:bottom w:space="0" w:sz="0" w:val="nil"/>
-          <w:right w:space="0" w:sz="0" w:val="nil"/>
-          <w:between w:space="0" w:sz="0" w:val="nil"/>
-        </w:pBdr>
-        <w:shd w:fill="auto" w:val="clear"/>
-        <w:spacing w:after="0" w:before="0" w:line="240" w:lineRule="auto"/>
-        <w:ind w:left="0" w:right="0" w:firstLine="0"/>
-        <w:jc w:val="left"/>
-        <w:rPr>
-          <w:rFonts w:ascii="Arial" w:cs="Arial" w:eastAsia="Arial" w:hAnsi="Arial"/>
-          <w:b w:val="0"/>
-          <w:bCs w:val="0"/>
-          <w:i w:val="0"/>
-          <w:iCs w:val="0"/>
-          <w:smallCaps w:val="0"/>
-          <w:strike w:val="0"/>
-          <w:color w:val="000000"/>
-          <w:sz w:val="22"/>
-          <w:szCs w:val="22"/>
-          <w:u w:val="none"/>
-          <w:shd w:fill="auto" w:val="clear"/>
-          <w:vertAlign w:val="baseline"/>
-        </w:rPr>
-      </w:pPr>
-      <w:r>
-        <w:rPr>
-          <w:rtl w:val="0"/>
-        </w:rPr>
-      </w:r>
-    </w:p>
-    <w:p>
-      <w:pPr>
-        <w:keepNext w:val="0"/>
-        <w:keepLines w:val="0"/>
-        <w:pageBreakBefore w:val="0"/>
-        <w:widowControl w:val="0"/>
-        <w:pBdr>
-          <w:top w:space="0" w:sz="0" w:val="nil"/>
-          <w:left w:space="0" w:sz="0" w:val="nil"/>
-          <w:bottom w:space="0" w:sz="0" w:val="nil"/>
-          <w:right w:space="0" w:sz="0" w:val="nil"/>
-          <w:between w:space="0" w:sz="0" w:val="nil"/>
-        </w:pBdr>
-        <w:shd w:fill="auto" w:val="clear"/>
-        <w:spacing w:after="0" w:before="0" w:line="240" w:lineRule="auto"/>
-        <w:ind w:left="0" w:right="0" w:firstLine="0"/>
-        <w:jc w:val="left"/>
-        <w:rPr>
-          <w:rFonts w:ascii="Arial" w:cs="Arial" w:eastAsia="Arial" w:hAnsi="Arial"/>
-          <w:b w:val="0"/>
-          <w:bCs w:val="0"/>
-          <w:i w:val="0"/>
-          <w:iCs w:val="0"/>
-          <w:smallCaps w:val="0"/>
-          <w:strike w:val="0"/>
-          <w:color w:val="000000"/>
-          <w:sz w:val="22"/>
-          <w:szCs w:val="22"/>
-          <w:u w:val="none"/>
-          <w:shd w:fill="auto" w:val="clear"/>
-          <w:vertAlign w:val="baseline"/>
-        </w:rPr>
-      </w:pPr>
-      <w:r>
-        <w:rPr>
-          <w:rFonts w:ascii="Arial" w:cs="Arial" w:eastAsia="Arial" w:hAnsi="Arial"/>
-          <w:b w:val="0"/>
-          <w:bCs w:val="0"/>
-          <w:i w:val="0"/>
-          <w:iCs w:val="0"/>
-          <w:smallCaps w:val="0"/>
-          <w:strike w:val="0"/>
-          <w:color w:val="000000"/>
-          <w:sz w:val="22"/>
-          <w:szCs w:val="22"/>
-          <w:u w:val="none"/>
-          <w:shd w:fill="auto" w:val="clear"/>
-          <w:vertAlign w:val="baseline"/>
-          <w:rtl w:val="0"/>
-        </w:rPr>
-        <w:t xml:space="preserve">8. **It is assumed that the system clock on the server and clients is accurate enough to manage turn timeouts and inactivity checks.**</w:t>
-      </w:r>
-    </w:p>
-    <w:p>
-      <w:pPr>
-        <w:keepNext w:val="0"/>
-        <w:keepLines w:val="0"/>
-        <w:pageBreakBefore w:val="0"/>
-        <w:widowControl w:val="0"/>
-        <w:pBdr>
-          <w:top w:space="0" w:sz="0" w:val="nil"/>
-          <w:left w:space="0" w:sz="0" w:val="nil"/>
-          <w:bottom w:space="0" w:sz="0" w:val="nil"/>
-          <w:right w:space="0" w:sz="0" w:val="nil"/>
-          <w:between w:space="0" w:sz="0" w:val="nil"/>
-        </w:pBdr>
-        <w:shd w:fill="auto" w:val="clear"/>
-        <w:spacing w:after="0" w:before="0" w:line="240" w:lineRule="auto"/>
-        <w:ind w:left="0" w:right="0" w:firstLine="0"/>
-        <w:jc w:val="left"/>
-        <w:rPr>
-          <w:rFonts w:ascii="Arial" w:cs="Arial" w:eastAsia="Arial" w:hAnsi="Arial"/>
-          <w:b w:val="0"/>
-          <w:bCs w:val="0"/>
-          <w:i w:val="0"/>
-          <w:iCs w:val="0"/>
-          <w:smallCaps w:val="0"/>
-          <w:strike w:val="0"/>
-          <w:color w:val="000000"/>
-          <w:sz w:val="22"/>
-          <w:szCs w:val="22"/>
-          <w:u w:val="none"/>
-          <w:shd w:fill="auto" w:val="clear"/>
-          <w:vertAlign w:val="baseline"/>
-        </w:rPr>
-      </w:pPr>
-      <w:r>
-        <w:rPr>
-          <w:rtl w:val="0"/>
-        </w:rPr>
-      </w:r>
-    </w:p>
-    <w:p>
-      <w:pPr>
-        <w:keepNext w:val="0"/>
-        <w:keepLines w:val="0"/>
-        <w:pageBreakBefore w:val="0"/>
-        <w:widowControl w:val="0"/>
-        <w:pBdr>
-          <w:top w:space="0" w:sz="0" w:val="nil"/>
-          <w:left w:space="0" w:sz="0" w:val="nil"/>
-          <w:bottom w:space="0" w:sz="0" w:val="nil"/>
-          <w:right w:space="0" w:sz="0" w:val="nil"/>
-          <w:between w:space="0" w:sz="0" w:val="nil"/>
-        </w:pBdr>
-        <w:shd w:fill="auto" w:val="clear"/>
-        <w:spacing w:after="0" w:before="0" w:line="240" w:lineRule="auto"/>
-        <w:ind w:left="0" w:right="0" w:firstLine="0"/>
-        <w:jc w:val="left"/>
-        <w:rPr>
-          <w:rFonts w:ascii="Arial" w:cs="Arial" w:eastAsia="Arial" w:hAnsi="Arial"/>
-          <w:b w:val="0"/>
-          <w:bCs w:val="0"/>
-          <w:i w:val="0"/>
-          <w:iCs w:val="0"/>
-          <w:smallCaps w:val="0"/>
-          <w:strike w:val="0"/>
-          <w:color w:val="000000"/>
-          <w:sz w:val="22"/>
-          <w:szCs w:val="22"/>
-          <w:u w:val="none"/>
-          <w:shd w:fill="auto" w:val="clear"/>
-          <w:vertAlign w:val="baseline"/>
-        </w:rPr>
-      </w:pPr>
-      <w:r>
-        <w:rPr>
-          <w:rFonts w:ascii="Arial" w:cs="Arial" w:eastAsia="Arial" w:hAnsi="Arial"/>
-          <w:b w:val="0"/>
-          <w:bCs w:val="0"/>
-          <w:i w:val="0"/>
-          <w:iCs w:val="0"/>
-          <w:smallCaps w:val="0"/>
-          <w:strike w:val="0"/>
-          <w:color w:val="000000"/>
-          <w:sz w:val="22"/>
-          <w:szCs w:val="22"/>
-          <w:u w:val="none"/>
-          <w:shd w:fill="auto" w:val="clear"/>
-          <w:vertAlign w:val="baseline"/>
-          <w:rtl w:val="0"/>
-        </w:rPr>
-        <w:t xml:space="preserve">9. **It is assumed that the network will have minimal packet loss to allow real-time gameplay without major delays.**</w:t>
-      </w:r>
-    </w:p>
-    <w:p>
-      <w:pPr>
-        <w:keepNext w:val="0"/>
-        <w:keepLines w:val="0"/>
-        <w:pageBreakBefore w:val="0"/>
-        <w:widowControl w:val="0"/>
-        <w:pBdr>
-          <w:top w:space="0" w:sz="0" w:val="nil"/>
-          <w:left w:space="0" w:sz="0" w:val="nil"/>
-          <w:bottom w:space="0" w:sz="0" w:val="nil"/>
-          <w:right w:space="0" w:sz="0" w:val="nil"/>
-          <w:between w:space="0" w:sz="0" w:val="nil"/>
-        </w:pBdr>
-        <w:shd w:fill="auto" w:val="clear"/>
-        <w:spacing w:after="0" w:before="0" w:line="240" w:lineRule="auto"/>
-        <w:ind w:left="0" w:right="0" w:firstLine="0"/>
-        <w:jc w:val="left"/>
-        <w:rPr>
-          <w:rFonts w:ascii="Arial" w:cs="Arial" w:eastAsia="Arial" w:hAnsi="Arial"/>
-          <w:b w:val="0"/>
-          <w:bCs w:val="0"/>
-          <w:i w:val="0"/>
-          <w:iCs w:val="0"/>
-          <w:smallCaps w:val="0"/>
-          <w:strike w:val="0"/>
-          <w:color w:val="000000"/>
-          <w:sz w:val="22"/>
-          <w:szCs w:val="22"/>
-          <w:u w:val="none"/>
-          <w:shd w:fill="auto" w:val="clear"/>
-          <w:vertAlign w:val="baseline"/>
-        </w:rPr>
-      </w:pPr>
-      <w:r>
-        <w:rPr>
-          <w:rtl w:val="0"/>
-        </w:rPr>
-      </w:r>
-    </w:p>
-    <w:p>
-      <w:pPr>
-        <w:keepNext w:val="0"/>
-        <w:keepLines w:val="0"/>
-        <w:pageBreakBefore w:val="0"/>
-        <w:widowControl w:val="0"/>
-        <w:pBdr>
-          <w:top w:space="0" w:sz="0" w:val="nil"/>
-          <w:left w:space="0" w:sz="0" w:val="nil"/>
-          <w:bottom w:space="0" w:sz="0" w:val="nil"/>
-          <w:right w:space="0" w:sz="0" w:val="nil"/>
-          <w:between w:space="0" w:sz="0" w:val="nil"/>
-        </w:pBdr>
-        <w:shd w:fill="auto" w:val="clear"/>
-        <w:spacing w:after="0" w:before="0" w:line="240" w:lineRule="auto"/>
-        <w:ind w:left="0" w:right="0" w:firstLine="0"/>
-        <w:jc w:val="left"/>
-        <w:rPr>
-          <w:rFonts w:ascii="Arial" w:cs="Arial" w:eastAsia="Arial" w:hAnsi="Arial"/>
-          <w:b w:val="0"/>
-          <w:bCs w:val="0"/>
-          <w:i w:val="0"/>
-          <w:iCs w:val="0"/>
-          <w:smallCaps w:val="0"/>
-          <w:strike w:val="0"/>
-          <w:color w:val="000000"/>
-          <w:sz w:val="22"/>
-          <w:szCs w:val="22"/>
-          <w:u w:val="none"/>
-          <w:shd w:fill="auto" w:val="clear"/>
-          <w:vertAlign w:val="baseline"/>
-        </w:rPr>
-      </w:pPr>
-      <w:r>
-        <w:rPr>
-          <w:rFonts w:ascii="Arial" w:cs="Arial" w:eastAsia="Arial" w:hAnsi="Arial"/>
-          <w:b w:val="0"/>
-          <w:bCs w:val="0"/>
-          <w:i w:val="0"/>
-          <w:iCs w:val="0"/>
-          <w:smallCaps w:val="0"/>
-          <w:strike w:val="0"/>
-          <w:color w:val="000000"/>
-          <w:sz w:val="22"/>
-          <w:szCs w:val="22"/>
-          <w:u w:val="none"/>
-          <w:shd w:fill="auto" w:val="clear"/>
-          <w:vertAlign w:val="baseline"/>
-          <w:rtl w:val="0"/>
-        </w:rPr>
-        <w:t xml:space="preserve">10. **It is assumed that users will manually exit the client application properly, or the server will handle disconnections gracefully.**</w:t>
-      </w:r>
-    </w:p>
-    <w:p>
-      <w:pPr>
-        <w:keepNext w:val="0"/>
-        <w:keepLines w:val="0"/>
-        <w:pageBreakBefore w:val="0"/>
-        <w:widowControl w:val="0"/>
-        <w:pBdr>
-          <w:top w:space="0" w:sz="0" w:val="nil"/>
-          <w:left w:space="0" w:sz="0" w:val="nil"/>
-          <w:bottom w:space="0" w:sz="0" w:val="nil"/>
-          <w:right w:space="0" w:sz="0" w:val="nil"/>
-          <w:between w:space="0" w:sz="0" w:val="nil"/>
-        </w:pBdr>
-        <w:shd w:fill="auto" w:val="clear"/>
-        <w:spacing w:after="0" w:before="0" w:line="240" w:lineRule="auto"/>
-        <w:ind w:left="0" w:right="0" w:firstLine="0"/>
-        <w:jc w:val="left"/>
-        <w:rPr>
-          <w:rFonts w:ascii="Arial" w:cs="Arial" w:eastAsia="Arial" w:hAnsi="Arial"/>
-          <w:b w:val="0"/>
-          <w:bCs w:val="0"/>
-          <w:i w:val="0"/>
-          <w:iCs w:val="0"/>
-          <w:smallCaps w:val="0"/>
-          <w:strike w:val="0"/>
-          <w:color w:val="000000"/>
-          <w:sz w:val="22"/>
-          <w:szCs w:val="22"/>
-          <w:u w:val="none"/>
-          <w:shd w:fill="auto" w:val="clear"/>
-          <w:vertAlign w:val="baseline"/>
-        </w:rPr>
-      </w:pPr>
-      <w:r>
-        <w:rPr>
-          <w:rtl w:val="0"/>
-        </w:rPr>
-      </w:r>
-    </w:p>
-    <w:p>
-      <w:pPr>
-        <w:keepNext w:val="0"/>
-        <w:keepLines w:val="0"/>
-        <w:pageBreakBefore w:val="0"/>
-        <w:widowControl w:val="0"/>
-        <w:pBdr>
-          <w:top w:space="0" w:sz="0" w:val="nil"/>
-          <w:left w:space="0" w:sz="0" w:val="nil"/>
-          <w:bottom w:space="0" w:sz="0" w:val="nil"/>
-          <w:right w:space="0" w:sz="0" w:val="nil"/>
-          <w:between w:space="0" w:sz="0" w:val="nil"/>
-        </w:pBdr>
-        <w:shd w:fill="auto" w:val="clear"/>
-        <w:spacing w:after="0" w:before="0" w:line="240" w:lineRule="auto"/>
-        <w:ind w:left="0" w:right="0" w:firstLine="0"/>
-        <w:jc w:val="left"/>
-        <w:rPr>
-          <w:rFonts w:ascii="Arial" w:cs="Arial" w:eastAsia="Arial" w:hAnsi="Arial"/>
-          <w:b w:val="0"/>
-          <w:bCs w:val="0"/>
-          <w:i w:val="0"/>
-          <w:iCs w:val="0"/>
-          <w:smallCaps w:val="0"/>
-          <w:strike w:val="0"/>
-          <w:color w:val="000000"/>
-          <w:sz w:val="22"/>
-          <w:szCs w:val="22"/>
-          <w:u w:val="none"/>
-          <w:shd w:fill="auto" w:val="clear"/>
-          <w:vertAlign w:val="baseline"/>
-        </w:rPr>
-      </w:pPr>
-      <w:r>
-        <w:rPr>
-          <w:rFonts w:ascii="Arial" w:cs="Arial" w:eastAsia="Arial" w:hAnsi="Arial"/>
-          <w:b w:val="0"/>
-          <w:bCs w:val="0"/>
-          <w:i w:val="0"/>
-          <w:iCs w:val="0"/>
-          <w:smallCaps w:val="0"/>
-          <w:strike w:val="0"/>
-          <w:color w:val="000000"/>
-          <w:sz w:val="22"/>
-          <w:szCs w:val="22"/>
-          <w:u w:val="none"/>
-          <w:shd w:fill="auto" w:val="clear"/>
-          <w:vertAlign w:val="baseline"/>
-          <w:rtl w:val="0"/>
-        </w:rPr>
-        <w:t xml:space="preserve">---</w:t>
-      </w:r>
-    </w:p>
-    <w:p>
-      <w:pPr>
-        <w:keepNext w:val="0"/>
-        <w:keepLines w:val="0"/>
-        <w:pageBreakBefore w:val="0"/>
-        <w:widowControl w:val="0"/>
-        <w:pBdr>
-          <w:top w:space="0" w:sz="0" w:val="nil"/>
-          <w:left w:space="0" w:sz="0" w:val="nil"/>
-          <w:bottom w:space="0" w:sz="0" w:val="nil"/>
-          <w:right w:space="0" w:sz="0" w:val="nil"/>
-          <w:between w:space="0" w:sz="0" w:val="nil"/>
-        </w:pBdr>
-        <w:shd w:fill="auto" w:val="clear"/>
-        <w:spacing w:after="0" w:before="0" w:line="240" w:lineRule="auto"/>
-        <w:ind w:left="0" w:right="0" w:firstLine="0"/>
-        <w:jc w:val="left"/>
-        <w:rPr>
-          <w:rFonts w:ascii="Arial" w:cs="Arial" w:eastAsia="Arial" w:hAnsi="Arial"/>
-          <w:b w:val="0"/>
-          <w:bCs w:val="0"/>
-          <w:i w:val="0"/>
-          <w:iCs w:val="0"/>
-          <w:smallCaps w:val="0"/>
-          <w:strike w:val="0"/>
-          <w:color w:val="000000"/>
-          <w:sz w:val="22"/>
-          <w:szCs w:val="22"/>
-          <w:u w:val="none"/>
-          <w:shd w:fill="auto" w:val="clear"/>
-          <w:vertAlign w:val="baseline"/>
-        </w:rPr>
-      </w:pPr>
-      <w:r>
-        <w:rPr>
-          <w:rtl w:val="0"/>
-        </w:rPr>
-      </w:r>
-    </w:p>
-    <w:p>
-      <w:pPr>
-        <w:keepNext w:val="0"/>
-        <w:keepLines w:val="0"/>
-        <w:pageBreakBefore w:val="0"/>
-        <w:widowControl w:val="0"/>
-        <w:pBdr>
-          <w:top w:space="0" w:sz="0" w:val="nil"/>
-          <w:left w:space="0" w:sz="0" w:val="nil"/>
-          <w:bottom w:space="0" w:sz="0" w:val="nil"/>
-          <w:right w:space="0" w:sz="0" w:val="nil"/>
-          <w:between w:space="0" w:sz="0" w:val="nil"/>
-        </w:pBdr>
-        <w:shd w:fill="auto" w:val="clear"/>
-        <w:spacing w:after="0" w:before="0" w:line="240" w:lineRule="auto"/>
-        <w:ind w:left="0" w:right="0" w:firstLine="0"/>
-        <w:jc w:val="left"/>
-        <w:rPr>
-          <w:rFonts w:ascii="Arial" w:cs="Arial" w:eastAsia="Arial" w:hAnsi="Arial"/>
-          <w:b w:val="0"/>
-          <w:bCs w:val="0"/>
-          <w:i w:val="0"/>
-          <w:iCs w:val="0"/>
-          <w:smallCaps w:val="0"/>
-          <w:strike w:val="0"/>
-          <w:color w:val="000000"/>
-          <w:sz w:val="22"/>
-          <w:szCs w:val="22"/>
-          <w:u w:val="none"/>
-          <w:shd w:fill="auto" w:val="clear"/>
-          <w:vertAlign w:val="baseline"/>
-        </w:rPr>
-      </w:pPr>
-      <w:r>
-        <w:rPr>
-          <w:rFonts w:ascii="Arial" w:cs="Arial" w:eastAsia="Arial" w:hAnsi="Arial"/>
-          <w:b w:val="0"/>
-          <w:bCs w:val="0"/>
-          <w:i w:val="0"/>
-          <w:iCs w:val="0"/>
-          <w:smallCaps w:val="0"/>
-          <w:strike w:val="0"/>
-          <w:color w:val="000000"/>
-          <w:sz w:val="22"/>
-          <w:szCs w:val="22"/>
-          <w:u w:val="none"/>
-          <w:shd w:fill="auto" w:val="clear"/>
-          <w:vertAlign w:val="baseline"/>
-          <w:rtl w:val="0"/>
-        </w:rPr>
-        <w:t xml:space="preserve">### Key notes:</w:t>
-      </w:r>
-    </w:p>
-    <w:p>
-      <w:pPr>
-        <w:keepNext w:val="0"/>
-        <w:keepLines w:val="0"/>
-        <w:pageBreakBefore w:val="0"/>
-        <w:widowControl w:val="0"/>
-        <w:pBdr>
-          <w:top w:space="0" w:sz="0" w:val="nil"/>
-          <w:left w:space="0" w:sz="0" w:val="nil"/>
-          <w:bottom w:space="0" w:sz="0" w:val="nil"/>
-          <w:right w:space="0" w:sz="0" w:val="nil"/>
-          <w:between w:space="0" w:sz="0" w:val="nil"/>
-        </w:pBdr>
-        <w:shd w:fill="auto" w:val="clear"/>
-        <w:spacing w:after="0" w:before="0" w:line="240" w:lineRule="auto"/>
-        <w:ind w:left="0" w:right="0" w:firstLine="0"/>
-        <w:jc w:val="left"/>
-        <w:rPr>
-          <w:rFonts w:ascii="Arial" w:cs="Arial" w:eastAsia="Arial" w:hAnsi="Arial"/>
-          <w:b w:val="0"/>
-          <w:bCs w:val="0"/>
-          <w:i w:val="0"/>
-          <w:iCs w:val="0"/>
-          <w:smallCaps w:val="0"/>
-          <w:strike w:val="0"/>
-          <w:color w:val="000000"/>
-          <w:sz w:val="22"/>
-          <w:szCs w:val="22"/>
-          <w:u w:val="none"/>
-          <w:shd w:fill="auto" w:val="clear"/>
-          <w:vertAlign w:val="baseline"/>
-        </w:rPr>
-      </w:pPr>
-      <w:r>
-        <w:rPr>
-          <w:rtl w:val="0"/>
-        </w:rPr>
-      </w:r>
-    </w:p>
-    <w:p>
-      <w:pPr>
-        <w:keepNext w:val="0"/>
-        <w:keepLines w:val="0"/>
-        <w:pageBreakBefore w:val="0"/>
-        <w:widowControl w:val="0"/>
-        <w:pBdr>
-          <w:top w:space="0" w:sz="0" w:val="nil"/>
-          <w:left w:space="0" w:sz="0" w:val="nil"/>
-          <w:bottom w:space="0" w:sz="0" w:val="nil"/>
-          <w:right w:space="0" w:sz="0" w:val="nil"/>
-          <w:between w:space="0" w:sz="0" w:val="nil"/>
-        </w:pBdr>
-        <w:shd w:fill="auto" w:val="clear"/>
-        <w:spacing w:after="0" w:before="0" w:line="240" w:lineRule="auto"/>
-        <w:ind w:left="0" w:right="0" w:firstLine="0"/>
-        <w:jc w:val="left"/>
-        <w:rPr>
-          <w:rFonts w:ascii="Arial" w:cs="Arial" w:eastAsia="Arial" w:hAnsi="Arial"/>
-          <w:b w:val="0"/>
-          <w:bCs w:val="0"/>
-          <w:i w:val="0"/>
-          <w:iCs w:val="0"/>
-          <w:smallCaps w:val="0"/>
-          <w:strike w:val="0"/>
-          <w:color w:val="000000"/>
-          <w:sz w:val="22"/>
-          <w:szCs w:val="22"/>
-          <w:u w:val="none"/>
-          <w:shd w:fill="auto" w:val="clear"/>
-          <w:vertAlign w:val="baseline"/>
-        </w:rPr>
-      </w:pPr>
-      <w:r>
-        <w:rPr>
-          <w:rFonts w:ascii="Arial" w:cs="Arial" w:eastAsia="Arial" w:hAnsi="Arial"/>
-          <w:b w:val="0"/>
-          <w:bCs w:val="0"/>
-          <w:i w:val="0"/>
-          <w:iCs w:val="0"/>
-          <w:smallCaps w:val="0"/>
-          <w:strike w:val="0"/>
-          <w:color w:val="000000"/>
-          <w:sz w:val="22"/>
-          <w:szCs w:val="22"/>
-          <w:u w:val="none"/>
-          <w:shd w:fill="auto" w:val="clear"/>
-          <w:vertAlign w:val="baseline"/>
-          <w:rtl w:val="0"/>
-        </w:rPr>
-        <w:t xml:space="preserve">* These are **not rules enforced by the system** — they are things the system depends on or assumes about the environment or user.</w:t>
-      </w:r>
-    </w:p>
-    <w:p>
-      <w:pPr>
-        <w:keepNext w:val="0"/>
-        <w:keepLines w:val="0"/>
-        <w:pageBreakBefore w:val="0"/>
-        <w:widowControl w:val="0"/>
-        <w:pBdr>
-          <w:top w:space="0" w:sz="0" w:val="nil"/>
-          <w:left w:space="0" w:sz="0" w:val="nil"/>
-          <w:bottom w:space="0" w:sz="0" w:val="nil"/>
-          <w:right w:space="0" w:sz="0" w:val="nil"/>
-          <w:between w:space="0" w:sz="0" w:val="nil"/>
-        </w:pBdr>
-        <w:shd w:fill="auto" w:val="clear"/>
-        <w:spacing w:after="0" w:before="0" w:line="240" w:lineRule="auto"/>
-        <w:ind w:left="0" w:right="0" w:firstLine="0"/>
-        <w:jc w:val="left"/>
-        <w:rPr>
-          <w:rFonts w:ascii="Arial" w:cs="Arial" w:eastAsia="Arial" w:hAnsi="Arial"/>
-          <w:b w:val="0"/>
-          <w:bCs w:val="0"/>
-          <w:i w:val="0"/>
-          <w:iCs w:val="0"/>
-          <w:smallCaps w:val="0"/>
-          <w:strike w:val="0"/>
-          <w:color w:val="000000"/>
-          <w:sz w:val="22"/>
-          <w:szCs w:val="22"/>
-          <w:u w:val="none"/>
-          <w:shd w:fill="auto" w:val="clear"/>
-          <w:vertAlign w:val="baseline"/>
-        </w:rPr>
-      </w:pPr>
-      <w:r>
-        <w:rPr>
-          <w:rFonts w:ascii="Arial" w:cs="Arial" w:eastAsia="Arial" w:hAnsi="Arial"/>
-          <w:b w:val="0"/>
-          <w:bCs w:val="0"/>
-          <w:i w:val="0"/>
-          <w:iCs w:val="0"/>
-          <w:smallCaps w:val="0"/>
-          <w:strike w:val="0"/>
-          <w:color w:val="000000"/>
-          <w:sz w:val="22"/>
-          <w:szCs w:val="22"/>
-          <w:u w:val="none"/>
-          <w:shd w:fill="auto" w:val="clear"/>
-          <w:vertAlign w:val="baseline"/>
-          <w:rtl w:val="0"/>
-        </w:rPr>
-        <w:t xml:space="preserve">* Some are **environmental** (network, OS, hardware), some are **user behavior assumptions**.</w:t>
-      </w:r>
-    </w:p>
-    <w:p>
-      <w:pPr>
-        <w:keepNext w:val="0"/>
-        <w:keepLines w:val="0"/>
-        <w:pageBreakBefore w:val="0"/>
-        <w:widowControl w:val="0"/>
-        <w:pBdr>
-          <w:top w:space="0" w:sz="0" w:val="nil"/>
-          <w:left w:space="0" w:sz="0" w:val="nil"/>
-          <w:bottom w:space="0" w:sz="0" w:val="nil"/>
-          <w:right w:space="0" w:sz="0" w:val="nil"/>
-          <w:between w:space="0" w:sz="0" w:val="nil"/>
-        </w:pBdr>
-        <w:shd w:fill="auto" w:val="clear"/>
-        <w:spacing w:after="0" w:before="0" w:line="240" w:lineRule="auto"/>
-        <w:ind w:left="0" w:right="0" w:firstLine="0"/>
-        <w:jc w:val="left"/>
-        <w:rPr>
-          <w:rFonts w:ascii="Arial" w:cs="Arial" w:eastAsia="Arial" w:hAnsi="Arial"/>
-          <w:b w:val="0"/>
-          <w:bCs w:val="0"/>
-          <w:i w:val="0"/>
-          <w:iCs w:val="0"/>
-          <w:smallCaps w:val="0"/>
-          <w:strike w:val="0"/>
-          <w:color w:val="000000"/>
-          <w:sz w:val="22"/>
-          <w:szCs w:val="22"/>
-          <w:u w:val="none"/>
-          <w:shd w:fill="auto" w:val="clear"/>
-          <w:vertAlign w:val="baseline"/>
-        </w:rPr>
-      </w:pPr>
-      <w:r>
-        <w:rPr>
-          <w:rFonts w:ascii="Arial" w:cs="Arial" w:eastAsia="Arial" w:hAnsi="Arial"/>
-          <w:b w:val="0"/>
-          <w:bCs w:val="0"/>
-          <w:i w:val="0"/>
-          <w:iCs w:val="0"/>
-          <w:smallCaps w:val="0"/>
-          <w:strike w:val="0"/>
-          <w:color w:val="000000"/>
-          <w:sz w:val="22"/>
-          <w:szCs w:val="22"/>
-          <w:u w:val="none"/>
-          <w:shd w:fill="auto" w:val="clear"/>
-          <w:vertAlign w:val="baseline"/>
-          <w:rtl w:val="0"/>
-        </w:rPr>
-        <w:t xml:space="preserve">* This list is **professor-friendly**, concise, and covers the major points relevant t</w:t>
-      </w:r>
-    </w:p>
-  </w:comment>
-</w:comments>
 </file>
 
 <file path=word/footer1.xml><?xml version="1.0" encoding="utf-8"?>
@@ -8153,6 +7717,116 @@
   <w:abstractNum w:abstractNumId="2">
     <w:lvl w:ilvl="0">
       <w:start w:val="1"/>
+      <w:numFmt w:val="bullet"/>
+      <w:lvlText w:val="●"/>
+      <w:lvlJc w:val="left"/>
+      <w:pPr>
+        <w:ind w:left="1440" w:hanging="360"/>
+      </w:pPr>
+      <w:rPr>
+        <w:u w:val="none"/>
+      </w:rPr>
+    </w:lvl>
+    <w:lvl w:ilvl="1">
+      <w:start w:val="1"/>
+      <w:numFmt w:val="bullet"/>
+      <w:lvlText w:val="○"/>
+      <w:lvlJc w:val="left"/>
+      <w:pPr>
+        <w:ind w:left="2160" w:hanging="360"/>
+      </w:pPr>
+      <w:rPr>
+        <w:u w:val="none"/>
+      </w:rPr>
+    </w:lvl>
+    <w:lvl w:ilvl="2">
+      <w:start w:val="1"/>
+      <w:numFmt w:val="bullet"/>
+      <w:lvlText w:val="■"/>
+      <w:lvlJc w:val="left"/>
+      <w:pPr>
+        <w:ind w:left="2880" w:hanging="360"/>
+      </w:pPr>
+      <w:rPr>
+        <w:u w:val="none"/>
+      </w:rPr>
+    </w:lvl>
+    <w:lvl w:ilvl="3">
+      <w:start w:val="1"/>
+      <w:numFmt w:val="bullet"/>
+      <w:lvlText w:val="●"/>
+      <w:lvlJc w:val="left"/>
+      <w:pPr>
+        <w:ind w:left="3600" w:hanging="360"/>
+      </w:pPr>
+      <w:rPr>
+        <w:u w:val="none"/>
+      </w:rPr>
+    </w:lvl>
+    <w:lvl w:ilvl="4">
+      <w:start w:val="1"/>
+      <w:numFmt w:val="bullet"/>
+      <w:lvlText w:val="○"/>
+      <w:lvlJc w:val="left"/>
+      <w:pPr>
+        <w:ind w:left="4320" w:hanging="360"/>
+      </w:pPr>
+      <w:rPr>
+        <w:u w:val="none"/>
+      </w:rPr>
+    </w:lvl>
+    <w:lvl w:ilvl="5">
+      <w:start w:val="1"/>
+      <w:numFmt w:val="bullet"/>
+      <w:lvlText w:val="■"/>
+      <w:lvlJc w:val="left"/>
+      <w:pPr>
+        <w:ind w:left="5040" w:hanging="360"/>
+      </w:pPr>
+      <w:rPr>
+        <w:u w:val="none"/>
+      </w:rPr>
+    </w:lvl>
+    <w:lvl w:ilvl="6">
+      <w:start w:val="1"/>
+      <w:numFmt w:val="bullet"/>
+      <w:lvlText w:val="●"/>
+      <w:lvlJc w:val="left"/>
+      <w:pPr>
+        <w:ind w:left="5760" w:hanging="360"/>
+      </w:pPr>
+      <w:rPr>
+        <w:u w:val="none"/>
+      </w:rPr>
+    </w:lvl>
+    <w:lvl w:ilvl="7">
+      <w:start w:val="1"/>
+      <w:numFmt w:val="bullet"/>
+      <w:lvlText w:val="○"/>
+      <w:lvlJc w:val="left"/>
+      <w:pPr>
+        <w:ind w:left="6480" w:hanging="360"/>
+      </w:pPr>
+      <w:rPr>
+        <w:u w:val="none"/>
+      </w:rPr>
+    </w:lvl>
+    <w:lvl w:ilvl="8">
+      <w:start w:val="1"/>
+      <w:numFmt w:val="bullet"/>
+      <w:lvlText w:val="■"/>
+      <w:lvlJc w:val="left"/>
+      <w:pPr>
+        <w:ind w:left="7200" w:hanging="360"/>
+      </w:pPr>
+      <w:rPr>
+        <w:u w:val="none"/>
+      </w:rPr>
+    </w:lvl>
+  </w:abstractNum>
+  <w:abstractNum w:abstractNumId="3">
+    <w:lvl w:ilvl="0">
+      <w:start w:val="1"/>
       <w:numFmt w:val="lowerLetter"/>
       <w:lvlText w:val="%1."/>
       <w:lvlJc w:val="left"/>
@@ -8260,7 +7934,117 @@
       </w:rPr>
     </w:lvl>
   </w:abstractNum>
-  <w:abstractNum w:abstractNumId="3">
+  <w:abstractNum w:abstractNumId="4">
+    <w:lvl w:ilvl="0">
+      <w:start w:val="1"/>
+      <w:numFmt w:val="bullet"/>
+      <w:lvlText w:val="●"/>
+      <w:lvlJc w:val="left"/>
+      <w:pPr>
+        <w:ind w:left="1440" w:hanging="360"/>
+      </w:pPr>
+      <w:rPr>
+        <w:u w:val="none"/>
+      </w:rPr>
+    </w:lvl>
+    <w:lvl w:ilvl="1">
+      <w:start w:val="1"/>
+      <w:numFmt w:val="bullet"/>
+      <w:lvlText w:val="○"/>
+      <w:lvlJc w:val="left"/>
+      <w:pPr>
+        <w:ind w:left="2160" w:hanging="360"/>
+      </w:pPr>
+      <w:rPr>
+        <w:u w:val="none"/>
+      </w:rPr>
+    </w:lvl>
+    <w:lvl w:ilvl="2">
+      <w:start w:val="1"/>
+      <w:numFmt w:val="bullet"/>
+      <w:lvlText w:val="■"/>
+      <w:lvlJc w:val="left"/>
+      <w:pPr>
+        <w:ind w:left="2880" w:hanging="360"/>
+      </w:pPr>
+      <w:rPr>
+        <w:u w:val="none"/>
+      </w:rPr>
+    </w:lvl>
+    <w:lvl w:ilvl="3">
+      <w:start w:val="1"/>
+      <w:numFmt w:val="bullet"/>
+      <w:lvlText w:val="●"/>
+      <w:lvlJc w:val="left"/>
+      <w:pPr>
+        <w:ind w:left="3600" w:hanging="360"/>
+      </w:pPr>
+      <w:rPr>
+        <w:u w:val="none"/>
+      </w:rPr>
+    </w:lvl>
+    <w:lvl w:ilvl="4">
+      <w:start w:val="1"/>
+      <w:numFmt w:val="bullet"/>
+      <w:lvlText w:val="○"/>
+      <w:lvlJc w:val="left"/>
+      <w:pPr>
+        <w:ind w:left="4320" w:hanging="360"/>
+      </w:pPr>
+      <w:rPr>
+        <w:u w:val="none"/>
+      </w:rPr>
+    </w:lvl>
+    <w:lvl w:ilvl="5">
+      <w:start w:val="1"/>
+      <w:numFmt w:val="bullet"/>
+      <w:lvlText w:val="■"/>
+      <w:lvlJc w:val="left"/>
+      <w:pPr>
+        <w:ind w:left="5040" w:hanging="360"/>
+      </w:pPr>
+      <w:rPr>
+        <w:u w:val="none"/>
+      </w:rPr>
+    </w:lvl>
+    <w:lvl w:ilvl="6">
+      <w:start w:val="1"/>
+      <w:numFmt w:val="bullet"/>
+      <w:lvlText w:val="●"/>
+      <w:lvlJc w:val="left"/>
+      <w:pPr>
+        <w:ind w:left="5760" w:hanging="360"/>
+      </w:pPr>
+      <w:rPr>
+        <w:u w:val="none"/>
+      </w:rPr>
+    </w:lvl>
+    <w:lvl w:ilvl="7">
+      <w:start w:val="1"/>
+      <w:numFmt w:val="bullet"/>
+      <w:lvlText w:val="○"/>
+      <w:lvlJc w:val="left"/>
+      <w:pPr>
+        <w:ind w:left="6480" w:hanging="360"/>
+      </w:pPr>
+      <w:rPr>
+        <w:u w:val="none"/>
+      </w:rPr>
+    </w:lvl>
+    <w:lvl w:ilvl="8">
+      <w:start w:val="1"/>
+      <w:numFmt w:val="bullet"/>
+      <w:lvlText w:val="■"/>
+      <w:lvlJc w:val="left"/>
+      <w:pPr>
+        <w:ind w:left="7200" w:hanging="360"/>
+      </w:pPr>
+      <w:rPr>
+        <w:u w:val="none"/>
+      </w:rPr>
+    </w:lvl>
+  </w:abstractNum>
+  <w:abstractNum w:abstractNumId="5">
     <w:lvl w:ilvl="0">
       <w:start w:val="1"/>
       <w:numFmt w:val="lowerLetter"/>
@@ -8370,11 +8154,121 @@
       </w:rPr>
     </w:lvl>
   </w:abstractNum>
-  <w:abstractNum w:abstractNumId="4">
+  <w:abstractNum w:abstractNumId="6">
     <w:lvl w:ilvl="0">
       <w:start w:val="1"/>
-      <w:numFmt w:val="lowerLetter"/>
+      <w:numFmt w:val="decimal"/>
       <w:lvlText w:val="%1."/>
+      <w:lvlJc w:val="right"/>
+      <w:pPr>
+        <w:ind w:left="720" w:hanging="360"/>
+      </w:pPr>
+      <w:rPr>
+        <w:u w:val="none"/>
+      </w:rPr>
+    </w:lvl>
+    <w:lvl w:ilvl="1">
+      <w:start w:val="1"/>
+      <w:numFmt w:val="decimal"/>
+      <w:lvlText w:val="%1.%2."/>
+      <w:lvlJc w:val="right"/>
+      <w:pPr>
+        <w:ind w:left="1440" w:hanging="360"/>
+      </w:pPr>
+      <w:rPr>
+        <w:u w:val="none"/>
+      </w:rPr>
+    </w:lvl>
+    <w:lvl w:ilvl="2">
+      <w:start w:val="1"/>
+      <w:numFmt w:val="decimal"/>
+      <w:lvlText w:val="%1.%2.%3."/>
+      <w:lvlJc w:val="right"/>
+      <w:pPr>
+        <w:ind w:left="2160" w:hanging="360"/>
+      </w:pPr>
+      <w:rPr>
+        <w:u w:val="none"/>
+      </w:rPr>
+    </w:lvl>
+    <w:lvl w:ilvl="3">
+      <w:start w:val="1"/>
+      <w:numFmt w:val="decimal"/>
+      <w:lvlText w:val="%1.%2.%3.%4."/>
+      <w:lvlJc w:val="right"/>
+      <w:pPr>
+        <w:ind w:left="2880" w:hanging="360"/>
+      </w:pPr>
+      <w:rPr>
+        <w:u w:val="none"/>
+      </w:rPr>
+    </w:lvl>
+    <w:lvl w:ilvl="4">
+      <w:start w:val="1"/>
+      <w:numFmt w:val="decimal"/>
+      <w:lvlText w:val="%1.%2.%3.%4.%5."/>
+      <w:lvlJc w:val="right"/>
+      <w:pPr>
+        <w:ind w:left="3600" w:hanging="360"/>
+      </w:pPr>
+      <w:rPr>
+        <w:u w:val="none"/>
+      </w:rPr>
+    </w:lvl>
+    <w:lvl w:ilvl="5">
+      <w:start w:val="1"/>
+      <w:numFmt w:val="decimal"/>
+      <w:lvlText w:val="%1.%2.%3.%4.%5.%6."/>
+      <w:lvlJc w:val="right"/>
+      <w:pPr>
+        <w:ind w:left="4320" w:hanging="360"/>
+      </w:pPr>
+      <w:rPr>
+        <w:u w:val="none"/>
+      </w:rPr>
+    </w:lvl>
+    <w:lvl w:ilvl="6">
+      <w:start w:val="1"/>
+      <w:numFmt w:val="decimal"/>
+      <w:lvlText w:val="%1.%2.%3.%4.%5.%6.%7."/>
+      <w:lvlJc w:val="right"/>
+      <w:pPr>
+        <w:ind w:left="5040" w:hanging="360"/>
+      </w:pPr>
+      <w:rPr>
+        <w:u w:val="none"/>
+      </w:rPr>
+    </w:lvl>
+    <w:lvl w:ilvl="7">
+      <w:start w:val="1"/>
+      <w:numFmt w:val="decimal"/>
+      <w:lvlText w:val="%1.%2.%3.%4.%5.%6.%7.%8."/>
+      <w:lvlJc w:val="right"/>
+      <w:pPr>
+        <w:ind w:left="5760" w:hanging="360"/>
+      </w:pPr>
+      <w:rPr>
+        <w:u w:val="none"/>
+      </w:rPr>
+    </w:lvl>
+    <w:lvl w:ilvl="8">
+      <w:start w:val="1"/>
+      <w:numFmt w:val="decimal"/>
+      <w:lvlText w:val="%1.%2.%3.%4.%5.%6.%7.%8.%9."/>
+      <w:lvlJc w:val="right"/>
+      <w:pPr>
+        <w:ind w:left="6480" w:hanging="360"/>
+      </w:pPr>
+      <w:rPr>
+        <w:u w:val="none"/>
+      </w:rPr>
+    </w:lvl>
+  </w:abstractNum>
+  <w:abstractNum w:abstractNumId="7">
+    <w:lvl w:ilvl="0">
+      <w:start w:val="1"/>
+      <w:numFmt w:val="bullet"/>
+      <w:lvlText w:val="●"/>
       <w:lvlJc w:val="left"/>
       <w:pPr>
         <w:ind w:left="720" w:hanging="360"/>
@@ -8385,9 +8279,9 @@
     </w:lvl>
     <w:lvl w:ilvl="1">
       <w:start w:val="1"/>
-      <w:numFmt w:val="lowerRoman"/>
-      <w:lvlText w:val="%2."/>
-      <w:lvlJc w:val="right"/>
+      <w:numFmt w:val="bullet"/>
+      <w:lvlText w:val="○"/>
+      <w:lvlJc w:val="left"/>
       <w:pPr>
         <w:ind w:left="1440" w:hanging="360"/>
       </w:pPr>
@@ -8397,8 +8291,8 @@
     </w:lvl>
     <w:lvl w:ilvl="2">
       <w:start w:val="1"/>
-      <w:numFmt w:val="decimal"/>
-      <w:lvlText w:val="%3."/>
+      <w:numFmt w:val="bullet"/>
+      <w:lvlText w:val="■"/>
       <w:lvlJc w:val="left"/>
       <w:pPr>
         <w:ind w:left="2160" w:hanging="360"/>
@@ -8409,8 +8303,8 @@
     </w:lvl>
     <w:lvl w:ilvl="3">
       <w:start w:val="1"/>
-      <w:numFmt w:val="lowerLetter"/>
-      <w:lvlText w:val="%4."/>
+      <w:numFmt w:val="bullet"/>
+      <w:lvlText w:val="●"/>
       <w:lvlJc w:val="left"/>
       <w:pPr>
         <w:ind w:left="2880" w:hanging="360"/>
@@ -8421,9 +8315,9 @@
     </w:lvl>
     <w:lvl w:ilvl="4">
       <w:start w:val="1"/>
-      <w:numFmt w:val="lowerRoman"/>
-      <w:lvlText w:val="%5."/>
-      <w:lvlJc w:val="right"/>
+      <w:numFmt w:val="bullet"/>
+      <w:lvlText w:val="○"/>
+      <w:lvlJc w:val="left"/>
       <w:pPr>
         <w:ind w:left="3600" w:hanging="360"/>
       </w:pPr>
@@ -8433,8 +8327,8 @@
     </w:lvl>
     <w:lvl w:ilvl="5">
       <w:start w:val="1"/>
-      <w:numFmt w:val="decimal"/>
-      <w:lvlText w:val="%6."/>
+      <w:numFmt w:val="bullet"/>
+      <w:lvlText w:val="■"/>
       <w:lvlJc w:val="left"/>
       <w:pPr>
         <w:ind w:left="4320" w:hanging="360"/>
@@ -8445,8 +8339,8 @@
     </w:lvl>
     <w:lvl w:ilvl="6">
       <w:start w:val="1"/>
-      <w:numFmt w:val="lowerLetter"/>
-      <w:lvlText w:val="%7."/>
+      <w:numFmt w:val="bullet"/>
+      <w:lvlText w:val="●"/>
       <w:lvlJc w:val="left"/>
       <w:pPr>
         <w:ind w:left="5040" w:hanging="360"/>
@@ -8457,9 +8351,9 @@
     </w:lvl>
     <w:lvl w:ilvl="7">
       <w:start w:val="1"/>
-      <w:numFmt w:val="lowerRoman"/>
-      <w:lvlText w:val="%8."/>
-      <w:lvlJc w:val="right"/>
+      <w:numFmt w:val="bullet"/>
+      <w:lvlText w:val="○"/>
+      <w:lvlJc w:val="left"/>
       <w:pPr>
         <w:ind w:left="5760" w:hanging="360"/>
       </w:pPr>
@@ -8469,8 +8363,8 @@
     </w:lvl>
     <w:lvl w:ilvl="8">
       <w:start w:val="1"/>
-      <w:numFmt w:val="decimal"/>
-      <w:lvlText w:val="%9."/>
+      <w:numFmt w:val="bullet"/>
+      <w:lvlText w:val="■"/>
       <w:lvlJc w:val="left"/>
       <w:pPr>
         <w:ind w:left="6480" w:hanging="360"/>
@@ -8480,7 +8374,7 @@
       </w:rPr>
     </w:lvl>
   </w:abstractNum>
-  <w:abstractNum w:abstractNumId="5">
+  <w:abstractNum w:abstractNumId="8">
     <w:lvl w:ilvl="0">
       <w:start w:val="1"/>
       <w:numFmt w:val="bullet"/>
@@ -8590,12 +8484,12 @@
       </w:rPr>
     </w:lvl>
   </w:abstractNum>
-  <w:abstractNum w:abstractNumId="6">
+  <w:abstractNum w:abstractNumId="9">
     <w:lvl w:ilvl="0">
       <w:start w:val="1"/>
-      <w:numFmt w:val="lowerLetter"/>
+      <w:numFmt w:val="decimal"/>
       <w:lvlText w:val="%1."/>
-      <w:lvlJc w:val="left"/>
+      <w:lvlJc w:val="right"/>
       <w:pPr>
         <w:ind w:left="720" w:hanging="360"/>
       </w:pPr>
@@ -8605,8 +8499,8 @@
     </w:lvl>
     <w:lvl w:ilvl="1">
       <w:start w:val="1"/>
-      <w:numFmt w:val="lowerRoman"/>
-      <w:lvlText w:val="%2."/>
+      <w:numFmt w:val="decimal"/>
+      <w:lvlText w:val="%1.%2."/>
       <w:lvlJc w:val="right"/>
       <w:pPr>
         <w:ind w:left="1440" w:hanging="360"/>
@@ -8618,8 +8512,8 @@
     <w:lvl w:ilvl="2">
       <w:start w:val="1"/>
       <w:numFmt w:val="decimal"/>
-      <w:lvlText w:val="%3."/>
-      <w:lvlJc w:val="left"/>
+      <w:lvlText w:val="%1.%2.%3."/>
+      <w:lvlJc w:val="right"/>
       <w:pPr>
         <w:ind w:left="2160" w:hanging="360"/>
       </w:pPr>
@@ -8629,9 +8523,9 @@
     </w:lvl>
     <w:lvl w:ilvl="3">
       <w:start w:val="1"/>
-      <w:numFmt w:val="lowerLetter"/>
-      <w:lvlText w:val="%4."/>
-      <w:lvlJc w:val="left"/>
+      <w:numFmt w:val="decimal"/>
+      <w:lvlText w:val="%1.%2.%3.%4."/>
+      <w:lvlJc w:val="right"/>
       <w:pPr>
         <w:ind w:left="2880" w:hanging="360"/>
       </w:pPr>
@@ -8641,8 +8535,8 @@
     </w:lvl>
     <w:lvl w:ilvl="4">
       <w:start w:val="1"/>
-      <w:numFmt w:val="lowerRoman"/>
-      <w:lvlText w:val="%5."/>
+      <w:numFmt w:val="decimal"/>
+      <w:lvlText w:val="%1.%2.%3.%4.%5."/>
       <w:lvlJc w:val="right"/>
       <w:pPr>
         <w:ind w:left="3600" w:hanging="360"/>
@@ -8654,8 +8548,8 @@
     <w:lvl w:ilvl="5">
       <w:start w:val="1"/>
       <w:numFmt w:val="decimal"/>
-      <w:lvlText w:val="%6."/>
-      <w:lvlJc w:val="left"/>
+      <w:lvlText w:val="%1.%2.%3.%4.%5.%6."/>
+      <w:lvlJc w:val="right"/>
       <w:pPr>
         <w:ind w:left="4320" w:hanging="360"/>
       </w:pPr>
@@ -8665,9 +8559,9 @@
     </w:lvl>
     <w:lvl w:ilvl="6">
       <w:start w:val="1"/>
-      <w:numFmt w:val="lowerLetter"/>
-      <w:lvlText w:val="%7."/>
-      <w:lvlJc w:val="left"/>
+      <w:numFmt w:val="decimal"/>
+      <w:lvlText w:val="%1.%2.%3.%4.%5.%6.%7."/>
+      <w:lvlJc w:val="right"/>
       <w:pPr>
         <w:ind w:left="5040" w:hanging="360"/>
       </w:pPr>
@@ -8677,8 +8571,8 @@
     </w:lvl>
     <w:lvl w:ilvl="7">
       <w:start w:val="1"/>
-      <w:numFmt w:val="lowerRoman"/>
-      <w:lvlText w:val="%8."/>
+      <w:numFmt w:val="decimal"/>
+      <w:lvlText w:val="%1.%2.%3.%4.%5.%6.%7.%8."/>
       <w:lvlJc w:val="right"/>
       <w:pPr>
         <w:ind w:left="5760" w:hanging="360"/>
@@ -8690,8 +8584,8 @@
     <w:lvl w:ilvl="8">
       <w:start w:val="1"/>
       <w:numFmt w:val="decimal"/>
-      <w:lvlText w:val="%9."/>
-      <w:lvlJc w:val="left"/>
+      <w:lvlText w:val="%1.%2.%3.%4.%5.%6.%7.%8.%9."/>
+      <w:lvlJc w:val="right"/>
       <w:pPr>
         <w:ind w:left="6480" w:hanging="360"/>
       </w:pPr>
@@ -8700,12 +8594,12 @@
       </w:rPr>
     </w:lvl>
   </w:abstractNum>
-  <w:abstractNum w:abstractNumId="7">
+  <w:abstractNum w:abstractNumId="10">
     <w:lvl w:ilvl="0">
       <w:start w:val="1"/>
-      <w:numFmt w:val="lowerLetter"/>
+      <w:numFmt w:val="decimal"/>
       <w:lvlText w:val="%1."/>
-      <w:lvlJc w:val="left"/>
+      <w:lvlJc w:val="right"/>
       <w:pPr>
         <w:ind w:left="720" w:hanging="360"/>
       </w:pPr>
@@ -8715,8 +8609,8 @@
     </w:lvl>
     <w:lvl w:ilvl="1">
       <w:start w:val="1"/>
-      <w:numFmt w:val="lowerRoman"/>
-      <w:lvlText w:val="%2."/>
+      <w:numFmt w:val="decimal"/>
+      <w:lvlText w:val="%1.%2."/>
       <w:lvlJc w:val="right"/>
       <w:pPr>
         <w:ind w:left="1440" w:hanging="360"/>
@@ -8728,8 +8622,8 @@
     <w:lvl w:ilvl="2">
       <w:start w:val="1"/>
       <w:numFmt w:val="decimal"/>
-      <w:lvlText w:val="%3."/>
-      <w:lvlJc w:val="left"/>
+      <w:lvlText w:val="%1.%2.%3."/>
+      <w:lvlJc w:val="right"/>
       <w:pPr>
         <w:ind w:left="2160" w:hanging="360"/>
       </w:pPr>
@@ -8739,9 +8633,9 @@
     </w:lvl>
     <w:lvl w:ilvl="3">
       <w:start w:val="1"/>
-      <w:numFmt w:val="lowerLetter"/>
-      <w:lvlText w:val="%4."/>
-      <w:lvlJc w:val="left"/>
+      <w:numFmt w:val="decimal"/>
+      <w:lvlText w:val="%1.%2.%3.%4."/>
+      <w:lvlJc w:val="right"/>
       <w:pPr>
         <w:ind w:left="2880" w:hanging="360"/>
       </w:pPr>
@@ -8751,8 +8645,8 @@
     </w:lvl>
     <w:lvl w:ilvl="4">
       <w:start w:val="1"/>
-      <w:numFmt w:val="lowerRoman"/>
-      <w:lvlText w:val="%5."/>
+      <w:numFmt w:val="decimal"/>
+      <w:lvlText w:val="%1.%2.%3.%4.%5."/>
       <w:lvlJc w:val="right"/>
       <w:pPr>
         <w:ind w:left="3600" w:hanging="360"/>
@@ -8764,8 +8658,8 @@
     <w:lvl w:ilvl="5">
       <w:start w:val="1"/>
       <w:numFmt w:val="decimal"/>
-      <w:lvlText w:val="%6."/>
-      <w:lvlJc w:val="left"/>
+      <w:lvlText w:val="%1.%2.%3.%4.%5.%6."/>
+      <w:lvlJc w:val="right"/>
       <w:pPr>
         <w:ind w:left="4320" w:hanging="360"/>
       </w:pPr>
@@ -8775,9 +8669,9 @@
     </w:lvl>
     <w:lvl w:ilvl="6">
       <w:start w:val="1"/>
-      <w:numFmt w:val="lowerLetter"/>
-      <w:lvlText w:val="%7."/>
-      <w:lvlJc w:val="left"/>
+      <w:numFmt w:val="decimal"/>
+      <w:lvlText w:val="%1.%2.%3.%4.%5.%6.%7."/>
+      <w:lvlJc w:val="right"/>
       <w:pPr>
         <w:ind w:left="5040" w:hanging="360"/>
       </w:pPr>
@@ -8787,8 +8681,8 @@
     </w:lvl>
     <w:lvl w:ilvl="7">
       <w:start w:val="1"/>
-      <w:numFmt w:val="lowerRoman"/>
-      <w:lvlText w:val="%8."/>
+      <w:numFmt w:val="decimal"/>
+      <w:lvlText w:val="%1.%2.%3.%4.%5.%6.%7.%8."/>
       <w:lvlJc w:val="right"/>
       <w:pPr>
         <w:ind w:left="5760" w:hanging="360"/>
@@ -8800,8 +8694,8 @@
     <w:lvl w:ilvl="8">
       <w:start w:val="1"/>
       <w:numFmt w:val="decimal"/>
-      <w:lvlText w:val="%9."/>
-      <w:lvlJc w:val="left"/>
+      <w:lvlText w:val="%1.%2.%3.%4.%5.%6.%7.%8.%9."/>
+      <w:lvlJc w:val="right"/>
       <w:pPr>
         <w:ind w:left="6480" w:hanging="360"/>
       </w:pPr>
@@ -8810,7 +8704,7 @@
       </w:rPr>
     </w:lvl>
   </w:abstractNum>
-  <w:abstractNum w:abstractNumId="8">
+  <w:abstractNum w:abstractNumId="11">
     <w:lvl w:ilvl="0">
       <w:start w:val="1"/>
       <w:numFmt w:val="lowerLetter"/>
@@ -8943,6 +8837,15 @@
   </w:num>
   <w:num w:numId="8">
     <w:abstractNumId w:val="8"/>
+  </w:num>
+  <w:num w:numId="9">
+    <w:abstractNumId w:val="9"/>
+  </w:num>
+  <w:num w:numId="10">
+    <w:abstractNumId w:val="10"/>
+  </w:num>
+  <w:num w:numId="11">
+    <w:abstractNumId w:val="11"/>
   </w:num>
 </w:numbering>
 </file>

--- a/SRS.docx
+++ b/SRS.docx
@@ -816,7 +816,7 @@
                 <w:szCs w:val="20"/>
                 <w:rtl w:val="0"/>
               </w:rPr>
-              <w:t xml:space="preserve">Nikki O.</w:t>
+              <w:t xml:space="preserve">Nikki Ong</w:t>
             </w:r>
           </w:p>
         </w:tc>
@@ -980,9 +980,17 @@
                 <w:rFonts w:ascii="Times New Roman" w:cs="Times New Roman" w:eastAsia="Times New Roman" w:hAnsi="Times New Roman"/>
                 <w:sz w:val="20"/>
                 <w:szCs w:val="20"/>
-                <w:u w:val="single"/>
               </w:rPr>
             </w:pPr>
+            <w:r>
+              <w:rPr>
+                <w:rFonts w:ascii="Times New Roman" w:cs="Times New Roman" w:eastAsia="Times New Roman" w:hAnsi="Times New Roman"/>
+                <w:sz w:val="20"/>
+                <w:szCs w:val="20"/>
+                <w:rtl w:val="0"/>
+              </w:rPr>
+              <w:t xml:space="preserve">03/02/2026</w:t>
+            </w:r>
             <w:r>
               <w:rPr>
                 <w:rtl w:val="0"/>
@@ -1012,6 +1020,15 @@
             </w:pPr>
             <w:r>
               <w:rPr>
+                <w:rFonts w:ascii="Times New Roman" w:cs="Times New Roman" w:eastAsia="Times New Roman" w:hAnsi="Times New Roman"/>
+                <w:sz w:val="20"/>
+                <w:szCs w:val="20"/>
+                <w:rtl w:val="0"/>
+              </w:rPr>
+              <w:t xml:space="preserve">1.3</w:t>
+            </w:r>
+            <w:r>
+              <w:rPr>
                 <w:rtl w:val="0"/>
               </w:rPr>
             </w:r>
@@ -1039,8 +1056,12 @@
             </w:pPr>
             <w:r>
               <w:rPr>
+                <w:rFonts w:ascii="Times New Roman" w:cs="Times New Roman" w:eastAsia="Times New Roman" w:hAnsi="Times New Roman"/>
+                <w:sz w:val="20"/>
+                <w:szCs w:val="20"/>
                 <w:rtl w:val="0"/>
               </w:rPr>
+              <w:t xml:space="preserve">Added Assumptions, Scope, Product Perspective &amp; Architecture</w:t>
             </w:r>
           </w:p>
         </w:tc>
@@ -1067,8 +1088,12 @@
             </w:pPr>
             <w:r>
               <w:rPr>
+                <w:rFonts w:ascii="Times New Roman" w:cs="Times New Roman" w:eastAsia="Times New Roman" w:hAnsi="Times New Roman"/>
+                <w:sz w:val="20"/>
+                <w:szCs w:val="20"/>
                 <w:rtl w:val="0"/>
               </w:rPr>
+              <w:t xml:space="preserve">Tochi Ezeife</w:t>
             </w:r>
           </w:p>
         </w:tc>
@@ -2824,22 +2849,7 @@
     <w:p>
       <w:pPr>
         <w:ind w:left="0" w:right="0" w:firstLine="0"/>
-        <w:rPr>
-          <w:rFonts w:ascii="Times New Roman" w:cs="Times New Roman" w:eastAsia="Times New Roman" w:hAnsi="Times New Roman"/>
-          <w:sz w:val="39"/>
-          <w:szCs w:val="39"/>
-        </w:rPr>
-      </w:pPr>
-      <w:r>
-        <w:rPr>
-          <w:rtl w:val="0"/>
-        </w:rPr>
-      </w:r>
-    </w:p>
-    <w:p>
-      <w:pPr>
-        <w:ind w:left="0" w:right="0" w:firstLine="0"/>
-        <w:jc w:val="center"/>
+        <w:jc w:val="left"/>
         <w:rPr>
           <w:rFonts w:ascii="Times New Roman" w:cs="Times New Roman" w:eastAsia="Times New Roman" w:hAnsi="Times New Roman"/>
           <w:sz w:val="41"/>
@@ -3075,34 +3085,2122 @@
       <w:pPr>
         <w:numPr>
           <w:ilvl w:val="0"/>
+          <w:numId w:val="13"/>
+        </w:numPr>
+        <w:spacing w:after="0" w:afterAutospacing="0" w:before="240" w:lineRule="auto"/>
+        <w:ind w:left="0" w:right="0" w:firstLine="0"/>
+        <w:rPr>
+          <w:rFonts w:ascii="Times New Roman" w:cs="Times New Roman" w:eastAsia="Times New Roman" w:hAnsi="Times New Roman"/>
+          <w:sz w:val="27"/>
+          <w:szCs w:val="27"/>
+        </w:rPr>
+      </w:pPr>
+      <w:r>
+        <w:rPr>
+          <w:rFonts w:ascii="Times New Roman" w:cs="Times New Roman" w:eastAsia="Times New Roman" w:hAnsi="Times New Roman"/>
+          <w:sz w:val="27"/>
+          <w:szCs w:val="27"/>
+          <w:rtl w:val="0"/>
+        </w:rPr>
+        <w:t xml:space="preserve">Product Perspective</w:t>
+        <w:tab/>
+        <w:tab/>
+        <w:tab/>
+        <w:tab/>
+        <w:tab/>
+        <w:tab/>
+        <w:tab/>
+        <w:tab/>
+        <w:tab/>
+        <w:t xml:space="preserve">        6</w:t>
+      </w:r>
+    </w:p>
+    <w:p>
+      <w:pPr>
+        <w:numPr>
+          <w:ilvl w:val="0"/>
+          <w:numId w:val="13"/>
+        </w:numPr>
+        <w:spacing w:after="0" w:afterAutospacing="0" w:before="0" w:beforeAutospacing="0" w:lineRule="auto"/>
+        <w:ind w:left="0" w:right="0" w:firstLine="0"/>
+        <w:rPr>
+          <w:rFonts w:ascii="Times New Roman" w:cs="Times New Roman" w:eastAsia="Times New Roman" w:hAnsi="Times New Roman"/>
+          <w:sz w:val="27"/>
+          <w:szCs w:val="27"/>
+        </w:rPr>
+      </w:pPr>
+      <w:r>
+        <w:rPr>
+          <w:rFonts w:ascii="Times New Roman" w:cs="Times New Roman" w:eastAsia="Times New Roman" w:hAnsi="Times New Roman"/>
+          <w:sz w:val="27"/>
+          <w:szCs w:val="27"/>
+          <w:rtl w:val="0"/>
+        </w:rPr>
+        <w:t xml:space="preserve">Product Architecture</w:t>
+        <w:tab/>
+        <w:tab/>
+        <w:tab/>
+        <w:tab/>
+        <w:tab/>
+        <w:tab/>
+        <w:tab/>
+        <w:tab/>
+        <w:t xml:space="preserve">        6</w:t>
+      </w:r>
+    </w:p>
+    <w:p>
+      <w:pPr>
+        <w:numPr>
+          <w:ilvl w:val="0"/>
+          <w:numId w:val="13"/>
+        </w:numPr>
+        <w:spacing w:after="0" w:afterAutospacing="0" w:before="0" w:beforeAutospacing="0" w:lineRule="auto"/>
+        <w:ind w:left="0" w:right="0" w:firstLine="0"/>
+        <w:rPr>
+          <w:rFonts w:ascii="Times New Roman" w:cs="Times New Roman" w:eastAsia="Times New Roman" w:hAnsi="Times New Roman"/>
+          <w:sz w:val="27"/>
+          <w:szCs w:val="27"/>
+        </w:rPr>
+      </w:pPr>
+      <w:r>
+        <w:rPr>
+          <w:rFonts w:ascii="Times New Roman" w:cs="Times New Roman" w:eastAsia="Times New Roman" w:hAnsi="Times New Roman"/>
+          <w:sz w:val="27"/>
+          <w:szCs w:val="27"/>
+          <w:rtl w:val="0"/>
+        </w:rPr>
+        <w:t xml:space="preserve">Product Functionality/Features</w:t>
+        <w:tab/>
+        <w:tab/>
+        <w:tab/>
+        <w:tab/>
+        <w:tab/>
+        <w:tab/>
+        <w:tab/>
+        <w:t xml:space="preserve">        6</w:t>
+        <w:tab/>
+      </w:r>
+    </w:p>
+    <w:p>
+      <w:pPr>
+        <w:numPr>
+          <w:ilvl w:val="0"/>
+          <w:numId w:val="13"/>
+        </w:numPr>
+        <w:spacing w:after="0" w:afterAutospacing="0" w:before="0" w:beforeAutospacing="0" w:lineRule="auto"/>
+        <w:ind w:left="0" w:right="0" w:firstLine="0"/>
+        <w:rPr>
+          <w:rFonts w:ascii="Times New Roman" w:cs="Times New Roman" w:eastAsia="Times New Roman" w:hAnsi="Times New Roman"/>
+          <w:sz w:val="27"/>
+          <w:szCs w:val="27"/>
+        </w:rPr>
+      </w:pPr>
+      <w:r>
+        <w:rPr>
+          <w:rFonts w:ascii="Times New Roman" w:cs="Times New Roman" w:eastAsia="Times New Roman" w:hAnsi="Times New Roman"/>
+          <w:sz w:val="27"/>
+          <w:szCs w:val="27"/>
+          <w:rtl w:val="0"/>
+        </w:rPr>
+        <w:t xml:space="preserve">Constraints</w:t>
+        <w:tab/>
+        <w:tab/>
+        <w:tab/>
+        <w:tab/>
+        <w:tab/>
+        <w:tab/>
+        <w:tab/>
+        <w:tab/>
+        <w:t xml:space="preserve">        </w:t>
+        <w:tab/>
+        <w:tab/>
+        <w:t xml:space="preserve">     6-7</w:t>
+        <w:tab/>
+      </w:r>
+    </w:p>
+    <w:p>
+      <w:pPr>
+        <w:numPr>
+          <w:ilvl w:val="0"/>
+          <w:numId w:val="13"/>
+        </w:numPr>
+        <w:spacing w:after="340" w:before="0" w:beforeAutospacing="0" w:lineRule="auto"/>
+        <w:ind w:left="0" w:right="0" w:firstLine="0"/>
+        <w:rPr>
+          <w:rFonts w:ascii="Times New Roman" w:cs="Times New Roman" w:eastAsia="Times New Roman" w:hAnsi="Times New Roman"/>
+          <w:sz w:val="27"/>
+          <w:szCs w:val="27"/>
+        </w:rPr>
+      </w:pPr>
+      <w:r>
+        <w:rPr>
+          <w:rFonts w:ascii="Times New Roman" w:cs="Times New Roman" w:eastAsia="Times New Roman" w:hAnsi="Times New Roman"/>
+          <w:sz w:val="27"/>
+          <w:szCs w:val="27"/>
+          <w:rtl w:val="0"/>
+        </w:rPr>
+        <w:t xml:space="preserve">Assumptions and Dependencies</w:t>
+        <w:tab/>
+        <w:tab/>
+        <w:tab/>
+        <w:tab/>
+        <w:tab/>
+        <w:tab/>
+        <w:tab/>
+        <w:t xml:space="preserve">        7</w:t>
+        <w:tab/>
+      </w:r>
+    </w:p>
+    <w:p>
+      <w:pPr>
+        <w:spacing w:after="340" w:before="240" w:lineRule="auto"/>
+        <w:ind w:left="0" w:right="0" w:firstLine="0"/>
+        <w:rPr>
+          <w:rFonts w:ascii="Times New Roman" w:cs="Times New Roman" w:eastAsia="Times New Roman" w:hAnsi="Times New Roman"/>
+          <w:b w:val="1"/>
+          <w:bCs w:val="1"/>
+          <w:sz w:val="27"/>
+          <w:szCs w:val="27"/>
+        </w:rPr>
+      </w:pPr>
+      <w:r>
+        <w:rPr>
+          <w:rFonts w:ascii="Times New Roman" w:cs="Times New Roman" w:eastAsia="Times New Roman" w:hAnsi="Times New Roman"/>
+          <w:b w:val="1"/>
+          <w:bCs w:val="1"/>
+          <w:sz w:val="27"/>
+          <w:szCs w:val="27"/>
+          <w:rtl w:val="0"/>
+        </w:rPr>
+        <w:t xml:space="preserve">3. Specific Requirements</w:t>
+        <w:tab/>
+      </w:r>
+    </w:p>
+    <w:p>
+      <w:pPr>
+        <w:numPr>
+          <w:ilvl w:val="0"/>
+          <w:numId w:val="7"/>
+        </w:numPr>
+        <w:spacing w:after="0" w:afterAutospacing="0" w:before="240" w:lineRule="auto"/>
+        <w:rPr>
+          <w:rFonts w:ascii="Times New Roman" w:cs="Times New Roman" w:eastAsia="Times New Roman" w:hAnsi="Times New Roman"/>
+          <w:sz w:val="27"/>
+          <w:szCs w:val="27"/>
+        </w:rPr>
+      </w:pPr>
+      <w:r>
+        <w:rPr>
+          <w:rFonts w:ascii="Times New Roman" w:cs="Times New Roman" w:eastAsia="Times New Roman" w:hAnsi="Times New Roman"/>
+          <w:sz w:val="27"/>
+          <w:szCs w:val="27"/>
+          <w:rtl w:val="0"/>
+        </w:rPr>
+        <w:t xml:space="preserve">Functional Requirements</w:t>
+        <w:tab/>
+        <w:tab/>
+        <w:tab/>
+        <w:tab/>
+        <w:tab/>
+        <w:tab/>
+        <w:tab/>
+        <w:tab/>
+        <w:t xml:space="preserve">        8</w:t>
+      </w:r>
+    </w:p>
+    <w:p>
+      <w:pPr>
+        <w:numPr>
+          <w:ilvl w:val="1"/>
+          <w:numId w:val="7"/>
+        </w:numPr>
+        <w:spacing w:after="0" w:afterAutospacing="0" w:before="0" w:beforeAutospacing="0" w:lineRule="auto"/>
+        <w:ind w:left="1440" w:hanging="360"/>
+        <w:rPr>
+          <w:rFonts w:ascii="Times New Roman" w:cs="Times New Roman" w:eastAsia="Times New Roman" w:hAnsi="Times New Roman"/>
+          <w:sz w:val="27"/>
+          <w:szCs w:val="27"/>
+        </w:rPr>
+      </w:pPr>
+      <w:r>
+        <w:rPr>
+          <w:rFonts w:ascii="Times New Roman" w:cs="Times New Roman" w:eastAsia="Times New Roman" w:hAnsi="Times New Roman"/>
+          <w:sz w:val="27"/>
+          <w:szCs w:val="27"/>
+          <w:rtl w:val="0"/>
+        </w:rPr>
+        <w:t xml:space="preserve">Common Requirements</w:t>
+        <w:tab/>
+        <w:tab/>
+        <w:tab/>
+        <w:tab/>
+        <w:t xml:space="preserve">        </w:t>
+        <w:tab/>
+        <w:tab/>
+        <w:tab/>
+        <w:t xml:space="preserve">        8</w:t>
+      </w:r>
+    </w:p>
+    <w:p>
+      <w:pPr>
+        <w:numPr>
+          <w:ilvl w:val="1"/>
+          <w:numId w:val="7"/>
+        </w:numPr>
+        <w:spacing w:after="0" w:afterAutospacing="0" w:before="0" w:beforeAutospacing="0" w:lineRule="auto"/>
+        <w:ind w:left="1440" w:hanging="360"/>
+        <w:rPr>
+          <w:rFonts w:ascii="Times New Roman" w:cs="Times New Roman" w:eastAsia="Times New Roman" w:hAnsi="Times New Roman"/>
+          <w:sz w:val="27"/>
+          <w:szCs w:val="27"/>
+        </w:rPr>
+      </w:pPr>
+      <w:r>
+        <w:rPr>
+          <w:rFonts w:ascii="Times New Roman" w:cs="Times New Roman" w:eastAsia="Times New Roman" w:hAnsi="Times New Roman"/>
+          <w:sz w:val="29"/>
+          <w:szCs w:val="29"/>
+          <w:rtl w:val="0"/>
+        </w:rPr>
+        <w:t xml:space="preserve">User Module Requirements</w:t>
+      </w:r>
+      <w:r>
+        <w:rPr>
+          <w:rFonts w:ascii="Times New Roman" w:cs="Times New Roman" w:eastAsia="Times New Roman" w:hAnsi="Times New Roman"/>
+          <w:sz w:val="27"/>
+          <w:szCs w:val="27"/>
+          <w:rtl w:val="0"/>
+        </w:rPr>
+        <w:tab/>
+        <w:tab/>
+        <w:tab/>
+        <w:tab/>
+        <w:t xml:space="preserve">        </w:t>
+        <w:tab/>
+        <w:tab/>
+        <w:t xml:space="preserve">        8</w:t>
+      </w:r>
+      <w:r>
+        <w:rPr>
+          <w:rtl w:val="0"/>
+        </w:rPr>
+      </w:r>
+    </w:p>
+    <w:p>
+      <w:pPr>
+        <w:numPr>
+          <w:ilvl w:val="1"/>
+          <w:numId w:val="7"/>
+        </w:numPr>
+        <w:spacing w:after="0" w:afterAutospacing="0" w:before="0" w:beforeAutospacing="0" w:lineRule="auto"/>
+        <w:ind w:left="1440" w:hanging="360"/>
+        <w:rPr>
+          <w:rFonts w:ascii="Times New Roman" w:cs="Times New Roman" w:eastAsia="Times New Roman" w:hAnsi="Times New Roman"/>
+          <w:sz w:val="27"/>
+          <w:szCs w:val="27"/>
+        </w:rPr>
+      </w:pPr>
+      <w:r>
+        <w:rPr>
+          <w:rFonts w:ascii="Times New Roman" w:cs="Times New Roman" w:eastAsia="Times New Roman" w:hAnsi="Times New Roman"/>
+          <w:sz w:val="29"/>
+          <w:szCs w:val="29"/>
+          <w:rtl w:val="0"/>
+        </w:rPr>
+        <w:t xml:space="preserve">Server Module Requirements</w:t>
+      </w:r>
+      <w:r>
+        <w:rPr>
+          <w:rFonts w:ascii="Times New Roman" w:cs="Times New Roman" w:eastAsia="Times New Roman" w:hAnsi="Times New Roman"/>
+          <w:sz w:val="27"/>
+          <w:szCs w:val="27"/>
+          <w:rtl w:val="0"/>
+        </w:rPr>
+        <w:tab/>
+        <w:tab/>
+        <w:tab/>
+        <w:tab/>
+        <w:t xml:space="preserve">        </w:t>
+        <w:tab/>
+        <w:tab/>
+        <w:t xml:space="preserve">     8-9</w:t>
+      </w:r>
+      <w:r>
+        <w:rPr>
+          <w:rtl w:val="0"/>
+        </w:rPr>
+      </w:r>
+    </w:p>
+    <w:p>
+      <w:pPr>
+        <w:numPr>
+          <w:ilvl w:val="1"/>
+          <w:numId w:val="7"/>
+        </w:numPr>
+        <w:spacing w:after="0" w:afterAutospacing="0" w:before="0" w:beforeAutospacing="0" w:lineRule="auto"/>
+        <w:ind w:left="1440" w:hanging="360"/>
+        <w:rPr>
+          <w:rFonts w:ascii="Times New Roman" w:cs="Times New Roman" w:eastAsia="Times New Roman" w:hAnsi="Times New Roman"/>
+          <w:sz w:val="27"/>
+          <w:szCs w:val="27"/>
+        </w:rPr>
+      </w:pPr>
+      <w:r>
+        <w:rPr>
+          <w:rFonts w:ascii="Times New Roman" w:cs="Times New Roman" w:eastAsia="Times New Roman" w:hAnsi="Times New Roman"/>
+          <w:sz w:val="29"/>
+          <w:szCs w:val="29"/>
+          <w:rtl w:val="0"/>
+        </w:rPr>
+        <w:t xml:space="preserve">Game Logic Module Requirements</w:t>
+      </w:r>
+      <w:r>
+        <w:rPr>
+          <w:rFonts w:ascii="Times New Roman" w:cs="Times New Roman" w:eastAsia="Times New Roman" w:hAnsi="Times New Roman"/>
+          <w:sz w:val="27"/>
+          <w:szCs w:val="27"/>
+          <w:rtl w:val="0"/>
+        </w:rPr>
+        <w:tab/>
+        <w:tab/>
+        <w:tab/>
+        <w:tab/>
+        <w:t xml:space="preserve">        </w:t>
+        <w:tab/>
+        <w:t xml:space="preserve">        9</w:t>
+      </w:r>
+    </w:p>
+    <w:p>
+      <w:pPr>
+        <w:numPr>
+          <w:ilvl w:val="1"/>
+          <w:numId w:val="7"/>
+        </w:numPr>
+        <w:spacing w:after="0" w:afterAutospacing="0" w:before="0" w:beforeAutospacing="0" w:lineRule="auto"/>
+        <w:ind w:left="1440" w:hanging="360"/>
+        <w:rPr>
+          <w:rFonts w:ascii="Times New Roman" w:cs="Times New Roman" w:eastAsia="Times New Roman" w:hAnsi="Times New Roman"/>
+          <w:sz w:val="27"/>
+          <w:szCs w:val="27"/>
+          <w:u w:val="none"/>
+        </w:rPr>
+      </w:pPr>
+      <w:r>
+        <w:rPr>
+          <w:rFonts w:ascii="Times New Roman" w:cs="Times New Roman" w:eastAsia="Times New Roman" w:hAnsi="Times New Roman"/>
+          <w:sz w:val="27"/>
+          <w:szCs w:val="27"/>
+          <w:rtl w:val="0"/>
+        </w:rPr>
+        <w:t xml:space="preserve">Networking Module Requirements</w:t>
+        <w:tab/>
+        <w:tab/>
+        <w:tab/>
+        <w:tab/>
+        <w:tab/>
+        <w:t xml:space="preserve">        9</w:t>
+      </w:r>
+    </w:p>
+    <w:p>
+      <w:pPr>
+        <w:numPr>
+          <w:ilvl w:val="1"/>
+          <w:numId w:val="7"/>
+        </w:numPr>
+        <w:spacing w:after="0" w:afterAutospacing="0" w:before="0" w:beforeAutospacing="0" w:lineRule="auto"/>
+        <w:ind w:left="1440" w:hanging="360"/>
+        <w:rPr>
+          <w:rFonts w:ascii="Times New Roman" w:cs="Times New Roman" w:eastAsia="Times New Roman" w:hAnsi="Times New Roman"/>
+          <w:sz w:val="27"/>
+          <w:szCs w:val="27"/>
+        </w:rPr>
+      </w:pPr>
+      <w:r>
+        <w:rPr>
+          <w:rFonts w:ascii="Times New Roman" w:cs="Times New Roman" w:eastAsia="Times New Roman" w:hAnsi="Times New Roman"/>
+          <w:sz w:val="27"/>
+          <w:szCs w:val="27"/>
+          <w:rtl w:val="0"/>
+        </w:rPr>
+        <w:t xml:space="preserve">Client/GUI Module Requirements</w:t>
+        <w:tab/>
+        <w:tab/>
+        <w:tab/>
+        <w:tab/>
+        <w:tab/>
+        <w:t xml:space="preserve">        9</w:t>
+      </w:r>
+    </w:p>
+    <w:p>
+      <w:pPr>
+        <w:numPr>
+          <w:ilvl w:val="0"/>
+          <w:numId w:val="7"/>
+        </w:numPr>
+        <w:spacing w:after="0" w:afterAutospacing="0" w:before="0" w:beforeAutospacing="0" w:lineRule="auto"/>
+        <w:rPr>
+          <w:rFonts w:ascii="Times New Roman" w:cs="Times New Roman" w:eastAsia="Times New Roman" w:hAnsi="Times New Roman"/>
+          <w:sz w:val="27"/>
+          <w:szCs w:val="27"/>
+          <w:u w:val="none"/>
+        </w:rPr>
+      </w:pPr>
+      <w:r>
+        <w:rPr>
+          <w:rFonts w:ascii="Times New Roman" w:cs="Times New Roman" w:eastAsia="Times New Roman" w:hAnsi="Times New Roman"/>
+          <w:sz w:val="27"/>
+          <w:szCs w:val="27"/>
+          <w:rtl w:val="0"/>
+        </w:rPr>
+        <w:t xml:space="preserve">External Interface Requirements</w:t>
+        <w:tab/>
+        <w:tab/>
+        <w:tab/>
+        <w:tab/>
+        <w:t xml:space="preserve">        </w:t>
+        <w:tab/>
+        <w:tab/>
+        <w:t xml:space="preserve">        </w:t>
+        <w:tab/>
+        <w:t xml:space="preserve">        9</w:t>
+      </w:r>
+    </w:p>
+    <w:p>
+      <w:pPr>
+        <w:numPr>
+          <w:ilvl w:val="0"/>
+          <w:numId w:val="7"/>
+        </w:numPr>
+        <w:spacing w:after="340" w:before="0" w:beforeAutospacing="0" w:lineRule="auto"/>
+        <w:rPr>
+          <w:rFonts w:ascii="Times New Roman" w:cs="Times New Roman" w:eastAsia="Times New Roman" w:hAnsi="Times New Roman"/>
+          <w:sz w:val="27"/>
+          <w:szCs w:val="27"/>
+          <w:u w:val="none"/>
+        </w:rPr>
+      </w:pPr>
+      <w:r>
+        <w:rPr>
+          <w:rFonts w:ascii="Times New Roman" w:cs="Times New Roman" w:eastAsia="Times New Roman" w:hAnsi="Times New Roman"/>
+          <w:sz w:val="27"/>
+          <w:szCs w:val="27"/>
+          <w:rtl w:val="0"/>
+        </w:rPr>
+        <w:t xml:space="preserve">Internal Interface Requirements</w:t>
+        <w:tab/>
+        <w:tab/>
+        <w:tab/>
+        <w:tab/>
+        <w:t xml:space="preserve">        </w:t>
+        <w:tab/>
+        <w:tab/>
+        <w:t xml:space="preserve">        </w:t>
+        <w:tab/>
+        <w:t xml:space="preserve">        9</w:t>
+        <w:tab/>
+      </w:r>
+    </w:p>
+    <w:p>
+      <w:pPr>
+        <w:spacing w:after="340" w:before="240" w:lineRule="auto"/>
+        <w:ind w:left="0" w:right="0" w:firstLine="0"/>
+        <w:rPr>
+          <w:rFonts w:ascii="Times New Roman" w:cs="Times New Roman" w:eastAsia="Times New Roman" w:hAnsi="Times New Roman"/>
+          <w:b w:val="1"/>
+          <w:bCs w:val="1"/>
+          <w:sz w:val="27"/>
+          <w:szCs w:val="27"/>
+        </w:rPr>
+      </w:pPr>
+      <w:r>
+        <w:rPr>
+          <w:rFonts w:ascii="Times New Roman" w:cs="Times New Roman" w:eastAsia="Times New Roman" w:hAnsi="Times New Roman"/>
+          <w:b w:val="1"/>
+          <w:bCs w:val="1"/>
+          <w:sz w:val="27"/>
+          <w:szCs w:val="27"/>
+          <w:rtl w:val="0"/>
+        </w:rPr>
+        <w:t xml:space="preserve">4. Non-Functional Requirements</w:t>
+        <w:tab/>
+      </w:r>
+    </w:p>
+    <w:p>
+      <w:pPr>
+        <w:numPr>
+          <w:ilvl w:val="0"/>
+          <w:numId w:val="3"/>
+        </w:numPr>
+        <w:spacing w:after="0" w:afterAutospacing="0" w:before="240" w:lineRule="auto"/>
+        <w:ind w:left="0" w:right="0" w:firstLine="0"/>
+        <w:rPr>
+          <w:rFonts w:ascii="Times New Roman" w:cs="Times New Roman" w:eastAsia="Times New Roman" w:hAnsi="Times New Roman"/>
+          <w:sz w:val="27"/>
+          <w:szCs w:val="27"/>
+        </w:rPr>
+      </w:pPr>
+      <w:r>
+        <w:rPr>
+          <w:rFonts w:ascii="Times New Roman" w:cs="Times New Roman" w:eastAsia="Times New Roman" w:hAnsi="Times New Roman"/>
+          <w:sz w:val="27"/>
+          <w:szCs w:val="27"/>
+          <w:rtl w:val="0"/>
+        </w:rPr>
+        <w:t xml:space="preserve">Security and Privacy Requirements</w:t>
+        <w:tab/>
+        <w:tab/>
+        <w:tab/>
+        <w:tab/>
+        <w:t xml:space="preserve">        </w:t>
+        <w:tab/>
+        <w:tab/>
+        <w:t xml:space="preserve">      10</w:t>
+        <w:tab/>
+      </w:r>
+    </w:p>
+    <w:p>
+      <w:pPr>
+        <w:numPr>
+          <w:ilvl w:val="0"/>
+          <w:numId w:val="3"/>
+        </w:numPr>
+        <w:spacing w:after="0" w:afterAutospacing="0" w:before="0" w:beforeAutospacing="0" w:lineRule="auto"/>
+        <w:ind w:left="0" w:right="0" w:firstLine="0"/>
+        <w:rPr>
+          <w:rFonts w:ascii="Times New Roman" w:cs="Times New Roman" w:eastAsia="Times New Roman" w:hAnsi="Times New Roman"/>
+          <w:sz w:val="27"/>
+          <w:szCs w:val="27"/>
+        </w:rPr>
+      </w:pPr>
+      <w:r>
+        <w:rPr>
+          <w:rFonts w:ascii="Times New Roman" w:cs="Times New Roman" w:eastAsia="Times New Roman" w:hAnsi="Times New Roman"/>
+          <w:sz w:val="27"/>
+          <w:szCs w:val="27"/>
+          <w:rtl w:val="0"/>
+        </w:rPr>
+        <w:t xml:space="preserve">Environmental Requirements</w:t>
+        <w:tab/>
+        <w:tab/>
+        <w:tab/>
+        <w:tab/>
+        <w:t xml:space="preserve">        </w:t>
+        <w:tab/>
+        <w:tab/>
+        <w:t xml:space="preserve">                 10</w:t>
+        <w:tab/>
+      </w:r>
+    </w:p>
+    <w:p>
+      <w:pPr>
+        <w:numPr>
+          <w:ilvl w:val="0"/>
+          <w:numId w:val="3"/>
+        </w:numPr>
+        <w:spacing w:after="240" w:before="0" w:beforeAutospacing="0" w:lineRule="auto"/>
+        <w:ind w:left="0" w:right="0" w:firstLine="0"/>
+        <w:rPr>
+          <w:rFonts w:ascii="Times New Roman" w:cs="Times New Roman" w:eastAsia="Times New Roman" w:hAnsi="Times New Roman"/>
+          <w:sz w:val="27"/>
+          <w:szCs w:val="27"/>
+        </w:rPr>
+      </w:pPr>
+      <w:r>
+        <w:rPr>
+          <w:rFonts w:ascii="Times New Roman" w:cs="Times New Roman" w:eastAsia="Times New Roman" w:hAnsi="Times New Roman"/>
+          <w:sz w:val="27"/>
+          <w:szCs w:val="27"/>
+          <w:rtl w:val="0"/>
+        </w:rPr>
+        <w:t xml:space="preserve">Performance Requirements</w:t>
+        <w:tab/>
+        <w:tab/>
+        <w:tab/>
+        <w:tab/>
+        <w:t xml:space="preserve">        </w:t>
+        <w:tab/>
+        <w:tab/>
+        <w:t xml:space="preserve">                 10</w:t>
+        <w:tab/>
+      </w:r>
+    </w:p>
+    <w:p>
+      <w:pPr>
+        <w:spacing w:after="240" w:before="240" w:lineRule="auto"/>
+        <w:ind w:right="0"/>
+        <w:rPr>
+          <w:rFonts w:ascii="Times New Roman" w:cs="Times New Roman" w:eastAsia="Times New Roman" w:hAnsi="Times New Roman"/>
+          <w:sz w:val="27"/>
+          <w:szCs w:val="27"/>
+        </w:rPr>
+      </w:pPr>
+      <w:r>
+        <w:rPr>
+          <w:rtl w:val="0"/>
+        </w:rPr>
+      </w:r>
+    </w:p>
+    <w:p>
+      <w:pPr>
+        <w:spacing w:after="780" w:before="240" w:lineRule="auto"/>
+        <w:ind w:left="0" w:right="0" w:firstLine="0"/>
+        <w:jc w:val="center"/>
+        <w:rPr>
+          <w:rFonts w:ascii="Times New Roman" w:cs="Times New Roman" w:eastAsia="Times New Roman" w:hAnsi="Times New Roman"/>
+          <w:b w:val="1"/>
+          <w:bCs w:val="1"/>
+          <w:sz w:val="39"/>
+          <w:szCs w:val="39"/>
+        </w:rPr>
+      </w:pPr>
+      <w:r>
+        <w:rPr>
+          <w:rFonts w:ascii="Times New Roman" w:cs="Times New Roman" w:eastAsia="Times New Roman" w:hAnsi="Times New Roman"/>
+          <w:b w:val="1"/>
+          <w:bCs w:val="1"/>
+          <w:sz w:val="39"/>
+          <w:szCs w:val="39"/>
+          <w:rtl w:val="0"/>
+        </w:rPr>
+        <w:t xml:space="preserve">1.  Purpose</w:t>
+      </w:r>
+    </w:p>
+    <w:p>
+      <w:pPr>
+        <w:spacing w:after="180" w:lineRule="auto"/>
+        <w:ind w:left="0" w:right="0" w:firstLine="0"/>
+        <w:rPr>
+          <w:rFonts w:ascii="Times New Roman" w:cs="Times New Roman" w:eastAsia="Times New Roman" w:hAnsi="Times New Roman"/>
+          <w:sz w:val="27"/>
+          <w:szCs w:val="27"/>
+        </w:rPr>
+      </w:pPr>
+      <w:r>
+        <w:rPr>
+          <w:rFonts w:ascii="Times New Roman" w:cs="Times New Roman" w:eastAsia="Times New Roman" w:hAnsi="Times New Roman"/>
+          <w:sz w:val="27"/>
+          <w:szCs w:val="27"/>
+          <w:rtl w:val="0"/>
+        </w:rPr>
+        <w:t xml:space="preserve">This document outlines the requirements for a Multiplayer Black Jack Gaming System.</w:t>
+      </w:r>
+    </w:p>
+    <w:p>
+      <w:pPr>
+        <w:numPr>
+          <w:ilvl w:val="0"/>
+          <w:numId w:val="8"/>
+        </w:numPr>
+        <w:spacing w:after="300" w:before="240" w:lineRule="auto"/>
+        <w:ind w:left="0" w:right="0" w:firstLine="0"/>
+        <w:rPr>
+          <w:rFonts w:ascii="Times New Roman" w:cs="Times New Roman" w:eastAsia="Times New Roman" w:hAnsi="Times New Roman"/>
+          <w:b w:val="1"/>
+          <w:bCs w:val="1"/>
+          <w:sz w:val="30"/>
+          <w:szCs w:val="30"/>
+        </w:rPr>
+      </w:pPr>
+      <w:r>
+        <w:rPr>
+          <w:rFonts w:ascii="Times New Roman" w:cs="Times New Roman" w:eastAsia="Times New Roman" w:hAnsi="Times New Roman"/>
+          <w:b w:val="1"/>
+          <w:bCs w:val="1"/>
+          <w:sz w:val="30"/>
+          <w:szCs w:val="30"/>
+          <w:rtl w:val="0"/>
+        </w:rPr>
+        <w:t xml:space="preserve"> Scope</w:t>
+      </w:r>
+    </w:p>
+    <w:p>
+      <w:pPr>
+        <w:spacing w:after="180" w:lineRule="auto"/>
+        <w:ind w:left="0" w:right="0" w:firstLine="0"/>
+        <w:rPr>
+          <w:rFonts w:ascii="Times New Roman" w:cs="Times New Roman" w:eastAsia="Times New Roman" w:hAnsi="Times New Roman"/>
+          <w:color w:val="5b1a8e"/>
+          <w:sz w:val="27"/>
+          <w:szCs w:val="27"/>
+        </w:rPr>
+      </w:pPr>
+      <w:r>
+        <w:rPr>
+          <w:rFonts w:ascii="Times New Roman" w:cs="Times New Roman" w:eastAsia="Times New Roman" w:hAnsi="Times New Roman"/>
+          <w:color w:val="5b1a8e"/>
+          <w:sz w:val="27"/>
+          <w:szCs w:val="27"/>
+          <w:rtl w:val="0"/>
+        </w:rPr>
+        <w:t xml:space="preserve">This document will detail the user, GUI, functional and non-functional requirements for the BlackJack Simulation Program (Name pending). This document will not document how these requirements will be implemented. It is a blueprint that will be closely adhered to during the design phase.</w:t>
+      </w:r>
+      <w:r>
+        <w:rPr>
+          <w:rtl w:val="0"/>
+        </w:rPr>
+      </w:r>
+    </w:p>
+    <w:p>
+      <w:pPr>
+        <w:numPr>
+          <w:ilvl w:val="0"/>
+          <w:numId w:val="8"/>
+        </w:numPr>
+        <w:spacing w:after="180" w:lineRule="auto"/>
+        <w:ind w:left="0" w:right="0" w:firstLine="0"/>
+        <w:rPr>
+          <w:rFonts w:ascii="Times New Roman" w:cs="Times New Roman" w:eastAsia="Times New Roman" w:hAnsi="Times New Roman"/>
+          <w:b w:val="1"/>
+          <w:bCs w:val="1"/>
+          <w:sz w:val="30"/>
+          <w:szCs w:val="30"/>
+        </w:rPr>
+      </w:pPr>
+      <w:r>
+        <w:rPr>
+          <w:rFonts w:ascii="Times New Roman" w:cs="Times New Roman" w:eastAsia="Times New Roman" w:hAnsi="Times New Roman"/>
+          <w:b w:val="1"/>
+          <w:bCs w:val="1"/>
+          <w:sz w:val="30"/>
+          <w:szCs w:val="30"/>
+          <w:rtl w:val="0"/>
+        </w:rPr>
+        <w:t xml:space="preserve"> </w:t>
+      </w:r>
+      <w:r>
+        <w:rPr>
+          <w:rFonts w:ascii="Times New Roman" w:cs="Times New Roman" w:eastAsia="Times New Roman" w:hAnsi="Times New Roman"/>
+          <w:b w:val="1"/>
+          <w:bCs w:val="1"/>
+          <w:sz w:val="30"/>
+          <w:szCs w:val="30"/>
+          <w:rtl w:val="0"/>
+        </w:rPr>
+        <w:t xml:space="preserve">Definitions, Acronyms, Abbreviations</w:t>
+      </w:r>
+    </w:p>
+    <w:p>
+      <w:pPr>
+        <w:spacing w:after="180" w:lineRule="auto"/>
+        <w:ind w:left="0" w:right="0" w:firstLine="0"/>
+        <w:rPr>
+          <w:rFonts w:ascii="Times New Roman" w:cs="Times New Roman" w:eastAsia="Times New Roman" w:hAnsi="Times New Roman"/>
+          <w:color w:val="5b1a8e"/>
+          <w:sz w:val="27"/>
+          <w:szCs w:val="27"/>
+        </w:rPr>
+      </w:pPr>
+      <w:r>
+        <w:rPr>
+          <w:rFonts w:ascii="Times New Roman" w:cs="Times New Roman" w:eastAsia="Times New Roman" w:hAnsi="Times New Roman"/>
+          <w:b w:val="1"/>
+          <w:bCs w:val="1"/>
+          <w:color w:val="5b1a8e"/>
+          <w:sz w:val="27"/>
+          <w:szCs w:val="27"/>
+          <w:rtl w:val="0"/>
+        </w:rPr>
+        <w:t xml:space="preserve">Dealer</w:t>
+      </w:r>
+      <w:r>
+        <w:rPr>
+          <w:rFonts w:ascii="Times New Roman" w:cs="Times New Roman" w:eastAsia="Times New Roman" w:hAnsi="Times New Roman"/>
+          <w:color w:val="5b1a8e"/>
+          <w:sz w:val="27"/>
+          <w:szCs w:val="27"/>
+          <w:rtl w:val="0"/>
+        </w:rPr>
+        <w:t xml:space="preserve"> - Authorized personnel responsible for shuffling and dealing the deck of cards in accordance with Blackjack regulations</w:t>
+      </w:r>
+    </w:p>
+    <w:p>
+      <w:pPr>
+        <w:spacing w:after="180" w:lineRule="auto"/>
+        <w:ind w:left="0" w:right="0" w:firstLine="0"/>
+        <w:rPr>
+          <w:rFonts w:ascii="Times New Roman" w:cs="Times New Roman" w:eastAsia="Times New Roman" w:hAnsi="Times New Roman"/>
+          <w:color w:val="5b1a8e"/>
+          <w:sz w:val="27"/>
+          <w:szCs w:val="27"/>
+        </w:rPr>
+      </w:pPr>
+      <w:r>
+        <w:rPr>
+          <w:rFonts w:ascii="Times New Roman" w:cs="Times New Roman" w:eastAsia="Times New Roman" w:hAnsi="Times New Roman"/>
+          <w:b w:val="1"/>
+          <w:bCs w:val="1"/>
+          <w:color w:val="5b1a8e"/>
+          <w:sz w:val="27"/>
+          <w:szCs w:val="27"/>
+          <w:rtl w:val="0"/>
+        </w:rPr>
+        <w:t xml:space="preserve">Hand</w:t>
+      </w:r>
+      <w:r>
+        <w:rPr>
+          <w:rFonts w:ascii="Times New Roman" w:cs="Times New Roman" w:eastAsia="Times New Roman" w:hAnsi="Times New Roman"/>
+          <w:color w:val="5b1a8e"/>
+          <w:sz w:val="27"/>
+          <w:szCs w:val="27"/>
+          <w:rtl w:val="0"/>
+        </w:rPr>
+        <w:t xml:space="preserve"> - The cards held by the player/dealer during the game.</w:t>
+      </w:r>
+    </w:p>
+    <w:p>
+      <w:pPr>
+        <w:spacing w:after="180" w:lineRule="auto"/>
+        <w:ind w:left="0" w:right="0" w:firstLine="0"/>
+        <w:rPr>
+          <w:rFonts w:ascii="Times New Roman" w:cs="Times New Roman" w:eastAsia="Times New Roman" w:hAnsi="Times New Roman"/>
+          <w:color w:val="5b1a8e"/>
+          <w:sz w:val="27"/>
+          <w:szCs w:val="27"/>
+        </w:rPr>
+      </w:pPr>
+      <w:r>
+        <w:rPr>
+          <w:rFonts w:ascii="Times New Roman" w:cs="Times New Roman" w:eastAsia="Times New Roman" w:hAnsi="Times New Roman"/>
+          <w:b w:val="1"/>
+          <w:bCs w:val="1"/>
+          <w:color w:val="5b1a8e"/>
+          <w:sz w:val="27"/>
+          <w:szCs w:val="27"/>
+          <w:rtl w:val="0"/>
+        </w:rPr>
+        <w:t xml:space="preserve">Hit</w:t>
+      </w:r>
+      <w:r>
+        <w:rPr>
+          <w:rFonts w:ascii="Times New Roman" w:cs="Times New Roman" w:eastAsia="Times New Roman" w:hAnsi="Times New Roman"/>
+          <w:color w:val="5b1a8e"/>
+          <w:sz w:val="27"/>
+          <w:szCs w:val="27"/>
+          <w:rtl w:val="0"/>
+        </w:rPr>
+        <w:t xml:space="preserve"> - the action of acquiring a card to be dealt by the dealer to the player's hand.</w:t>
+      </w:r>
+    </w:p>
+    <w:p>
+      <w:pPr>
+        <w:spacing w:after="180" w:lineRule="auto"/>
+        <w:ind w:left="0" w:right="0" w:firstLine="0"/>
+        <w:rPr>
+          <w:rFonts w:ascii="Times New Roman" w:cs="Times New Roman" w:eastAsia="Times New Roman" w:hAnsi="Times New Roman"/>
+          <w:color w:val="5b1a8e"/>
+          <w:sz w:val="27"/>
+          <w:szCs w:val="27"/>
+        </w:rPr>
+      </w:pPr>
+      <w:r>
+        <w:rPr>
+          <w:rFonts w:ascii="Times New Roman" w:cs="Times New Roman" w:eastAsia="Times New Roman" w:hAnsi="Times New Roman"/>
+          <w:b w:val="1"/>
+          <w:bCs w:val="1"/>
+          <w:color w:val="5b1a8e"/>
+          <w:sz w:val="27"/>
+          <w:szCs w:val="27"/>
+          <w:rtl w:val="0"/>
+        </w:rPr>
+        <w:t xml:space="preserve">Stand </w:t>
+      </w:r>
+      <w:r>
+        <w:rPr>
+          <w:rFonts w:ascii="Times New Roman" w:cs="Times New Roman" w:eastAsia="Times New Roman" w:hAnsi="Times New Roman"/>
+          <w:color w:val="5b1a8e"/>
+          <w:sz w:val="27"/>
+          <w:szCs w:val="27"/>
+          <w:rtl w:val="0"/>
+        </w:rPr>
+        <w:t xml:space="preserve">- the action of refusing to be dealt more cards from the dealer.</w:t>
+      </w:r>
+    </w:p>
+    <w:p>
+      <w:pPr>
+        <w:spacing w:after="180" w:lineRule="auto"/>
+        <w:ind w:left="0" w:right="0" w:firstLine="0"/>
+        <w:rPr>
+          <w:rFonts w:ascii="Times New Roman" w:cs="Times New Roman" w:eastAsia="Times New Roman" w:hAnsi="Times New Roman"/>
+          <w:color w:val="5b1a8e"/>
+          <w:sz w:val="27"/>
+          <w:szCs w:val="27"/>
+        </w:rPr>
+      </w:pPr>
+      <w:r>
+        <w:rPr>
+          <w:rFonts w:ascii="Times New Roman" w:cs="Times New Roman" w:eastAsia="Times New Roman" w:hAnsi="Times New Roman"/>
+          <w:b w:val="1"/>
+          <w:bCs w:val="1"/>
+          <w:color w:val="5b1a8e"/>
+          <w:sz w:val="27"/>
+          <w:szCs w:val="27"/>
+          <w:rtl w:val="0"/>
+        </w:rPr>
+        <w:t xml:space="preserve">Bust</w:t>
+      </w:r>
+      <w:r>
+        <w:rPr>
+          <w:rFonts w:ascii="Times New Roman" w:cs="Times New Roman" w:eastAsia="Times New Roman" w:hAnsi="Times New Roman"/>
+          <w:color w:val="5b1a8e"/>
+          <w:sz w:val="27"/>
+          <w:szCs w:val="27"/>
+          <w:rtl w:val="0"/>
+        </w:rPr>
+        <w:t xml:space="preserve"> - when the accumulation of cards the dealer deals exceeds 21.</w:t>
+      </w:r>
+    </w:p>
+    <w:p>
+      <w:pPr>
+        <w:spacing w:after="180" w:lineRule="auto"/>
+        <w:ind w:left="0" w:right="0" w:firstLine="0"/>
+        <w:rPr>
+          <w:rFonts w:ascii="Times New Roman" w:cs="Times New Roman" w:eastAsia="Times New Roman" w:hAnsi="Times New Roman"/>
+          <w:color w:val="5b1a8e"/>
+          <w:sz w:val="27"/>
+          <w:szCs w:val="27"/>
+        </w:rPr>
+      </w:pPr>
+      <w:r>
+        <w:rPr>
+          <w:rFonts w:ascii="Times New Roman" w:cs="Times New Roman" w:eastAsia="Times New Roman" w:hAnsi="Times New Roman"/>
+          <w:b w:val="1"/>
+          <w:bCs w:val="1"/>
+          <w:color w:val="5b1a8e"/>
+          <w:sz w:val="27"/>
+          <w:szCs w:val="27"/>
+          <w:rtl w:val="0"/>
+        </w:rPr>
+        <w:t xml:space="preserve">Ace</w:t>
+      </w:r>
+      <w:r>
+        <w:rPr>
+          <w:rFonts w:ascii="Times New Roman" w:cs="Times New Roman" w:eastAsia="Times New Roman" w:hAnsi="Times New Roman"/>
+          <w:color w:val="5b1a8e"/>
+          <w:sz w:val="27"/>
+          <w:szCs w:val="27"/>
+          <w:rtl w:val="0"/>
+        </w:rPr>
+        <w:t xml:space="preserve"> - in Blackjack, an Ace card can be represented as a value of 1 or 11</w:t>
+      </w:r>
+    </w:p>
+    <w:p>
+      <w:pPr>
+        <w:spacing w:after="180" w:lineRule="auto"/>
+        <w:ind w:left="0" w:right="0" w:firstLine="0"/>
+        <w:rPr>
+          <w:rFonts w:ascii="Times New Roman" w:cs="Times New Roman" w:eastAsia="Times New Roman" w:hAnsi="Times New Roman"/>
+          <w:color w:val="5b1a8e"/>
+          <w:sz w:val="27"/>
+          <w:szCs w:val="27"/>
+        </w:rPr>
+      </w:pPr>
+      <w:r>
+        <w:rPr>
+          <w:rFonts w:ascii="Times New Roman" w:cs="Times New Roman" w:eastAsia="Times New Roman" w:hAnsi="Times New Roman"/>
+          <w:b w:val="1"/>
+          <w:bCs w:val="1"/>
+          <w:color w:val="5b1a8e"/>
+          <w:sz w:val="27"/>
+          <w:szCs w:val="27"/>
+          <w:rtl w:val="0"/>
+        </w:rPr>
+        <w:t xml:space="preserve">Natural</w:t>
+      </w:r>
+      <w:r>
+        <w:rPr>
+          <w:rFonts w:ascii="Times New Roman" w:cs="Times New Roman" w:eastAsia="Times New Roman" w:hAnsi="Times New Roman"/>
+          <w:color w:val="5b1a8e"/>
+          <w:sz w:val="27"/>
+          <w:szCs w:val="27"/>
+          <w:rtl w:val="0"/>
+        </w:rPr>
+        <w:t xml:space="preserve"> - Player's first two cards are an Ace and a ten point card (Jack, Queen, King, or a 10 card) equaling an immediate value of 21.</w:t>
+      </w:r>
+      <w:r>
+        <w:rPr>
+          <w:rtl w:val="0"/>
+        </w:rPr>
+      </w:r>
+    </w:p>
+    <w:p>
+      <w:pPr>
+        <w:numPr>
+          <w:ilvl w:val="0"/>
+          <w:numId w:val="8"/>
+        </w:numPr>
+        <w:spacing w:after="300" w:before="240" w:lineRule="auto"/>
+        <w:ind w:left="0" w:right="0" w:firstLine="0"/>
+        <w:rPr>
+          <w:rFonts w:ascii="Times New Roman" w:cs="Times New Roman" w:eastAsia="Times New Roman" w:hAnsi="Times New Roman"/>
+          <w:b w:val="1"/>
+          <w:bCs w:val="1"/>
+          <w:sz w:val="30"/>
+          <w:szCs w:val="30"/>
+        </w:rPr>
+      </w:pPr>
+      <w:r>
+        <w:rPr>
+          <w:rFonts w:ascii="Times New Roman" w:cs="Times New Roman" w:eastAsia="Times New Roman" w:hAnsi="Times New Roman"/>
+          <w:b w:val="1"/>
+          <w:bCs w:val="1"/>
+          <w:sz w:val="30"/>
+          <w:szCs w:val="30"/>
+          <w:rtl w:val="0"/>
+        </w:rPr>
+        <w:t xml:space="preserve"> </w:t>
+      </w:r>
+      <w:r>
+        <w:rPr>
+          <w:rFonts w:ascii="Times New Roman" w:cs="Times New Roman" w:eastAsia="Times New Roman" w:hAnsi="Times New Roman"/>
+          <w:b w:val="1"/>
+          <w:bCs w:val="1"/>
+          <w:sz w:val="30"/>
+          <w:szCs w:val="30"/>
+          <w:rtl w:val="0"/>
+        </w:rPr>
+        <w:t xml:space="preserve">References</w:t>
+      </w:r>
+    </w:p>
+    <w:p>
+      <w:pPr>
+        <w:spacing w:after="60" w:lineRule="auto"/>
+        <w:ind w:left="0" w:right="0" w:firstLine="0"/>
+        <w:rPr>
+          <w:rFonts w:ascii="Times New Roman" w:cs="Times New Roman" w:eastAsia="Times New Roman" w:hAnsi="Times New Roman"/>
+          <w:sz w:val="27"/>
+          <w:szCs w:val="27"/>
+        </w:rPr>
+      </w:pPr>
+      <w:r>
+        <w:rPr>
+          <w:rFonts w:ascii="Times New Roman" w:cs="Times New Roman" w:eastAsia="Times New Roman" w:hAnsi="Times New Roman"/>
+          <w:color w:val="5b1a8e"/>
+          <w:sz w:val="27"/>
+          <w:szCs w:val="27"/>
+          <w:rtl w:val="0"/>
+        </w:rPr>
+        <w:t xml:space="preserve">Use Case Specification Document</w:t>
+      </w:r>
+      <w:r>
+        <w:rPr>
+          <w:rFonts w:ascii="Times New Roman" w:cs="Times New Roman" w:eastAsia="Times New Roman" w:hAnsi="Times New Roman"/>
+          <w:sz w:val="27"/>
+          <w:szCs w:val="27"/>
+          <w:rtl w:val="0"/>
+        </w:rPr>
+        <w:t xml:space="preserve"> </w:t>
+      </w:r>
+      <w:r>
+        <w:rPr>
+          <w:rtl w:val="0"/>
+        </w:rPr>
+      </w:r>
+    </w:p>
+    <w:p>
+      <w:pPr>
+        <w:spacing w:after="60" w:lineRule="auto"/>
+        <w:ind w:left="0" w:right="0" w:firstLine="0"/>
+        <w:rPr>
+          <w:rFonts w:ascii="Times New Roman" w:cs="Times New Roman" w:eastAsia="Times New Roman" w:hAnsi="Times New Roman"/>
+          <w:color w:val="5b1a8e"/>
+          <w:sz w:val="27"/>
+          <w:szCs w:val="27"/>
+        </w:rPr>
+      </w:pPr>
+      <w:r>
+        <w:rPr>
+          <w:rFonts w:ascii="Times New Roman" w:cs="Times New Roman" w:eastAsia="Times New Roman" w:hAnsi="Times New Roman"/>
+          <w:color w:val="5b1a8e"/>
+          <w:sz w:val="27"/>
+          <w:szCs w:val="27"/>
+          <w:rtl w:val="0"/>
+        </w:rPr>
+        <w:t xml:space="preserve">UML Use Case Diagrams Document</w:t>
+      </w:r>
+    </w:p>
+    <w:p>
+      <w:pPr>
+        <w:spacing w:after="60" w:lineRule="auto"/>
+        <w:ind w:left="0" w:right="0" w:firstLine="0"/>
+        <w:rPr>
+          <w:rFonts w:ascii="Times New Roman" w:cs="Times New Roman" w:eastAsia="Times New Roman" w:hAnsi="Times New Roman"/>
+          <w:color w:val="5b1a8e"/>
+          <w:sz w:val="27"/>
+          <w:szCs w:val="27"/>
+        </w:rPr>
+      </w:pPr>
+      <w:r>
+        <w:rPr>
+          <w:rFonts w:ascii="Times New Roman" w:cs="Times New Roman" w:eastAsia="Times New Roman" w:hAnsi="Times New Roman"/>
+          <w:color w:val="5b1a8e"/>
+          <w:sz w:val="27"/>
+          <w:szCs w:val="27"/>
+          <w:rtl w:val="0"/>
+        </w:rPr>
+        <w:t xml:space="preserve">Class Diagrams </w:t>
+      </w:r>
+    </w:p>
+    <w:p>
+      <w:pPr>
+        <w:spacing w:after="180" w:lineRule="auto"/>
+        <w:ind w:left="0" w:right="0" w:firstLine="0"/>
+        <w:rPr>
+          <w:rFonts w:ascii="Times New Roman" w:cs="Times New Roman" w:eastAsia="Times New Roman" w:hAnsi="Times New Roman"/>
+          <w:color w:val="5b1a8e"/>
+          <w:sz w:val="27"/>
+          <w:szCs w:val="27"/>
+        </w:rPr>
+      </w:pPr>
+      <w:r>
+        <w:rPr>
+          <w:rFonts w:ascii="Times New Roman" w:cs="Times New Roman" w:eastAsia="Times New Roman" w:hAnsi="Times New Roman"/>
+          <w:color w:val="5b1a8e"/>
+          <w:sz w:val="27"/>
+          <w:szCs w:val="27"/>
+          <w:rtl w:val="0"/>
+        </w:rPr>
+        <w:t xml:space="preserve">Sequence Diagrams </w:t>
+      </w:r>
+      <w:r>
+        <w:rPr>
+          <w:rtl w:val="0"/>
+        </w:rPr>
+      </w:r>
+    </w:p>
+    <w:p>
+      <w:pPr>
+        <w:numPr>
+          <w:ilvl w:val="0"/>
+          <w:numId w:val="8"/>
+        </w:numPr>
+        <w:spacing w:after="280" w:before="240" w:lineRule="auto"/>
+        <w:ind w:left="0" w:right="0" w:firstLine="0"/>
+        <w:rPr>
+          <w:rFonts w:ascii="Times New Roman" w:cs="Times New Roman" w:eastAsia="Times New Roman" w:hAnsi="Times New Roman"/>
+          <w:b w:val="1"/>
+          <w:bCs w:val="1"/>
+          <w:sz w:val="30"/>
+          <w:szCs w:val="30"/>
+        </w:rPr>
+      </w:pPr>
+      <w:r>
+        <w:rPr>
+          <w:rFonts w:ascii="Times New Roman" w:cs="Times New Roman" w:eastAsia="Times New Roman" w:hAnsi="Times New Roman"/>
+          <w:b w:val="1"/>
+          <w:bCs w:val="1"/>
+          <w:sz w:val="30"/>
+          <w:szCs w:val="30"/>
+          <w:rtl w:val="0"/>
+        </w:rPr>
+        <w:t xml:space="preserve"> </w:t>
+      </w:r>
+      <w:r>
+        <w:rPr>
+          <w:rFonts w:ascii="Times New Roman" w:cs="Times New Roman" w:eastAsia="Times New Roman" w:hAnsi="Times New Roman"/>
+          <w:b w:val="1"/>
+          <w:bCs w:val="1"/>
+          <w:sz w:val="30"/>
+          <w:szCs w:val="30"/>
+          <w:rtl w:val="0"/>
+        </w:rPr>
+        <w:t xml:space="preserve">Overview</w:t>
+      </w:r>
+    </w:p>
+    <w:p>
+      <w:pPr>
+        <w:spacing w:after="2440" w:lineRule="auto"/>
+        <w:ind w:left="0" w:right="0" w:firstLine="0"/>
+        <w:rPr>
+          <w:rFonts w:ascii="Times New Roman" w:cs="Times New Roman" w:eastAsia="Times New Roman" w:hAnsi="Times New Roman"/>
+          <w:sz w:val="27"/>
+          <w:szCs w:val="27"/>
+        </w:rPr>
+      </w:pPr>
+      <w:r>
+        <w:rPr>
+          <w:rFonts w:ascii="Times New Roman" w:cs="Times New Roman" w:eastAsia="Times New Roman" w:hAnsi="Times New Roman"/>
+          <w:sz w:val="27"/>
+          <w:szCs w:val="27"/>
+          <w:rtl w:val="0"/>
+        </w:rPr>
+        <w:t xml:space="preserve">The Multiplayer Black Jack Gaming System, is designed to simulate a real-time casino experience, allowing multiple players to simultaneously compete against a real-time dealer. Where players aim to reach a hand value of 21 without going over that number.</w:t>
+      </w:r>
+      <w:r>
+        <w:rPr>
+          <w:rFonts w:ascii="Times New Roman" w:cs="Times New Roman" w:eastAsia="Times New Roman" w:hAnsi="Times New Roman"/>
+          <w:sz w:val="27"/>
+          <w:szCs w:val="27"/>
+          <w:rtl w:val="0"/>
+        </w:rPr>
+        <w:t xml:space="preserve"> </w:t>
+      </w:r>
+    </w:p>
+    <w:p>
+      <w:pPr>
+        <w:spacing w:after="2440" w:lineRule="auto"/>
+        <w:ind w:left="0" w:right="0" w:firstLine="0"/>
+        <w:rPr>
+          <w:rFonts w:ascii="Times New Roman" w:cs="Times New Roman" w:eastAsia="Times New Roman" w:hAnsi="Times New Roman"/>
+          <w:sz w:val="27"/>
+          <w:szCs w:val="27"/>
+        </w:rPr>
+      </w:pPr>
+      <w:r>
+        <w:rPr>
+          <w:rtl w:val="0"/>
+        </w:rPr>
+      </w:r>
+    </w:p>
+    <w:p>
+      <w:pPr>
+        <w:spacing w:after="2440" w:lineRule="auto"/>
+        <w:ind w:left="0" w:right="0" w:firstLine="0"/>
+        <w:rPr>
+          <w:rFonts w:ascii="Times New Roman" w:cs="Times New Roman" w:eastAsia="Times New Roman" w:hAnsi="Times New Roman"/>
+          <w:sz w:val="27"/>
+          <w:szCs w:val="27"/>
+        </w:rPr>
+      </w:pPr>
+      <w:r>
+        <w:rPr>
+          <w:rtl w:val="0"/>
+        </w:rPr>
+      </w:r>
+    </w:p>
+    <w:p>
+      <w:pPr>
+        <w:spacing w:after="2440" w:lineRule="auto"/>
+        <w:ind w:left="0" w:right="0" w:firstLine="0"/>
+        <w:rPr>
+          <w:rFonts w:ascii="Times New Roman" w:cs="Times New Roman" w:eastAsia="Times New Roman" w:hAnsi="Times New Roman"/>
+          <w:sz w:val="27"/>
+          <w:szCs w:val="27"/>
+        </w:rPr>
+      </w:pPr>
+      <w:r>
+        <w:rPr>
+          <w:rtl w:val="0"/>
+        </w:rPr>
+      </w:r>
+    </w:p>
+    <w:p>
+      <w:pPr>
+        <w:spacing w:after="2440" w:lineRule="auto"/>
+        <w:ind w:left="0" w:right="0" w:firstLine="0"/>
+        <w:rPr>
+          <w:rFonts w:ascii="Times New Roman" w:cs="Times New Roman" w:eastAsia="Times New Roman" w:hAnsi="Times New Roman"/>
+          <w:sz w:val="27"/>
+          <w:szCs w:val="27"/>
+        </w:rPr>
+      </w:pPr>
+      <w:r>
+        <w:rPr>
+          <w:rtl w:val="0"/>
+        </w:rPr>
+      </w:r>
+    </w:p>
+    <w:p>
+      <w:pPr>
+        <w:spacing w:after="780" w:before="240" w:lineRule="auto"/>
+        <w:ind w:left="0" w:right="0" w:firstLine="0"/>
+        <w:jc w:val="center"/>
+        <w:rPr>
+          <w:rFonts w:ascii="Times New Roman" w:cs="Times New Roman" w:eastAsia="Times New Roman" w:hAnsi="Times New Roman"/>
+          <w:b w:val="1"/>
+          <w:bCs w:val="1"/>
+          <w:sz w:val="39"/>
+          <w:szCs w:val="39"/>
+        </w:rPr>
+      </w:pPr>
+      <w:r>
+        <w:rPr>
+          <w:rFonts w:ascii="Times New Roman" w:cs="Times New Roman" w:eastAsia="Times New Roman" w:hAnsi="Times New Roman"/>
+          <w:b w:val="1"/>
+          <w:bCs w:val="1"/>
+          <w:sz w:val="39"/>
+          <w:szCs w:val="39"/>
+          <w:rtl w:val="0"/>
+        </w:rPr>
+        <w:t xml:space="preserve">2. Overall Description</w:t>
+      </w:r>
+    </w:p>
+    <w:p>
+      <w:pPr>
+        <w:numPr>
+          <w:ilvl w:val="0"/>
+          <w:numId w:val="11"/>
+        </w:numPr>
+        <w:spacing w:after="420" w:before="240" w:lineRule="auto"/>
+        <w:ind w:left="0" w:right="0" w:firstLine="0"/>
+        <w:rPr>
+          <w:rFonts w:ascii="Times New Roman" w:cs="Times New Roman" w:eastAsia="Times New Roman" w:hAnsi="Times New Roman"/>
+          <w:b w:val="1"/>
+          <w:bCs w:val="1"/>
+          <w:sz w:val="30"/>
+          <w:szCs w:val="30"/>
+        </w:rPr>
+      </w:pPr>
+      <w:r>
+        <w:rPr>
+          <w:rFonts w:ascii="Times New Roman" w:cs="Times New Roman" w:eastAsia="Times New Roman" w:hAnsi="Times New Roman"/>
+          <w:b w:val="1"/>
+          <w:bCs w:val="1"/>
+          <w:sz w:val="30"/>
+          <w:szCs w:val="30"/>
+          <w:rtl w:val="0"/>
+        </w:rPr>
+        <w:t xml:space="preserve"> Product Perspective</w:t>
+      </w:r>
+    </w:p>
+    <w:p>
+      <w:pPr>
+        <w:widowControl w:val="0"/>
+        <w:spacing w:before="240" w:line="240" w:lineRule="auto"/>
+        <w:rPr>
+          <w:rFonts w:ascii="Times New Roman" w:cs="Times New Roman" w:eastAsia="Times New Roman" w:hAnsi="Times New Roman"/>
+          <w:sz w:val="26"/>
+          <w:szCs w:val="26"/>
+        </w:rPr>
+      </w:pPr>
+      <w:r>
+        <w:rPr>
+          <w:rFonts w:ascii="Times New Roman" w:cs="Times New Roman" w:eastAsia="Times New Roman" w:hAnsi="Times New Roman"/>
+          <w:sz w:val="26"/>
+          <w:szCs w:val="26"/>
+          <w:rtl w:val="0"/>
+        </w:rPr>
+        <w:t xml:space="preserve">Create a multi-player blackjack gaming system. The system allows clients</w:t>
+      </w:r>
+    </w:p>
+    <w:p>
+      <w:pPr>
+        <w:widowControl w:val="0"/>
+        <w:spacing w:before="240" w:line="240" w:lineRule="auto"/>
+        <w:rPr>
+          <w:rFonts w:ascii="Times New Roman" w:cs="Times New Roman" w:eastAsia="Times New Roman" w:hAnsi="Times New Roman"/>
+          <w:sz w:val="26"/>
+          <w:szCs w:val="26"/>
+        </w:rPr>
+      </w:pPr>
+      <w:r>
+        <w:rPr>
+          <w:rFonts w:ascii="Times New Roman" w:cs="Times New Roman" w:eastAsia="Times New Roman" w:hAnsi="Times New Roman"/>
+          <w:sz w:val="26"/>
+          <w:szCs w:val="26"/>
+          <w:rtl w:val="0"/>
+        </w:rPr>
+        <w:t xml:space="preserve">to log in, add funds to their accounts, play games of blackjack with other</w:t>
+      </w:r>
+    </w:p>
+    <w:p>
+      <w:pPr>
+        <w:widowControl w:val="0"/>
+        <w:spacing w:before="240" w:line="240" w:lineRule="auto"/>
+        <w:rPr>
+          <w:rFonts w:ascii="Times New Roman" w:cs="Times New Roman" w:eastAsia="Times New Roman" w:hAnsi="Times New Roman"/>
+          <w:sz w:val="26"/>
+          <w:szCs w:val="26"/>
+        </w:rPr>
+      </w:pPr>
+      <w:r>
+        <w:rPr>
+          <w:rFonts w:ascii="Times New Roman" w:cs="Times New Roman" w:eastAsia="Times New Roman" w:hAnsi="Times New Roman"/>
+          <w:sz w:val="26"/>
+          <w:szCs w:val="26"/>
+          <w:rtl w:val="0"/>
+        </w:rPr>
+        <w:t xml:space="preserve">real players, or cash out their accounts. Standard rules apply. Cheating is</w:t>
+      </w:r>
+    </w:p>
+    <w:p>
+      <w:pPr>
+        <w:widowControl w:val="0"/>
+        <w:spacing w:before="240" w:line="240" w:lineRule="auto"/>
+        <w:rPr>
+          <w:rFonts w:ascii="Times New Roman" w:cs="Times New Roman" w:eastAsia="Times New Roman" w:hAnsi="Times New Roman"/>
+          <w:sz w:val="26"/>
+          <w:szCs w:val="26"/>
+        </w:rPr>
+      </w:pPr>
+      <w:r>
+        <w:rPr>
+          <w:rFonts w:ascii="Times New Roman" w:cs="Times New Roman" w:eastAsia="Times New Roman" w:hAnsi="Times New Roman"/>
+          <w:sz w:val="26"/>
+          <w:szCs w:val="26"/>
+          <w:rtl w:val="0"/>
+        </w:rPr>
+        <w:t xml:space="preserve">minimized. Play is fair.</w:t>
+      </w:r>
+    </w:p>
+    <w:p>
+      <w:pPr>
+        <w:widowControl w:val="0"/>
+        <w:spacing w:before="240" w:line="240" w:lineRule="auto"/>
+        <w:rPr>
+          <w:rFonts w:ascii="Times New Roman" w:cs="Times New Roman" w:eastAsia="Times New Roman" w:hAnsi="Times New Roman"/>
+          <w:sz w:val="26"/>
+          <w:szCs w:val="26"/>
+        </w:rPr>
+      </w:pPr>
+      <w:r>
+        <w:rPr>
+          <w:rFonts w:ascii="Times New Roman" w:cs="Times New Roman" w:eastAsia="Times New Roman" w:hAnsi="Times New Roman"/>
+          <w:sz w:val="26"/>
+          <w:szCs w:val="26"/>
+          <w:rtl w:val="0"/>
+        </w:rPr>
+        <w:t xml:space="preserve">This is a Java application with a GUI that operates over TCP/IP. This</w:t>
+      </w:r>
+    </w:p>
+    <w:p>
+      <w:pPr>
+        <w:widowControl w:val="0"/>
+        <w:spacing w:before="240" w:line="240" w:lineRule="auto"/>
+        <w:rPr>
+          <w:rFonts w:ascii="Times New Roman" w:cs="Times New Roman" w:eastAsia="Times New Roman" w:hAnsi="Times New Roman"/>
+          <w:sz w:val="26"/>
+          <w:szCs w:val="26"/>
+        </w:rPr>
+      </w:pPr>
+      <w:r>
+        <w:rPr>
+          <w:rFonts w:ascii="Times New Roman" w:cs="Times New Roman" w:eastAsia="Times New Roman" w:hAnsi="Times New Roman"/>
+          <w:sz w:val="26"/>
+          <w:szCs w:val="26"/>
+          <w:rtl w:val="0"/>
+        </w:rPr>
+        <w:t xml:space="preserve">system requires a server application and client application. There is no</w:t>
+      </w:r>
+    </w:p>
+    <w:p>
+      <w:pPr>
+        <w:widowControl w:val="0"/>
+        <w:spacing w:before="240" w:line="240" w:lineRule="auto"/>
+        <w:rPr>
+          <w:rFonts w:ascii="Times New Roman" w:cs="Times New Roman" w:eastAsia="Times New Roman" w:hAnsi="Times New Roman"/>
+          <w:sz w:val="26"/>
+          <w:szCs w:val="26"/>
+        </w:rPr>
+      </w:pPr>
+      <w:r>
+        <w:rPr>
+          <w:rFonts w:ascii="Times New Roman" w:cs="Times New Roman" w:eastAsia="Times New Roman" w:hAnsi="Times New Roman"/>
+          <w:sz w:val="26"/>
+          <w:szCs w:val="26"/>
+          <w:rtl w:val="0"/>
+        </w:rPr>
+        <w:t xml:space="preserve">web or HTML component. No databases, libraries, frameworks, or other</w:t>
+      </w:r>
+    </w:p>
+    <w:p>
+      <w:pPr>
+        <w:widowControl w:val="0"/>
+        <w:spacing w:before="240" w:line="240" w:lineRule="auto"/>
+        <w:rPr>
+          <w:rFonts w:ascii="Times New Roman" w:cs="Times New Roman" w:eastAsia="Times New Roman" w:hAnsi="Times New Roman"/>
+          <w:b w:val="1"/>
+          <w:bCs w:val="1"/>
+          <w:sz w:val="30"/>
+          <w:szCs w:val="30"/>
+        </w:rPr>
+      </w:pPr>
+      <w:r>
+        <w:rPr>
+          <w:rFonts w:ascii="Times New Roman" w:cs="Times New Roman" w:eastAsia="Times New Roman" w:hAnsi="Times New Roman"/>
+          <w:sz w:val="26"/>
+          <w:szCs w:val="26"/>
+          <w:rtl w:val="0"/>
+        </w:rPr>
+        <w:t xml:space="preserve">technologies may be used without approval.</w:t>
+      </w:r>
+      <w:r>
+        <w:rPr>
+          <w:rtl w:val="0"/>
+        </w:rPr>
+      </w:r>
+    </w:p>
+    <w:p>
+      <w:pPr>
+        <w:numPr>
+          <w:ilvl w:val="0"/>
+          <w:numId w:val="11"/>
+        </w:numPr>
+        <w:spacing w:after="300" w:before="240" w:lineRule="auto"/>
+        <w:ind w:left="0" w:right="0" w:firstLine="0"/>
+        <w:rPr>
+          <w:rFonts w:ascii="Times New Roman" w:cs="Times New Roman" w:eastAsia="Times New Roman" w:hAnsi="Times New Roman"/>
+          <w:b w:val="1"/>
+          <w:bCs w:val="1"/>
+          <w:sz w:val="30"/>
+          <w:szCs w:val="30"/>
+        </w:rPr>
+      </w:pPr>
+      <w:r>
+        <w:rPr>
+          <w:rFonts w:ascii="Times New Roman" w:cs="Times New Roman" w:eastAsia="Times New Roman" w:hAnsi="Times New Roman"/>
+          <w:b w:val="1"/>
+          <w:bCs w:val="1"/>
+          <w:sz w:val="30"/>
+          <w:szCs w:val="30"/>
+          <w:rtl w:val="0"/>
+        </w:rPr>
+        <w:t xml:space="preserve"> Product Architecture X</w:t>
+      </w:r>
+    </w:p>
+    <w:p>
+      <w:pPr>
+        <w:spacing w:after="60" w:lineRule="auto"/>
+        <w:jc w:val="both"/>
+        <w:rPr>
+          <w:rFonts w:ascii="Times New Roman" w:cs="Times New Roman" w:eastAsia="Times New Roman" w:hAnsi="Times New Roman"/>
+          <w:color w:val="5b1a8e"/>
+          <w:sz w:val="27"/>
+          <w:szCs w:val="27"/>
+        </w:rPr>
+      </w:pPr>
+      <w:r>
+        <w:rPr>
+          <w:rFonts w:ascii="Times New Roman" w:cs="Times New Roman" w:eastAsia="Times New Roman" w:hAnsi="Times New Roman"/>
+          <w:color w:val="5b1a8e"/>
+          <w:sz w:val="27"/>
+          <w:szCs w:val="27"/>
+          <w:rtl w:val="0"/>
+        </w:rPr>
+        <w:t xml:space="preserve">The system will be organized into 5 major modules: </w:t>
+      </w:r>
+    </w:p>
+    <w:p>
+      <w:pPr>
+        <w:numPr>
+          <w:ilvl w:val="0"/>
+          <w:numId w:val="4"/>
+        </w:numPr>
+        <w:spacing w:after="0" w:afterAutospacing="0" w:lineRule="auto"/>
+        <w:ind w:left="720" w:hanging="360"/>
+        <w:jc w:val="both"/>
+        <w:rPr>
+          <w:rFonts w:ascii="Times New Roman" w:cs="Times New Roman" w:eastAsia="Times New Roman" w:hAnsi="Times New Roman"/>
+          <w:color w:val="5b1a8e"/>
+          <w:sz w:val="27"/>
+          <w:szCs w:val="27"/>
+        </w:rPr>
+      </w:pPr>
+      <w:r>
+        <w:rPr>
+          <w:rFonts w:ascii="Times New Roman" w:cs="Times New Roman" w:eastAsia="Times New Roman" w:hAnsi="Times New Roman"/>
+          <w:color w:val="5b1a8e"/>
+          <w:sz w:val="27"/>
+          <w:szCs w:val="27"/>
+          <w:rtl w:val="0"/>
+        </w:rPr>
+        <w:t xml:space="preserve">User module</w:t>
+      </w:r>
+    </w:p>
+    <w:p>
+      <w:pPr>
+        <w:numPr>
+          <w:ilvl w:val="0"/>
+          <w:numId w:val="4"/>
+        </w:numPr>
+        <w:spacing w:after="0" w:afterAutospacing="0" w:lineRule="auto"/>
+        <w:ind w:left="720" w:hanging="360"/>
+        <w:jc w:val="both"/>
+        <w:rPr>
+          <w:rFonts w:ascii="Times New Roman" w:cs="Times New Roman" w:eastAsia="Times New Roman" w:hAnsi="Times New Roman"/>
+          <w:color w:val="5b1a8e"/>
+          <w:sz w:val="27"/>
+          <w:szCs w:val="27"/>
+        </w:rPr>
+      </w:pPr>
+      <w:r>
+        <w:rPr>
+          <w:rFonts w:ascii="Times New Roman" w:cs="Times New Roman" w:eastAsia="Times New Roman" w:hAnsi="Times New Roman"/>
+          <w:color w:val="5b1a8e"/>
+          <w:sz w:val="27"/>
+          <w:szCs w:val="27"/>
+          <w:rtl w:val="0"/>
+        </w:rPr>
+        <w:t xml:space="preserve">Server module</w:t>
+      </w:r>
+    </w:p>
+    <w:p>
+      <w:pPr>
+        <w:numPr>
+          <w:ilvl w:val="0"/>
+          <w:numId w:val="4"/>
+        </w:numPr>
+        <w:spacing w:after="0" w:afterAutospacing="0" w:lineRule="auto"/>
+        <w:ind w:left="720" w:hanging="360"/>
+        <w:jc w:val="both"/>
+        <w:rPr>
+          <w:rFonts w:ascii="Times New Roman" w:cs="Times New Roman" w:eastAsia="Times New Roman" w:hAnsi="Times New Roman"/>
+          <w:color w:val="5b1a8e"/>
+          <w:sz w:val="27"/>
+          <w:szCs w:val="27"/>
+        </w:rPr>
+      </w:pPr>
+      <w:r>
+        <w:rPr>
+          <w:rFonts w:ascii="Times New Roman" w:cs="Times New Roman" w:eastAsia="Times New Roman" w:hAnsi="Times New Roman"/>
+          <w:color w:val="5b1a8e"/>
+          <w:sz w:val="27"/>
+          <w:szCs w:val="27"/>
+          <w:rtl w:val="0"/>
+        </w:rPr>
+        <w:t xml:space="preserve">Game Logic module</w:t>
+      </w:r>
+    </w:p>
+    <w:p>
+      <w:pPr>
+        <w:numPr>
+          <w:ilvl w:val="0"/>
+          <w:numId w:val="4"/>
+        </w:numPr>
+        <w:spacing w:after="0" w:afterAutospacing="0" w:lineRule="auto"/>
+        <w:ind w:left="720" w:hanging="360"/>
+        <w:jc w:val="both"/>
+        <w:rPr>
+          <w:rFonts w:ascii="Times New Roman" w:cs="Times New Roman" w:eastAsia="Times New Roman" w:hAnsi="Times New Roman"/>
+          <w:color w:val="5b1a8e"/>
+          <w:sz w:val="27"/>
+          <w:szCs w:val="27"/>
+        </w:rPr>
+      </w:pPr>
+      <w:r>
+        <w:rPr>
+          <w:rFonts w:ascii="Times New Roman" w:cs="Times New Roman" w:eastAsia="Times New Roman" w:hAnsi="Times New Roman"/>
+          <w:color w:val="5b1a8e"/>
+          <w:sz w:val="27"/>
+          <w:szCs w:val="27"/>
+          <w:rtl w:val="0"/>
+        </w:rPr>
+        <w:t xml:space="preserve">Networking module</w:t>
+      </w:r>
+    </w:p>
+    <w:p>
+      <w:pPr>
+        <w:numPr>
+          <w:ilvl w:val="0"/>
+          <w:numId w:val="4"/>
+        </w:numPr>
+        <w:spacing w:after="60" w:lineRule="auto"/>
+        <w:ind w:left="720" w:hanging="360"/>
+        <w:jc w:val="both"/>
+        <w:rPr>
+          <w:rFonts w:ascii="Times New Roman" w:cs="Times New Roman" w:eastAsia="Times New Roman" w:hAnsi="Times New Roman"/>
+          <w:color w:val="5b1a8e"/>
+          <w:sz w:val="27"/>
+          <w:szCs w:val="27"/>
+        </w:rPr>
+      </w:pPr>
+      <w:r>
+        <w:rPr>
+          <w:rFonts w:ascii="Times New Roman" w:cs="Times New Roman" w:eastAsia="Times New Roman" w:hAnsi="Times New Roman"/>
+          <w:color w:val="5b1a8e"/>
+          <w:sz w:val="27"/>
+          <w:szCs w:val="27"/>
+          <w:rtl w:val="0"/>
+        </w:rPr>
+        <w:t xml:space="preserve">Client/GUI module</w:t>
+      </w:r>
+    </w:p>
+    <w:p>
+      <w:pPr>
+        <w:spacing w:after="180" w:lineRule="auto"/>
+        <w:jc w:val="both"/>
+        <w:rPr>
+          <w:rFonts w:ascii="Times New Roman" w:cs="Times New Roman" w:eastAsia="Times New Roman" w:hAnsi="Times New Roman"/>
+          <w:b w:val="1"/>
+          <w:bCs w:val="1"/>
+          <w:sz w:val="30"/>
+          <w:szCs w:val="30"/>
+        </w:rPr>
+      </w:pPr>
+      <w:r>
+        <w:rPr>
+          <w:rFonts w:ascii="Times New Roman" w:cs="Times New Roman" w:eastAsia="Times New Roman" w:hAnsi="Times New Roman"/>
+          <w:color w:val="5b1a8e"/>
+          <w:sz w:val="27"/>
+          <w:szCs w:val="27"/>
+          <w:rtl w:val="0"/>
+        </w:rPr>
+        <w:t xml:space="preserve">Note: System architecture should follow standard OO design practices.</w:t>
+      </w:r>
+      <w:r>
+        <w:rPr>
+          <w:rtl w:val="0"/>
+        </w:rPr>
+      </w:r>
+    </w:p>
+    <w:p>
+      <w:pPr>
+        <w:numPr>
+          <w:ilvl w:val="0"/>
+          <w:numId w:val="11"/>
+        </w:numPr>
+        <w:spacing w:after="280" w:before="240" w:lineRule="auto"/>
+        <w:ind w:left="0" w:right="0" w:firstLine="0"/>
+        <w:rPr>
+          <w:rFonts w:ascii="Times New Roman" w:cs="Times New Roman" w:eastAsia="Times New Roman" w:hAnsi="Times New Roman"/>
+          <w:b w:val="1"/>
+          <w:bCs w:val="1"/>
+          <w:sz w:val="30"/>
+          <w:szCs w:val="30"/>
+        </w:rPr>
+      </w:pPr>
+      <w:r>
+        <w:rPr>
+          <w:rFonts w:ascii="Times New Roman" w:cs="Times New Roman" w:eastAsia="Times New Roman" w:hAnsi="Times New Roman"/>
+          <w:b w:val="1"/>
+          <w:bCs w:val="1"/>
+          <w:sz w:val="30"/>
+          <w:szCs w:val="30"/>
+          <w:rtl w:val="0"/>
+        </w:rPr>
+        <w:t xml:space="preserve"> </w:t>
+      </w:r>
+      <w:r>
+        <w:rPr>
+          <w:rFonts w:ascii="Times New Roman" w:cs="Times New Roman" w:eastAsia="Times New Roman" w:hAnsi="Times New Roman"/>
+          <w:b w:val="1"/>
+          <w:bCs w:val="1"/>
+          <w:sz w:val="30"/>
+          <w:szCs w:val="30"/>
+          <w:rtl w:val="0"/>
+        </w:rPr>
+        <w:t xml:space="preserve">Product Functionality/Features </w:t>
+      </w:r>
+    </w:p>
+    <w:p>
+      <w:pPr>
+        <w:spacing w:after="180" w:lineRule="auto"/>
+        <w:ind w:left="0" w:right="0" w:firstLine="0"/>
+        <w:rPr>
+          <w:rFonts w:ascii="Times New Roman" w:cs="Times New Roman" w:eastAsia="Times New Roman" w:hAnsi="Times New Roman"/>
+          <w:sz w:val="27"/>
+          <w:szCs w:val="27"/>
+        </w:rPr>
+      </w:pPr>
+      <w:r>
+        <w:rPr>
+          <w:rFonts w:ascii="Times New Roman" w:cs="Times New Roman" w:eastAsia="Times New Roman" w:hAnsi="Times New Roman"/>
+          <w:sz w:val="27"/>
+          <w:szCs w:val="27"/>
+          <w:rtl w:val="0"/>
+        </w:rPr>
+        <w:t xml:space="preserve">The high-level features of the system are as follows (see section 3 of this document for more detailed requirements that address these features):</w:t>
+      </w:r>
+    </w:p>
+    <w:p>
+      <w:pPr>
+        <w:numPr>
+          <w:ilvl w:val="0"/>
           <w:numId w:val="11"/>
         </w:numPr>
         <w:spacing w:after="0" w:afterAutospacing="0" w:before="240" w:lineRule="auto"/>
         <w:ind w:left="0" w:right="0" w:firstLine="0"/>
         <w:rPr>
           <w:rFonts w:ascii="Times New Roman" w:cs="Times New Roman" w:eastAsia="Times New Roman" w:hAnsi="Times New Roman"/>
-          <w:sz w:val="27"/>
-          <w:szCs w:val="27"/>
-        </w:rPr>
-      </w:pPr>
-      <w:r>
-        <w:rPr>
-          <w:rFonts w:ascii="Times New Roman" w:cs="Times New Roman" w:eastAsia="Times New Roman" w:hAnsi="Times New Roman"/>
-          <w:sz w:val="27"/>
-          <w:szCs w:val="27"/>
-          <w:rtl w:val="0"/>
-        </w:rPr>
-        <w:t xml:space="preserve">Product Perspective</w:t>
-        <w:tab/>
-        <w:tab/>
-        <w:tab/>
-        <w:tab/>
-        <w:tab/>
-        <w:tab/>
-        <w:tab/>
-        <w:tab/>
-        <w:tab/>
-        <w:t xml:space="preserve">        6</w:t>
+          <w:b w:val="1"/>
+          <w:bCs w:val="1"/>
+          <w:sz w:val="30"/>
+          <w:szCs w:val="30"/>
+        </w:rPr>
+      </w:pPr>
+      <w:r>
+        <w:rPr>
+          <w:rFonts w:ascii="Times New Roman" w:cs="Times New Roman" w:eastAsia="Times New Roman" w:hAnsi="Times New Roman"/>
+          <w:b w:val="1"/>
+          <w:bCs w:val="1"/>
+          <w:sz w:val="30"/>
+          <w:szCs w:val="30"/>
+          <w:rtl w:val="0"/>
+        </w:rPr>
+        <w:t xml:space="preserve"> Constraints X</w:t>
+      </w:r>
+    </w:p>
+    <w:p>
+      <w:pPr>
+        <w:numPr>
+          <w:ilvl w:val="0"/>
+          <w:numId w:val="10"/>
+        </w:numPr>
+        <w:spacing w:after="0" w:afterAutospacing="0" w:lineRule="auto"/>
+        <w:ind w:left="720" w:hanging="360"/>
+        <w:jc w:val="both"/>
+        <w:rPr>
+          <w:rFonts w:ascii="Times New Roman" w:cs="Times New Roman" w:eastAsia="Times New Roman" w:hAnsi="Times New Roman"/>
+          <w:color w:val="5b1a8e"/>
+          <w:sz w:val="27"/>
+          <w:szCs w:val="27"/>
+        </w:rPr>
+      </w:pPr>
+      <w:r>
+        <w:rPr>
+          <w:rFonts w:ascii="Times New Roman" w:cs="Times New Roman" w:eastAsia="Times New Roman" w:hAnsi="Times New Roman"/>
+          <w:color w:val="5b1a8e"/>
+          <w:sz w:val="27"/>
+          <w:szCs w:val="27"/>
+          <w:rtl w:val="0"/>
+        </w:rPr>
+        <w:t xml:space="preserve">The system must be implemented entirely in Java.</w:t>
+      </w:r>
+    </w:p>
+    <w:p>
+      <w:pPr>
+        <w:numPr>
+          <w:ilvl w:val="0"/>
+          <w:numId w:val="10"/>
+        </w:numPr>
+        <w:spacing w:after="0" w:afterAutospacing="0" w:lineRule="auto"/>
+        <w:ind w:left="720" w:right="0" w:hanging="360"/>
+        <w:jc w:val="both"/>
+        <w:rPr>
+          <w:rFonts w:ascii="Times New Roman" w:cs="Times New Roman" w:eastAsia="Times New Roman" w:hAnsi="Times New Roman"/>
+          <w:color w:val="5b1a8e"/>
+          <w:sz w:val="27"/>
+          <w:szCs w:val="27"/>
+          <w:u w:val="none"/>
+        </w:rPr>
+      </w:pPr>
+      <w:r>
+        <w:rPr>
+          <w:rFonts w:ascii="Times New Roman" w:cs="Times New Roman" w:eastAsia="Times New Roman" w:hAnsi="Times New Roman"/>
+          <w:color w:val="5b1a8e"/>
+          <w:sz w:val="27"/>
+          <w:szCs w:val="27"/>
+          <w:rtl w:val="0"/>
+        </w:rPr>
+        <w:t xml:space="preserve">Since the system has to operate as a Java application it means there mustn't have web-based code be used (HTML, CSS, JavaScript).</w:t>
+      </w:r>
+    </w:p>
+    <w:p>
+      <w:pPr>
+        <w:numPr>
+          <w:ilvl w:val="0"/>
+          <w:numId w:val="10"/>
+        </w:numPr>
+        <w:spacing w:after="0" w:afterAutospacing="0" w:lineRule="auto"/>
+        <w:ind w:left="720" w:right="0" w:hanging="360"/>
+        <w:jc w:val="both"/>
+        <w:rPr>
+          <w:rFonts w:ascii="Times New Roman" w:cs="Times New Roman" w:eastAsia="Times New Roman" w:hAnsi="Times New Roman"/>
+          <w:color w:val="5b1a8e"/>
+          <w:sz w:val="27"/>
+          <w:szCs w:val="27"/>
+          <w:u w:val="none"/>
+        </w:rPr>
+      </w:pPr>
+      <w:r>
+        <w:rPr>
+          <w:rFonts w:ascii="Times New Roman" w:cs="Times New Roman" w:eastAsia="Times New Roman" w:hAnsi="Times New Roman"/>
+          <w:color w:val="5b1a8e"/>
+          <w:sz w:val="27"/>
+          <w:szCs w:val="27"/>
+          <w:rtl w:val="0"/>
+        </w:rPr>
+        <w:t xml:space="preserve">The system must use Java socket connections due to it being a client-server application.</w:t>
+      </w:r>
+    </w:p>
+    <w:p>
+      <w:pPr>
+        <w:numPr>
+          <w:ilvl w:val="0"/>
+          <w:numId w:val="10"/>
+        </w:numPr>
+        <w:spacing w:after="0" w:afterAutospacing="0" w:lineRule="auto"/>
+        <w:ind w:left="720" w:right="0" w:hanging="360"/>
+        <w:jc w:val="both"/>
+        <w:rPr>
+          <w:rFonts w:ascii="Times New Roman" w:cs="Times New Roman" w:eastAsia="Times New Roman" w:hAnsi="Times New Roman"/>
+          <w:color w:val="5b1a8e"/>
+          <w:sz w:val="27"/>
+          <w:szCs w:val="27"/>
+          <w:u w:val="none"/>
+        </w:rPr>
+      </w:pPr>
+      <w:r>
+        <w:rPr>
+          <w:rFonts w:ascii="Times New Roman" w:cs="Times New Roman" w:eastAsia="Times New Roman" w:hAnsi="Times New Roman"/>
+          <w:color w:val="5b1a8e"/>
+          <w:sz w:val="27"/>
+          <w:szCs w:val="27"/>
+          <w:rtl w:val="0"/>
+        </w:rPr>
+        <w:t xml:space="preserve">The server has to handle client disconnections without stopping active games/other connections in the server system.</w:t>
+      </w:r>
+    </w:p>
+    <w:p>
+      <w:pPr>
+        <w:numPr>
+          <w:ilvl w:val="0"/>
+          <w:numId w:val="10"/>
+        </w:numPr>
+        <w:spacing w:after="0" w:afterAutospacing="0" w:lineRule="auto"/>
+        <w:ind w:left="720" w:right="0" w:hanging="360"/>
+        <w:jc w:val="both"/>
+        <w:rPr>
+          <w:rFonts w:ascii="Times New Roman" w:cs="Times New Roman" w:eastAsia="Times New Roman" w:hAnsi="Times New Roman"/>
+          <w:color w:val="5b1a8e"/>
+          <w:sz w:val="27"/>
+          <w:szCs w:val="27"/>
+          <w:u w:val="none"/>
+        </w:rPr>
+      </w:pPr>
+      <w:r>
+        <w:rPr>
+          <w:rFonts w:ascii="Times New Roman" w:cs="Times New Roman" w:eastAsia="Times New Roman" w:hAnsi="Times New Roman"/>
+          <w:color w:val="5b1a8e"/>
+          <w:sz w:val="27"/>
+          <w:szCs w:val="27"/>
+          <w:rtl w:val="0"/>
+        </w:rPr>
+        <w:t xml:space="preserve">The server must support multiple client connections since multiple players can play at the same time.</w:t>
+      </w:r>
+    </w:p>
+    <w:p>
+      <w:pPr>
+        <w:numPr>
+          <w:ilvl w:val="0"/>
+          <w:numId w:val="10"/>
+        </w:numPr>
+        <w:spacing w:after="0" w:afterAutospacing="0" w:lineRule="auto"/>
+        <w:ind w:left="720" w:right="0" w:hanging="360"/>
+        <w:jc w:val="both"/>
+        <w:rPr>
+          <w:rFonts w:ascii="Times New Roman" w:cs="Times New Roman" w:eastAsia="Times New Roman" w:hAnsi="Times New Roman"/>
+          <w:color w:val="5b1a8e"/>
+          <w:sz w:val="27"/>
+          <w:szCs w:val="27"/>
+          <w:u w:val="none"/>
+        </w:rPr>
+      </w:pPr>
+      <w:r>
+        <w:rPr>
+          <w:rFonts w:ascii="Times New Roman" w:cs="Times New Roman" w:eastAsia="Times New Roman" w:hAnsi="Times New Roman"/>
+          <w:color w:val="5b1a8e"/>
+          <w:sz w:val="27"/>
+          <w:szCs w:val="27"/>
+          <w:rtl w:val="0"/>
+        </w:rPr>
+        <w:t xml:space="preserve">The system has to correctly handle Blackjack standard rules such as an Ace valuation (it being value 1 or 11) &amp; recognize a natural BlackJack on the first deal.</w:t>
+      </w:r>
+    </w:p>
+    <w:p>
+      <w:pPr>
+        <w:numPr>
+          <w:ilvl w:val="0"/>
+          <w:numId w:val="10"/>
+        </w:numPr>
+        <w:spacing w:after="0" w:afterAutospacing="0" w:lineRule="auto"/>
+        <w:ind w:left="720" w:right="0" w:hanging="360"/>
+        <w:jc w:val="both"/>
+        <w:rPr>
+          <w:rFonts w:ascii="Times New Roman" w:cs="Times New Roman" w:eastAsia="Times New Roman" w:hAnsi="Times New Roman"/>
+          <w:color w:val="5b1a8e"/>
+          <w:sz w:val="27"/>
+          <w:szCs w:val="27"/>
+          <w:u w:val="none"/>
+        </w:rPr>
+      </w:pPr>
+      <w:r>
+        <w:rPr>
+          <w:rFonts w:ascii="Times New Roman" w:cs="Times New Roman" w:eastAsia="Times New Roman" w:hAnsi="Times New Roman"/>
+          <w:color w:val="5b1a8e"/>
+          <w:sz w:val="27"/>
+          <w:szCs w:val="27"/>
+          <w:rtl w:val="0"/>
+        </w:rPr>
+        <w:t xml:space="preserve">Players must not lose money unfairly, meaning their account balance can’t drop below zero where bets must be validated by the server before each round.</w:t>
+      </w:r>
+    </w:p>
+    <w:p>
+      <w:pPr>
+        <w:numPr>
+          <w:ilvl w:val="0"/>
+          <w:numId w:val="10"/>
+        </w:numPr>
+        <w:spacing w:after="0" w:afterAutospacing="0" w:lineRule="auto"/>
+        <w:ind w:left="720" w:right="0" w:hanging="360"/>
+        <w:jc w:val="both"/>
+        <w:rPr>
+          <w:rFonts w:ascii="Times New Roman" w:cs="Times New Roman" w:eastAsia="Times New Roman" w:hAnsi="Times New Roman"/>
+          <w:color w:val="5b1a8e"/>
+          <w:sz w:val="27"/>
+          <w:szCs w:val="27"/>
+          <w:u w:val="none"/>
+        </w:rPr>
+      </w:pPr>
+      <w:r>
+        <w:rPr>
+          <w:rFonts w:ascii="Times New Roman" w:cs="Times New Roman" w:eastAsia="Times New Roman" w:hAnsi="Times New Roman"/>
+          <w:color w:val="5b1a8e"/>
+          <w:sz w:val="27"/>
+          <w:szCs w:val="27"/>
+          <w:rtl w:val="0"/>
+        </w:rPr>
+        <w:t xml:space="preserve">Only registered users with valid credentials can connect to the server, since players have to be authenticated before joining a game.</w:t>
+      </w:r>
+    </w:p>
+    <w:p>
+      <w:pPr>
+        <w:numPr>
+          <w:ilvl w:val="0"/>
+          <w:numId w:val="10"/>
+        </w:numPr>
+        <w:spacing w:after="0" w:afterAutospacing="0" w:lineRule="auto"/>
+        <w:ind w:left="720" w:right="0" w:hanging="360"/>
+        <w:jc w:val="both"/>
+        <w:rPr>
+          <w:rFonts w:ascii="Times New Roman" w:cs="Times New Roman" w:eastAsia="Times New Roman" w:hAnsi="Times New Roman"/>
+          <w:color w:val="5b1a8e"/>
+          <w:sz w:val="27"/>
+          <w:szCs w:val="27"/>
+          <w:u w:val="none"/>
+        </w:rPr>
+      </w:pPr>
+      <w:r>
+        <w:rPr>
+          <w:rFonts w:ascii="Times New Roman" w:cs="Times New Roman" w:eastAsia="Times New Roman" w:hAnsi="Times New Roman"/>
+          <w:color w:val="5b1a8e"/>
+          <w:sz w:val="27"/>
+          <w:szCs w:val="27"/>
+          <w:rtl w:val="0"/>
+        </w:rPr>
+        <w:t xml:space="preserve">The system must not allow players to access other player’s hands (each player’s cards in game) or manipulate game outcomes as the system has to be fair.</w:t>
+      </w:r>
+    </w:p>
+    <w:p>
+      <w:pPr>
+        <w:numPr>
+          <w:ilvl w:val="0"/>
+          <w:numId w:val="10"/>
+        </w:numPr>
+        <w:spacing w:after="0" w:afterAutospacing="0" w:lineRule="auto"/>
+        <w:ind w:left="720" w:right="0" w:hanging="360"/>
+        <w:jc w:val="both"/>
+        <w:rPr>
+          <w:rFonts w:ascii="Times New Roman" w:cs="Times New Roman" w:eastAsia="Times New Roman" w:hAnsi="Times New Roman"/>
+          <w:color w:val="5b1a8e"/>
+          <w:sz w:val="27"/>
+          <w:szCs w:val="27"/>
+          <w:u w:val="none"/>
+        </w:rPr>
+      </w:pPr>
+      <w:r>
+        <w:rPr>
+          <w:rFonts w:ascii="Times New Roman" w:cs="Times New Roman" w:eastAsia="Times New Roman" w:hAnsi="Times New Roman"/>
+          <w:color w:val="5b1a8e"/>
+          <w:sz w:val="27"/>
+          <w:szCs w:val="27"/>
+          <w:rtl w:val="0"/>
+        </w:rPr>
+        <w:t xml:space="preserve">The system must maintain valid decks for each table.</w:t>
+      </w:r>
+      <w:r>
+        <w:rPr>
+          <w:rtl w:val="0"/>
+        </w:rPr>
       </w:r>
     </w:p>
     <w:p>
@@ -3115,664 +5213,38 @@
         <w:ind w:left="0" w:right="0" w:firstLine="0"/>
         <w:rPr>
           <w:rFonts w:ascii="Times New Roman" w:cs="Times New Roman" w:eastAsia="Times New Roman" w:hAnsi="Times New Roman"/>
-          <w:sz w:val="27"/>
-          <w:szCs w:val="27"/>
-        </w:rPr>
-      </w:pPr>
-      <w:r>
-        <w:rPr>
-          <w:rFonts w:ascii="Times New Roman" w:cs="Times New Roman" w:eastAsia="Times New Roman" w:hAnsi="Times New Roman"/>
-          <w:sz w:val="27"/>
-          <w:szCs w:val="27"/>
-          <w:rtl w:val="0"/>
-        </w:rPr>
-        <w:t xml:space="preserve">Product Architecture</w:t>
-        <w:tab/>
-        <w:tab/>
-        <w:tab/>
-        <w:tab/>
-        <w:tab/>
-        <w:tab/>
-        <w:tab/>
-        <w:tab/>
-        <w:t xml:space="preserve">        6</w:t>
-      </w:r>
-    </w:p>
-    <w:p>
-      <w:pPr>
-        <w:numPr>
-          <w:ilvl w:val="0"/>
-          <w:numId w:val="11"/>
-        </w:numPr>
-        <w:spacing w:after="0" w:afterAutospacing="0" w:before="0" w:beforeAutospacing="0" w:lineRule="auto"/>
-        <w:ind w:left="0" w:right="0" w:firstLine="0"/>
-        <w:rPr>
-          <w:rFonts w:ascii="Times New Roman" w:cs="Times New Roman" w:eastAsia="Times New Roman" w:hAnsi="Times New Roman"/>
-          <w:sz w:val="27"/>
-          <w:szCs w:val="27"/>
-        </w:rPr>
-      </w:pPr>
-      <w:r>
-        <w:rPr>
-          <w:rFonts w:ascii="Times New Roman" w:cs="Times New Roman" w:eastAsia="Times New Roman" w:hAnsi="Times New Roman"/>
-          <w:sz w:val="27"/>
-          <w:szCs w:val="27"/>
-          <w:rtl w:val="0"/>
-        </w:rPr>
-        <w:t xml:space="preserve">Product Functionality/Features</w:t>
-        <w:tab/>
-        <w:tab/>
-        <w:tab/>
-        <w:tab/>
-        <w:tab/>
-        <w:tab/>
-        <w:tab/>
-        <w:t xml:space="preserve">        6</w:t>
-        <w:tab/>
-      </w:r>
-    </w:p>
-    <w:p>
-      <w:pPr>
-        <w:numPr>
-          <w:ilvl w:val="0"/>
-          <w:numId w:val="11"/>
-        </w:numPr>
-        <w:spacing w:after="0" w:afterAutospacing="0" w:before="0" w:beforeAutospacing="0" w:lineRule="auto"/>
-        <w:ind w:left="0" w:right="0" w:firstLine="0"/>
-        <w:rPr>
-          <w:rFonts w:ascii="Times New Roman" w:cs="Times New Roman" w:eastAsia="Times New Roman" w:hAnsi="Times New Roman"/>
-          <w:sz w:val="27"/>
-          <w:szCs w:val="27"/>
-        </w:rPr>
-      </w:pPr>
-      <w:r>
-        <w:rPr>
-          <w:rFonts w:ascii="Times New Roman" w:cs="Times New Roman" w:eastAsia="Times New Roman" w:hAnsi="Times New Roman"/>
-          <w:sz w:val="27"/>
-          <w:szCs w:val="27"/>
-          <w:rtl w:val="0"/>
-        </w:rPr>
-        <w:t xml:space="preserve">Constraints</w:t>
-        <w:tab/>
-        <w:tab/>
-        <w:tab/>
-        <w:tab/>
-        <w:tab/>
-        <w:tab/>
-        <w:tab/>
-        <w:tab/>
-        <w:t xml:space="preserve">        </w:t>
-        <w:tab/>
-        <w:tab/>
-        <w:t xml:space="preserve">        6</w:t>
-        <w:tab/>
-      </w:r>
-    </w:p>
-    <w:p>
-      <w:pPr>
-        <w:numPr>
-          <w:ilvl w:val="0"/>
-          <w:numId w:val="11"/>
-        </w:numPr>
-        <w:spacing w:after="340" w:before="0" w:beforeAutospacing="0" w:lineRule="auto"/>
-        <w:ind w:left="0" w:right="0" w:firstLine="0"/>
-        <w:rPr>
-          <w:rFonts w:ascii="Times New Roman" w:cs="Times New Roman" w:eastAsia="Times New Roman" w:hAnsi="Times New Roman"/>
-          <w:sz w:val="27"/>
-          <w:szCs w:val="27"/>
-        </w:rPr>
-      </w:pPr>
-      <w:r>
-        <w:rPr>
-          <w:rFonts w:ascii="Times New Roman" w:cs="Times New Roman" w:eastAsia="Times New Roman" w:hAnsi="Times New Roman"/>
-          <w:sz w:val="27"/>
-          <w:szCs w:val="27"/>
+          <w:b w:val="1"/>
+          <w:bCs w:val="1"/>
+          <w:sz w:val="30"/>
+          <w:szCs w:val="30"/>
+        </w:rPr>
+      </w:pPr>
+      <w:r>
+        <w:rPr>
+          <w:rFonts w:ascii="Times New Roman" w:cs="Times New Roman" w:eastAsia="Times New Roman" w:hAnsi="Times New Roman"/>
+          <w:b w:val="1"/>
+          <w:bCs w:val="1"/>
+          <w:sz w:val="30"/>
+          <w:szCs w:val="30"/>
+          <w:rtl w:val="0"/>
+        </w:rPr>
+        <w:t xml:space="preserve"> </w:t>
+      </w:r>
+      <w:r>
+        <w:rPr>
+          <w:rFonts w:ascii="Times New Roman" w:cs="Times New Roman" w:eastAsia="Times New Roman" w:hAnsi="Times New Roman"/>
+          <w:b w:val="1"/>
+          <w:bCs w:val="1"/>
+          <w:sz w:val="30"/>
+          <w:szCs w:val="30"/>
           <w:rtl w:val="0"/>
         </w:rPr>
         <w:t xml:space="preserve">Assumptions and Dependencies</w:t>
-        <w:tab/>
-        <w:tab/>
-        <w:tab/>
-        <w:tab/>
-        <w:tab/>
-        <w:tab/>
-        <w:tab/>
-        <w:t xml:space="preserve">        6</w:t>
-        <w:tab/>
-      </w:r>
-    </w:p>
-    <w:p>
-      <w:pPr>
-        <w:spacing w:after="340" w:before="240" w:lineRule="auto"/>
-        <w:ind w:left="0" w:right="0" w:firstLine="0"/>
-        <w:rPr>
-          <w:rFonts w:ascii="Times New Roman" w:cs="Times New Roman" w:eastAsia="Times New Roman" w:hAnsi="Times New Roman"/>
-          <w:b w:val="1"/>
-          <w:bCs w:val="1"/>
-          <w:sz w:val="27"/>
-          <w:szCs w:val="27"/>
-        </w:rPr>
-      </w:pPr>
-      <w:r>
-        <w:rPr>
-          <w:rFonts w:ascii="Times New Roman" w:cs="Times New Roman" w:eastAsia="Times New Roman" w:hAnsi="Times New Roman"/>
-          <w:b w:val="1"/>
-          <w:bCs w:val="1"/>
-          <w:sz w:val="27"/>
-          <w:szCs w:val="27"/>
-          <w:rtl w:val="0"/>
-        </w:rPr>
-        <w:t xml:space="preserve">3. Specific Requirements</w:t>
-        <w:tab/>
-      </w:r>
-    </w:p>
-    <w:p>
-      <w:pPr>
-        <w:numPr>
-          <w:ilvl w:val="0"/>
-          <w:numId w:val="5"/>
-        </w:numPr>
-        <w:spacing w:after="0" w:afterAutospacing="0" w:before="240" w:lineRule="auto"/>
-        <w:rPr>
-          <w:rFonts w:ascii="Times New Roman" w:cs="Times New Roman" w:eastAsia="Times New Roman" w:hAnsi="Times New Roman"/>
-          <w:sz w:val="27"/>
-          <w:szCs w:val="27"/>
-        </w:rPr>
-      </w:pPr>
-      <w:r>
-        <w:rPr>
-          <w:rFonts w:ascii="Times New Roman" w:cs="Times New Roman" w:eastAsia="Times New Roman" w:hAnsi="Times New Roman"/>
-          <w:sz w:val="27"/>
-          <w:szCs w:val="27"/>
-          <w:rtl w:val="0"/>
-        </w:rPr>
-        <w:t xml:space="preserve">Functional Requirements</w:t>
-        <w:tab/>
-        <w:tab/>
-        <w:tab/>
-        <w:tab/>
-        <w:tab/>
-        <w:tab/>
-        <w:tab/>
-        <w:tab/>
-        <w:t xml:space="preserve">        7</w:t>
-      </w:r>
-    </w:p>
-    <w:p>
-      <w:pPr>
-        <w:numPr>
-          <w:ilvl w:val="1"/>
-          <w:numId w:val="5"/>
-        </w:numPr>
-        <w:spacing w:after="0" w:afterAutospacing="0" w:before="0" w:beforeAutospacing="0" w:lineRule="auto"/>
-        <w:ind w:left="1440" w:hanging="360"/>
-        <w:rPr>
-          <w:rFonts w:ascii="Times New Roman" w:cs="Times New Roman" w:eastAsia="Times New Roman" w:hAnsi="Times New Roman"/>
-          <w:sz w:val="27"/>
-          <w:szCs w:val="27"/>
-        </w:rPr>
-      </w:pPr>
-      <w:r>
-        <w:rPr>
-          <w:rFonts w:ascii="Times New Roman" w:cs="Times New Roman" w:eastAsia="Times New Roman" w:hAnsi="Times New Roman"/>
-          <w:sz w:val="27"/>
-          <w:szCs w:val="27"/>
-          <w:rtl w:val="0"/>
-        </w:rPr>
-        <w:t xml:space="preserve">Common Requirements</w:t>
-        <w:tab/>
-        <w:tab/>
-        <w:tab/>
-        <w:tab/>
-        <w:t xml:space="preserve">        </w:t>
-        <w:tab/>
-        <w:tab/>
-        <w:tab/>
-        <w:t xml:space="preserve">        7</w:t>
-      </w:r>
-    </w:p>
-    <w:p>
-      <w:pPr>
-        <w:numPr>
-          <w:ilvl w:val="1"/>
-          <w:numId w:val="5"/>
-        </w:numPr>
-        <w:spacing w:after="0" w:afterAutospacing="0" w:before="0" w:beforeAutospacing="0" w:lineRule="auto"/>
-        <w:ind w:left="1440" w:hanging="360"/>
-        <w:rPr>
-          <w:rFonts w:ascii="Times New Roman" w:cs="Times New Roman" w:eastAsia="Times New Roman" w:hAnsi="Times New Roman"/>
-          <w:sz w:val="27"/>
-          <w:szCs w:val="27"/>
-        </w:rPr>
-      </w:pPr>
-      <w:r>
-        <w:rPr>
-          <w:rFonts w:ascii="Times New Roman" w:cs="Times New Roman" w:eastAsia="Times New Roman" w:hAnsi="Times New Roman"/>
-          <w:sz w:val="29"/>
-          <w:szCs w:val="29"/>
-          <w:rtl w:val="0"/>
-        </w:rPr>
-        <w:t xml:space="preserve">User Module Requirements</w:t>
-      </w:r>
-      <w:r>
-        <w:rPr>
-          <w:rFonts w:ascii="Times New Roman" w:cs="Times New Roman" w:eastAsia="Times New Roman" w:hAnsi="Times New Roman"/>
-          <w:sz w:val="27"/>
-          <w:szCs w:val="27"/>
-          <w:rtl w:val="0"/>
-        </w:rPr>
-        <w:tab/>
-        <w:tab/>
-        <w:tab/>
-        <w:tab/>
-        <w:t xml:space="preserve">        </w:t>
-        <w:tab/>
-        <w:tab/>
-        <w:t xml:space="preserve">        7</w:t>
-      </w:r>
-      <w:r>
-        <w:rPr>
-          <w:rtl w:val="0"/>
-        </w:rPr>
-      </w:r>
-    </w:p>
-    <w:p>
-      <w:pPr>
-        <w:numPr>
-          <w:ilvl w:val="1"/>
-          <w:numId w:val="5"/>
-        </w:numPr>
-        <w:spacing w:after="0" w:afterAutospacing="0" w:before="0" w:beforeAutospacing="0" w:lineRule="auto"/>
-        <w:ind w:left="1440" w:hanging="360"/>
-        <w:rPr>
-          <w:rFonts w:ascii="Times New Roman" w:cs="Times New Roman" w:eastAsia="Times New Roman" w:hAnsi="Times New Roman"/>
-          <w:sz w:val="27"/>
-          <w:szCs w:val="27"/>
-        </w:rPr>
-      </w:pPr>
-      <w:r>
-        <w:rPr>
-          <w:rFonts w:ascii="Times New Roman" w:cs="Times New Roman" w:eastAsia="Times New Roman" w:hAnsi="Times New Roman"/>
-          <w:sz w:val="29"/>
-          <w:szCs w:val="29"/>
-          <w:rtl w:val="0"/>
-        </w:rPr>
-        <w:t xml:space="preserve">Server Module Requirements</w:t>
-      </w:r>
-      <w:r>
-        <w:rPr>
-          <w:rFonts w:ascii="Times New Roman" w:cs="Times New Roman" w:eastAsia="Times New Roman" w:hAnsi="Times New Roman"/>
-          <w:sz w:val="27"/>
-          <w:szCs w:val="27"/>
-          <w:rtl w:val="0"/>
-        </w:rPr>
-        <w:tab/>
-        <w:tab/>
-        <w:tab/>
-        <w:tab/>
-        <w:t xml:space="preserve">        </w:t>
-        <w:tab/>
-        <w:tab/>
-        <w:t xml:space="preserve">        8</w:t>
-      </w:r>
-      <w:r>
-        <w:rPr>
-          <w:rtl w:val="0"/>
-        </w:rPr>
-      </w:r>
-    </w:p>
-    <w:p>
-      <w:pPr>
-        <w:numPr>
-          <w:ilvl w:val="1"/>
-          <w:numId w:val="5"/>
-        </w:numPr>
-        <w:spacing w:after="0" w:afterAutospacing="0" w:before="0" w:beforeAutospacing="0" w:lineRule="auto"/>
-        <w:ind w:left="1440" w:hanging="360"/>
-        <w:rPr>
-          <w:rFonts w:ascii="Times New Roman" w:cs="Times New Roman" w:eastAsia="Times New Roman" w:hAnsi="Times New Roman"/>
-          <w:sz w:val="27"/>
-          <w:szCs w:val="27"/>
-        </w:rPr>
-      </w:pPr>
-      <w:r>
-        <w:rPr>
-          <w:rFonts w:ascii="Times New Roman" w:cs="Times New Roman" w:eastAsia="Times New Roman" w:hAnsi="Times New Roman"/>
-          <w:sz w:val="29"/>
-          <w:szCs w:val="29"/>
-          <w:rtl w:val="0"/>
-        </w:rPr>
-        <w:t xml:space="preserve">Game Logic Module Requirements</w:t>
-      </w:r>
-      <w:r>
-        <w:rPr>
-          <w:rFonts w:ascii="Times New Roman" w:cs="Times New Roman" w:eastAsia="Times New Roman" w:hAnsi="Times New Roman"/>
-          <w:sz w:val="27"/>
-          <w:szCs w:val="27"/>
-          <w:rtl w:val="0"/>
-        </w:rPr>
-        <w:tab/>
-        <w:tab/>
-        <w:tab/>
-        <w:tab/>
-        <w:t xml:space="preserve">        </w:t>
-        <w:tab/>
-        <w:t xml:space="preserve">        8</w:t>
-      </w:r>
-    </w:p>
-    <w:p>
-      <w:pPr>
-        <w:numPr>
-          <w:ilvl w:val="1"/>
-          <w:numId w:val="5"/>
-        </w:numPr>
-        <w:spacing w:after="0" w:afterAutospacing="0" w:before="0" w:beforeAutospacing="0" w:lineRule="auto"/>
-        <w:ind w:left="1440" w:hanging="360"/>
-        <w:rPr>
-          <w:rFonts w:ascii="Times New Roman" w:cs="Times New Roman" w:eastAsia="Times New Roman" w:hAnsi="Times New Roman"/>
-          <w:sz w:val="27"/>
-          <w:szCs w:val="27"/>
-          <w:u w:val="none"/>
-        </w:rPr>
-      </w:pPr>
-      <w:r>
-        <w:rPr>
-          <w:rFonts w:ascii="Times New Roman" w:cs="Times New Roman" w:eastAsia="Times New Roman" w:hAnsi="Times New Roman"/>
-          <w:sz w:val="27"/>
-          <w:szCs w:val="27"/>
-          <w:rtl w:val="0"/>
-        </w:rPr>
-        <w:t xml:space="preserve">Networking Module Requirements</w:t>
-        <w:tab/>
-        <w:tab/>
-        <w:tab/>
-        <w:tab/>
-        <w:tab/>
-        <w:t xml:space="preserve">        8</w:t>
-      </w:r>
-    </w:p>
-    <w:p>
-      <w:pPr>
-        <w:numPr>
-          <w:ilvl w:val="1"/>
-          <w:numId w:val="5"/>
-        </w:numPr>
-        <w:spacing w:after="0" w:afterAutospacing="0" w:before="0" w:beforeAutospacing="0" w:lineRule="auto"/>
-        <w:ind w:left="1440" w:hanging="360"/>
-        <w:rPr>
-          <w:rFonts w:ascii="Times New Roman" w:cs="Times New Roman" w:eastAsia="Times New Roman" w:hAnsi="Times New Roman"/>
-          <w:sz w:val="27"/>
-          <w:szCs w:val="27"/>
-        </w:rPr>
-      </w:pPr>
-      <w:r>
-        <w:rPr>
-          <w:rFonts w:ascii="Times New Roman" w:cs="Times New Roman" w:eastAsia="Times New Roman" w:hAnsi="Times New Roman"/>
-          <w:sz w:val="27"/>
-          <w:szCs w:val="27"/>
-          <w:rtl w:val="0"/>
-        </w:rPr>
-        <w:t xml:space="preserve">Client/GUI Module Requirements</w:t>
-        <w:tab/>
-        <w:tab/>
-        <w:tab/>
-        <w:tab/>
-        <w:tab/>
-        <w:t xml:space="preserve">        8</w:t>
-      </w:r>
-    </w:p>
-    <w:p>
-      <w:pPr>
-        <w:numPr>
-          <w:ilvl w:val="0"/>
-          <w:numId w:val="5"/>
-        </w:numPr>
-        <w:spacing w:after="0" w:afterAutospacing="0" w:before="0" w:beforeAutospacing="0" w:lineRule="auto"/>
-        <w:rPr>
-          <w:rFonts w:ascii="Times New Roman" w:cs="Times New Roman" w:eastAsia="Times New Roman" w:hAnsi="Times New Roman"/>
-          <w:sz w:val="27"/>
-          <w:szCs w:val="27"/>
-          <w:u w:val="none"/>
-        </w:rPr>
-      </w:pPr>
-      <w:r>
-        <w:rPr>
-          <w:rFonts w:ascii="Times New Roman" w:cs="Times New Roman" w:eastAsia="Times New Roman" w:hAnsi="Times New Roman"/>
-          <w:sz w:val="27"/>
-          <w:szCs w:val="27"/>
-          <w:rtl w:val="0"/>
-        </w:rPr>
-        <w:t xml:space="preserve">External Interface Requirements</w:t>
-        <w:tab/>
-        <w:tab/>
-        <w:tab/>
-        <w:tab/>
-        <w:t xml:space="preserve">        </w:t>
-        <w:tab/>
-        <w:tab/>
-        <w:t xml:space="preserve">        </w:t>
-        <w:tab/>
-        <w:t xml:space="preserve">        9</w:t>
-      </w:r>
-    </w:p>
-    <w:p>
-      <w:pPr>
-        <w:numPr>
-          <w:ilvl w:val="0"/>
-          <w:numId w:val="5"/>
-        </w:numPr>
-        <w:spacing w:after="340" w:before="0" w:beforeAutospacing="0" w:lineRule="auto"/>
-        <w:rPr>
-          <w:rFonts w:ascii="Times New Roman" w:cs="Times New Roman" w:eastAsia="Times New Roman" w:hAnsi="Times New Roman"/>
-          <w:sz w:val="27"/>
-          <w:szCs w:val="27"/>
-          <w:u w:val="none"/>
-        </w:rPr>
-      </w:pPr>
-      <w:r>
-        <w:rPr>
-          <w:rFonts w:ascii="Times New Roman" w:cs="Times New Roman" w:eastAsia="Times New Roman" w:hAnsi="Times New Roman"/>
-          <w:sz w:val="27"/>
-          <w:szCs w:val="27"/>
-          <w:rtl w:val="0"/>
-        </w:rPr>
-        <w:t xml:space="preserve">Internal Interface Requirements</w:t>
-        <w:tab/>
-        <w:tab/>
-        <w:tab/>
-        <w:tab/>
-        <w:t xml:space="preserve">        </w:t>
-        <w:tab/>
-        <w:tab/>
-        <w:t xml:space="preserve">        </w:t>
-        <w:tab/>
-        <w:t xml:space="preserve">        9</w:t>
-        <w:tab/>
-      </w:r>
-    </w:p>
-    <w:p>
-      <w:pPr>
-        <w:spacing w:after="340" w:before="240" w:lineRule="auto"/>
-        <w:ind w:left="0" w:right="0" w:firstLine="0"/>
-        <w:rPr>
-          <w:rFonts w:ascii="Times New Roman" w:cs="Times New Roman" w:eastAsia="Times New Roman" w:hAnsi="Times New Roman"/>
-          <w:b w:val="1"/>
-          <w:bCs w:val="1"/>
-          <w:sz w:val="27"/>
-          <w:szCs w:val="27"/>
-        </w:rPr>
-      </w:pPr>
-      <w:r>
-        <w:rPr>
-          <w:rFonts w:ascii="Times New Roman" w:cs="Times New Roman" w:eastAsia="Times New Roman" w:hAnsi="Times New Roman"/>
-          <w:b w:val="1"/>
-          <w:bCs w:val="1"/>
-          <w:sz w:val="27"/>
-          <w:szCs w:val="27"/>
-          <w:rtl w:val="0"/>
-        </w:rPr>
-        <w:t xml:space="preserve">4. Non-Functional Requirements</w:t>
-        <w:tab/>
-      </w:r>
-    </w:p>
-    <w:p>
-      <w:pPr>
-        <w:numPr>
-          <w:ilvl w:val="0"/>
-          <w:numId w:val="3"/>
-        </w:numPr>
-        <w:spacing w:after="0" w:afterAutospacing="0" w:before="240" w:lineRule="auto"/>
-        <w:ind w:left="0" w:right="0" w:firstLine="0"/>
-        <w:rPr>
-          <w:rFonts w:ascii="Times New Roman" w:cs="Times New Roman" w:eastAsia="Times New Roman" w:hAnsi="Times New Roman"/>
-          <w:sz w:val="27"/>
-          <w:szCs w:val="27"/>
-        </w:rPr>
-      </w:pPr>
-      <w:r>
-        <w:rPr>
-          <w:rFonts w:ascii="Times New Roman" w:cs="Times New Roman" w:eastAsia="Times New Roman" w:hAnsi="Times New Roman"/>
-          <w:sz w:val="27"/>
-          <w:szCs w:val="27"/>
-          <w:rtl w:val="0"/>
-        </w:rPr>
-        <w:t xml:space="preserve">Security and Privacy Requirements</w:t>
-        <w:tab/>
-        <w:tab/>
-        <w:tab/>
-        <w:tab/>
-        <w:t xml:space="preserve">        </w:t>
-        <w:tab/>
-        <w:tab/>
-        <w:t xml:space="preserve">      10</w:t>
-        <w:tab/>
-      </w:r>
-    </w:p>
-    <w:p>
-      <w:pPr>
-        <w:numPr>
-          <w:ilvl w:val="0"/>
-          <w:numId w:val="3"/>
-        </w:numPr>
-        <w:spacing w:after="0" w:afterAutospacing="0" w:before="0" w:beforeAutospacing="0" w:lineRule="auto"/>
-        <w:ind w:left="0" w:right="0" w:firstLine="0"/>
-        <w:rPr>
-          <w:rFonts w:ascii="Times New Roman" w:cs="Times New Roman" w:eastAsia="Times New Roman" w:hAnsi="Times New Roman"/>
-          <w:sz w:val="27"/>
-          <w:szCs w:val="27"/>
-        </w:rPr>
-      </w:pPr>
-      <w:r>
-        <w:rPr>
-          <w:rFonts w:ascii="Times New Roman" w:cs="Times New Roman" w:eastAsia="Times New Roman" w:hAnsi="Times New Roman"/>
-          <w:sz w:val="27"/>
-          <w:szCs w:val="27"/>
-          <w:rtl w:val="0"/>
-        </w:rPr>
-        <w:t xml:space="preserve">Environmental Requirements</w:t>
-        <w:tab/>
-        <w:tab/>
-        <w:tab/>
-        <w:tab/>
-        <w:t xml:space="preserve">        </w:t>
-        <w:tab/>
-        <w:tab/>
-        <w:t xml:space="preserve">                 10</w:t>
-        <w:tab/>
-      </w:r>
-    </w:p>
-    <w:p>
-      <w:pPr>
-        <w:numPr>
-          <w:ilvl w:val="0"/>
-          <w:numId w:val="3"/>
-        </w:numPr>
-        <w:spacing w:after="240" w:before="0" w:beforeAutospacing="0" w:lineRule="auto"/>
-        <w:ind w:left="0" w:right="0" w:firstLine="0"/>
-        <w:rPr>
-          <w:rFonts w:ascii="Times New Roman" w:cs="Times New Roman" w:eastAsia="Times New Roman" w:hAnsi="Times New Roman"/>
-          <w:sz w:val="27"/>
-          <w:szCs w:val="27"/>
-        </w:rPr>
-      </w:pPr>
-      <w:r>
-        <w:rPr>
-          <w:rFonts w:ascii="Times New Roman" w:cs="Times New Roman" w:eastAsia="Times New Roman" w:hAnsi="Times New Roman"/>
-          <w:sz w:val="27"/>
-          <w:szCs w:val="27"/>
-          <w:rtl w:val="0"/>
-        </w:rPr>
-        <w:t xml:space="preserve">Performance Requirements</w:t>
-        <w:tab/>
-        <w:tab/>
-        <w:tab/>
-        <w:tab/>
-        <w:t xml:space="preserve">        </w:t>
-        <w:tab/>
-        <w:tab/>
-        <w:t xml:space="preserve">                 10</w:t>
-        <w:tab/>
-      </w:r>
-    </w:p>
-    <w:p>
-      <w:pPr>
-        <w:spacing w:after="240" w:before="240" w:lineRule="auto"/>
-        <w:ind w:left="0" w:right="0" w:firstLine="0"/>
-        <w:rPr>
-          <w:rFonts w:ascii="Times New Roman" w:cs="Times New Roman" w:eastAsia="Times New Roman" w:hAnsi="Times New Roman"/>
-          <w:sz w:val="27"/>
-          <w:szCs w:val="27"/>
-        </w:rPr>
-      </w:pPr>
-      <w:r>
-        <w:rPr>
-          <w:rtl w:val="0"/>
-        </w:rPr>
-      </w:r>
-    </w:p>
-    <w:p>
-      <w:pPr>
-        <w:spacing w:after="780" w:before="240" w:lineRule="auto"/>
-        <w:ind w:left="0" w:right="0" w:firstLine="0"/>
-        <w:jc w:val="center"/>
-        <w:rPr>
-          <w:rFonts w:ascii="Times New Roman" w:cs="Times New Roman" w:eastAsia="Times New Roman" w:hAnsi="Times New Roman"/>
-          <w:b w:val="1"/>
-          <w:bCs w:val="1"/>
-          <w:sz w:val="39"/>
-          <w:szCs w:val="39"/>
-        </w:rPr>
-      </w:pPr>
-      <w:r>
-        <w:rPr>
-          <w:rFonts w:ascii="Times New Roman" w:cs="Times New Roman" w:eastAsia="Times New Roman" w:hAnsi="Times New Roman"/>
-          <w:b w:val="1"/>
-          <w:bCs w:val="1"/>
-          <w:sz w:val="39"/>
-          <w:szCs w:val="39"/>
-          <w:rtl w:val="0"/>
-        </w:rPr>
-        <w:t xml:space="preserve">1.  Purpose</w:t>
-      </w:r>
-    </w:p>
-    <w:p>
-      <w:pPr>
-        <w:spacing w:after="180" w:lineRule="auto"/>
-        <w:ind w:left="0" w:right="0" w:firstLine="0"/>
-        <w:rPr>
-          <w:rFonts w:ascii="Times New Roman" w:cs="Times New Roman" w:eastAsia="Times New Roman" w:hAnsi="Times New Roman"/>
-          <w:sz w:val="27"/>
-          <w:szCs w:val="27"/>
-        </w:rPr>
-      </w:pPr>
-      <w:r>
-        <w:rPr>
-          <w:rFonts w:ascii="Times New Roman" w:cs="Times New Roman" w:eastAsia="Times New Roman" w:hAnsi="Times New Roman"/>
-          <w:sz w:val="27"/>
-          <w:szCs w:val="27"/>
-          <w:rtl w:val="0"/>
-        </w:rPr>
-        <w:t xml:space="preserve">This document outlines the requirements for a Multiplayer Black Jack Gaming System.</w:t>
+      </w:r>
+      <w:r>
+        <w:rPr>
+          <w:rtl w:val="0"/>
+        </w:rPr>
       </w:r>
     </w:p>
     <w:p>
@@ -3781,53 +5253,25 @@
           <w:ilvl w:val="0"/>
           <w:numId w:val="6"/>
         </w:numPr>
-        <w:spacing w:after="300" w:before="240" w:lineRule="auto"/>
-        <w:ind w:left="0" w:right="0" w:firstLine="0"/>
-        <w:rPr>
-          <w:rFonts w:ascii="Times New Roman" w:cs="Times New Roman" w:eastAsia="Times New Roman" w:hAnsi="Times New Roman"/>
-          <w:b w:val="1"/>
-          <w:bCs w:val="1"/>
-          <w:sz w:val="30"/>
-          <w:szCs w:val="30"/>
-        </w:rPr>
-      </w:pPr>
-      <w:r>
-        <w:rPr>
-          <w:rFonts w:ascii="Times New Roman" w:cs="Times New Roman" w:eastAsia="Times New Roman" w:hAnsi="Times New Roman"/>
-          <w:b w:val="1"/>
-          <w:bCs w:val="1"/>
-          <w:sz w:val="30"/>
-          <w:szCs w:val="30"/>
-          <w:rtl w:val="0"/>
-        </w:rPr>
-        <w:t xml:space="preserve"> Scope</w:t>
-      </w:r>
-    </w:p>
-    <w:p>
-      <w:pPr>
-        <w:spacing w:after="180" w:lineRule="auto"/>
-        <w:ind w:left="0" w:right="0" w:firstLine="0"/>
-        <w:rPr>
-          <w:rFonts w:ascii="Times New Roman" w:cs="Times New Roman" w:eastAsia="Times New Roman" w:hAnsi="Times New Roman"/>
-          <w:color w:val="5b1a8e"/>
-          <w:sz w:val="27"/>
-          <w:szCs w:val="27"/>
-        </w:rPr>
-      </w:pPr>
-      <w:r>
-        <w:rPr>
-          <w:rFonts w:ascii="Times New Roman" w:cs="Times New Roman" w:eastAsia="Times New Roman" w:hAnsi="Times New Roman"/>
-          <w:color w:val="5b1a8e"/>
-          <w:sz w:val="27"/>
-          <w:szCs w:val="27"/>
-          <w:rtl w:val="0"/>
-        </w:rPr>
-        <w:t xml:space="preserve">This document will detail the user, GUI, functional and non-functional requirements for the BlackJack Simulation Program (Name pending). This document will not document how these requirements will be implemented. It is a blueprint that will be closely adhered to during the design phase.</w:t>
-      </w:r>
-      <w:r>
-        <w:rPr>
-          <w:rtl w:val="0"/>
-        </w:rPr>
+        <w:spacing w:after="0" w:afterAutospacing="0" w:lineRule="auto"/>
+        <w:ind w:left="720" w:hanging="360"/>
+        <w:jc w:val="both"/>
+        <w:rPr>
+          <w:rFonts w:ascii="Times New Roman" w:cs="Times New Roman" w:eastAsia="Times New Roman" w:hAnsi="Times New Roman"/>
+          <w:color w:val="5b1a8e"/>
+          <w:sz w:val="27"/>
+          <w:szCs w:val="27"/>
+        </w:rPr>
+      </w:pPr>
+      <w:r>
+        <w:rPr>
+          <w:rFonts w:ascii="Times New Roman" w:cs="Times New Roman" w:eastAsia="Times New Roman" w:hAnsi="Times New Roman"/>
+          <w:color w:val="5b1a8e"/>
+          <w:sz w:val="27"/>
+          <w:szCs w:val="27"/>
+          <w:rtl w:val="0"/>
+        </w:rPr>
+        <w:t xml:space="preserve">It is assumed that the maximum # of players at a table active at any time will be 35</w:t>
       </w:r>
     </w:p>
     <w:p>
@@ -3836,280 +5280,47 @@
           <w:ilvl w:val="0"/>
           <w:numId w:val="6"/>
         </w:numPr>
-        <w:spacing w:after="180" w:lineRule="auto"/>
-        <w:ind w:left="0" w:right="0" w:firstLine="0"/>
-        <w:rPr>
-          <w:rFonts w:ascii="Times New Roman" w:cs="Times New Roman" w:eastAsia="Times New Roman" w:hAnsi="Times New Roman"/>
-          <w:b w:val="1"/>
-          <w:bCs w:val="1"/>
-          <w:sz w:val="30"/>
-          <w:szCs w:val="30"/>
-        </w:rPr>
-      </w:pPr>
-      <w:r>
-        <w:rPr>
-          <w:rFonts w:ascii="Times New Roman" w:cs="Times New Roman" w:eastAsia="Times New Roman" w:hAnsi="Times New Roman"/>
-          <w:b w:val="1"/>
-          <w:bCs w:val="1"/>
-          <w:sz w:val="30"/>
-          <w:szCs w:val="30"/>
-          <w:rtl w:val="0"/>
-        </w:rPr>
-        <w:t xml:space="preserve"> </w:t>
-      </w:r>
-      <w:r>
-        <w:rPr>
-          <w:rFonts w:ascii="Times New Roman" w:cs="Times New Roman" w:eastAsia="Times New Roman" w:hAnsi="Times New Roman"/>
-          <w:b w:val="1"/>
-          <w:bCs w:val="1"/>
-          <w:sz w:val="30"/>
-          <w:szCs w:val="30"/>
-          <w:rtl w:val="0"/>
-        </w:rPr>
-        <w:t xml:space="preserve">Definitions, Acronyms, Abbreviations</w:t>
-      </w:r>
-    </w:p>
-    <w:p>
-      <w:pPr>
-        <w:spacing w:after="180" w:lineRule="auto"/>
-        <w:ind w:left="0" w:right="0" w:firstLine="0"/>
-        <w:rPr>
-          <w:rFonts w:ascii="Times New Roman" w:cs="Times New Roman" w:eastAsia="Times New Roman" w:hAnsi="Times New Roman"/>
-          <w:color w:val="5b1a8e"/>
-          <w:sz w:val="27"/>
-          <w:szCs w:val="27"/>
-        </w:rPr>
-      </w:pPr>
-      <w:r>
-        <w:rPr>
-          <w:rFonts w:ascii="Times New Roman" w:cs="Times New Roman" w:eastAsia="Times New Roman" w:hAnsi="Times New Roman"/>
-          <w:b w:val="1"/>
-          <w:bCs w:val="1"/>
-          <w:color w:val="5b1a8e"/>
-          <w:sz w:val="27"/>
-          <w:szCs w:val="27"/>
-          <w:rtl w:val="0"/>
-        </w:rPr>
-        <w:t xml:space="preserve">Dealer</w:t>
-      </w:r>
-      <w:r>
-        <w:rPr>
-          <w:rFonts w:ascii="Times New Roman" w:cs="Times New Roman" w:eastAsia="Times New Roman" w:hAnsi="Times New Roman"/>
-          <w:color w:val="5b1a8e"/>
-          <w:sz w:val="27"/>
-          <w:szCs w:val="27"/>
-          <w:rtl w:val="0"/>
-        </w:rPr>
-        <w:t xml:space="preserve"> - Authorized personnel responsible for shuffling and dealing the deck of cards in accordance with Blackjack regulations</w:t>
-      </w:r>
-    </w:p>
-    <w:p>
-      <w:pPr>
-        <w:spacing w:after="180" w:lineRule="auto"/>
-        <w:ind w:left="0" w:right="0" w:firstLine="0"/>
-        <w:rPr>
-          <w:rFonts w:ascii="Times New Roman" w:cs="Times New Roman" w:eastAsia="Times New Roman" w:hAnsi="Times New Roman"/>
-          <w:color w:val="5b1a8e"/>
-          <w:sz w:val="27"/>
-          <w:szCs w:val="27"/>
-        </w:rPr>
-      </w:pPr>
-      <w:r>
-        <w:rPr>
-          <w:rFonts w:ascii="Times New Roman" w:cs="Times New Roman" w:eastAsia="Times New Roman" w:hAnsi="Times New Roman"/>
-          <w:b w:val="1"/>
-          <w:bCs w:val="1"/>
-          <w:color w:val="5b1a8e"/>
-          <w:sz w:val="27"/>
-          <w:szCs w:val="27"/>
-          <w:rtl w:val="0"/>
-        </w:rPr>
-        <w:t xml:space="preserve">Hand</w:t>
-      </w:r>
-      <w:r>
-        <w:rPr>
-          <w:rFonts w:ascii="Times New Roman" w:cs="Times New Roman" w:eastAsia="Times New Roman" w:hAnsi="Times New Roman"/>
-          <w:color w:val="5b1a8e"/>
-          <w:sz w:val="27"/>
-          <w:szCs w:val="27"/>
-          <w:rtl w:val="0"/>
-        </w:rPr>
-        <w:t xml:space="preserve"> - The cards held by the player/dealer during the game.</w:t>
-      </w:r>
-    </w:p>
-    <w:p>
-      <w:pPr>
-        <w:spacing w:after="180" w:lineRule="auto"/>
-        <w:ind w:left="0" w:right="0" w:firstLine="0"/>
-        <w:rPr>
-          <w:rFonts w:ascii="Times New Roman" w:cs="Times New Roman" w:eastAsia="Times New Roman" w:hAnsi="Times New Roman"/>
-          <w:color w:val="5b1a8e"/>
-          <w:sz w:val="27"/>
-          <w:szCs w:val="27"/>
-        </w:rPr>
-      </w:pPr>
-      <w:r>
-        <w:rPr>
-          <w:rFonts w:ascii="Times New Roman" w:cs="Times New Roman" w:eastAsia="Times New Roman" w:hAnsi="Times New Roman"/>
-          <w:b w:val="1"/>
-          <w:bCs w:val="1"/>
-          <w:color w:val="5b1a8e"/>
-          <w:sz w:val="27"/>
-          <w:szCs w:val="27"/>
-          <w:rtl w:val="0"/>
-        </w:rPr>
-        <w:t xml:space="preserve">Hit</w:t>
-      </w:r>
-      <w:r>
-        <w:rPr>
-          <w:rFonts w:ascii="Times New Roman" w:cs="Times New Roman" w:eastAsia="Times New Roman" w:hAnsi="Times New Roman"/>
-          <w:color w:val="5b1a8e"/>
-          <w:sz w:val="27"/>
-          <w:szCs w:val="27"/>
-          <w:rtl w:val="0"/>
-        </w:rPr>
-        <w:t xml:space="preserve"> - the action of acquiring a card to be dealt by the dealer to the player's hand.</w:t>
-      </w:r>
-    </w:p>
-    <w:p>
-      <w:pPr>
-        <w:spacing w:after="180" w:lineRule="auto"/>
-        <w:ind w:left="0" w:right="0" w:firstLine="0"/>
-        <w:rPr>
-          <w:rFonts w:ascii="Times New Roman" w:cs="Times New Roman" w:eastAsia="Times New Roman" w:hAnsi="Times New Roman"/>
-          <w:color w:val="5b1a8e"/>
-          <w:sz w:val="27"/>
-          <w:szCs w:val="27"/>
-        </w:rPr>
-      </w:pPr>
-      <w:r>
-        <w:rPr>
-          <w:rFonts w:ascii="Times New Roman" w:cs="Times New Roman" w:eastAsia="Times New Roman" w:hAnsi="Times New Roman"/>
-          <w:b w:val="1"/>
-          <w:bCs w:val="1"/>
-          <w:color w:val="5b1a8e"/>
-          <w:sz w:val="27"/>
-          <w:szCs w:val="27"/>
-          <w:rtl w:val="0"/>
-        </w:rPr>
-        <w:t xml:space="preserve">Stand </w:t>
-      </w:r>
-      <w:r>
-        <w:rPr>
-          <w:rFonts w:ascii="Times New Roman" w:cs="Times New Roman" w:eastAsia="Times New Roman" w:hAnsi="Times New Roman"/>
-          <w:color w:val="5b1a8e"/>
-          <w:sz w:val="27"/>
-          <w:szCs w:val="27"/>
-          <w:rtl w:val="0"/>
-        </w:rPr>
-        <w:t xml:space="preserve">- the action of refusing to be dealt more cards from the dealer.</w:t>
-      </w:r>
-    </w:p>
-    <w:p>
-      <w:pPr>
-        <w:spacing w:after="180" w:lineRule="auto"/>
-        <w:ind w:left="0" w:right="0" w:firstLine="0"/>
-        <w:rPr>
-          <w:rFonts w:ascii="Times New Roman" w:cs="Times New Roman" w:eastAsia="Times New Roman" w:hAnsi="Times New Roman"/>
-          <w:color w:val="5b1a8e"/>
-          <w:sz w:val="27"/>
-          <w:szCs w:val="27"/>
-        </w:rPr>
-      </w:pPr>
-      <w:r>
-        <w:rPr>
-          <w:rFonts w:ascii="Times New Roman" w:cs="Times New Roman" w:eastAsia="Times New Roman" w:hAnsi="Times New Roman"/>
-          <w:b w:val="1"/>
-          <w:bCs w:val="1"/>
-          <w:color w:val="5b1a8e"/>
-          <w:sz w:val="27"/>
-          <w:szCs w:val="27"/>
-          <w:rtl w:val="0"/>
-        </w:rPr>
-        <w:t xml:space="preserve">Bust</w:t>
-      </w:r>
-      <w:r>
-        <w:rPr>
-          <w:rFonts w:ascii="Times New Roman" w:cs="Times New Roman" w:eastAsia="Times New Roman" w:hAnsi="Times New Roman"/>
-          <w:color w:val="5b1a8e"/>
-          <w:sz w:val="27"/>
-          <w:szCs w:val="27"/>
-          <w:rtl w:val="0"/>
-        </w:rPr>
-        <w:t xml:space="preserve"> - when the accumulation of cards the dealer deals exceeds 21.</w:t>
-      </w:r>
-    </w:p>
-    <w:p>
-      <w:pPr>
-        <w:spacing w:after="180" w:lineRule="auto"/>
-        <w:ind w:left="0" w:right="0" w:firstLine="0"/>
-        <w:rPr>
-          <w:rFonts w:ascii="Times New Roman" w:cs="Times New Roman" w:eastAsia="Times New Roman" w:hAnsi="Times New Roman"/>
-          <w:color w:val="5b1a8e"/>
-          <w:sz w:val="27"/>
-          <w:szCs w:val="27"/>
-        </w:rPr>
-      </w:pPr>
-      <w:r>
-        <w:rPr>
-          <w:rFonts w:ascii="Times New Roman" w:cs="Times New Roman" w:eastAsia="Times New Roman" w:hAnsi="Times New Roman"/>
-          <w:b w:val="1"/>
-          <w:bCs w:val="1"/>
-          <w:color w:val="5b1a8e"/>
-          <w:sz w:val="27"/>
-          <w:szCs w:val="27"/>
-          <w:rtl w:val="0"/>
-        </w:rPr>
-        <w:t xml:space="preserve">Ace</w:t>
-      </w:r>
-      <w:r>
-        <w:rPr>
-          <w:rFonts w:ascii="Times New Roman" w:cs="Times New Roman" w:eastAsia="Times New Roman" w:hAnsi="Times New Roman"/>
-          <w:color w:val="5b1a8e"/>
-          <w:sz w:val="27"/>
-          <w:szCs w:val="27"/>
-          <w:rtl w:val="0"/>
-        </w:rPr>
-        <w:t xml:space="preserve"> - in Blackjack, an Ace card can be represented as a value of 1 or 11</w:t>
-      </w:r>
-    </w:p>
-    <w:p>
-      <w:pPr>
-        <w:spacing w:after="180" w:lineRule="auto"/>
-        <w:ind w:left="0" w:right="0" w:firstLine="0"/>
-        <w:rPr>
-          <w:rFonts w:ascii="Times New Roman" w:cs="Times New Roman" w:eastAsia="Times New Roman" w:hAnsi="Times New Roman"/>
-          <w:color w:val="5b1a8e"/>
-          <w:sz w:val="27"/>
-          <w:szCs w:val="27"/>
-        </w:rPr>
-      </w:pPr>
-      <w:r>
-        <w:rPr>
-          <w:rFonts w:ascii="Times New Roman" w:cs="Times New Roman" w:eastAsia="Times New Roman" w:hAnsi="Times New Roman"/>
-          <w:b w:val="1"/>
-          <w:bCs w:val="1"/>
-          <w:color w:val="5b1a8e"/>
-          <w:sz w:val="27"/>
-          <w:szCs w:val="27"/>
-          <w:rtl w:val="0"/>
-        </w:rPr>
-        <w:t xml:space="preserve">Natural</w:t>
-      </w:r>
-      <w:r>
-        <w:rPr>
-          <w:rFonts w:ascii="Times New Roman" w:cs="Times New Roman" w:eastAsia="Times New Roman" w:hAnsi="Times New Roman"/>
-          <w:color w:val="5b1a8e"/>
-          <w:sz w:val="27"/>
-          <w:szCs w:val="27"/>
-          <w:rtl w:val="0"/>
-        </w:rPr>
-        <w:t xml:space="preserve"> - Player's first two cards are an Ace and a ten point card (Jack, Queen, King, or a 10 card) equaling an immediate value of 21.</w:t>
-      </w:r>
-      <w:r>
-        <w:rPr>
-          <w:rtl w:val="0"/>
-        </w:rPr>
+        <w:spacing w:after="0" w:afterAutospacing="0" w:lineRule="auto"/>
+        <w:ind w:left="720" w:hanging="360"/>
+        <w:jc w:val="both"/>
+        <w:rPr>
+          <w:rFonts w:ascii="Times New Roman" w:cs="Times New Roman" w:eastAsia="Times New Roman" w:hAnsi="Times New Roman"/>
+          <w:color w:val="5b1a8e"/>
+          <w:sz w:val="27"/>
+          <w:szCs w:val="27"/>
+        </w:rPr>
+      </w:pPr>
+      <w:r>
+        <w:rPr>
+          <w:rFonts w:ascii="Times New Roman" w:cs="Times New Roman" w:eastAsia="Times New Roman" w:hAnsi="Times New Roman"/>
+          <w:color w:val="5b1a8e"/>
+          <w:sz w:val="27"/>
+          <w:szCs w:val="27"/>
+          <w:rtl w:val="0"/>
+        </w:rPr>
+        <w:t xml:space="preserve">It is assumed that the system will </w:t>
+      </w:r>
+      <w:r>
+        <w:rPr>
+          <w:rFonts w:ascii="Times New Roman" w:cs="Times New Roman" w:eastAsia="Times New Roman" w:hAnsi="Times New Roman"/>
+          <w:b w:val="1"/>
+          <w:bCs w:val="1"/>
+          <w:color w:val="5b1a8e"/>
+          <w:sz w:val="27"/>
+          <w:szCs w:val="27"/>
+          <w:rtl w:val="0"/>
+        </w:rPr>
+        <w:t xml:space="preserve">not</w:t>
+      </w:r>
+      <w:r>
+        <w:rPr>
+          <w:rFonts w:ascii="Times New Roman" w:cs="Times New Roman" w:eastAsia="Times New Roman" w:hAnsi="Times New Roman"/>
+          <w:color w:val="5b1a8e"/>
+          <w:sz w:val="27"/>
+          <w:szCs w:val="27"/>
+          <w:rtl w:val="0"/>
+        </w:rPr>
+        <w:t xml:space="preserve"> be running at all times. </w:t>
       </w:r>
     </w:p>
     <w:p>
@@ -4118,143 +5329,25 @@
           <w:ilvl w:val="0"/>
           <w:numId w:val="6"/>
         </w:numPr>
-        <w:spacing w:after="300" w:before="240" w:lineRule="auto"/>
-        <w:ind w:left="0" w:right="0" w:firstLine="0"/>
-        <w:rPr>
-          <w:rFonts w:ascii="Times New Roman" w:cs="Times New Roman" w:eastAsia="Times New Roman" w:hAnsi="Times New Roman"/>
-          <w:b w:val="1"/>
-          <w:bCs w:val="1"/>
-          <w:sz w:val="30"/>
-          <w:szCs w:val="30"/>
-        </w:rPr>
-      </w:pPr>
-      <w:r>
-        <w:rPr>
-          <w:rFonts w:ascii="Times New Roman" w:cs="Times New Roman" w:eastAsia="Times New Roman" w:hAnsi="Times New Roman"/>
-          <w:b w:val="1"/>
-          <w:bCs w:val="1"/>
-          <w:sz w:val="30"/>
-          <w:szCs w:val="30"/>
-          <w:rtl w:val="0"/>
-        </w:rPr>
-        <w:t xml:space="preserve"> </w:t>
-      </w:r>
-      <w:r>
-        <w:rPr>
-          <w:rFonts w:ascii="Times New Roman" w:cs="Times New Roman" w:eastAsia="Times New Roman" w:hAnsi="Times New Roman"/>
-          <w:b w:val="1"/>
-          <w:bCs w:val="1"/>
-          <w:sz w:val="30"/>
-          <w:szCs w:val="30"/>
-          <w:rtl w:val="0"/>
-        </w:rPr>
-        <w:t xml:space="preserve">References</w:t>
-      </w:r>
-    </w:p>
-    <w:p>
-      <w:pPr>
-        <w:spacing w:after="60" w:lineRule="auto"/>
-        <w:ind w:left="0" w:right="0" w:firstLine="0"/>
-        <w:rPr>
-          <w:rFonts w:ascii="Times New Roman" w:cs="Times New Roman" w:eastAsia="Times New Roman" w:hAnsi="Times New Roman"/>
-          <w:sz w:val="27"/>
-          <w:szCs w:val="27"/>
-        </w:rPr>
-      </w:pPr>
-      <w:r>
-        <w:rPr>
-          <w:rFonts w:ascii="Times New Roman" w:cs="Times New Roman" w:eastAsia="Times New Roman" w:hAnsi="Times New Roman"/>
-          <w:color w:val="5b1a8e"/>
-          <w:sz w:val="27"/>
-          <w:szCs w:val="27"/>
-          <w:rtl w:val="0"/>
-        </w:rPr>
-        <w:t xml:space="preserve">Use Case Specification Document</w:t>
-      </w:r>
-      <w:r>
-        <w:rPr>
-          <w:rFonts w:ascii="Times New Roman" w:cs="Times New Roman" w:eastAsia="Times New Roman" w:hAnsi="Times New Roman"/>
-          <w:sz w:val="27"/>
-          <w:szCs w:val="27"/>
-          <w:rtl w:val="0"/>
-        </w:rPr>
-        <w:t xml:space="preserve"> </w:t>
-      </w:r>
-      <w:r>
-        <w:rPr>
-          <w:rtl w:val="0"/>
-        </w:rPr>
-      </w:r>
-    </w:p>
-    <w:p>
-      <w:pPr>
-        <w:spacing w:after="60" w:lineRule="auto"/>
-        <w:ind w:left="0" w:right="0" w:firstLine="0"/>
-        <w:rPr>
-          <w:rFonts w:ascii="Times New Roman" w:cs="Times New Roman" w:eastAsia="Times New Roman" w:hAnsi="Times New Roman"/>
-          <w:color w:val="5b1a8e"/>
-          <w:sz w:val="27"/>
-          <w:szCs w:val="27"/>
-        </w:rPr>
-      </w:pPr>
-      <w:r>
-        <w:rPr>
-          <w:rFonts w:ascii="Times New Roman" w:cs="Times New Roman" w:eastAsia="Times New Roman" w:hAnsi="Times New Roman"/>
-          <w:color w:val="5b1a8e"/>
-          <w:sz w:val="27"/>
-          <w:szCs w:val="27"/>
-          <w:rtl w:val="0"/>
-        </w:rPr>
-        <w:t xml:space="preserve">UML Use Case Diagrams Document</w:t>
-      </w:r>
-    </w:p>
-    <w:p>
-      <w:pPr>
-        <w:spacing w:after="60" w:lineRule="auto"/>
-        <w:ind w:left="0" w:right="0" w:firstLine="0"/>
-        <w:rPr>
-          <w:rFonts w:ascii="Times New Roman" w:cs="Times New Roman" w:eastAsia="Times New Roman" w:hAnsi="Times New Roman"/>
-          <w:color w:val="5b1a8e"/>
-          <w:sz w:val="27"/>
-          <w:szCs w:val="27"/>
-        </w:rPr>
-      </w:pPr>
-      <w:r>
-        <w:rPr>
-          <w:rFonts w:ascii="Times New Roman" w:cs="Times New Roman" w:eastAsia="Times New Roman" w:hAnsi="Times New Roman"/>
-          <w:color w:val="5b1a8e"/>
-          <w:sz w:val="27"/>
-          <w:szCs w:val="27"/>
-          <w:rtl w:val="0"/>
-        </w:rPr>
-        <w:t xml:space="preserve">Class Diagrams </w:t>
-      </w:r>
-    </w:p>
-    <w:p>
-      <w:pPr>
-        <w:spacing w:after="180" w:lineRule="auto"/>
-        <w:ind w:left="0" w:right="0" w:firstLine="0"/>
-        <w:rPr>
-          <w:rFonts w:ascii="Times New Roman" w:cs="Times New Roman" w:eastAsia="Times New Roman" w:hAnsi="Times New Roman"/>
-          <w:color w:val="5b1a8e"/>
-          <w:sz w:val="27"/>
-          <w:szCs w:val="27"/>
-        </w:rPr>
-      </w:pPr>
-      <w:r>
-        <w:rPr>
-          <w:rFonts w:ascii="Times New Roman" w:cs="Times New Roman" w:eastAsia="Times New Roman" w:hAnsi="Times New Roman"/>
-          <w:color w:val="5b1a8e"/>
-          <w:sz w:val="27"/>
-          <w:szCs w:val="27"/>
-          <w:rtl w:val="0"/>
-        </w:rPr>
-        <w:t xml:space="preserve">Sequence Diagrams </w:t>
-      </w:r>
-      <w:r>
-        <w:rPr>
-          <w:rtl w:val="0"/>
-        </w:rPr>
+        <w:spacing w:after="0" w:afterAutospacing="0" w:lineRule="auto"/>
+        <w:ind w:left="720" w:hanging="360"/>
+        <w:jc w:val="both"/>
+        <w:rPr>
+          <w:rFonts w:ascii="Times New Roman" w:cs="Times New Roman" w:eastAsia="Times New Roman" w:hAnsi="Times New Roman"/>
+          <w:color w:val="5b1a8e"/>
+          <w:sz w:val="27"/>
+          <w:szCs w:val="27"/>
+        </w:rPr>
+      </w:pPr>
+      <w:r>
+        <w:rPr>
+          <w:rFonts w:ascii="Times New Roman" w:cs="Times New Roman" w:eastAsia="Times New Roman" w:hAnsi="Times New Roman"/>
+          <w:color w:val="5b1a8e"/>
+          <w:sz w:val="27"/>
+          <w:szCs w:val="27"/>
+          <w:rtl w:val="0"/>
+        </w:rPr>
+        <w:t xml:space="preserve">It is assumed that any number of players can login at any time.</w:t>
       </w:r>
     </w:p>
     <w:p>
@@ -4263,8 +5356,58 @@
           <w:ilvl w:val="0"/>
           <w:numId w:val="6"/>
         </w:numPr>
-        <w:spacing w:after="280" w:before="240" w:lineRule="auto"/>
-        <w:ind w:left="0" w:right="0" w:firstLine="0"/>
+        <w:spacing w:after="0" w:afterAutospacing="0" w:lineRule="auto"/>
+        <w:ind w:left="720" w:hanging="360"/>
+        <w:jc w:val="both"/>
+        <w:rPr>
+          <w:rFonts w:ascii="Times New Roman" w:cs="Times New Roman" w:eastAsia="Times New Roman" w:hAnsi="Times New Roman"/>
+          <w:color w:val="5b1a8e"/>
+          <w:sz w:val="27"/>
+          <w:szCs w:val="27"/>
+        </w:rPr>
+      </w:pPr>
+      <w:r>
+        <w:rPr>
+          <w:rFonts w:ascii="Times New Roman" w:cs="Times New Roman" w:eastAsia="Times New Roman" w:hAnsi="Times New Roman"/>
+          <w:color w:val="5b1a8e"/>
+          <w:sz w:val="27"/>
+          <w:szCs w:val="27"/>
+          <w:rtl w:val="0"/>
+        </w:rPr>
+        <w:t xml:space="preserve">It is assumed that all users have access to the internet.</w:t>
+      </w:r>
+    </w:p>
+    <w:p>
+      <w:pPr>
+        <w:numPr>
+          <w:ilvl w:val="0"/>
+          <w:numId w:val="6"/>
+        </w:numPr>
+        <w:spacing w:after="60" w:lineRule="auto"/>
+        <w:ind w:left="720" w:hanging="360"/>
+        <w:jc w:val="both"/>
+        <w:rPr>
+          <w:rFonts w:ascii="Times New Roman" w:cs="Times New Roman" w:eastAsia="Times New Roman" w:hAnsi="Times New Roman"/>
+          <w:color w:val="5b1a8e"/>
+          <w:sz w:val="27"/>
+          <w:szCs w:val="27"/>
+        </w:rPr>
+      </w:pPr>
+      <w:r>
+        <w:rPr>
+          <w:rFonts w:ascii="Times New Roman" w:cs="Times New Roman" w:eastAsia="Times New Roman" w:hAnsi="Times New Roman"/>
+          <w:color w:val="5b1a8e"/>
+          <w:sz w:val="27"/>
+          <w:szCs w:val="27"/>
+          <w:rtl w:val="0"/>
+        </w:rPr>
+        <w:t xml:space="preserve">It is assumed that one dealer will be assigned to an active table.</w:t>
+      </w:r>
+    </w:p>
+    <w:p>
+      <w:pPr>
+        <w:spacing w:after="300" w:before="240" w:lineRule="auto"/>
+        <w:ind w:left="720" w:right="0" w:firstLine="0"/>
         <w:rPr>
           <w:rFonts w:ascii="Times New Roman" w:cs="Times New Roman" w:eastAsia="Times New Roman" w:hAnsi="Times New Roman"/>
           <w:b w:val="1"/>
@@ -4275,112 +5418,74 @@
       </w:pPr>
       <w:r>
         <w:rPr>
+          <w:rtl w:val="0"/>
+        </w:rPr>
+      </w:r>
+    </w:p>
+    <w:p>
+      <w:pPr>
+        <w:spacing w:after="300" w:before="240" w:lineRule="auto"/>
+        <w:ind w:left="720" w:right="0" w:firstLine="0"/>
+        <w:rPr>
           <w:rFonts w:ascii="Times New Roman" w:cs="Times New Roman" w:eastAsia="Times New Roman" w:hAnsi="Times New Roman"/>
           <w:b w:val="1"/>
           <w:bCs w:val="1"/>
           <w:sz w:val="30"/>
           <w:szCs w:val="30"/>
-          <w:rtl w:val="0"/>
-        </w:rPr>
-        <w:t xml:space="preserve"> </w:t>
-      </w:r>
-      <w:r>
+        </w:rPr>
+      </w:pPr>
+      <w:r>
+        <w:rPr>
+          <w:rtl w:val="0"/>
+        </w:rPr>
+      </w:r>
+    </w:p>
+    <w:p>
+      <w:pPr>
+        <w:spacing w:after="300" w:before="240" w:lineRule="auto"/>
+        <w:ind w:left="720" w:right="0" w:firstLine="0"/>
         <w:rPr>
           <w:rFonts w:ascii="Times New Roman" w:cs="Times New Roman" w:eastAsia="Times New Roman" w:hAnsi="Times New Roman"/>
           <w:b w:val="1"/>
           <w:bCs w:val="1"/>
           <w:sz w:val="30"/>
           <w:szCs w:val="30"/>
-          <w:rtl w:val="0"/>
-        </w:rPr>
-        <w:t xml:space="preserve">Overview</w:t>
-      </w:r>
-    </w:p>
-    <w:p>
-      <w:pPr>
-        <w:spacing w:after="2440" w:lineRule="auto"/>
+        </w:rPr>
+      </w:pPr>
+      <w:r>
+        <w:rPr>
+          <w:rtl w:val="0"/>
+        </w:rPr>
+      </w:r>
+    </w:p>
+    <w:p>
+      <w:pPr>
+        <w:spacing w:after="300" w:before="240" w:lineRule="auto"/>
+        <w:ind w:left="720" w:right="0" w:firstLine="0"/>
+        <w:rPr>
+          <w:rFonts w:ascii="Times New Roman" w:cs="Times New Roman" w:eastAsia="Times New Roman" w:hAnsi="Times New Roman"/>
+          <w:b w:val="1"/>
+          <w:bCs w:val="1"/>
+          <w:sz w:val="30"/>
+          <w:szCs w:val="30"/>
+        </w:rPr>
+      </w:pPr>
+      <w:r>
+        <w:rPr>
+          <w:rtl w:val="0"/>
+        </w:rPr>
+      </w:r>
+    </w:p>
+    <w:p>
+      <w:pPr>
+        <w:spacing w:after="300" w:before="240" w:lineRule="auto"/>
         <w:ind w:left="0" w:right="0" w:firstLine="0"/>
         <w:rPr>
           <w:rFonts w:ascii="Times New Roman" w:cs="Times New Roman" w:eastAsia="Times New Roman" w:hAnsi="Times New Roman"/>
-          <w:sz w:val="27"/>
-          <w:szCs w:val="27"/>
-        </w:rPr>
-      </w:pPr>
-      <w:r>
-        <w:rPr>
-          <w:rFonts w:ascii="Times New Roman" w:cs="Times New Roman" w:eastAsia="Times New Roman" w:hAnsi="Times New Roman"/>
-          <w:sz w:val="27"/>
-          <w:szCs w:val="27"/>
-          <w:rtl w:val="0"/>
-        </w:rPr>
-        <w:t xml:space="preserve">The Multiplayer Black Jack Gaming System, is designed to simulate a real-time casino experience, allowing multiple players to simultaneously compete against a real-time dealer. Where players aim to reach a hand value of 21 without going over that number.</w:t>
-      </w:r>
-      <w:r>
-        <w:rPr>
-          <w:rFonts w:ascii="Times New Roman" w:cs="Times New Roman" w:eastAsia="Times New Roman" w:hAnsi="Times New Roman"/>
-          <w:sz w:val="27"/>
-          <w:szCs w:val="27"/>
-          <w:rtl w:val="0"/>
-        </w:rPr>
-        <w:t xml:space="preserve"> </w:t>
-      </w:r>
-    </w:p>
-    <w:p>
-      <w:pPr>
-        <w:spacing w:after="2440" w:lineRule="auto"/>
-        <w:ind w:left="0" w:right="0" w:firstLine="0"/>
-        <w:rPr>
-          <w:rFonts w:ascii="Times New Roman" w:cs="Times New Roman" w:eastAsia="Times New Roman" w:hAnsi="Times New Roman"/>
-          <w:sz w:val="27"/>
-          <w:szCs w:val="27"/>
-        </w:rPr>
-      </w:pPr>
-      <w:r>
-        <w:rPr>
-          <w:rtl w:val="0"/>
-        </w:rPr>
-      </w:r>
-    </w:p>
-    <w:p>
-      <w:pPr>
-        <w:spacing w:after="2440" w:lineRule="auto"/>
-        <w:ind w:left="0" w:right="0" w:firstLine="0"/>
-        <w:rPr>
-          <w:rFonts w:ascii="Times New Roman" w:cs="Times New Roman" w:eastAsia="Times New Roman" w:hAnsi="Times New Roman"/>
-          <w:sz w:val="27"/>
-          <w:szCs w:val="27"/>
-        </w:rPr>
-      </w:pPr>
-      <w:r>
-        <w:rPr>
-          <w:rtl w:val="0"/>
-        </w:rPr>
-      </w:r>
-    </w:p>
-    <w:p>
-      <w:pPr>
-        <w:spacing w:after="2440" w:lineRule="auto"/>
-        <w:ind w:left="0" w:right="0" w:firstLine="0"/>
-        <w:rPr>
-          <w:rFonts w:ascii="Times New Roman" w:cs="Times New Roman" w:eastAsia="Times New Roman" w:hAnsi="Times New Roman"/>
-          <w:sz w:val="27"/>
-          <w:szCs w:val="27"/>
-        </w:rPr>
-      </w:pPr>
-      <w:r>
-        <w:rPr>
-          <w:rtl w:val="0"/>
-        </w:rPr>
-      </w:r>
-    </w:p>
-    <w:p>
-      <w:pPr>
-        <w:spacing w:after="2440" w:lineRule="auto"/>
-        <w:ind w:left="0" w:right="0" w:firstLine="0"/>
-        <w:rPr>
-          <w:rFonts w:ascii="Times New Roman" w:cs="Times New Roman" w:eastAsia="Times New Roman" w:hAnsi="Times New Roman"/>
-          <w:sz w:val="27"/>
-          <w:szCs w:val="27"/>
+          <w:b w:val="1"/>
+          <w:bCs w:val="1"/>
+          <w:sz w:val="30"/>
+          <w:szCs w:val="30"/>
         </w:rPr>
       </w:pPr>
       <w:r>
@@ -4411,7 +5516,121 @@
           <w:szCs w:val="39"/>
           <w:rtl w:val="0"/>
         </w:rPr>
-        <w:t xml:space="preserve">2. Overall Description</w:t>
+        <w:t xml:space="preserve">3. </w:t>
+      </w:r>
+      <w:r>
+        <w:rPr>
+          <w:rFonts w:ascii="Times New Roman" w:cs="Times New Roman" w:eastAsia="Times New Roman" w:hAnsi="Times New Roman"/>
+          <w:b w:val="1"/>
+          <w:bCs w:val="1"/>
+          <w:sz w:val="39"/>
+          <w:szCs w:val="39"/>
+          <w:rtl w:val="0"/>
+        </w:rPr>
+        <w:t xml:space="preserve">Specific Requirements</w:t>
+      </w:r>
+    </w:p>
+    <w:p>
+      <w:pPr>
+        <w:numPr>
+          <w:ilvl w:val="0"/>
+          <w:numId w:val="12"/>
+        </w:numPr>
+        <w:spacing w:after="420" w:before="240" w:lineRule="auto"/>
+        <w:ind w:left="720" w:right="0" w:hanging="360"/>
+        <w:rPr>
+          <w:rFonts w:ascii="Times New Roman" w:cs="Times New Roman" w:eastAsia="Times New Roman" w:hAnsi="Times New Roman"/>
+          <w:b w:val="1"/>
+          <w:bCs w:val="1"/>
+          <w:sz w:val="30"/>
+          <w:szCs w:val="30"/>
+          <w:u w:val="none"/>
+        </w:rPr>
+      </w:pPr>
+      <w:r>
+        <w:rPr>
+          <w:rFonts w:ascii="Times New Roman" w:cs="Times New Roman" w:eastAsia="Times New Roman" w:hAnsi="Times New Roman"/>
+          <w:b w:val="1"/>
+          <w:bCs w:val="1"/>
+          <w:sz w:val="30"/>
+          <w:szCs w:val="30"/>
+          <w:rtl w:val="0"/>
+        </w:rPr>
+        <w:t xml:space="preserve">Functional Requirements</w:t>
+      </w:r>
+      <w:r>
+        <w:rPr>
+          <w:rFonts w:ascii="Times New Roman" w:cs="Times New Roman" w:eastAsia="Times New Roman" w:hAnsi="Times New Roman"/>
+          <w:b w:val="1"/>
+          <w:bCs w:val="1"/>
+          <w:sz w:val="30"/>
+          <w:szCs w:val="30"/>
+          <w:rtl w:val="0"/>
+        </w:rPr>
+        <w:t xml:space="preserve"> X</w:t>
+      </w:r>
+    </w:p>
+    <w:p>
+      <w:pPr>
+        <w:spacing w:after="300" w:before="240" w:lineRule="auto"/>
+        <w:ind w:left="0" w:right="0" w:firstLine="720"/>
+        <w:rPr>
+          <w:rFonts w:ascii="Times New Roman" w:cs="Times New Roman" w:eastAsia="Times New Roman" w:hAnsi="Times New Roman"/>
+          <w:b w:val="1"/>
+          <w:bCs w:val="1"/>
+          <w:sz w:val="30"/>
+          <w:szCs w:val="30"/>
+        </w:rPr>
+      </w:pPr>
+      <w:r>
+        <w:rPr>
+          <w:rFonts w:ascii="Times New Roman" w:cs="Times New Roman" w:eastAsia="Times New Roman" w:hAnsi="Times New Roman"/>
+          <w:b w:val="1"/>
+          <w:bCs w:val="1"/>
+          <w:sz w:val="30"/>
+          <w:szCs w:val="30"/>
+          <w:rtl w:val="0"/>
+        </w:rPr>
+        <w:t xml:space="preserve">i. </w:t>
+      </w:r>
+      <w:r>
+        <w:rPr>
+          <w:rFonts w:ascii="Times New Roman" w:cs="Times New Roman" w:eastAsia="Times New Roman" w:hAnsi="Times New Roman"/>
+          <w:b w:val="1"/>
+          <w:bCs w:val="1"/>
+          <w:sz w:val="30"/>
+          <w:szCs w:val="30"/>
+          <w:rtl w:val="0"/>
+        </w:rPr>
+        <w:t xml:space="preserve">Common Requirements:</w:t>
+      </w:r>
+      <w:r>
+        <w:rPr>
+          <w:rtl w:val="0"/>
+        </w:rPr>
+      </w:r>
+    </w:p>
+    <w:p>
+      <w:pPr>
+        <w:spacing w:after="240" w:before="240" w:lineRule="auto"/>
+        <w:ind w:left="720" w:firstLine="0"/>
+        <w:jc w:val="both"/>
+        <w:rPr>
+          <w:rFonts w:ascii="Times New Roman" w:cs="Times New Roman" w:eastAsia="Times New Roman" w:hAnsi="Times New Roman"/>
+          <w:color w:val="5b1a8e"/>
+          <w:sz w:val="27"/>
+          <w:szCs w:val="27"/>
+        </w:rPr>
+      </w:pPr>
+      <w:r>
+        <w:rPr>
+          <w:rFonts w:ascii="Times New Roman" w:cs="Times New Roman" w:eastAsia="Times New Roman" w:hAnsi="Times New Roman"/>
+          <w:color w:val="5b1a8e"/>
+          <w:sz w:val="27"/>
+          <w:szCs w:val="27"/>
+          <w:rtl w:val="0"/>
+        </w:rPr>
+        <w:t xml:space="preserve">These requirements apply to all system components. </w:t>
       </w:r>
     </w:p>
     <w:p>
@@ -4421,25 +5640,37 @@
           <w:numId w:val="9"/>
         </w:numPr>
         <w:spacing w:after="0" w:afterAutospacing="0" w:before="240" w:lineRule="auto"/>
-        <w:ind w:left="0" w:right="0" w:firstLine="0"/>
-        <w:rPr>
-          <w:rFonts w:ascii="Times New Roman" w:cs="Times New Roman" w:eastAsia="Times New Roman" w:hAnsi="Times New Roman"/>
-          <w:b w:val="1"/>
-          <w:bCs w:val="1"/>
-          <w:sz w:val="30"/>
-          <w:szCs w:val="30"/>
-        </w:rPr>
-      </w:pPr>
-      <w:r>
-        <w:rPr>
-          <w:rFonts w:ascii="Times New Roman" w:cs="Times New Roman" w:eastAsia="Times New Roman" w:hAnsi="Times New Roman"/>
-          <w:b w:val="1"/>
-          <w:bCs w:val="1"/>
-          <w:sz w:val="30"/>
-          <w:szCs w:val="30"/>
-          <w:rtl w:val="0"/>
-        </w:rPr>
-        <w:t xml:space="preserve"> Product Perspective</w:t>
+        <w:ind w:left="720" w:hanging="360"/>
+        <w:jc w:val="both"/>
+        <w:rPr>
+          <w:rFonts w:ascii="Times New Roman" w:cs="Times New Roman" w:eastAsia="Times New Roman" w:hAnsi="Times New Roman"/>
+          <w:color w:val="5b1a8e"/>
+          <w:sz w:val="24"/>
+          <w:szCs w:val="24"/>
+          <w:u w:val="none"/>
+        </w:rPr>
+      </w:pPr>
+      <w:r>
+        <w:rPr>
+          <w:rFonts w:ascii="Times New Roman" w:cs="Times New Roman" w:eastAsia="Times New Roman" w:hAnsi="Times New Roman"/>
+          <w:b w:val="1"/>
+          <w:bCs w:val="1"/>
+          <w:color w:val="5b1a8e"/>
+          <w:sz w:val="24"/>
+          <w:szCs w:val="24"/>
+          <w:rtl w:val="0"/>
+        </w:rPr>
+        <w:t xml:space="preserve">3.i.1</w:t>
+      </w:r>
+      <w:r>
+        <w:rPr>
+          <w:rFonts w:ascii="Times New Roman" w:cs="Times New Roman" w:eastAsia="Times New Roman" w:hAnsi="Times New Roman"/>
+          <w:color w:val="5b1a8e"/>
+          <w:sz w:val="24"/>
+          <w:szCs w:val="24"/>
+          <w:rtl w:val="0"/>
+        </w:rPr>
+        <w:t xml:space="preserve"> The system shall allow registered users to log in using a valid username and password.</w:t>
       </w:r>
     </w:p>
     <w:p>
@@ -4449,30 +5680,37 @@
           <w:numId w:val="9"/>
         </w:numPr>
         <w:spacing w:after="0" w:afterAutospacing="0" w:before="0" w:beforeAutospacing="0" w:lineRule="auto"/>
-        <w:ind w:left="0" w:right="0" w:firstLine="0"/>
-        <w:rPr>
-          <w:rFonts w:ascii="Times New Roman" w:cs="Times New Roman" w:eastAsia="Times New Roman" w:hAnsi="Times New Roman"/>
-          <w:b w:val="1"/>
-          <w:bCs w:val="1"/>
-          <w:sz w:val="30"/>
-          <w:szCs w:val="30"/>
-        </w:rPr>
-      </w:pPr>
-      <w:r>
-        <w:rPr>
-          <w:rFonts w:ascii="Times New Roman" w:cs="Times New Roman" w:eastAsia="Times New Roman" w:hAnsi="Times New Roman"/>
-          <w:b w:val="1"/>
-          <w:bCs w:val="1"/>
-          <w:sz w:val="30"/>
-          <w:szCs w:val="30"/>
-          <w:rtl w:val="0"/>
-        </w:rPr>
-        <w:t xml:space="preserve"> Product Architecture X</w:t>
-      </w:r>
-      <w:r>
-        <w:rPr>
-          <w:rtl w:val="0"/>
-        </w:rPr>
+        <w:ind w:left="720" w:hanging="360"/>
+        <w:jc w:val="both"/>
+        <w:rPr>
+          <w:rFonts w:ascii="Times New Roman" w:cs="Times New Roman" w:eastAsia="Times New Roman" w:hAnsi="Times New Roman"/>
+          <w:color w:val="5b1a8e"/>
+          <w:sz w:val="24"/>
+          <w:szCs w:val="24"/>
+          <w:u w:val="none"/>
+        </w:rPr>
+      </w:pPr>
+      <w:r>
+        <w:rPr>
+          <w:rFonts w:ascii="Times New Roman" w:cs="Times New Roman" w:eastAsia="Times New Roman" w:hAnsi="Times New Roman"/>
+          <w:b w:val="1"/>
+          <w:bCs w:val="1"/>
+          <w:color w:val="5b1a8e"/>
+          <w:sz w:val="24"/>
+          <w:szCs w:val="24"/>
+          <w:rtl w:val="0"/>
+        </w:rPr>
+        <w:t xml:space="preserve">3.i.2</w:t>
+      </w:r>
+      <w:r>
+        <w:rPr>
+          <w:rFonts w:ascii="Times New Roman" w:cs="Times New Roman" w:eastAsia="Times New Roman" w:hAnsi="Times New Roman"/>
+          <w:color w:val="5b1a8e"/>
+          <w:sz w:val="24"/>
+          <w:szCs w:val="24"/>
+          <w:rtl w:val="0"/>
+        </w:rPr>
+        <w:t xml:space="preserve"> The system shall allow multiple players to connect and play simultaneously.</w:t>
       </w:r>
     </w:p>
     <w:p>
@@ -4481,57 +5719,38 @@
           <w:ilvl w:val="0"/>
           <w:numId w:val="9"/>
         </w:numPr>
-        <w:spacing w:after="280" w:before="0" w:beforeAutospacing="0" w:lineRule="auto"/>
-        <w:ind w:left="0" w:right="0" w:firstLine="0"/>
-        <w:rPr>
-          <w:rFonts w:ascii="Times New Roman" w:cs="Times New Roman" w:eastAsia="Times New Roman" w:hAnsi="Times New Roman"/>
-          <w:b w:val="1"/>
-          <w:bCs w:val="1"/>
-          <w:sz w:val="30"/>
-          <w:szCs w:val="30"/>
-        </w:rPr>
-      </w:pPr>
-      <w:r>
-        <w:rPr>
-          <w:rFonts w:ascii="Times New Roman" w:cs="Times New Roman" w:eastAsia="Times New Roman" w:hAnsi="Times New Roman"/>
-          <w:b w:val="1"/>
-          <w:bCs w:val="1"/>
-          <w:sz w:val="30"/>
-          <w:szCs w:val="30"/>
-          <w:rtl w:val="0"/>
-        </w:rPr>
-        <w:t xml:space="preserve"> </w:t>
-      </w:r>
-      <w:r>
-        <w:rPr>
-          <w:rFonts w:ascii="Times New Roman" w:cs="Times New Roman" w:eastAsia="Times New Roman" w:hAnsi="Times New Roman"/>
-          <w:b w:val="1"/>
-          <w:bCs w:val="1"/>
-          <w:sz w:val="30"/>
-          <w:szCs w:val="30"/>
-          <w:rtl w:val="0"/>
-        </w:rPr>
-        <w:t xml:space="preserve">Product Functionality/Features </w:t>
-      </w:r>
-    </w:p>
-    <w:p>
-      <w:pPr>
-        <w:spacing w:after="180" w:lineRule="auto"/>
-        <w:ind w:left="0" w:right="0" w:firstLine="0"/>
-        <w:rPr>
-          <w:rFonts w:ascii="Times New Roman" w:cs="Times New Roman" w:eastAsia="Times New Roman" w:hAnsi="Times New Roman"/>
-          <w:sz w:val="27"/>
-          <w:szCs w:val="27"/>
-        </w:rPr>
-      </w:pPr>
-      <w:r>
-        <w:rPr>
-          <w:rFonts w:ascii="Times New Roman" w:cs="Times New Roman" w:eastAsia="Times New Roman" w:hAnsi="Times New Roman"/>
-          <w:sz w:val="27"/>
-          <w:szCs w:val="27"/>
-          <w:rtl w:val="0"/>
-        </w:rPr>
-        <w:t xml:space="preserve">The high-level features of the system are as follows (see section 3 of this document for more detailed requirements that address these features):</w:t>
+        <w:spacing w:after="0" w:afterAutospacing="0" w:before="0" w:beforeAutospacing="0" w:lineRule="auto"/>
+        <w:ind w:left="720" w:hanging="360"/>
+        <w:jc w:val="both"/>
+        <w:rPr>
+          <w:rFonts w:ascii="Times New Roman" w:cs="Times New Roman" w:eastAsia="Times New Roman" w:hAnsi="Times New Roman"/>
+          <w:color w:val="5b1a8e"/>
+          <w:sz w:val="24"/>
+          <w:szCs w:val="24"/>
+          <w:u w:val="none"/>
+        </w:rPr>
+      </w:pPr>
+      <w:r>
+        <w:rPr>
+          <w:rFonts w:ascii="Times New Roman" w:cs="Times New Roman" w:eastAsia="Times New Roman" w:hAnsi="Times New Roman"/>
+          <w:b w:val="1"/>
+          <w:bCs w:val="1"/>
+          <w:color w:val="5b1a8e"/>
+          <w:sz w:val="24"/>
+          <w:szCs w:val="24"/>
+          <w:rtl w:val="0"/>
+        </w:rPr>
+        <w:t xml:space="preserve">3.i.3</w:t>
+      </w:r>
+      <w:r>
+        <w:rPr>
+          <w:rFonts w:ascii="Times New Roman" w:cs="Times New Roman" w:eastAsia="Times New Roman" w:hAnsi="Times New Roman"/>
+          <w:color w:val="5b1a8e"/>
+          <w:sz w:val="24"/>
+          <w:szCs w:val="24"/>
+          <w:rtl w:val="0"/>
+        </w:rPr>
+        <w:t xml:space="preserve"> Each table shall contain one Dealer and up to six Player users.</w:t>
       </w:r>
     </w:p>
     <w:p>
@@ -4540,310 +5759,38 @@
           <w:ilvl w:val="0"/>
           <w:numId w:val="9"/>
         </w:numPr>
-        <w:spacing w:after="0" w:afterAutospacing="0" w:before="240" w:lineRule="auto"/>
-        <w:ind w:left="0" w:right="0" w:firstLine="0"/>
-        <w:rPr>
-          <w:rFonts w:ascii="Times New Roman" w:cs="Times New Roman" w:eastAsia="Times New Roman" w:hAnsi="Times New Roman"/>
-          <w:b w:val="1"/>
-          <w:bCs w:val="1"/>
-          <w:sz w:val="30"/>
-          <w:szCs w:val="30"/>
-        </w:rPr>
-      </w:pPr>
-      <w:r>
-        <w:rPr>
-          <w:rFonts w:ascii="Times New Roman" w:cs="Times New Roman" w:eastAsia="Times New Roman" w:hAnsi="Times New Roman"/>
-          <w:b w:val="1"/>
-          <w:bCs w:val="1"/>
-          <w:sz w:val="30"/>
-          <w:szCs w:val="30"/>
-          <w:rtl w:val="0"/>
-        </w:rPr>
-        <w:t xml:space="preserve"> Constraints X</w:t>
-      </w:r>
-    </w:p>
-    <w:p>
-      <w:pPr>
-        <w:numPr>
-          <w:ilvl w:val="0"/>
-          <w:numId w:val="8"/>
-        </w:numPr>
-        <w:spacing w:after="0" w:afterAutospacing="0" w:lineRule="auto"/>
+        <w:spacing w:after="0" w:afterAutospacing="0" w:before="0" w:beforeAutospacing="0" w:lineRule="auto"/>
         <w:ind w:left="720" w:hanging="360"/>
         <w:jc w:val="both"/>
         <w:rPr>
           <w:rFonts w:ascii="Times New Roman" w:cs="Times New Roman" w:eastAsia="Times New Roman" w:hAnsi="Times New Roman"/>
           <w:color w:val="5b1a8e"/>
-          <w:sz w:val="27"/>
-          <w:szCs w:val="27"/>
-        </w:rPr>
-      </w:pPr>
-      <w:r>
-        <w:rPr>
-          <w:rFonts w:ascii="Times New Roman" w:cs="Times New Roman" w:eastAsia="Times New Roman" w:hAnsi="Times New Roman"/>
-          <w:color w:val="5b1a8e"/>
-          <w:sz w:val="27"/>
-          <w:szCs w:val="27"/>
-          <w:rtl w:val="0"/>
-        </w:rPr>
-        <w:t xml:space="preserve">The system must be implemented entirely in Java.</w:t>
-      </w:r>
-    </w:p>
-    <w:p>
-      <w:pPr>
-        <w:numPr>
-          <w:ilvl w:val="0"/>
-          <w:numId w:val="8"/>
-        </w:numPr>
-        <w:spacing w:after="0" w:afterAutospacing="0" w:lineRule="auto"/>
-        <w:ind w:left="720" w:right="0" w:hanging="360"/>
-        <w:jc w:val="both"/>
-        <w:rPr>
-          <w:rFonts w:ascii="Times New Roman" w:cs="Times New Roman" w:eastAsia="Times New Roman" w:hAnsi="Times New Roman"/>
-          <w:color w:val="5b1a8e"/>
-          <w:sz w:val="27"/>
-          <w:szCs w:val="27"/>
+          <w:sz w:val="24"/>
+          <w:szCs w:val="24"/>
           <w:u w:val="none"/>
         </w:rPr>
       </w:pPr>
       <w:r>
         <w:rPr>
           <w:rFonts w:ascii="Times New Roman" w:cs="Times New Roman" w:eastAsia="Times New Roman" w:hAnsi="Times New Roman"/>
-          <w:color w:val="5b1a8e"/>
-          <w:sz w:val="27"/>
-          <w:szCs w:val="27"/>
-          <w:rtl w:val="0"/>
-        </w:rPr>
-        <w:t xml:space="preserve">Since the system has to operate as a Java application it means there mustn't have web-based code be used (HTML, CSS, JavaScript).</w:t>
-      </w:r>
-    </w:p>
-    <w:p>
-      <w:pPr>
-        <w:numPr>
-          <w:ilvl w:val="0"/>
-          <w:numId w:val="8"/>
-        </w:numPr>
-        <w:spacing w:after="0" w:afterAutospacing="0" w:lineRule="auto"/>
-        <w:ind w:left="720" w:right="0" w:hanging="360"/>
-        <w:jc w:val="both"/>
-        <w:rPr>
-          <w:rFonts w:ascii="Times New Roman" w:cs="Times New Roman" w:eastAsia="Times New Roman" w:hAnsi="Times New Roman"/>
-          <w:color w:val="5b1a8e"/>
-          <w:sz w:val="27"/>
-          <w:szCs w:val="27"/>
-          <w:u w:val="none"/>
-        </w:rPr>
-      </w:pPr>
-      <w:r>
-        <w:rPr>
-          <w:rFonts w:ascii="Times New Roman" w:cs="Times New Roman" w:eastAsia="Times New Roman" w:hAnsi="Times New Roman"/>
-          <w:color w:val="5b1a8e"/>
-          <w:sz w:val="27"/>
-          <w:szCs w:val="27"/>
-          <w:rtl w:val="0"/>
-        </w:rPr>
-        <w:t xml:space="preserve">The system must use Java socket connections due to it being a client-server application.</w:t>
-      </w:r>
-    </w:p>
-    <w:p>
-      <w:pPr>
-        <w:numPr>
-          <w:ilvl w:val="0"/>
-          <w:numId w:val="8"/>
-        </w:numPr>
-        <w:spacing w:after="0" w:afterAutospacing="0" w:lineRule="auto"/>
-        <w:ind w:left="720" w:right="0" w:hanging="360"/>
-        <w:jc w:val="both"/>
-        <w:rPr>
-          <w:rFonts w:ascii="Times New Roman" w:cs="Times New Roman" w:eastAsia="Times New Roman" w:hAnsi="Times New Roman"/>
-          <w:color w:val="5b1a8e"/>
-          <w:sz w:val="27"/>
-          <w:szCs w:val="27"/>
-          <w:u w:val="none"/>
-        </w:rPr>
-      </w:pPr>
-      <w:r>
-        <w:rPr>
-          <w:rFonts w:ascii="Times New Roman" w:cs="Times New Roman" w:eastAsia="Times New Roman" w:hAnsi="Times New Roman"/>
-          <w:color w:val="5b1a8e"/>
-          <w:sz w:val="27"/>
-          <w:szCs w:val="27"/>
-          <w:rtl w:val="0"/>
-        </w:rPr>
-        <w:t xml:space="preserve">The server has to handle client disconnections without stopping active games/other connections in the server system.</w:t>
-      </w:r>
-    </w:p>
-    <w:p>
-      <w:pPr>
-        <w:numPr>
-          <w:ilvl w:val="0"/>
-          <w:numId w:val="8"/>
-        </w:numPr>
-        <w:spacing w:after="0" w:afterAutospacing="0" w:lineRule="auto"/>
-        <w:ind w:left="720" w:right="0" w:hanging="360"/>
-        <w:jc w:val="both"/>
-        <w:rPr>
-          <w:rFonts w:ascii="Times New Roman" w:cs="Times New Roman" w:eastAsia="Times New Roman" w:hAnsi="Times New Roman"/>
-          <w:color w:val="5b1a8e"/>
-          <w:sz w:val="27"/>
-          <w:szCs w:val="27"/>
-          <w:u w:val="none"/>
-        </w:rPr>
-      </w:pPr>
-      <w:r>
-        <w:rPr>
-          <w:rFonts w:ascii="Times New Roman" w:cs="Times New Roman" w:eastAsia="Times New Roman" w:hAnsi="Times New Roman"/>
-          <w:color w:val="5b1a8e"/>
-          <w:sz w:val="27"/>
-          <w:szCs w:val="27"/>
-          <w:rtl w:val="0"/>
-        </w:rPr>
-        <w:t xml:space="preserve">The server must support multiple client connections since multiple players can play at the same time.</w:t>
-      </w:r>
-    </w:p>
-    <w:p>
-      <w:pPr>
-        <w:numPr>
-          <w:ilvl w:val="0"/>
-          <w:numId w:val="8"/>
-        </w:numPr>
-        <w:spacing w:after="0" w:afterAutospacing="0" w:lineRule="auto"/>
-        <w:ind w:left="720" w:right="0" w:hanging="360"/>
-        <w:jc w:val="both"/>
-        <w:rPr>
-          <w:rFonts w:ascii="Times New Roman" w:cs="Times New Roman" w:eastAsia="Times New Roman" w:hAnsi="Times New Roman"/>
-          <w:color w:val="5b1a8e"/>
-          <w:sz w:val="27"/>
-          <w:szCs w:val="27"/>
-          <w:u w:val="none"/>
-        </w:rPr>
-      </w:pPr>
-      <w:r>
-        <w:rPr>
-          <w:rFonts w:ascii="Times New Roman" w:cs="Times New Roman" w:eastAsia="Times New Roman" w:hAnsi="Times New Roman"/>
-          <w:color w:val="5b1a8e"/>
-          <w:sz w:val="27"/>
-          <w:szCs w:val="27"/>
-          <w:rtl w:val="0"/>
-        </w:rPr>
-        <w:t xml:space="preserve">The system has to correctly handle Blackjack standard rules such as an Ace valuation (it being value 1 or 11) &amp; recognize a natural BlackJack on the first deal.</w:t>
-      </w:r>
-    </w:p>
-    <w:p>
-      <w:pPr>
-        <w:numPr>
-          <w:ilvl w:val="0"/>
-          <w:numId w:val="8"/>
-        </w:numPr>
-        <w:spacing w:after="0" w:afterAutospacing="0" w:lineRule="auto"/>
-        <w:ind w:left="720" w:right="0" w:hanging="360"/>
-        <w:jc w:val="both"/>
-        <w:rPr>
-          <w:rFonts w:ascii="Times New Roman" w:cs="Times New Roman" w:eastAsia="Times New Roman" w:hAnsi="Times New Roman"/>
-          <w:color w:val="5b1a8e"/>
-          <w:sz w:val="27"/>
-          <w:szCs w:val="27"/>
-          <w:u w:val="none"/>
-        </w:rPr>
-      </w:pPr>
-      <w:r>
-        <w:rPr>
-          <w:rFonts w:ascii="Times New Roman" w:cs="Times New Roman" w:eastAsia="Times New Roman" w:hAnsi="Times New Roman"/>
-          <w:color w:val="5b1a8e"/>
-          <w:sz w:val="27"/>
-          <w:szCs w:val="27"/>
-          <w:rtl w:val="0"/>
-        </w:rPr>
-        <w:t xml:space="preserve">Players must not lose money unfairly, meaning their account balance can’t drop below zero where bets must be validated by the server before each round.</w:t>
-      </w:r>
-    </w:p>
-    <w:p>
-      <w:pPr>
-        <w:numPr>
-          <w:ilvl w:val="0"/>
-          <w:numId w:val="8"/>
-        </w:numPr>
-        <w:spacing w:after="0" w:afterAutospacing="0" w:lineRule="auto"/>
-        <w:ind w:left="720" w:right="0" w:hanging="360"/>
-        <w:jc w:val="both"/>
-        <w:rPr>
-          <w:rFonts w:ascii="Times New Roman" w:cs="Times New Roman" w:eastAsia="Times New Roman" w:hAnsi="Times New Roman"/>
-          <w:color w:val="5b1a8e"/>
-          <w:sz w:val="27"/>
-          <w:szCs w:val="27"/>
-          <w:u w:val="none"/>
-        </w:rPr>
-      </w:pPr>
-      <w:r>
-        <w:rPr>
-          <w:rFonts w:ascii="Times New Roman" w:cs="Times New Roman" w:eastAsia="Times New Roman" w:hAnsi="Times New Roman"/>
-          <w:color w:val="5b1a8e"/>
-          <w:sz w:val="27"/>
-          <w:szCs w:val="27"/>
-          <w:rtl w:val="0"/>
-        </w:rPr>
-        <w:t xml:space="preserve">Only registered users with valid credentials can connect to the server, since players have to be authenticated before joining a game.</w:t>
-      </w:r>
-    </w:p>
-    <w:p>
-      <w:pPr>
-        <w:numPr>
-          <w:ilvl w:val="0"/>
-          <w:numId w:val="8"/>
-        </w:numPr>
-        <w:spacing w:after="0" w:afterAutospacing="0" w:lineRule="auto"/>
-        <w:ind w:left="720" w:right="0" w:hanging="360"/>
-        <w:jc w:val="both"/>
-        <w:rPr>
-          <w:rFonts w:ascii="Times New Roman" w:cs="Times New Roman" w:eastAsia="Times New Roman" w:hAnsi="Times New Roman"/>
-          <w:color w:val="5b1a8e"/>
-          <w:sz w:val="27"/>
-          <w:szCs w:val="27"/>
-          <w:u w:val="none"/>
-        </w:rPr>
-      </w:pPr>
-      <w:r>
-        <w:rPr>
-          <w:rFonts w:ascii="Times New Roman" w:cs="Times New Roman" w:eastAsia="Times New Roman" w:hAnsi="Times New Roman"/>
-          <w:color w:val="5b1a8e"/>
-          <w:sz w:val="27"/>
-          <w:szCs w:val="27"/>
-          <w:rtl w:val="0"/>
-        </w:rPr>
-        <w:t xml:space="preserve">The system must not allow players to access other player’s hands (each player’s cards in game) or manipulate game outcomes as the system has to be fair.</w:t>
-      </w:r>
-    </w:p>
-    <w:p>
-      <w:pPr>
-        <w:numPr>
-          <w:ilvl w:val="0"/>
-          <w:numId w:val="8"/>
-        </w:numPr>
-        <w:spacing w:after="0" w:afterAutospacing="0" w:lineRule="auto"/>
-        <w:ind w:left="720" w:right="0" w:hanging="360"/>
-        <w:jc w:val="both"/>
-        <w:rPr>
-          <w:rFonts w:ascii="Times New Roman" w:cs="Times New Roman" w:eastAsia="Times New Roman" w:hAnsi="Times New Roman"/>
-          <w:color w:val="5b1a8e"/>
-          <w:sz w:val="27"/>
-          <w:szCs w:val="27"/>
-          <w:u w:val="none"/>
-        </w:rPr>
-      </w:pPr>
-      <w:r>
-        <w:rPr>
-          <w:rFonts w:ascii="Times New Roman" w:cs="Times New Roman" w:eastAsia="Times New Roman" w:hAnsi="Times New Roman"/>
-          <w:color w:val="5b1a8e"/>
-          <w:sz w:val="27"/>
-          <w:szCs w:val="27"/>
-          <w:rtl w:val="0"/>
-        </w:rPr>
-        <w:t xml:space="preserve">The system must maintain valid decks for each table.</w:t>
-      </w:r>
-      <w:r>
-        <w:rPr>
-          <w:rtl w:val="0"/>
-        </w:rPr>
+          <w:b w:val="1"/>
+          <w:bCs w:val="1"/>
+          <w:color w:val="5b1a8e"/>
+          <w:sz w:val="24"/>
+          <w:szCs w:val="24"/>
+          <w:rtl w:val="0"/>
+        </w:rPr>
+        <w:t xml:space="preserve">3.i.4</w:t>
+      </w:r>
+      <w:r>
+        <w:rPr>
+          <w:rFonts w:ascii="Times New Roman" w:cs="Times New Roman" w:eastAsia="Times New Roman" w:hAnsi="Times New Roman"/>
+          <w:color w:val="5b1a8e"/>
+          <w:sz w:val="24"/>
+          <w:szCs w:val="24"/>
+          <w:rtl w:val="0"/>
+        </w:rPr>
+        <w:t xml:space="preserve"> Users shall be required to place a bet before cards are dealt.</w:t>
       </w:r>
     </w:p>
     <w:p>
@@ -4852,259 +5799,45 @@
           <w:ilvl w:val="0"/>
           <w:numId w:val="9"/>
         </w:numPr>
-        <w:spacing w:after="300" w:before="0" w:beforeAutospacing="0" w:lineRule="auto"/>
-        <w:ind w:left="0" w:right="0" w:firstLine="0"/>
-        <w:rPr>
-          <w:rFonts w:ascii="Times New Roman" w:cs="Times New Roman" w:eastAsia="Times New Roman" w:hAnsi="Times New Roman"/>
-          <w:b w:val="1"/>
-          <w:bCs w:val="1"/>
-          <w:sz w:val="30"/>
-          <w:szCs w:val="30"/>
-        </w:rPr>
-      </w:pPr>
-      <w:r>
-        <w:rPr>
-          <w:rFonts w:ascii="Times New Roman" w:cs="Times New Roman" w:eastAsia="Times New Roman" w:hAnsi="Times New Roman"/>
-          <w:b w:val="1"/>
-          <w:bCs w:val="1"/>
-          <w:sz w:val="30"/>
-          <w:szCs w:val="30"/>
-          <w:rtl w:val="0"/>
-        </w:rPr>
-        <w:t xml:space="preserve"> </w:t>
-      </w:r>
-      <w:r>
-        <w:rPr>
-          <w:rFonts w:ascii="Times New Roman" w:cs="Times New Roman" w:eastAsia="Times New Roman" w:hAnsi="Times New Roman"/>
-          <w:b w:val="1"/>
-          <w:bCs w:val="1"/>
-          <w:sz w:val="30"/>
-          <w:szCs w:val="30"/>
-          <w:rtl w:val="0"/>
-        </w:rPr>
-        <w:t xml:space="preserve">Assumptions and Dependencies</w:t>
-      </w:r>
-    </w:p>
-    <w:p>
-      <w:pPr>
-        <w:spacing w:after="300" w:before="240" w:lineRule="auto"/>
-        <w:ind w:left="720" w:right="0" w:firstLine="0"/>
-        <w:rPr>
-          <w:rFonts w:ascii="Times New Roman" w:cs="Times New Roman" w:eastAsia="Times New Roman" w:hAnsi="Times New Roman"/>
-          <w:b w:val="1"/>
-          <w:bCs w:val="1"/>
-          <w:sz w:val="30"/>
-          <w:szCs w:val="30"/>
-        </w:rPr>
-      </w:pPr>
-      <w:r>
-        <w:rPr>
-          <w:rtl w:val="0"/>
-        </w:rPr>
-      </w:r>
-    </w:p>
-    <w:p>
-      <w:pPr>
-        <w:spacing w:after="300" w:before="240" w:lineRule="auto"/>
-        <w:ind w:left="720" w:right="0" w:firstLine="0"/>
-        <w:rPr>
-          <w:rFonts w:ascii="Times New Roman" w:cs="Times New Roman" w:eastAsia="Times New Roman" w:hAnsi="Times New Roman"/>
-          <w:b w:val="1"/>
-          <w:bCs w:val="1"/>
-          <w:sz w:val="30"/>
-          <w:szCs w:val="30"/>
-        </w:rPr>
-      </w:pPr>
-      <w:r>
-        <w:rPr>
-          <w:rtl w:val="0"/>
-        </w:rPr>
-      </w:r>
-    </w:p>
-    <w:p>
-      <w:pPr>
-        <w:spacing w:after="780" w:before="240" w:lineRule="auto"/>
-        <w:ind w:left="0" w:right="0" w:firstLine="0"/>
-        <w:jc w:val="center"/>
-        <w:rPr>
-          <w:rFonts w:ascii="Times New Roman" w:cs="Times New Roman" w:eastAsia="Times New Roman" w:hAnsi="Times New Roman"/>
-          <w:b w:val="1"/>
-          <w:bCs w:val="1"/>
-          <w:sz w:val="39"/>
-          <w:szCs w:val="39"/>
-        </w:rPr>
-      </w:pPr>
-      <w:r>
-        <w:rPr>
-          <w:rFonts w:ascii="Times New Roman" w:cs="Times New Roman" w:eastAsia="Times New Roman" w:hAnsi="Times New Roman"/>
-          <w:b w:val="1"/>
-          <w:bCs w:val="1"/>
-          <w:sz w:val="39"/>
-          <w:szCs w:val="39"/>
-          <w:rtl w:val="0"/>
-        </w:rPr>
-        <w:t xml:space="preserve">3. </w:t>
-      </w:r>
-      <w:r>
-        <w:rPr>
-          <w:rFonts w:ascii="Times New Roman" w:cs="Times New Roman" w:eastAsia="Times New Roman" w:hAnsi="Times New Roman"/>
-          <w:b w:val="1"/>
-          <w:bCs w:val="1"/>
-          <w:sz w:val="39"/>
-          <w:szCs w:val="39"/>
-          <w:rtl w:val="0"/>
-        </w:rPr>
-        <w:t xml:space="preserve">Specific Requirements</w:t>
+        <w:spacing w:after="0" w:afterAutospacing="0" w:before="0" w:beforeAutospacing="0" w:lineRule="auto"/>
+        <w:ind w:left="720" w:hanging="360"/>
+        <w:jc w:val="both"/>
+        <w:rPr>
+          <w:rFonts w:ascii="Times New Roman" w:cs="Times New Roman" w:eastAsia="Times New Roman" w:hAnsi="Times New Roman"/>
+          <w:color w:val="5b1a8e"/>
+          <w:sz w:val="24"/>
+          <w:szCs w:val="24"/>
+          <w:u w:val="none"/>
+        </w:rPr>
+      </w:pPr>
+      <w:r>
+        <w:rPr>
+          <w:rFonts w:ascii="Times New Roman" w:cs="Times New Roman" w:eastAsia="Times New Roman" w:hAnsi="Times New Roman"/>
+          <w:b w:val="1"/>
+          <w:bCs w:val="1"/>
+          <w:color w:val="5b1a8e"/>
+          <w:sz w:val="24"/>
+          <w:szCs w:val="24"/>
+          <w:rtl w:val="0"/>
+        </w:rPr>
+        <w:t xml:space="preserve">3.i.5</w:t>
+      </w:r>
+      <w:r>
+        <w:rPr>
+          <w:rFonts w:ascii="Times New Roman" w:cs="Times New Roman" w:eastAsia="Times New Roman" w:hAnsi="Times New Roman"/>
+          <w:color w:val="5b1a8e"/>
+          <w:sz w:val="24"/>
+          <w:szCs w:val="24"/>
+          <w:rtl w:val="0"/>
+        </w:rPr>
+        <w:t xml:space="preserve"> The system shall automatically calculate hand totals.</w:t>
       </w:r>
     </w:p>
     <w:p>
       <w:pPr>
         <w:numPr>
           <w:ilvl w:val="0"/>
-          <w:numId w:val="10"/>
-        </w:numPr>
-        <w:spacing w:after="420" w:before="240" w:lineRule="auto"/>
-        <w:ind w:left="720" w:right="0" w:hanging="360"/>
-        <w:rPr>
-          <w:rFonts w:ascii="Times New Roman" w:cs="Times New Roman" w:eastAsia="Times New Roman" w:hAnsi="Times New Roman"/>
-          <w:b w:val="1"/>
-          <w:bCs w:val="1"/>
-          <w:sz w:val="30"/>
-          <w:szCs w:val="30"/>
-          <w:u w:val="none"/>
-        </w:rPr>
-      </w:pPr>
-      <w:r>
-        <w:rPr>
-          <w:rFonts w:ascii="Times New Roman" w:cs="Times New Roman" w:eastAsia="Times New Roman" w:hAnsi="Times New Roman"/>
-          <w:b w:val="1"/>
-          <w:bCs w:val="1"/>
-          <w:sz w:val="30"/>
-          <w:szCs w:val="30"/>
-          <w:rtl w:val="0"/>
-        </w:rPr>
-        <w:t xml:space="preserve">Functional Requirements</w:t>
-      </w:r>
-      <w:r>
-        <w:rPr>
-          <w:rFonts w:ascii="Times New Roman" w:cs="Times New Roman" w:eastAsia="Times New Roman" w:hAnsi="Times New Roman"/>
-          <w:b w:val="1"/>
-          <w:bCs w:val="1"/>
-          <w:sz w:val="30"/>
-          <w:szCs w:val="30"/>
-          <w:rtl w:val="0"/>
-        </w:rPr>
-        <w:t xml:space="preserve"> X</w:t>
-      </w:r>
-    </w:p>
-    <w:p>
-      <w:pPr>
-        <w:spacing w:after="300" w:before="240" w:lineRule="auto"/>
-        <w:ind w:left="0" w:right="0" w:firstLine="720"/>
-        <w:rPr>
-          <w:rFonts w:ascii="Times New Roman" w:cs="Times New Roman" w:eastAsia="Times New Roman" w:hAnsi="Times New Roman"/>
-          <w:b w:val="1"/>
-          <w:bCs w:val="1"/>
-          <w:sz w:val="30"/>
-          <w:szCs w:val="30"/>
-        </w:rPr>
-      </w:pPr>
-      <w:r>
-        <w:rPr>
-          <w:rFonts w:ascii="Times New Roman" w:cs="Times New Roman" w:eastAsia="Times New Roman" w:hAnsi="Times New Roman"/>
-          <w:b w:val="1"/>
-          <w:bCs w:val="1"/>
-          <w:sz w:val="30"/>
-          <w:szCs w:val="30"/>
-          <w:rtl w:val="0"/>
-        </w:rPr>
-        <w:t xml:space="preserve">i. </w:t>
-      </w:r>
-      <w:r>
-        <w:rPr>
-          <w:rFonts w:ascii="Times New Roman" w:cs="Times New Roman" w:eastAsia="Times New Roman" w:hAnsi="Times New Roman"/>
-          <w:b w:val="1"/>
-          <w:bCs w:val="1"/>
-          <w:sz w:val="30"/>
-          <w:szCs w:val="30"/>
-          <w:rtl w:val="0"/>
-        </w:rPr>
-        <w:t xml:space="preserve">Common Requirements:</w:t>
-      </w:r>
-      <w:r>
-        <w:rPr>
-          <w:rtl w:val="0"/>
-        </w:rPr>
-      </w:r>
-    </w:p>
-    <w:p>
-      <w:pPr>
-        <w:spacing w:after="240" w:before="240" w:lineRule="auto"/>
-        <w:ind w:left="720" w:firstLine="0"/>
-        <w:jc w:val="both"/>
-        <w:rPr>
-          <w:rFonts w:ascii="Times New Roman" w:cs="Times New Roman" w:eastAsia="Times New Roman" w:hAnsi="Times New Roman"/>
-          <w:color w:val="5b1a8e"/>
-          <w:sz w:val="27"/>
-          <w:szCs w:val="27"/>
-        </w:rPr>
-      </w:pPr>
-      <w:r>
-        <w:rPr>
-          <w:rFonts w:ascii="Times New Roman" w:cs="Times New Roman" w:eastAsia="Times New Roman" w:hAnsi="Times New Roman"/>
-          <w:color w:val="5b1a8e"/>
-          <w:sz w:val="27"/>
-          <w:szCs w:val="27"/>
-          <w:rtl w:val="0"/>
-        </w:rPr>
-        <w:t xml:space="preserve">These requirements apply to all system components. </w:t>
-      </w:r>
-    </w:p>
-    <w:p>
-      <w:pPr>
-        <w:numPr>
-          <w:ilvl w:val="0"/>
-          <w:numId w:val="7"/>
-        </w:numPr>
-        <w:spacing w:after="0" w:afterAutospacing="0" w:before="240" w:lineRule="auto"/>
-        <w:ind w:left="720" w:hanging="360"/>
-        <w:jc w:val="both"/>
-        <w:rPr>
-          <w:rFonts w:ascii="Times New Roman" w:cs="Times New Roman" w:eastAsia="Times New Roman" w:hAnsi="Times New Roman"/>
-          <w:color w:val="5b1a8e"/>
-          <w:sz w:val="24"/>
-          <w:szCs w:val="24"/>
-          <w:u w:val="none"/>
-        </w:rPr>
-      </w:pPr>
-      <w:r>
-        <w:rPr>
-          <w:rFonts w:ascii="Times New Roman" w:cs="Times New Roman" w:eastAsia="Times New Roman" w:hAnsi="Times New Roman"/>
-          <w:b w:val="1"/>
-          <w:bCs w:val="1"/>
-          <w:color w:val="5b1a8e"/>
-          <w:sz w:val="24"/>
-          <w:szCs w:val="24"/>
-          <w:rtl w:val="0"/>
-        </w:rPr>
-        <w:t xml:space="preserve">3.i.1</w:t>
-      </w:r>
-      <w:r>
-        <w:rPr>
-          <w:rFonts w:ascii="Times New Roman" w:cs="Times New Roman" w:eastAsia="Times New Roman" w:hAnsi="Times New Roman"/>
-          <w:color w:val="5b1a8e"/>
-          <w:sz w:val="24"/>
-          <w:szCs w:val="24"/>
-          <w:rtl w:val="0"/>
-        </w:rPr>
-        <w:t xml:space="preserve"> The system shall allow registered users to log in using a valid username and password.</w:t>
-      </w:r>
-    </w:p>
-    <w:p>
-      <w:pPr>
-        <w:numPr>
-          <w:ilvl w:val="0"/>
-          <w:numId w:val="7"/>
+          <w:numId w:val="9"/>
         </w:numPr>
         <w:spacing w:after="0" w:afterAutospacing="0" w:before="0" w:beforeAutospacing="0" w:lineRule="auto"/>
         <w:ind w:left="720" w:hanging="360"/>
@@ -5127,24 +5860,24 @@
           <w:szCs w:val="24"/>
           <w:rtl w:val="0"/>
         </w:rPr>
-        <w:t xml:space="preserve">3.i.2</w:t>
-      </w:r>
-      <w:r>
-        <w:rPr>
-          <w:rFonts w:ascii="Times New Roman" w:cs="Times New Roman" w:eastAsia="Times New Roman" w:hAnsi="Times New Roman"/>
-          <w:color w:val="5b1a8e"/>
-          <w:sz w:val="24"/>
-          <w:szCs w:val="24"/>
-          <w:rtl w:val="0"/>
-        </w:rPr>
-        <w:t xml:space="preserve"> The system shall allow multiple players to connect and play simultaneously.</w:t>
+        <w:t xml:space="preserve">3.i.6</w:t>
+      </w:r>
+      <w:r>
+        <w:rPr>
+          <w:rFonts w:ascii="Times New Roman" w:cs="Times New Roman" w:eastAsia="Times New Roman" w:hAnsi="Times New Roman"/>
+          <w:color w:val="5b1a8e"/>
+          <w:sz w:val="24"/>
+          <w:szCs w:val="24"/>
+          <w:rtl w:val="0"/>
+        </w:rPr>
+        <w:t xml:space="preserve"> The system shall determine win, loss, push, or blackjack outcomes at the end of each round.</w:t>
       </w:r>
     </w:p>
     <w:p>
       <w:pPr>
         <w:numPr>
           <w:ilvl w:val="0"/>
-          <w:numId w:val="7"/>
+          <w:numId w:val="9"/>
         </w:numPr>
         <w:spacing w:after="0" w:afterAutospacing="0" w:before="0" w:beforeAutospacing="0" w:lineRule="auto"/>
         <w:ind w:left="720" w:hanging="360"/>
@@ -5167,24 +5900,24 @@
           <w:szCs w:val="24"/>
           <w:rtl w:val="0"/>
         </w:rPr>
-        <w:t xml:space="preserve">3.i.3</w:t>
-      </w:r>
-      <w:r>
-        <w:rPr>
-          <w:rFonts w:ascii="Times New Roman" w:cs="Times New Roman" w:eastAsia="Times New Roman" w:hAnsi="Times New Roman"/>
-          <w:color w:val="5b1a8e"/>
-          <w:sz w:val="24"/>
-          <w:szCs w:val="24"/>
-          <w:rtl w:val="0"/>
-        </w:rPr>
-        <w:t xml:space="preserve"> Each table shall contain one Dealer and up to six Player users.</w:t>
+        <w:t xml:space="preserve">3.i.7</w:t>
+      </w:r>
+      <w:r>
+        <w:rPr>
+          <w:rFonts w:ascii="Times New Roman" w:cs="Times New Roman" w:eastAsia="Times New Roman" w:hAnsi="Times New Roman"/>
+          <w:color w:val="5b1a8e"/>
+          <w:sz w:val="24"/>
+          <w:szCs w:val="24"/>
+          <w:rtl w:val="0"/>
+        </w:rPr>
+        <w:t xml:space="preserve"> The system shall display real-time game updates to all players at the table.</w:t>
       </w:r>
     </w:p>
     <w:p>
       <w:pPr>
         <w:numPr>
           <w:ilvl w:val="0"/>
-          <w:numId w:val="7"/>
+          <w:numId w:val="9"/>
         </w:numPr>
         <w:spacing w:after="0" w:afterAutospacing="0" w:before="0" w:beforeAutospacing="0" w:lineRule="auto"/>
         <w:ind w:left="720" w:hanging="360"/>
@@ -5207,24 +5940,24 @@
           <w:szCs w:val="24"/>
           <w:rtl w:val="0"/>
         </w:rPr>
-        <w:t xml:space="preserve">3.i.4</w:t>
-      </w:r>
-      <w:r>
-        <w:rPr>
-          <w:rFonts w:ascii="Times New Roman" w:cs="Times New Roman" w:eastAsia="Times New Roman" w:hAnsi="Times New Roman"/>
-          <w:color w:val="5b1a8e"/>
-          <w:sz w:val="24"/>
-          <w:szCs w:val="24"/>
-          <w:rtl w:val="0"/>
-        </w:rPr>
-        <w:t xml:space="preserve"> Users shall be required to place a bet before cards are dealt.</w:t>
+        <w:t xml:space="preserve">3.i.8</w:t>
+      </w:r>
+      <w:r>
+        <w:rPr>
+          <w:rFonts w:ascii="Times New Roman" w:cs="Times New Roman" w:eastAsia="Times New Roman" w:hAnsi="Times New Roman"/>
+          <w:color w:val="5b1a8e"/>
+          <w:sz w:val="24"/>
+          <w:szCs w:val="24"/>
+          <w:rtl w:val="0"/>
+        </w:rPr>
+        <w:t xml:space="preserve"> The system shall prevent player account balances from dropping below zero.</w:t>
       </w:r>
     </w:p>
     <w:p>
       <w:pPr>
         <w:numPr>
           <w:ilvl w:val="0"/>
-          <w:numId w:val="7"/>
+          <w:numId w:val="9"/>
         </w:numPr>
         <w:spacing w:after="0" w:afterAutospacing="0" w:before="0" w:beforeAutospacing="0" w:lineRule="auto"/>
         <w:ind w:left="720" w:hanging="360"/>
@@ -5247,24 +5980,24 @@
           <w:szCs w:val="24"/>
           <w:rtl w:val="0"/>
         </w:rPr>
-        <w:t xml:space="preserve">3.i.5</w:t>
-      </w:r>
-      <w:r>
-        <w:rPr>
-          <w:rFonts w:ascii="Times New Roman" w:cs="Times New Roman" w:eastAsia="Times New Roman" w:hAnsi="Times New Roman"/>
-          <w:color w:val="5b1a8e"/>
-          <w:sz w:val="24"/>
-          <w:szCs w:val="24"/>
-          <w:rtl w:val="0"/>
-        </w:rPr>
-        <w:t xml:space="preserve"> The system shall automatically calculate hand totals.</w:t>
+        <w:t xml:space="preserve">3.i.9</w:t>
+      </w:r>
+      <w:r>
+        <w:rPr>
+          <w:rFonts w:ascii="Times New Roman" w:cs="Times New Roman" w:eastAsia="Times New Roman" w:hAnsi="Times New Roman"/>
+          <w:color w:val="5b1a8e"/>
+          <w:sz w:val="24"/>
+          <w:szCs w:val="24"/>
+          <w:rtl w:val="0"/>
+        </w:rPr>
+        <w:t xml:space="preserve"> A new table shall be created when all seats at the current table are occupied.</w:t>
       </w:r>
     </w:p>
     <w:p>
       <w:pPr>
         <w:numPr>
           <w:ilvl w:val="0"/>
-          <w:numId w:val="7"/>
+          <w:numId w:val="9"/>
         </w:numPr>
         <w:spacing w:after="0" w:afterAutospacing="0" w:before="0" w:beforeAutospacing="0" w:lineRule="auto"/>
         <w:ind w:left="720" w:hanging="360"/>
@@ -5287,184 +6020,24 @@
           <w:szCs w:val="24"/>
           <w:rtl w:val="0"/>
         </w:rPr>
-        <w:t xml:space="preserve">3.i.6</w:t>
-      </w:r>
-      <w:r>
-        <w:rPr>
-          <w:rFonts w:ascii="Times New Roman" w:cs="Times New Roman" w:eastAsia="Times New Roman" w:hAnsi="Times New Roman"/>
-          <w:color w:val="5b1a8e"/>
-          <w:sz w:val="24"/>
-          <w:szCs w:val="24"/>
-          <w:rtl w:val="0"/>
-        </w:rPr>
-        <w:t xml:space="preserve"> The system shall determine win, loss, push, or blackjack outcomes at the end of each round.</w:t>
+        <w:t xml:space="preserve">3.i.10 </w:t>
+      </w:r>
+      <w:r>
+        <w:rPr>
+          <w:rFonts w:ascii="Times New Roman" w:cs="Times New Roman" w:eastAsia="Times New Roman" w:hAnsi="Times New Roman"/>
+          <w:color w:val="5b1a8e"/>
+          <w:sz w:val="24"/>
+          <w:szCs w:val="24"/>
+          <w:rtl w:val="0"/>
+        </w:rPr>
+        <w:t xml:space="preserve">Players that do not perform an action within 90 seconds will automatically fold</w:t>
       </w:r>
     </w:p>
     <w:p>
       <w:pPr>
         <w:numPr>
           <w:ilvl w:val="0"/>
-          <w:numId w:val="7"/>
-        </w:numPr>
-        <w:spacing w:after="0" w:afterAutospacing="0" w:before="0" w:beforeAutospacing="0" w:lineRule="auto"/>
-        <w:ind w:left="720" w:hanging="360"/>
-        <w:jc w:val="both"/>
-        <w:rPr>
-          <w:rFonts w:ascii="Times New Roman" w:cs="Times New Roman" w:eastAsia="Times New Roman" w:hAnsi="Times New Roman"/>
-          <w:color w:val="5b1a8e"/>
-          <w:sz w:val="24"/>
-          <w:szCs w:val="24"/>
-          <w:u w:val="none"/>
-        </w:rPr>
-      </w:pPr>
-      <w:r>
-        <w:rPr>
-          <w:rFonts w:ascii="Times New Roman" w:cs="Times New Roman" w:eastAsia="Times New Roman" w:hAnsi="Times New Roman"/>
-          <w:b w:val="1"/>
-          <w:bCs w:val="1"/>
-          <w:color w:val="5b1a8e"/>
-          <w:sz w:val="24"/>
-          <w:szCs w:val="24"/>
-          <w:rtl w:val="0"/>
-        </w:rPr>
-        <w:t xml:space="preserve">3.i.7</w:t>
-      </w:r>
-      <w:r>
-        <w:rPr>
-          <w:rFonts w:ascii="Times New Roman" w:cs="Times New Roman" w:eastAsia="Times New Roman" w:hAnsi="Times New Roman"/>
-          <w:color w:val="5b1a8e"/>
-          <w:sz w:val="24"/>
-          <w:szCs w:val="24"/>
-          <w:rtl w:val="0"/>
-        </w:rPr>
-        <w:t xml:space="preserve"> The system shall display real-time game updates to all players at the table.</w:t>
-      </w:r>
-    </w:p>
-    <w:p>
-      <w:pPr>
-        <w:numPr>
-          <w:ilvl w:val="0"/>
-          <w:numId w:val="7"/>
-        </w:numPr>
-        <w:spacing w:after="0" w:afterAutospacing="0" w:before="0" w:beforeAutospacing="0" w:lineRule="auto"/>
-        <w:ind w:left="720" w:hanging="360"/>
-        <w:jc w:val="both"/>
-        <w:rPr>
-          <w:rFonts w:ascii="Times New Roman" w:cs="Times New Roman" w:eastAsia="Times New Roman" w:hAnsi="Times New Roman"/>
-          <w:color w:val="5b1a8e"/>
-          <w:sz w:val="24"/>
-          <w:szCs w:val="24"/>
-          <w:u w:val="none"/>
-        </w:rPr>
-      </w:pPr>
-      <w:r>
-        <w:rPr>
-          <w:rFonts w:ascii="Times New Roman" w:cs="Times New Roman" w:eastAsia="Times New Roman" w:hAnsi="Times New Roman"/>
-          <w:b w:val="1"/>
-          <w:bCs w:val="1"/>
-          <w:color w:val="5b1a8e"/>
-          <w:sz w:val="24"/>
-          <w:szCs w:val="24"/>
-          <w:rtl w:val="0"/>
-        </w:rPr>
-        <w:t xml:space="preserve">3.i.8</w:t>
-      </w:r>
-      <w:r>
-        <w:rPr>
-          <w:rFonts w:ascii="Times New Roman" w:cs="Times New Roman" w:eastAsia="Times New Roman" w:hAnsi="Times New Roman"/>
-          <w:color w:val="5b1a8e"/>
-          <w:sz w:val="24"/>
-          <w:szCs w:val="24"/>
-          <w:rtl w:val="0"/>
-        </w:rPr>
-        <w:t xml:space="preserve"> The system shall prevent player account balances from dropping below zero.</w:t>
-      </w:r>
-    </w:p>
-    <w:p>
-      <w:pPr>
-        <w:numPr>
-          <w:ilvl w:val="0"/>
-          <w:numId w:val="7"/>
-        </w:numPr>
-        <w:spacing w:after="0" w:afterAutospacing="0" w:before="0" w:beforeAutospacing="0" w:lineRule="auto"/>
-        <w:ind w:left="720" w:hanging="360"/>
-        <w:jc w:val="both"/>
-        <w:rPr>
-          <w:rFonts w:ascii="Times New Roman" w:cs="Times New Roman" w:eastAsia="Times New Roman" w:hAnsi="Times New Roman"/>
-          <w:color w:val="5b1a8e"/>
-          <w:sz w:val="24"/>
-          <w:szCs w:val="24"/>
-          <w:u w:val="none"/>
-        </w:rPr>
-      </w:pPr>
-      <w:r>
-        <w:rPr>
-          <w:rFonts w:ascii="Times New Roman" w:cs="Times New Roman" w:eastAsia="Times New Roman" w:hAnsi="Times New Roman"/>
-          <w:b w:val="1"/>
-          <w:bCs w:val="1"/>
-          <w:color w:val="5b1a8e"/>
-          <w:sz w:val="24"/>
-          <w:szCs w:val="24"/>
-          <w:rtl w:val="0"/>
-        </w:rPr>
-        <w:t xml:space="preserve">3.i.9</w:t>
-      </w:r>
-      <w:r>
-        <w:rPr>
-          <w:rFonts w:ascii="Times New Roman" w:cs="Times New Roman" w:eastAsia="Times New Roman" w:hAnsi="Times New Roman"/>
-          <w:color w:val="5b1a8e"/>
-          <w:sz w:val="24"/>
-          <w:szCs w:val="24"/>
-          <w:rtl w:val="0"/>
-        </w:rPr>
-        <w:t xml:space="preserve"> A new table shall be created when all seats at the current table are occupied.</w:t>
-      </w:r>
-    </w:p>
-    <w:p>
-      <w:pPr>
-        <w:numPr>
-          <w:ilvl w:val="0"/>
-          <w:numId w:val="7"/>
-        </w:numPr>
-        <w:spacing w:after="0" w:afterAutospacing="0" w:before="0" w:beforeAutospacing="0" w:lineRule="auto"/>
-        <w:ind w:left="720" w:hanging="360"/>
-        <w:jc w:val="both"/>
-        <w:rPr>
-          <w:rFonts w:ascii="Times New Roman" w:cs="Times New Roman" w:eastAsia="Times New Roman" w:hAnsi="Times New Roman"/>
-          <w:color w:val="5b1a8e"/>
-          <w:sz w:val="24"/>
-          <w:szCs w:val="24"/>
-          <w:u w:val="none"/>
-        </w:rPr>
-      </w:pPr>
-      <w:r>
-        <w:rPr>
-          <w:rFonts w:ascii="Times New Roman" w:cs="Times New Roman" w:eastAsia="Times New Roman" w:hAnsi="Times New Roman"/>
-          <w:b w:val="1"/>
-          <w:bCs w:val="1"/>
-          <w:color w:val="5b1a8e"/>
-          <w:sz w:val="24"/>
-          <w:szCs w:val="24"/>
-          <w:rtl w:val="0"/>
-        </w:rPr>
-        <w:t xml:space="preserve">3.i.10 </w:t>
-      </w:r>
-      <w:r>
-        <w:rPr>
-          <w:rFonts w:ascii="Times New Roman" w:cs="Times New Roman" w:eastAsia="Times New Roman" w:hAnsi="Times New Roman"/>
-          <w:color w:val="5b1a8e"/>
-          <w:sz w:val="24"/>
-          <w:szCs w:val="24"/>
-          <w:rtl w:val="0"/>
-        </w:rPr>
-        <w:t xml:space="preserve">Players that do not perform an action within 90 seconds will automatically fold</w:t>
-      </w:r>
-    </w:p>
-    <w:p>
-      <w:pPr>
-        <w:numPr>
-          <w:ilvl w:val="0"/>
-          <w:numId w:val="7"/>
+          <w:numId w:val="9"/>
         </w:numPr>
         <w:spacing w:after="240" w:before="0" w:beforeAutospacing="0" w:lineRule="auto"/>
         <w:ind w:left="720" w:hanging="360"/>
@@ -5499,19 +6072,6 @@
         </w:rPr>
         <w:t xml:space="preserve"> Players shall have the ability to replay and join the next round after a game concludes.</w:t>
       </w:r>
-    </w:p>
-    <w:p>
-      <w:pPr>
-        <w:spacing w:after="180" w:lineRule="auto"/>
-        <w:ind w:left="720" w:right="0" w:firstLine="0"/>
-        <w:jc w:val="both"/>
-        <w:rPr>
-          <w:rFonts w:ascii="Times New Roman" w:cs="Times New Roman" w:eastAsia="Times New Roman" w:hAnsi="Times New Roman"/>
-          <w:color w:val="5b1a8e"/>
-          <w:sz w:val="27"/>
-          <w:szCs w:val="27"/>
-        </w:rPr>
-      </w:pPr>
       <w:r>
         <w:rPr>
           <w:rtl w:val="0"/>
@@ -5922,7 +6482,7 @@
       <w:pPr>
         <w:numPr>
           <w:ilvl w:val="0"/>
-          <w:numId w:val="4"/>
+          <w:numId w:val="5"/>
         </w:numPr>
         <w:spacing w:after="0" w:afterAutospacing="0" w:before="240" w:lineRule="auto"/>
         <w:ind w:left="1440" w:right="0" w:hanging="360"/>
@@ -5963,7 +6523,7 @@
       <w:pPr>
         <w:numPr>
           <w:ilvl w:val="0"/>
-          <w:numId w:val="4"/>
+          <w:numId w:val="5"/>
         </w:numPr>
         <w:spacing w:after="0" w:afterAutospacing="0" w:before="0" w:beforeAutospacing="0" w:lineRule="auto"/>
         <w:ind w:left="1440" w:right="0" w:hanging="360"/>
@@ -6004,7 +6564,7 @@
       <w:pPr>
         <w:numPr>
           <w:ilvl w:val="0"/>
-          <w:numId w:val="4"/>
+          <w:numId w:val="5"/>
         </w:numPr>
         <w:spacing w:after="0" w:afterAutospacing="0" w:before="0" w:beforeAutospacing="0" w:lineRule="auto"/>
         <w:ind w:left="1440" w:right="0" w:hanging="360"/>
@@ -6045,7 +6605,7 @@
       <w:pPr>
         <w:numPr>
           <w:ilvl w:val="0"/>
-          <w:numId w:val="4"/>
+          <w:numId w:val="5"/>
         </w:numPr>
         <w:spacing w:after="0" w:afterAutospacing="0" w:before="0" w:beforeAutospacing="0" w:lineRule="auto"/>
         <w:ind w:left="1440" w:right="0" w:hanging="360"/>
@@ -6086,7 +6646,7 @@
       <w:pPr>
         <w:numPr>
           <w:ilvl w:val="0"/>
-          <w:numId w:val="4"/>
+          <w:numId w:val="5"/>
         </w:numPr>
         <w:spacing w:after="0" w:afterAutospacing="0" w:before="0" w:beforeAutospacing="0" w:lineRule="auto"/>
         <w:ind w:left="1440" w:right="0" w:hanging="360"/>
@@ -6127,7 +6687,7 @@
       <w:pPr>
         <w:numPr>
           <w:ilvl w:val="0"/>
-          <w:numId w:val="4"/>
+          <w:numId w:val="5"/>
         </w:numPr>
         <w:spacing w:after="0" w:afterAutospacing="0" w:before="0" w:beforeAutospacing="0" w:lineRule="auto"/>
         <w:ind w:left="1440" w:right="0" w:hanging="360"/>
@@ -6168,7 +6728,7 @@
       <w:pPr>
         <w:numPr>
           <w:ilvl w:val="0"/>
-          <w:numId w:val="4"/>
+          <w:numId w:val="5"/>
         </w:numPr>
         <w:spacing w:after="300" w:before="0" w:beforeAutospacing="0" w:lineRule="auto"/>
         <w:ind w:left="1440" w:right="0" w:hanging="360"/>
@@ -6250,7 +6810,7 @@
       <w:pPr>
         <w:numPr>
           <w:ilvl w:val="0"/>
-          <w:numId w:val="4"/>
+          <w:numId w:val="5"/>
         </w:numPr>
         <w:spacing w:after="0" w:afterAutospacing="0" w:before="240" w:lineRule="auto"/>
         <w:ind w:left="1440" w:hanging="360"/>
@@ -6290,7 +6850,7 @@
       <w:pPr>
         <w:numPr>
           <w:ilvl w:val="0"/>
-          <w:numId w:val="4"/>
+          <w:numId w:val="5"/>
         </w:numPr>
         <w:spacing w:after="0" w:afterAutospacing="0" w:before="0" w:beforeAutospacing="0" w:lineRule="auto"/>
         <w:ind w:left="1440" w:hanging="360"/>
@@ -6354,7 +6914,7 @@
       <w:pPr>
         <w:numPr>
           <w:ilvl w:val="0"/>
-          <w:numId w:val="4"/>
+          <w:numId w:val="5"/>
         </w:numPr>
         <w:spacing w:after="0" w:afterAutospacing="0" w:before="0" w:beforeAutospacing="0" w:lineRule="auto"/>
         <w:ind w:left="1440" w:hanging="360"/>
@@ -6406,7 +6966,7 @@
       <w:pPr>
         <w:numPr>
           <w:ilvl w:val="0"/>
-          <w:numId w:val="4"/>
+          <w:numId w:val="5"/>
         </w:numPr>
         <w:spacing w:after="0" w:afterAutospacing="0" w:before="0" w:beforeAutospacing="0" w:lineRule="auto"/>
         <w:ind w:left="1440" w:hanging="360"/>
@@ -6463,7 +7023,7 @@
       <w:pPr>
         <w:numPr>
           <w:ilvl w:val="0"/>
-          <w:numId w:val="4"/>
+          <w:numId w:val="5"/>
         </w:numPr>
         <w:spacing w:after="0" w:afterAutospacing="0" w:before="0" w:beforeAutospacing="0" w:lineRule="auto"/>
         <w:ind w:left="1440" w:hanging="360"/>
@@ -6515,7 +7075,7 @@
       <w:pPr>
         <w:numPr>
           <w:ilvl w:val="0"/>
-          <w:numId w:val="4"/>
+          <w:numId w:val="5"/>
         </w:numPr>
         <w:spacing w:after="300" w:before="0" w:beforeAutospacing="0" w:lineRule="auto"/>
         <w:ind w:left="1440" w:hanging="360"/>
@@ -6602,7 +7162,7 @@
       <w:pPr>
         <w:numPr>
           <w:ilvl w:val="0"/>
-          <w:numId w:val="4"/>
+          <w:numId w:val="5"/>
         </w:numPr>
         <w:spacing w:after="0" w:afterAutospacing="0" w:before="240" w:lineRule="auto"/>
         <w:ind w:left="1440" w:hanging="360"/>
@@ -6647,7 +7207,7 @@
       <w:pPr>
         <w:numPr>
           <w:ilvl w:val="0"/>
-          <w:numId w:val="4"/>
+          <w:numId w:val="5"/>
         </w:numPr>
         <w:spacing w:after="0" w:afterAutospacing="0" w:before="0" w:beforeAutospacing="0" w:lineRule="auto"/>
         <w:ind w:left="1440" w:hanging="360"/>
@@ -6687,7 +7247,7 @@
       <w:pPr>
         <w:numPr>
           <w:ilvl w:val="0"/>
-          <w:numId w:val="4"/>
+          <w:numId w:val="5"/>
         </w:numPr>
         <w:spacing w:after="0" w:afterAutospacing="0" w:before="0" w:beforeAutospacing="0" w:lineRule="auto"/>
         <w:ind w:left="1440" w:hanging="360"/>
@@ -6727,7 +7287,7 @@
       <w:pPr>
         <w:numPr>
           <w:ilvl w:val="0"/>
-          <w:numId w:val="4"/>
+          <w:numId w:val="5"/>
         </w:numPr>
         <w:spacing w:after="300" w:before="0" w:beforeAutospacing="0" w:lineRule="auto"/>
         <w:ind w:left="1440" w:hanging="360"/>
@@ -6802,7 +7362,7 @@
       <w:pPr>
         <w:numPr>
           <w:ilvl w:val="0"/>
-          <w:numId w:val="4"/>
+          <w:numId w:val="5"/>
         </w:numPr>
         <w:spacing w:after="0" w:afterAutospacing="0" w:before="240" w:lineRule="auto"/>
         <w:ind w:left="1440" w:hanging="360"/>
@@ -6842,7 +7402,7 @@
       <w:pPr>
         <w:numPr>
           <w:ilvl w:val="0"/>
-          <w:numId w:val="4"/>
+          <w:numId w:val="5"/>
         </w:numPr>
         <w:spacing w:after="0" w:afterAutospacing="0" w:before="0" w:beforeAutospacing="0" w:lineRule="auto"/>
         <w:ind w:left="1440" w:hanging="360"/>
@@ -6882,7 +7442,7 @@
       <w:pPr>
         <w:numPr>
           <w:ilvl w:val="0"/>
-          <w:numId w:val="4"/>
+          <w:numId w:val="5"/>
         </w:numPr>
         <w:spacing w:after="0" w:afterAutospacing="0" w:before="0" w:beforeAutospacing="0" w:lineRule="auto"/>
         <w:ind w:left="1440" w:hanging="360"/>
@@ -6922,7 +7482,7 @@
       <w:pPr>
         <w:numPr>
           <w:ilvl w:val="0"/>
-          <w:numId w:val="4"/>
+          <w:numId w:val="5"/>
         </w:numPr>
         <w:spacing w:after="0" w:afterAutospacing="0" w:before="0" w:beforeAutospacing="0" w:lineRule="auto"/>
         <w:ind w:left="1440" w:hanging="360"/>
@@ -6962,7 +7522,7 @@
       <w:pPr>
         <w:numPr>
           <w:ilvl w:val="0"/>
-          <w:numId w:val="4"/>
+          <w:numId w:val="5"/>
         </w:numPr>
         <w:spacing w:after="0" w:afterAutospacing="0" w:before="0" w:beforeAutospacing="0" w:lineRule="auto"/>
         <w:ind w:left="1440" w:hanging="360"/>
@@ -7002,7 +7562,7 @@
       <w:pPr>
         <w:numPr>
           <w:ilvl w:val="0"/>
-          <w:numId w:val="4"/>
+          <w:numId w:val="5"/>
         </w:numPr>
         <w:spacing w:after="0" w:afterAutospacing="0" w:before="0" w:beforeAutospacing="0" w:lineRule="auto"/>
         <w:ind w:left="1440" w:hanging="360"/>
@@ -7042,7 +7602,7 @@
       <w:pPr>
         <w:numPr>
           <w:ilvl w:val="0"/>
-          <w:numId w:val="4"/>
+          <w:numId w:val="5"/>
         </w:numPr>
         <w:spacing w:after="0" w:afterAutospacing="0" w:before="0" w:beforeAutospacing="0" w:lineRule="auto"/>
         <w:ind w:left="1440" w:hanging="360"/>
@@ -7082,7 +7642,7 @@
       <w:pPr>
         <w:numPr>
           <w:ilvl w:val="0"/>
-          <w:numId w:val="4"/>
+          <w:numId w:val="5"/>
         </w:numPr>
         <w:spacing w:after="300" w:before="0" w:beforeAutospacing="0" w:lineRule="auto"/>
         <w:ind w:left="1440" w:hanging="360"/>
@@ -7117,39 +7677,6 @@
         </w:rPr>
         <w:t xml:space="preserve">Client/GUI updates based on server responses</w:t>
       </w:r>
-    </w:p>
-    <w:p>
-      <w:pPr>
-        <w:spacing w:after="300" w:before="240" w:lineRule="auto"/>
-        <w:ind w:left="1440" w:firstLine="0"/>
-        <w:rPr>
-          <w:rFonts w:ascii="Times New Roman" w:cs="Times New Roman" w:eastAsia="Times New Roman" w:hAnsi="Times New Roman"/>
-          <w:b w:val="1"/>
-          <w:bCs w:val="1"/>
-          <w:color w:val="5b1a8e"/>
-          <w:sz w:val="24"/>
-          <w:szCs w:val="24"/>
-        </w:rPr>
-      </w:pPr>
-      <w:r>
-        <w:rPr>
-          <w:rtl w:val="0"/>
-        </w:rPr>
-      </w:r>
-    </w:p>
-    <w:p>
-      <w:pPr>
-        <w:spacing w:after="300" w:before="240" w:lineRule="auto"/>
-        <w:ind w:left="1440" w:firstLine="0"/>
-        <w:rPr>
-          <w:rFonts w:ascii="Times New Roman" w:cs="Times New Roman" w:eastAsia="Times New Roman" w:hAnsi="Times New Roman"/>
-          <w:b w:val="1"/>
-          <w:bCs w:val="1"/>
-          <w:color w:val="5b1a8e"/>
-          <w:sz w:val="24"/>
-          <w:szCs w:val="24"/>
-        </w:rPr>
-      </w:pPr>
       <w:r>
         <w:rPr>
           <w:rtl w:val="0"/>
@@ -7237,74 +7764,6 @@
           <w:rtl w:val="0"/>
         </w:rPr>
         <w:br w:type="textWrapping"/>
-      </w:r>
-    </w:p>
-    <w:p>
-      <w:pPr>
-        <w:spacing w:after="2440" w:lineRule="auto"/>
-        <w:ind w:left="720" w:right="0" w:firstLine="0"/>
-        <w:rPr>
-          <w:rFonts w:ascii="Times New Roman" w:cs="Times New Roman" w:eastAsia="Times New Roman" w:hAnsi="Times New Roman"/>
-          <w:color w:val="5b1a8e"/>
-          <w:sz w:val="27"/>
-          <w:szCs w:val="27"/>
-        </w:rPr>
-      </w:pPr>
-      <w:r>
-        <w:rPr>
-          <w:rtl w:val="0"/>
-        </w:rPr>
-      </w:r>
-    </w:p>
-    <w:p>
-      <w:pPr>
-        <w:spacing w:after="2440" w:lineRule="auto"/>
-        <w:ind w:left="720" w:right="0" w:firstLine="0"/>
-        <w:rPr>
-          <w:rFonts w:ascii="Times New Roman" w:cs="Times New Roman" w:eastAsia="Times New Roman" w:hAnsi="Times New Roman"/>
-          <w:color w:val="5b1a8e"/>
-          <w:sz w:val="27"/>
-          <w:szCs w:val="27"/>
-        </w:rPr>
-      </w:pPr>
-      <w:r>
-        <w:rPr>
-          <w:rtl w:val="0"/>
-        </w:rPr>
-      </w:r>
-    </w:p>
-    <w:p>
-      <w:pPr>
-        <w:spacing w:after="2440" w:lineRule="auto"/>
-        <w:ind w:left="720" w:right="0" w:firstLine="0"/>
-        <w:rPr>
-          <w:rFonts w:ascii="Times New Roman" w:cs="Times New Roman" w:eastAsia="Times New Roman" w:hAnsi="Times New Roman"/>
-          <w:color w:val="5b1a8e"/>
-          <w:sz w:val="27"/>
-          <w:szCs w:val="27"/>
-        </w:rPr>
-      </w:pPr>
-      <w:r>
-        <w:rPr>
-          <w:rtl w:val="0"/>
-        </w:rPr>
-      </w:r>
-    </w:p>
-    <w:p>
-      <w:pPr>
-        <w:spacing w:after="2440" w:lineRule="auto"/>
-        <w:ind w:left="720" w:right="0" w:firstLine="0"/>
-        <w:rPr>
-          <w:rFonts w:ascii="Times New Roman" w:cs="Times New Roman" w:eastAsia="Times New Roman" w:hAnsi="Times New Roman"/>
-          <w:color w:val="5b1a8e"/>
-          <w:sz w:val="27"/>
-          <w:szCs w:val="27"/>
-        </w:rPr>
-      </w:pPr>
-      <w:r>
-        <w:rPr>
-          <w:rtl w:val="0"/>
-        </w:rPr>
       </w:r>
     </w:p>
     <w:p>
@@ -7941,7 +8400,7 @@
       <w:lvlText w:val="●"/>
       <w:lvlJc w:val="left"/>
       <w:pPr>
-        <w:ind w:left="1440" w:hanging="360"/>
+        <w:ind w:left="720" w:hanging="360"/>
       </w:pPr>
       <w:rPr>
         <w:u w:val="none"/>
@@ -7953,7 +8412,7 @@
       <w:lvlText w:val="○"/>
       <w:lvlJc w:val="left"/>
       <w:pPr>
-        <w:ind w:left="2160" w:hanging="360"/>
+        <w:ind w:left="1440" w:hanging="360"/>
       </w:pPr>
       <w:rPr>
         <w:u w:val="none"/>
@@ -7965,7 +8424,7 @@
       <w:lvlText w:val="■"/>
       <w:lvlJc w:val="left"/>
       <w:pPr>
-        <w:ind w:left="2880" w:hanging="360"/>
+        <w:ind w:left="2160" w:hanging="360"/>
       </w:pPr>
       <w:rPr>
         <w:u w:val="none"/>
@@ -7977,7 +8436,7 @@
       <w:lvlText w:val="●"/>
       <w:lvlJc w:val="left"/>
       <w:pPr>
-        <w:ind w:left="3600" w:hanging="360"/>
+        <w:ind w:left="2880" w:hanging="360"/>
       </w:pPr>
       <w:rPr>
         <w:u w:val="none"/>
@@ -7989,7 +8448,7 @@
       <w:lvlText w:val="○"/>
       <w:lvlJc w:val="left"/>
       <w:pPr>
-        <w:ind w:left="4320" w:hanging="360"/>
+        <w:ind w:left="3600" w:hanging="360"/>
       </w:pPr>
       <w:rPr>
         <w:u w:val="none"/>
@@ -8001,7 +8460,7 @@
       <w:lvlText w:val="■"/>
       <w:lvlJc w:val="left"/>
       <w:pPr>
-        <w:ind w:left="5040" w:hanging="360"/>
+        <w:ind w:left="4320" w:hanging="360"/>
       </w:pPr>
       <w:rPr>
         <w:u w:val="none"/>
@@ -8013,7 +8472,7 @@
       <w:lvlText w:val="●"/>
       <w:lvlJc w:val="left"/>
       <w:pPr>
-        <w:ind w:left="5760" w:hanging="360"/>
+        <w:ind w:left="5040" w:hanging="360"/>
       </w:pPr>
       <w:rPr>
         <w:u w:val="none"/>
@@ -8025,7 +8484,7 @@
       <w:lvlText w:val="○"/>
       <w:lvlJc w:val="left"/>
       <w:pPr>
-        <w:ind w:left="6480" w:hanging="360"/>
+        <w:ind w:left="5760" w:hanging="360"/>
       </w:pPr>
       <w:rPr>
         <w:u w:val="none"/>
@@ -8037,7 +8496,7 @@
       <w:lvlText w:val="■"/>
       <w:lvlJc w:val="left"/>
       <w:pPr>
-        <w:ind w:left="7200" w:hanging="360"/>
+        <w:ind w:left="6480" w:hanging="360"/>
       </w:pPr>
       <w:rPr>
         <w:u w:val="none"/>
@@ -8047,6 +8506,226 @@
   <w:abstractNum w:abstractNumId="5">
     <w:lvl w:ilvl="0">
       <w:start w:val="1"/>
+      <w:numFmt w:val="bullet"/>
+      <w:lvlText w:val="●"/>
+      <w:lvlJc w:val="left"/>
+      <w:pPr>
+        <w:ind w:left="1440" w:hanging="360"/>
+      </w:pPr>
+      <w:rPr>
+        <w:u w:val="none"/>
+      </w:rPr>
+    </w:lvl>
+    <w:lvl w:ilvl="1">
+      <w:start w:val="1"/>
+      <w:numFmt w:val="bullet"/>
+      <w:lvlText w:val="○"/>
+      <w:lvlJc w:val="left"/>
+      <w:pPr>
+        <w:ind w:left="2160" w:hanging="360"/>
+      </w:pPr>
+      <w:rPr>
+        <w:u w:val="none"/>
+      </w:rPr>
+    </w:lvl>
+    <w:lvl w:ilvl="2">
+      <w:start w:val="1"/>
+      <w:numFmt w:val="bullet"/>
+      <w:lvlText w:val="■"/>
+      <w:lvlJc w:val="left"/>
+      <w:pPr>
+        <w:ind w:left="2880" w:hanging="360"/>
+      </w:pPr>
+      <w:rPr>
+        <w:u w:val="none"/>
+      </w:rPr>
+    </w:lvl>
+    <w:lvl w:ilvl="3">
+      <w:start w:val="1"/>
+      <w:numFmt w:val="bullet"/>
+      <w:lvlText w:val="●"/>
+      <w:lvlJc w:val="left"/>
+      <w:pPr>
+        <w:ind w:left="3600" w:hanging="360"/>
+      </w:pPr>
+      <w:rPr>
+        <w:u w:val="none"/>
+      </w:rPr>
+    </w:lvl>
+    <w:lvl w:ilvl="4">
+      <w:start w:val="1"/>
+      <w:numFmt w:val="bullet"/>
+      <w:lvlText w:val="○"/>
+      <w:lvlJc w:val="left"/>
+      <w:pPr>
+        <w:ind w:left="4320" w:hanging="360"/>
+      </w:pPr>
+      <w:rPr>
+        <w:u w:val="none"/>
+      </w:rPr>
+    </w:lvl>
+    <w:lvl w:ilvl="5">
+      <w:start w:val="1"/>
+      <w:numFmt w:val="bullet"/>
+      <w:lvlText w:val="■"/>
+      <w:lvlJc w:val="left"/>
+      <w:pPr>
+        <w:ind w:left="5040" w:hanging="360"/>
+      </w:pPr>
+      <w:rPr>
+        <w:u w:val="none"/>
+      </w:rPr>
+    </w:lvl>
+    <w:lvl w:ilvl="6">
+      <w:start w:val="1"/>
+      <w:numFmt w:val="bullet"/>
+      <w:lvlText w:val="●"/>
+      <w:lvlJc w:val="left"/>
+      <w:pPr>
+        <w:ind w:left="5760" w:hanging="360"/>
+      </w:pPr>
+      <w:rPr>
+        <w:u w:val="none"/>
+      </w:rPr>
+    </w:lvl>
+    <w:lvl w:ilvl="7">
+      <w:start w:val="1"/>
+      <w:numFmt w:val="bullet"/>
+      <w:lvlText w:val="○"/>
+      <w:lvlJc w:val="left"/>
+      <w:pPr>
+        <w:ind w:left="6480" w:hanging="360"/>
+      </w:pPr>
+      <w:rPr>
+        <w:u w:val="none"/>
+      </w:rPr>
+    </w:lvl>
+    <w:lvl w:ilvl="8">
+      <w:start w:val="1"/>
+      <w:numFmt w:val="bullet"/>
+      <w:lvlText w:val="■"/>
+      <w:lvlJc w:val="left"/>
+      <w:pPr>
+        <w:ind w:left="7200" w:hanging="360"/>
+      </w:pPr>
+      <w:rPr>
+        <w:u w:val="none"/>
+      </w:rPr>
+    </w:lvl>
+  </w:abstractNum>
+  <w:abstractNum w:abstractNumId="6">
+    <w:lvl w:ilvl="0">
+      <w:start w:val="1"/>
+      <w:numFmt w:val="bullet"/>
+      <w:lvlText w:val="●"/>
+      <w:lvlJc w:val="left"/>
+      <w:pPr>
+        <w:ind w:left="720" w:hanging="360"/>
+      </w:pPr>
+      <w:rPr>
+        <w:u w:val="none"/>
+      </w:rPr>
+    </w:lvl>
+    <w:lvl w:ilvl="1">
+      <w:start w:val="1"/>
+      <w:numFmt w:val="bullet"/>
+      <w:lvlText w:val="○"/>
+      <w:lvlJc w:val="left"/>
+      <w:pPr>
+        <w:ind w:left="1440" w:hanging="360"/>
+      </w:pPr>
+      <w:rPr>
+        <w:u w:val="none"/>
+      </w:rPr>
+    </w:lvl>
+    <w:lvl w:ilvl="2">
+      <w:start w:val="1"/>
+      <w:numFmt w:val="bullet"/>
+      <w:lvlText w:val="■"/>
+      <w:lvlJc w:val="left"/>
+      <w:pPr>
+        <w:ind w:left="2160" w:hanging="360"/>
+      </w:pPr>
+      <w:rPr>
+        <w:u w:val="none"/>
+      </w:rPr>
+    </w:lvl>
+    <w:lvl w:ilvl="3">
+      <w:start w:val="1"/>
+      <w:numFmt w:val="bullet"/>
+      <w:lvlText w:val="●"/>
+      <w:lvlJc w:val="left"/>
+      <w:pPr>
+        <w:ind w:left="2880" w:hanging="360"/>
+      </w:pPr>
+      <w:rPr>
+        <w:u w:val="none"/>
+      </w:rPr>
+    </w:lvl>
+    <w:lvl w:ilvl="4">
+      <w:start w:val="1"/>
+      <w:numFmt w:val="bullet"/>
+      <w:lvlText w:val="○"/>
+      <w:lvlJc w:val="left"/>
+      <w:pPr>
+        <w:ind w:left="3600" w:hanging="360"/>
+      </w:pPr>
+      <w:rPr>
+        <w:u w:val="none"/>
+      </w:rPr>
+    </w:lvl>
+    <w:lvl w:ilvl="5">
+      <w:start w:val="1"/>
+      <w:numFmt w:val="bullet"/>
+      <w:lvlText w:val="■"/>
+      <w:lvlJc w:val="left"/>
+      <w:pPr>
+        <w:ind w:left="4320" w:hanging="360"/>
+      </w:pPr>
+      <w:rPr>
+        <w:u w:val="none"/>
+      </w:rPr>
+    </w:lvl>
+    <w:lvl w:ilvl="6">
+      <w:start w:val="1"/>
+      <w:numFmt w:val="bullet"/>
+      <w:lvlText w:val="●"/>
+      <w:lvlJc w:val="left"/>
+      <w:pPr>
+        <w:ind w:left="5040" w:hanging="360"/>
+      </w:pPr>
+      <w:rPr>
+        <w:u w:val="none"/>
+      </w:rPr>
+    </w:lvl>
+    <w:lvl w:ilvl="7">
+      <w:start w:val="1"/>
+      <w:numFmt w:val="bullet"/>
+      <w:lvlText w:val="○"/>
+      <w:lvlJc w:val="left"/>
+      <w:pPr>
+        <w:ind w:left="5760" w:hanging="360"/>
+      </w:pPr>
+      <w:rPr>
+        <w:u w:val="none"/>
+      </w:rPr>
+    </w:lvl>
+    <w:lvl w:ilvl="8">
+      <w:start w:val="1"/>
+      <w:numFmt w:val="bullet"/>
+      <w:lvlText w:val="■"/>
+      <w:lvlJc w:val="left"/>
+      <w:pPr>
+        <w:ind w:left="6480" w:hanging="360"/>
+      </w:pPr>
+      <w:rPr>
+        <w:u w:val="none"/>
+      </w:rPr>
+    </w:lvl>
+  </w:abstractNum>
+  <w:abstractNum w:abstractNumId="7">
+    <w:lvl w:ilvl="0">
+      <w:start w:val="1"/>
       <w:numFmt w:val="lowerLetter"/>
       <w:lvlText w:val="%1."/>
       <w:lvlJc w:val="left"/>
@@ -8154,7 +8833,7 @@
       </w:rPr>
     </w:lvl>
   </w:abstractNum>
-  <w:abstractNum w:abstractNumId="6">
+  <w:abstractNum w:abstractNumId="8">
     <w:lvl w:ilvl="0">
       <w:start w:val="1"/>
       <w:numFmt w:val="decimal"/>
@@ -8264,7 +8943,7 @@
       </w:rPr>
     </w:lvl>
   </w:abstractNum>
-  <w:abstractNum w:abstractNumId="7">
+  <w:abstractNum w:abstractNumId="9">
     <w:lvl w:ilvl="0">
       <w:start w:val="1"/>
       <w:numFmt w:val="bullet"/>
@@ -8374,7 +9053,7 @@
       </w:rPr>
     </w:lvl>
   </w:abstractNum>
-  <w:abstractNum w:abstractNumId="8">
+  <w:abstractNum w:abstractNumId="10">
     <w:lvl w:ilvl="0">
       <w:start w:val="1"/>
       <w:numFmt w:val="bullet"/>
@@ -8484,7 +9163,7 @@
       </w:rPr>
     </w:lvl>
   </w:abstractNum>
-  <w:abstractNum w:abstractNumId="9">
+  <w:abstractNum w:abstractNumId="11">
     <w:lvl w:ilvl="0">
       <w:start w:val="1"/>
       <w:numFmt w:val="decimal"/>
@@ -8594,7 +9273,7 @@
       </w:rPr>
     </w:lvl>
   </w:abstractNum>
-  <w:abstractNum w:abstractNumId="10">
+  <w:abstractNum w:abstractNumId="12">
     <w:lvl w:ilvl="0">
       <w:start w:val="1"/>
       <w:numFmt w:val="decimal"/>
@@ -8704,7 +9383,7 @@
       </w:rPr>
     </w:lvl>
   </w:abstractNum>
-  <w:abstractNum w:abstractNumId="11">
+  <w:abstractNum w:abstractNumId="13">
     <w:lvl w:ilvl="0">
       <w:start w:val="1"/>
       <w:numFmt w:val="lowerLetter"/>
@@ -8846,6 +9525,12 @@
   </w:num>
   <w:num w:numId="11">
     <w:abstractNumId w:val="11"/>
+  </w:num>
+  <w:num w:numId="12">
+    <w:abstractNumId w:val="12"/>
+  </w:num>
+  <w:num w:numId="13">
+    <w:abstractNumId w:val="13"/>
   </w:num>
 </w:numbering>
 </file>

--- a/SRS.docx
+++ b/SRS.docx
@@ -1116,14 +1116,51 @@
             <w:pPr>
               <w:widowControl w:val="0"/>
               <w:spacing w:after="40" w:before="40" w:line="240" w:lineRule="auto"/>
-              <w:ind w:left="0" w:right="0" w:firstLine="0"/>
               <w:rPr>
                 <w:rFonts w:ascii="Times New Roman" w:cs="Times New Roman" w:eastAsia="Times New Roman" w:hAnsi="Times New Roman"/>
                 <w:sz w:val="20"/>
                 <w:szCs w:val="20"/>
-                <w:u w:val="single"/>
               </w:rPr>
             </w:pPr>
+            <w:r>
+              <w:rPr>
+                <w:rFonts w:ascii="Times New Roman" w:cs="Times New Roman" w:eastAsia="Times New Roman" w:hAnsi="Times New Roman"/>
+                <w:sz w:val="20"/>
+                <w:szCs w:val="20"/>
+                <w:rtl w:val="0"/>
+              </w:rPr>
+              <w:t xml:space="preserve">03/02/2026</w:t>
+            </w:r>
+          </w:p>
+        </w:tc>
+        <w:tc>
+          <w:tcPr>
+            <w:tcBorders>
+              <w:top w:color="000000" w:space="0" w:sz="6" w:val="single"/>
+              <w:left w:color="000000" w:space="0" w:sz="6" w:val="single"/>
+              <w:bottom w:color="000000" w:space="0" w:sz="6" w:val="single"/>
+            </w:tcBorders>
+            <w:shd w:fill="e5e5e5" w:val="clear"/>
+          </w:tcPr>
+          <w:p>
+            <w:pPr>
+              <w:widowControl w:val="0"/>
+              <w:spacing w:after="40" w:before="40" w:line="240" w:lineRule="auto"/>
+              <w:rPr>
+                <w:rFonts w:ascii="Times New Roman" w:cs="Times New Roman" w:eastAsia="Times New Roman" w:hAnsi="Times New Roman"/>
+                <w:sz w:val="20"/>
+                <w:szCs w:val="20"/>
+              </w:rPr>
+            </w:pPr>
+            <w:r>
+              <w:rPr>
+                <w:rFonts w:ascii="Times New Roman" w:cs="Times New Roman" w:eastAsia="Times New Roman" w:hAnsi="Times New Roman"/>
+                <w:sz w:val="20"/>
+                <w:szCs w:val="20"/>
+                <w:rtl w:val="0"/>
+              </w:rPr>
+              <w:t xml:space="preserve">2.0</w:t>
+            </w:r>
             <w:r>
               <w:rPr>
                 <w:rtl w:val="0"/>
@@ -1153,35 +1190,12 @@
             </w:pPr>
             <w:r>
               <w:rPr>
-                <w:rtl w:val="0"/>
-              </w:rPr>
-            </w:r>
-          </w:p>
-        </w:tc>
-        <w:tc>
-          <w:tcPr>
-            <w:tcBorders>
-              <w:top w:color="000000" w:space="0" w:sz="6" w:val="single"/>
-              <w:left w:color="000000" w:space="0" w:sz="6" w:val="single"/>
-              <w:bottom w:color="000000" w:space="0" w:sz="6" w:val="single"/>
-            </w:tcBorders>
-            <w:shd w:fill="e5e5e5" w:val="clear"/>
-          </w:tcPr>
-          <w:p>
-            <w:pPr>
-              <w:widowControl w:val="0"/>
-              <w:spacing w:after="40" w:before="40" w:line="240" w:lineRule="auto"/>
-              <w:ind w:left="0" w:right="0" w:firstLine="0"/>
-              <w:rPr>
                 <w:rFonts w:ascii="Times New Roman" w:cs="Times New Roman" w:eastAsia="Times New Roman" w:hAnsi="Times New Roman"/>
                 <w:sz w:val="20"/>
                 <w:szCs w:val="20"/>
-              </w:rPr>
-            </w:pPr>
-            <w:r>
-              <w:rPr>
                 <w:rtl w:val="0"/>
               </w:rPr>
+              <w:t xml:space="preserve">Added External &amp; Internal Requirements</w:t>
             </w:r>
           </w:p>
         </w:tc>
@@ -1208,8 +1222,12 @@
             </w:pPr>
             <w:r>
               <w:rPr>
+                <w:rFonts w:ascii="Times New Roman" w:cs="Times New Roman" w:eastAsia="Times New Roman" w:hAnsi="Times New Roman"/>
+                <w:sz w:val="20"/>
+                <w:szCs w:val="20"/>
                 <w:rtl w:val="0"/>
               </w:rPr>
+              <w:t xml:space="preserve">Sadhvik Chelmatikary</w:t>
             </w:r>
           </w:p>
         </w:tc>
@@ -3562,7 +3580,7 @@
         <w:tab/>
         <w:t xml:space="preserve">        </w:t>
         <w:tab/>
-        <w:t xml:space="preserve">        9</w:t>
+        <w:t xml:space="preserve">   9-10</w:t>
       </w:r>
     </w:p>
     <w:p>
@@ -3596,7 +3614,7 @@
         <w:tab/>
         <w:t xml:space="preserve">        </w:t>
         <w:tab/>
-        <w:t xml:space="preserve">        9</w:t>
+        <w:t xml:space="preserve">      10</w:t>
         <w:tab/>
       </w:r>
     </w:p>
@@ -3654,8 +3672,7 @@
         <w:t xml:space="preserve">        </w:t>
         <w:tab/>
         <w:tab/>
-        <w:t xml:space="preserve">      10</w:t>
-        <w:tab/>
+        <w:t xml:space="preserve">      11</w:t>
       </w:r>
     </w:p>
     <w:p>
@@ -3687,7 +3704,7 @@
         <w:t xml:space="preserve">        </w:t>
         <w:tab/>
         <w:tab/>
-        <w:t xml:space="preserve">                 10</w:t>
+        <w:t xml:space="preserve">                 11</w:t>
         <w:tab/>
       </w:r>
     </w:p>
@@ -3720,7 +3737,7 @@
         <w:t xml:space="preserve">        </w:t>
         <w:tab/>
         <w:tab/>
-        <w:t xml:space="preserve">                 10</w:t>
+        <w:t xml:space="preserve">                 11</w:t>
         <w:tab/>
       </w:r>
     </w:p>
@@ -7689,7 +7706,7 @@
         <w:ind w:left="0" w:right="0" w:firstLine="0"/>
         <w:rPr>
           <w:rFonts w:ascii="Times New Roman" w:cs="Times New Roman" w:eastAsia="Times New Roman" w:hAnsi="Times New Roman"/>
-          <w:color w:val="5b1a8e"/>
+          <w:color w:val="999999"/>
           <w:sz w:val="27"/>
           <w:szCs w:val="27"/>
         </w:rPr>
@@ -7724,11 +7741,109 @@
     </w:p>
     <w:p>
       <w:pPr>
+        <w:spacing w:after="180" w:lineRule="auto"/>
+        <w:ind w:left="720" w:firstLine="0"/>
+        <w:jc w:val="both"/>
+        <w:rPr>
+          <w:rFonts w:ascii="Times New Roman" w:cs="Times New Roman" w:eastAsia="Times New Roman" w:hAnsi="Times New Roman"/>
+          <w:color w:val="5b1a8e"/>
+          <w:sz w:val="27"/>
+          <w:szCs w:val="27"/>
+        </w:rPr>
+      </w:pPr>
+      <w:r>
+        <w:rPr>
+          <w:rFonts w:ascii="Times New Roman" w:cs="Times New Roman" w:eastAsia="Times New Roman" w:hAnsi="Times New Roman"/>
+          <w:color w:val="5b1a8e"/>
+          <w:sz w:val="27"/>
+          <w:szCs w:val="27"/>
+          <w:rtl w:val="0"/>
+        </w:rPr>
+        <w:t xml:space="preserve">1 The system must provide an interface to the User module so that the users can see their dealt cards and make decisions in the game. The interface should be of a visual format with the following fields: cards, current balance</w:t>
+      </w:r>
+    </w:p>
+    <w:p>
+      <w:pPr>
+        <w:spacing w:after="180" w:lineRule="auto"/>
+        <w:ind w:left="720" w:firstLine="0"/>
+        <w:jc w:val="both"/>
+        <w:rPr>
+          <w:rFonts w:ascii="Times New Roman" w:cs="Times New Roman" w:eastAsia="Times New Roman" w:hAnsi="Times New Roman"/>
+          <w:color w:val="5b1a8e"/>
+          <w:sz w:val="27"/>
+          <w:szCs w:val="27"/>
+        </w:rPr>
+      </w:pPr>
+      <w:r>
+        <w:rPr>
+          <w:rFonts w:ascii="Times New Roman" w:cs="Times New Roman" w:eastAsia="Times New Roman" w:hAnsi="Times New Roman"/>
+          <w:color w:val="5b1a8e"/>
+          <w:sz w:val="27"/>
+          <w:szCs w:val="27"/>
+          <w:rtl w:val="0"/>
+        </w:rPr>
+        <w:t xml:space="preserve">2 The system must provide an interface to the User module so they can login to the system. The interface should consist of 2 text fields: username and password. The user must be able to provide input in the form of text.  The system must also give a visual cue if there was an error in any of the entries. The system should suggest the user to try inputting their information again.</w:t>
+      </w:r>
+    </w:p>
+    <w:p>
+      <w:pPr>
+        <w:spacing w:after="180" w:lineRule="auto"/>
+        <w:ind w:left="720" w:firstLine="0"/>
+        <w:jc w:val="both"/>
+        <w:rPr>
+          <w:rFonts w:ascii="Times New Roman" w:cs="Times New Roman" w:eastAsia="Times New Roman" w:hAnsi="Times New Roman"/>
+          <w:color w:val="5b1a8e"/>
+          <w:sz w:val="27"/>
+          <w:szCs w:val="27"/>
+        </w:rPr>
+      </w:pPr>
+      <w:r>
+        <w:rPr>
+          <w:rFonts w:ascii="Times New Roman" w:cs="Times New Roman" w:eastAsia="Times New Roman" w:hAnsi="Times New Roman"/>
+          <w:color w:val="5b1a8e"/>
+          <w:sz w:val="27"/>
+          <w:szCs w:val="27"/>
+          <w:rtl w:val="0"/>
+        </w:rPr>
+        <w:t xml:space="preserve">3 The system must provide an interface to end their game session through a visual cue.</w:t>
+      </w:r>
+    </w:p>
+    <w:p>
+      <w:pPr>
+        <w:spacing w:after="180" w:lineRule="auto"/>
+        <w:ind w:left="720" w:firstLine="0"/>
+        <w:jc w:val="both"/>
+        <w:rPr>
+          <w:rFonts w:ascii="Times New Roman" w:cs="Times New Roman" w:eastAsia="Times New Roman" w:hAnsi="Times New Roman"/>
+          <w:b w:val="1"/>
+          <w:bCs w:val="1"/>
+          <w:sz w:val="30"/>
+          <w:szCs w:val="30"/>
+        </w:rPr>
+      </w:pPr>
+      <w:r>
+        <w:rPr>
+          <w:rFonts w:ascii="Times New Roman" w:cs="Times New Roman" w:eastAsia="Times New Roman" w:hAnsi="Times New Roman"/>
+          <w:color w:val="5b1a8e"/>
+          <w:sz w:val="27"/>
+          <w:szCs w:val="27"/>
+          <w:rtl w:val="0"/>
+        </w:rPr>
+        <w:t xml:space="preserve">4 The system must provide an interface across different computers to share their game data and progress over TCP protocol.</w:t>
+      </w:r>
+      <w:r>
+        <w:rPr>
+          <w:rtl w:val="0"/>
+        </w:rPr>
+      </w:r>
+    </w:p>
+    <w:p>
+      <w:pPr>
         <w:spacing w:after="300" w:before="240" w:lineRule="auto"/>
         <w:ind w:left="0" w:right="0" w:firstLine="0"/>
         <w:rPr>
           <w:rFonts w:ascii="Times New Roman" w:cs="Times New Roman" w:eastAsia="Times New Roman" w:hAnsi="Times New Roman"/>
-          <w:color w:val="5b1a8e"/>
+          <w:color w:val="999999"/>
           <w:sz w:val="27"/>
           <w:szCs w:val="27"/>
         </w:rPr>
@@ -7757,13 +7872,113 @@
       </w:r>
       <w:r>
         <w:rPr>
-          <w:rFonts w:ascii="Times New Roman" w:cs="Times New Roman" w:eastAsia="Times New Roman" w:hAnsi="Times New Roman"/>
-          <w:color w:val="5b1a8e"/>
-          <w:sz w:val="27"/>
-          <w:szCs w:val="27"/>
-          <w:rtl w:val="0"/>
-        </w:rPr>
+          <w:rtl w:val="0"/>
+        </w:rPr>
+      </w:r>
+    </w:p>
+    <w:p>
+      <w:pPr>
+        <w:ind w:left="720" w:firstLine="0"/>
+        <w:jc w:val="both"/>
+        <w:rPr>
+          <w:rFonts w:ascii="Times New Roman" w:cs="Times New Roman" w:eastAsia="Times New Roman" w:hAnsi="Times New Roman"/>
+          <w:color w:val="5b1a8e"/>
+          <w:sz w:val="27"/>
+          <w:szCs w:val="27"/>
+        </w:rPr>
+      </w:pPr>
+      <w:r>
+        <w:rPr>
+          <w:rFonts w:ascii="Times New Roman" w:cs="Times New Roman" w:eastAsia="Times New Roman" w:hAnsi="Times New Roman"/>
+          <w:color w:val="5b1a8e"/>
+          <w:sz w:val="27"/>
+          <w:szCs w:val="27"/>
+          <w:rtl w:val="0"/>
+        </w:rPr>
+        <w:t xml:space="preserve">1 The system must represent each card with a different number value. The system must use the card’s value to compute score</w:t>
         <w:br w:type="textWrapping"/>
+        <w:t xml:space="preserve">2 The system must randomize the card of decks with built in pseudorandom generator before shuffling each time</w:t>
+        <w:br w:type="textWrapping"/>
+        <w:t xml:space="preserve">3  The system should fill the table with different players based on the queue of waiting clients in a first come first serve fashion.</w:t>
+        <w:br w:type="textWrapping"/>
+        <w:t xml:space="preserve">4 The system must be able to restrict the number of cards to be drawn after the amount 21 has been exceeded by the users</w:t>
+        <w:br w:type="textWrapping"/>
+      </w:r>
+    </w:p>
+    <w:p>
+      <w:pPr>
+        <w:spacing w:after="780" w:before="240" w:lineRule="auto"/>
+        <w:ind w:left="0" w:right="0" w:firstLine="0"/>
+        <w:jc w:val="center"/>
+        <w:rPr>
+          <w:rFonts w:ascii="Times New Roman" w:cs="Times New Roman" w:eastAsia="Times New Roman" w:hAnsi="Times New Roman"/>
+          <w:b w:val="1"/>
+          <w:bCs w:val="1"/>
+          <w:sz w:val="39"/>
+          <w:szCs w:val="39"/>
+        </w:rPr>
+      </w:pPr>
+      <w:r>
+        <w:rPr>
+          <w:rtl w:val="0"/>
+        </w:rPr>
+      </w:r>
+    </w:p>
+    <w:p>
+      <w:pPr>
+        <w:spacing w:after="780" w:before="240" w:lineRule="auto"/>
+        <w:ind w:left="0" w:right="0" w:firstLine="0"/>
+        <w:jc w:val="center"/>
+        <w:rPr>
+          <w:rFonts w:ascii="Times New Roman" w:cs="Times New Roman" w:eastAsia="Times New Roman" w:hAnsi="Times New Roman"/>
+          <w:b w:val="1"/>
+          <w:bCs w:val="1"/>
+          <w:sz w:val="39"/>
+          <w:szCs w:val="39"/>
+        </w:rPr>
+      </w:pPr>
+      <w:r>
+        <w:rPr>
+          <w:rtl w:val="0"/>
+        </w:rPr>
+      </w:r>
+    </w:p>
+    <w:p>
+      <w:pPr>
+        <w:spacing w:after="780" w:before="240" w:lineRule="auto"/>
+        <w:ind w:left="0" w:right="0" w:firstLine="0"/>
+        <w:jc w:val="center"/>
+        <w:rPr>
+          <w:rFonts w:ascii="Times New Roman" w:cs="Times New Roman" w:eastAsia="Times New Roman" w:hAnsi="Times New Roman"/>
+          <w:b w:val="1"/>
+          <w:bCs w:val="1"/>
+          <w:sz w:val="39"/>
+          <w:szCs w:val="39"/>
+        </w:rPr>
+      </w:pPr>
+      <w:r>
+        <w:rPr>
+          <w:rtl w:val="0"/>
+        </w:rPr>
+      </w:r>
+    </w:p>
+    <w:p>
+      <w:pPr>
+        <w:spacing w:after="780" w:before="240" w:lineRule="auto"/>
+        <w:ind w:left="0" w:right="0" w:firstLine="0"/>
+        <w:jc w:val="center"/>
+        <w:rPr>
+          <w:rFonts w:ascii="Times New Roman" w:cs="Times New Roman" w:eastAsia="Times New Roman" w:hAnsi="Times New Roman"/>
+          <w:b w:val="1"/>
+          <w:bCs w:val="1"/>
+          <w:sz w:val="39"/>
+          <w:szCs w:val="39"/>
+        </w:rPr>
+      </w:pPr>
+      <w:r>
+        <w:rPr>
+          <w:rtl w:val="0"/>
+        </w:rPr>
       </w:r>
     </w:p>
     <w:p>

--- a/SRS.docx
+++ b/SRS.docx
@@ -1250,18 +1250,20 @@
             <w:pPr>
               <w:widowControl w:val="0"/>
               <w:spacing w:after="40" w:before="40" w:line="240" w:lineRule="auto"/>
-              <w:ind w:left="0" w:right="0" w:firstLine="0"/>
               <w:rPr>
                 <w:rFonts w:ascii="Times New Roman" w:cs="Times New Roman" w:eastAsia="Times New Roman" w:hAnsi="Times New Roman"/>
                 <w:sz w:val="20"/>
                 <w:szCs w:val="20"/>
-                <w:u w:val="single"/>
               </w:rPr>
             </w:pPr>
             <w:r>
               <w:rPr>
+                <w:rFonts w:ascii="Times New Roman" w:cs="Times New Roman" w:eastAsia="Times New Roman" w:hAnsi="Times New Roman"/>
+                <w:sz w:val="20"/>
+                <w:szCs w:val="20"/>
                 <w:rtl w:val="0"/>
               </w:rPr>
+              <w:t xml:space="preserve">03/02/2026</w:t>
             </w:r>
           </w:p>
         </w:tc>
@@ -1287,6 +1289,15 @@
             </w:pPr>
             <w:r>
               <w:rPr>
+                <w:rFonts w:ascii="Times New Roman" w:cs="Times New Roman" w:eastAsia="Times New Roman" w:hAnsi="Times New Roman"/>
+                <w:sz w:val="20"/>
+                <w:szCs w:val="20"/>
+                <w:rtl w:val="0"/>
+              </w:rPr>
+              <w:t xml:space="preserve">2.1</w:t>
+            </w:r>
+            <w:r>
+              <w:rPr>
                 <w:rtl w:val="0"/>
               </w:rPr>
             </w:r>
@@ -1314,8 +1325,12 @@
             </w:pPr>
             <w:r>
               <w:rPr>
+                <w:rFonts w:ascii="Times New Roman" w:cs="Times New Roman" w:eastAsia="Times New Roman" w:hAnsi="Times New Roman"/>
+                <w:sz w:val="20"/>
+                <w:szCs w:val="20"/>
                 <w:rtl w:val="0"/>
               </w:rPr>
+              <w:t xml:space="preserve">Added Non-Functional Requirements</w:t>
             </w:r>
           </w:p>
         </w:tc>
@@ -1342,8 +1357,12 @@
             </w:pPr>
             <w:r>
               <w:rPr>
+                <w:rFonts w:ascii="Times New Roman" w:cs="Times New Roman" w:eastAsia="Times New Roman" w:hAnsi="Times New Roman"/>
+                <w:sz w:val="20"/>
+                <w:szCs w:val="20"/>
                 <w:rtl w:val="0"/>
               </w:rPr>
+              <w:t xml:space="preserve">Daniel Alvarado</w:t>
             </w:r>
           </w:p>
         </w:tc>
@@ -8048,18 +8067,89 @@
     <w:p>
       <w:pPr>
         <w:spacing w:after="180" w:lineRule="auto"/>
-        <w:ind w:left="720" w:right="0" w:firstLine="0"/>
-        <w:rPr>
-          <w:rFonts w:ascii="Times New Roman" w:cs="Times New Roman" w:eastAsia="Times New Roman" w:hAnsi="Times New Roman"/>
-          <w:color w:val="5b1a8e"/>
-          <w:sz w:val="27"/>
-          <w:szCs w:val="27"/>
-        </w:rPr>
-      </w:pPr>
-      <w:r>
-        <w:rPr>
-          <w:rtl w:val="0"/>
-        </w:rPr>
+        <w:ind w:left="720" w:firstLine="0"/>
+        <w:rPr>
+          <w:rFonts w:ascii="Times New Roman" w:cs="Times New Roman" w:eastAsia="Times New Roman" w:hAnsi="Times New Roman"/>
+          <w:color w:val="5b1a8e"/>
+          <w:sz w:val="27"/>
+          <w:szCs w:val="27"/>
+        </w:rPr>
+      </w:pPr>
+      <w:r>
+        <w:rPr>
+          <w:rFonts w:ascii="Times New Roman" w:cs="Times New Roman" w:eastAsia="Times New Roman" w:hAnsi="Times New Roman"/>
+          <w:color w:val="5b1a8e"/>
+          <w:sz w:val="27"/>
+          <w:szCs w:val="27"/>
+          <w:rtl w:val="0"/>
+        </w:rPr>
+        <w:t xml:space="preserve">4.1.1 User logins are password protected, users can only access an account with a valid username &amp; password matching our records. </w:t>
+      </w:r>
+    </w:p>
+    <w:p>
+      <w:pPr>
+        <w:spacing w:after="180" w:lineRule="auto"/>
+        <w:ind w:left="720" w:firstLine="0"/>
+        <w:rPr>
+          <w:rFonts w:ascii="Times New Roman" w:cs="Times New Roman" w:eastAsia="Times New Roman" w:hAnsi="Times New Roman"/>
+          <w:color w:val="5b1a8e"/>
+          <w:sz w:val="27"/>
+          <w:szCs w:val="27"/>
+        </w:rPr>
+      </w:pPr>
+      <w:r>
+        <w:rPr>
+          <w:rFonts w:ascii="Times New Roman" w:cs="Times New Roman" w:eastAsia="Times New Roman" w:hAnsi="Times New Roman"/>
+          <w:color w:val="5b1a8e"/>
+          <w:sz w:val="27"/>
+          <w:szCs w:val="27"/>
+          <w:rtl w:val="0"/>
+        </w:rPr>
+        <w:t xml:space="preserve">4.1.2 Passwords can consist of the following</w:t>
+      </w:r>
+    </w:p>
+    <w:p>
+      <w:pPr>
+        <w:spacing w:after="180" w:lineRule="auto"/>
+        <w:ind w:left="720" w:firstLine="0"/>
+        <w:rPr>
+          <w:rFonts w:ascii="Times New Roman" w:cs="Times New Roman" w:eastAsia="Times New Roman" w:hAnsi="Times New Roman"/>
+          <w:color w:val="5b1a8e"/>
+          <w:sz w:val="27"/>
+          <w:szCs w:val="27"/>
+        </w:rPr>
+      </w:pPr>
+      <w:r>
+        <w:rPr>
+          <w:rFonts w:ascii="Times New Roman" w:cs="Times New Roman" w:eastAsia="Times New Roman" w:hAnsi="Times New Roman"/>
+          <w:color w:val="5b1a8e"/>
+          <w:sz w:val="27"/>
+          <w:szCs w:val="27"/>
+          <w:rtl w:val="0"/>
+        </w:rPr>
+        <w:t xml:space="preserve">(char: A-Z, int: 0-9, symbols:_!?@#&amp;) and are case sensitive.</w:t>
+      </w:r>
+    </w:p>
+    <w:p>
+      <w:pPr>
+        <w:spacing w:after="180" w:lineRule="auto"/>
+        <w:ind w:left="720" w:firstLine="0"/>
+        <w:rPr>
+          <w:rFonts w:ascii="Times New Roman" w:cs="Times New Roman" w:eastAsia="Times New Roman" w:hAnsi="Times New Roman"/>
+          <w:color w:val="5b1a8e"/>
+          <w:sz w:val="27"/>
+          <w:szCs w:val="27"/>
+        </w:rPr>
+      </w:pPr>
+      <w:r>
+        <w:rPr>
+          <w:rFonts w:ascii="Times New Roman" w:cs="Times New Roman" w:eastAsia="Times New Roman" w:hAnsi="Times New Roman"/>
+          <w:color w:val="5b1a8e"/>
+          <w:sz w:val="27"/>
+          <w:szCs w:val="27"/>
+          <w:rtl w:val="0"/>
+        </w:rPr>
+        <w:t xml:space="preserve">4.1.3 Username &amp; Password details will be saved via an ordered list. </w:t>
       </w:r>
     </w:p>
     <w:p>
@@ -8103,19 +8193,149 @@
     </w:p>
     <w:p>
       <w:pPr>
-        <w:spacing w:after="180" w:lineRule="auto"/>
-        <w:ind w:left="0" w:right="0" w:firstLine="0"/>
-        <w:rPr>
-          <w:rFonts w:ascii="Times New Roman" w:cs="Times New Roman" w:eastAsia="Times New Roman" w:hAnsi="Times New Roman"/>
-          <w:color w:val="5b1a8e"/>
-          <w:sz w:val="27"/>
-          <w:szCs w:val="27"/>
-        </w:rPr>
-      </w:pPr>
-      <w:r>
-        <w:rPr>
-          <w:rtl w:val="0"/>
-        </w:rPr>
+        <w:ind w:left="720" w:firstLine="0"/>
+        <w:rPr>
+          <w:rFonts w:ascii="Times New Roman" w:cs="Times New Roman" w:eastAsia="Times New Roman" w:hAnsi="Times New Roman"/>
+          <w:color w:val="5b1a8e"/>
+          <w:sz w:val="27"/>
+          <w:szCs w:val="27"/>
+        </w:rPr>
+      </w:pPr>
+      <w:r>
+        <w:rPr>
+          <w:rFonts w:ascii="Times New Roman" w:cs="Times New Roman" w:eastAsia="Times New Roman" w:hAnsi="Times New Roman"/>
+          <w:color w:val="5b1a8e"/>
+          <w:sz w:val="27"/>
+          <w:szCs w:val="27"/>
+          <w:rtl w:val="0"/>
+        </w:rPr>
+        <w:t xml:space="preserve">4.2.1 system must be running windows 10 or higher, mac os 13 or linux</w:t>
+      </w:r>
+    </w:p>
+    <w:p>
+      <w:pPr>
+        <w:ind w:left="720" w:firstLine="0"/>
+        <w:rPr>
+          <w:rFonts w:ascii="Times New Roman" w:cs="Times New Roman" w:eastAsia="Times New Roman" w:hAnsi="Times New Roman"/>
+          <w:color w:val="5b1a8e"/>
+          <w:sz w:val="27"/>
+          <w:szCs w:val="27"/>
+        </w:rPr>
+      </w:pPr>
+      <w:r>
+        <w:rPr>
+          <w:rFonts w:ascii="Times New Roman" w:cs="Times New Roman" w:eastAsia="Times New Roman" w:hAnsi="Times New Roman"/>
+          <w:color w:val="5b1a8e"/>
+          <w:sz w:val="27"/>
+          <w:szCs w:val="27"/>
+          <w:rtl w:val="0"/>
+        </w:rPr>
+        <w:t xml:space="preserve">4.2.2 system must be able to support sdk java 17 </w:t>
+      </w:r>
+    </w:p>
+    <w:p>
+      <w:pPr>
+        <w:ind w:left="720" w:firstLine="0"/>
+        <w:rPr>
+          <w:rFonts w:ascii="Times New Roman" w:cs="Times New Roman" w:eastAsia="Times New Roman" w:hAnsi="Times New Roman"/>
+          <w:color w:val="5b1a8e"/>
+          <w:sz w:val="27"/>
+          <w:szCs w:val="27"/>
+        </w:rPr>
+      </w:pPr>
+      <w:r>
+        <w:rPr>
+          <w:rFonts w:ascii="Times New Roman" w:cs="Times New Roman" w:eastAsia="Times New Roman" w:hAnsi="Times New Roman"/>
+          <w:color w:val="5b1a8e"/>
+          <w:sz w:val="27"/>
+          <w:szCs w:val="27"/>
+          <w:rtl w:val="0"/>
+        </w:rPr>
+        <w:t xml:space="preserve">4.2.3 system must have a minimum of 720p resolution</w:t>
+      </w:r>
+    </w:p>
+    <w:p>
+      <w:pPr>
+        <w:ind w:left="720" w:firstLine="0"/>
+        <w:rPr>
+          <w:rFonts w:ascii="Times New Roman" w:cs="Times New Roman" w:eastAsia="Times New Roman" w:hAnsi="Times New Roman"/>
+          <w:color w:val="5b1a8e"/>
+          <w:sz w:val="27"/>
+          <w:szCs w:val="27"/>
+        </w:rPr>
+      </w:pPr>
+      <w:r>
+        <w:rPr>
+          <w:rFonts w:ascii="Times New Roman" w:cs="Times New Roman" w:eastAsia="Times New Roman" w:hAnsi="Times New Roman"/>
+          <w:color w:val="5b1a8e"/>
+          <w:sz w:val="27"/>
+          <w:szCs w:val="27"/>
+          <w:rtl w:val="0"/>
+        </w:rPr>
+        <w:t xml:space="preserve">4.2.4 system must have keyboard/mouse either built in or plug in</w:t>
+      </w:r>
+    </w:p>
+    <w:p>
+      <w:pPr>
+        <w:ind w:left="720" w:firstLine="0"/>
+        <w:rPr>
+          <w:rFonts w:ascii="Times New Roman" w:cs="Times New Roman" w:eastAsia="Times New Roman" w:hAnsi="Times New Roman"/>
+          <w:color w:val="5b1a8e"/>
+          <w:sz w:val="27"/>
+          <w:szCs w:val="27"/>
+        </w:rPr>
+      </w:pPr>
+      <w:r>
+        <w:rPr>
+          <w:rFonts w:ascii="Times New Roman" w:cs="Times New Roman" w:eastAsia="Times New Roman" w:hAnsi="Times New Roman"/>
+          <w:color w:val="5b1a8e"/>
+          <w:sz w:val="27"/>
+          <w:szCs w:val="27"/>
+          <w:rtl w:val="0"/>
+        </w:rPr>
+        <w:t xml:space="preserve">4.2.5 system must have wifi capabilities and be able to connect to a network</w:t>
+      </w:r>
+    </w:p>
+    <w:p>
+      <w:pPr>
+        <w:ind w:left="720" w:firstLine="0"/>
+        <w:rPr>
+          <w:rFonts w:ascii="Times New Roman" w:cs="Times New Roman" w:eastAsia="Times New Roman" w:hAnsi="Times New Roman"/>
+          <w:color w:val="5b1a8e"/>
+          <w:sz w:val="27"/>
+          <w:szCs w:val="27"/>
+        </w:rPr>
+      </w:pPr>
+      <w:r>
+        <w:rPr>
+          <w:rFonts w:ascii="Times New Roman" w:cs="Times New Roman" w:eastAsia="Times New Roman" w:hAnsi="Times New Roman"/>
+          <w:color w:val="5b1a8e"/>
+          <w:sz w:val="27"/>
+          <w:szCs w:val="27"/>
+          <w:rtl w:val="0"/>
+        </w:rPr>
+        <w:t xml:space="preserve">4.2.6 system must have cpu of atleast intel i5 or amd ryzen 5</w:t>
+      </w:r>
+    </w:p>
+    <w:p>
+      <w:pPr>
+        <w:ind w:left="720" w:firstLine="0"/>
+        <w:rPr>
+          <w:rFonts w:ascii="Times New Roman" w:cs="Times New Roman" w:eastAsia="Times New Roman" w:hAnsi="Times New Roman"/>
+          <w:color w:val="5b1a8e"/>
+          <w:sz w:val="27"/>
+          <w:szCs w:val="27"/>
+        </w:rPr>
+      </w:pPr>
+      <w:r>
+        <w:rPr>
+          <w:rFonts w:ascii="Times New Roman" w:cs="Times New Roman" w:eastAsia="Times New Roman" w:hAnsi="Times New Roman"/>
+          <w:color w:val="5b1a8e"/>
+          <w:sz w:val="27"/>
+          <w:szCs w:val="27"/>
+          <w:rtl w:val="0"/>
+        </w:rPr>
+        <w:t xml:space="preserve">4.2.7 system must have at least 8gb RAM and a graphics card that is able to render a GUI.</w:t>
       </w:r>
     </w:p>
     <w:p>
@@ -8155,13 +8375,43 @@
     </w:p>
     <w:p>
       <w:pPr>
-        <w:spacing w:after="180" w:lineRule="auto"/>
-        <w:ind w:left="0" w:right="0" w:firstLine="0"/>
+        <w:ind w:left="720" w:firstLine="0"/>
+        <w:rPr>
+          <w:rFonts w:ascii="Times New Roman" w:cs="Times New Roman" w:eastAsia="Times New Roman" w:hAnsi="Times New Roman"/>
+          <w:color w:val="5b1a8e"/>
+          <w:sz w:val="27"/>
+          <w:szCs w:val="27"/>
+        </w:rPr>
+      </w:pPr>
+      <w:r>
+        <w:rPr>
+          <w:rFonts w:ascii="Times New Roman" w:cs="Times New Roman" w:eastAsia="Times New Roman" w:hAnsi="Times New Roman"/>
+          <w:color w:val="5b1a8e"/>
+          <w:sz w:val="27"/>
+          <w:szCs w:val="27"/>
+          <w:rtl w:val="0"/>
+        </w:rPr>
+        <w:t xml:space="preserve">4.3.1 system will process players movement within 1 second.</w:t>
+      </w:r>
+    </w:p>
+    <w:p>
+      <w:pPr>
+        <w:ind w:left="720" w:firstLine="0"/>
         <w:rPr>
           <w:sz w:val="60"/>
           <w:szCs w:val="60"/>
         </w:rPr>
       </w:pPr>
+      <w:r>
+        <w:rPr>
+          <w:rFonts w:ascii="Times New Roman" w:cs="Times New Roman" w:eastAsia="Times New Roman" w:hAnsi="Times New Roman"/>
+          <w:color w:val="5b1a8e"/>
+          <w:sz w:val="27"/>
+          <w:szCs w:val="27"/>
+          <w:rtl w:val="0"/>
+        </w:rPr>
+        <w:t xml:space="preserve">4.3.2 system will handle an infinite number concurrent players and dealers.</w:t>
+      </w:r>
       <w:r>
         <w:rPr>
           <w:rtl w:val="0"/>
